--- a/operation-manual.docx
+++ b/operation-manual.docx
@@ -17,10 +17,10 @@
         <w:rPr>
           <w:b/>
           <w:color w:val="2C3E50"/>
-          <w:sz w:val="64"/>
-          <w:lang w:eastAsia="ja-JP"/>
-        </w:rPr>
-        <w:t>複数シート自動集計マクロ</w:t>
+          <w:sz w:val="56"/>
+          <w:lang w:eastAsia="ja-JP"/>
+        </w:rPr>
+        <w:t>顧客リストクレンジングマクロ</w:t>
       </w:r>
     </w:p>
     <w:p>
@@ -63,7 +63,7 @@
         <w:rPr>
           <w:i/>
           <w:color w:val="6B655E"/>
-          <w:sz w:val="26"/>
+          <w:sz w:val="24"/>
           <w:lang w:eastAsia="ja-JP"/>
         </w:rPr>
         <w:t>Excel VBA</w:t>
@@ -72,10 +72,10 @@
         <w:rPr>
           <w:i/>
           <w:color w:val="6B655E"/>
-          <w:sz w:val="26"/>
-          <w:lang w:eastAsia="ja-JP"/>
-        </w:rPr>
-        <w:t>で店舗別売上を自動集計</w:t>
+          <w:sz w:val="24"/>
+          <w:lang w:eastAsia="ja-JP"/>
+        </w:rPr>
+        <w:t>で顧客リストの重複削除・表記揺れ統一・全角半角変換を自動化</w:t>
       </w:r>
     </w:p>
     <w:p>
@@ -129,150 +129,166 @@
     </w:p>
     <w:p>
       <w:pPr>
-        <w:rPr>
-          <w:lang w:eastAsia="ja-JP"/>
-        </w:rPr>
-      </w:pPr>
+        <w:jc w:val="center"/>
+      </w:pPr>
+      <w:r>
+        <w:rPr>
+          <w:b/>
+          <w:color w:val="27AE60"/>
+          <w:sz w:val="22"/>
+        </w:rPr>
+        <w:t xml:space="preserve">✅ Windows / Mac </w:t>
+      </w:r>
+      <w:r>
+        <w:rPr>
+          <w:b/>
+          <w:color w:val="27AE60"/>
+          <w:sz w:val="22"/>
+        </w:rPr>
+        <w:t>両対応</w:t>
+      </w:r>
+    </w:p>
+    <w:p/>
+    <w:p>
+      <w:pPr>
+        <w:jc w:val="center"/>
+      </w:pPr>
+      <w:r>
+        <w:rPr>
+          <w:b/>
+          <w:color w:val="2C3E50"/>
+          <w:sz w:val="24"/>
+        </w:rPr>
+        <w:t>Waki Studio</w:t>
+      </w:r>
     </w:p>
     <w:p>
       <w:pPr>
         <w:jc w:val="center"/>
-        <w:rPr>
-          <w:lang w:eastAsia="ja-JP"/>
-        </w:rPr>
-      </w:pPr>
-      <w:r>
-        <w:rPr>
-          <w:b/>
-          <w:color w:val="2C3E50"/>
-          <w:sz w:val="24"/>
-          <w:lang w:eastAsia="ja-JP"/>
-        </w:rPr>
-        <w:t>Waki Studio</w:t>
+      </w:pPr>
+      <w:r>
+        <w:rPr>
+          <w:color w:val="6B655E"/>
+          <w:sz w:val="20"/>
+        </w:rPr>
+        <w:t>Version 1.0  /  2026</w:t>
       </w:r>
     </w:p>
     <w:p>
-      <w:pPr>
-        <w:jc w:val="center"/>
-        <w:rPr>
-          <w:lang w:eastAsia="ja-JP"/>
-        </w:rPr>
-      </w:pPr>
-      <w:r>
-        <w:rPr>
-          <w:color w:val="6B655E"/>
-          <w:sz w:val="20"/>
-          <w:lang w:eastAsia="ja-JP"/>
-        </w:rPr>
-        <w:t xml:space="preserve">Version </w:t>
-      </w:r>
-      <w:proofErr w:type="gramStart"/>
-      <w:r>
-        <w:rPr>
-          <w:color w:val="6B655E"/>
-          <w:sz w:val="20"/>
-          <w:lang w:eastAsia="ja-JP"/>
-        </w:rPr>
-        <w:t>1.0  /</w:t>
-      </w:r>
-      <w:proofErr w:type="gramEnd"/>
-      <w:r>
-        <w:rPr>
-          <w:color w:val="6B655E"/>
-          <w:sz w:val="20"/>
-          <w:lang w:eastAsia="ja-JP"/>
-        </w:rPr>
-        <w:t xml:space="preserve">  2026</w:t>
+      <w:r>
+        <w:br w:type="page"/>
       </w:r>
     </w:p>
     <w:p>
       <w:pPr>
-        <w:rPr>
-          <w:lang w:eastAsia="ja-JP"/>
-        </w:rPr>
-      </w:pPr>
-      <w:r>
-        <w:rPr>
-          <w:lang w:eastAsia="ja-JP"/>
-        </w:rPr>
-        <w:br w:type="page"/>
+        <w:spacing w:before="480" w:after="240"/>
+        <w:rPr>
+          <w:lang w:eastAsia="ja-JP"/>
+        </w:rPr>
+      </w:pPr>
+      <w:r>
+        <w:rPr>
+          <w:b/>
+          <w:color w:val="2C3E50"/>
+          <w:sz w:val="40"/>
+          <w:lang w:eastAsia="ja-JP"/>
+        </w:rPr>
+        <w:lastRenderedPageBreak/>
+        <w:t>はじめに</w:t>
       </w:r>
     </w:p>
     <w:p>
       <w:pPr>
-        <w:spacing w:before="480" w:after="240"/>
-        <w:rPr>
-          <w:lang w:eastAsia="ja-JP"/>
-        </w:rPr>
-      </w:pPr>
-      <w:r>
-        <w:rPr>
-          <w:b/>
-          <w:color w:val="2C3E50"/>
-          <w:sz w:val="40"/>
-          <w:lang w:eastAsia="ja-JP"/>
-        </w:rPr>
-        <w:lastRenderedPageBreak/>
-        <w:t>はじめに</w:t>
+        <w:spacing w:after="120"/>
+        <w:rPr>
+          <w:lang w:eastAsia="ja-JP"/>
+        </w:rPr>
+      </w:pPr>
+      <w:r>
+        <w:rPr>
+          <w:color w:val="2C3E50"/>
+          <w:lang w:eastAsia="ja-JP"/>
+        </w:rPr>
+        <w:t>本マニュアルは、</w:t>
+      </w:r>
+      <w:r>
+        <w:rPr>
+          <w:color w:val="2C3E50"/>
+          <w:lang w:eastAsia="ja-JP"/>
+        </w:rPr>
+        <w:t>Excel</w:t>
+      </w:r>
+      <w:r>
+        <w:rPr>
+          <w:color w:val="2C3E50"/>
+          <w:lang w:eastAsia="ja-JP"/>
+        </w:rPr>
+        <w:t>上で顧客リストや名簿データを自動的にクレンジングする</w:t>
+      </w:r>
+      <w:r>
+        <w:rPr>
+          <w:color w:val="2C3E50"/>
+          <w:lang w:eastAsia="ja-JP"/>
+        </w:rPr>
+        <w:t>VBA</w:t>
+      </w:r>
+      <w:r>
+        <w:rPr>
+          <w:color w:val="2C3E50"/>
+          <w:lang w:eastAsia="ja-JP"/>
+        </w:rPr>
+        <w:t>マクロ「顧客リストクレンジングマクロ」のセットアップ・操作方法を解説するためのものです。</w:t>
       </w:r>
     </w:p>
     <w:p>
       <w:pPr>
-        <w:spacing w:after="120"/>
-        <w:rPr>
-          <w:lang w:eastAsia="ja-JP"/>
-        </w:rPr>
-      </w:pPr>
-      <w:r>
-        <w:rPr>
-          <w:color w:val="2C3E50"/>
-          <w:lang w:eastAsia="ja-JP"/>
-        </w:rPr>
-        <w:t>本マニュアルは、</w:t>
-      </w:r>
-      <w:r>
-        <w:rPr>
-          <w:color w:val="2C3E50"/>
-          <w:lang w:eastAsia="ja-JP"/>
-        </w:rPr>
-        <w:t>Excel</w:t>
-      </w:r>
-      <w:r>
-        <w:rPr>
-          <w:color w:val="2C3E50"/>
-          <w:lang w:eastAsia="ja-JP"/>
-        </w:rPr>
-        <w:t>上で複数シートのデータを自動集計する</w:t>
-      </w:r>
-      <w:r>
-        <w:rPr>
-          <w:color w:val="2C3E50"/>
-          <w:lang w:eastAsia="ja-JP"/>
-        </w:rPr>
-        <w:t>VBA</w:t>
-      </w:r>
-      <w:r>
-        <w:rPr>
-          <w:color w:val="2C3E50"/>
-          <w:lang w:eastAsia="ja-JP"/>
-        </w:rPr>
-        <w:t>マクロ「複数シート自動集計マクロ」のセットアップ・操作方法を解説するためのものです。</w:t>
+        <w:spacing w:before="360" w:after="160"/>
+        <w:rPr>
+          <w:lang w:eastAsia="ja-JP"/>
+        </w:rPr>
+      </w:pPr>
+      <w:r>
+        <w:rPr>
+          <w:b/>
+          <w:color w:val="2C3E50"/>
+          <w:sz w:val="30"/>
+          <w:lang w:eastAsia="ja-JP"/>
+        </w:rPr>
+        <w:t>本ツールでできること（</w:t>
+      </w:r>
+      <w:r>
+        <w:rPr>
+          <w:b/>
+          <w:color w:val="2C3E50"/>
+          <w:sz w:val="30"/>
+          <w:lang w:eastAsia="ja-JP"/>
+        </w:rPr>
+        <w:t>5</w:t>
+      </w:r>
+      <w:r>
+        <w:rPr>
+          <w:b/>
+          <w:color w:val="2C3E50"/>
+          <w:sz w:val="30"/>
+          <w:lang w:eastAsia="ja-JP"/>
+        </w:rPr>
+        <w:t>つの機能）</w:t>
       </w:r>
     </w:p>
     <w:p>
       <w:pPr>
-        <w:spacing w:before="360" w:after="160"/>
-      </w:pPr>
-      <w:proofErr w:type="spellStart"/>
-      <w:r>
-        <w:rPr>
-          <w:b/>
-          <w:color w:val="2C3E50"/>
-          <w:sz w:val="30"/>
-        </w:rPr>
-        <w:t>本ツールでできること</w:t>
-      </w:r>
-      <w:proofErr w:type="spellEnd"/>
+        <w:pStyle w:val="a0"/>
+        <w:rPr>
+          <w:lang w:eastAsia="ja-JP"/>
+        </w:rPr>
+      </w:pPr>
+      <w:r>
+        <w:rPr>
+          <w:color w:val="2C3E50"/>
+          <w:lang w:eastAsia="ja-JP"/>
+        </w:rPr>
+        <w:t>重複行の削除（メールアドレス基準、最初の行を残す）</w:t>
+      </w:r>
     </w:p>
     <w:p>
       <w:pPr>
@@ -286,21 +302,42 @@
           <w:color w:val="2C3E50"/>
           <w:lang w:eastAsia="ja-JP"/>
         </w:rPr>
-        <w:t>複数の店舗別シート（東京店・大阪店・福岡店など）に分散したデータを、ボタン</w:t>
-      </w:r>
-      <w:r>
-        <w:rPr>
-          <w:color w:val="2C3E50"/>
-          <w:lang w:eastAsia="ja-JP"/>
-        </w:rPr>
-        <w:t>1</w:t>
-      </w:r>
-      <w:r>
-        <w:rPr>
-          <w:color w:val="2C3E50"/>
-          <w:lang w:eastAsia="ja-JP"/>
-        </w:rPr>
-        <w:t>つで「集計」シートに自動転記</w:t>
+        <w:t>前後の空白除去</w:t>
+      </w:r>
+      <w:r>
+        <w:rPr>
+          <w:color w:val="2C3E50"/>
+          <w:lang w:eastAsia="ja-JP"/>
+        </w:rPr>
+        <w:t>(</w:t>
+      </w:r>
+      <w:r>
+        <w:rPr>
+          <w:color w:val="2C3E50"/>
+          <w:lang w:eastAsia="ja-JP"/>
+        </w:rPr>
+        <w:t>半角・全角・</w:t>
+      </w:r>
+      <w:r>
+        <w:rPr>
+          <w:color w:val="2C3E50"/>
+          <w:lang w:eastAsia="ja-JP"/>
+        </w:rPr>
+        <w:t>NBSP</w:t>
+      </w:r>
+      <w:r>
+        <w:rPr>
+          <w:color w:val="2C3E50"/>
+          <w:lang w:eastAsia="ja-JP"/>
+        </w:rPr>
+        <w:t>対応</w:t>
+      </w:r>
+      <w:r>
+        <w:rPr>
+          <w:color w:val="2C3E50"/>
+          <w:lang w:eastAsia="ja-JP"/>
+        </w:rPr>
+        <w:t>)</w:t>
       </w:r>
     </w:p>
     <w:p>
@@ -315,7 +352,98 @@
           <w:color w:val="2C3E50"/>
           <w:lang w:eastAsia="ja-JP"/>
         </w:rPr>
-        <w:t>店舗名を自動付与し、全店舗のデータを一覧化</w:t>
+        <w:t>会社名の表記ゆれ統一</w:t>
+      </w:r>
+      <w:r>
+        <w:rPr>
+          <w:color w:val="2C3E50"/>
+          <w:lang w:eastAsia="ja-JP"/>
+        </w:rPr>
+        <w:t>((</w:t>
+      </w:r>
+      <w:r>
+        <w:rPr>
+          <w:color w:val="2C3E50"/>
+          <w:lang w:eastAsia="ja-JP"/>
+        </w:rPr>
+        <w:t>株</w:t>
+      </w:r>
+      <w:r>
+        <w:rPr>
+          <w:color w:val="2C3E50"/>
+          <w:lang w:eastAsia="ja-JP"/>
+        </w:rPr>
+        <w:t>)/</w:t>
+      </w:r>
+      <w:r>
+        <w:rPr>
+          <w:color w:val="2C3E50"/>
+          <w:lang w:eastAsia="ja-JP"/>
+        </w:rPr>
+        <w:t>㈱</w:t>
+      </w:r>
+      <w:r>
+        <w:rPr>
+          <w:color w:val="2C3E50"/>
+          <w:lang w:eastAsia="ja-JP"/>
+        </w:rPr>
+        <w:t>→</w:t>
+      </w:r>
+      <w:r>
+        <w:rPr>
+          <w:color w:val="2C3E50"/>
+          <w:lang w:eastAsia="ja-JP"/>
+        </w:rPr>
+        <w:t>株式会社、</w:t>
+      </w:r>
+      <w:r>
+        <w:rPr>
+          <w:color w:val="2C3E50"/>
+          <w:lang w:eastAsia="ja-JP"/>
+        </w:rPr>
+        <w:t>(</w:t>
+      </w:r>
+      <w:r>
+        <w:rPr>
+          <w:color w:val="2C3E50"/>
+          <w:lang w:eastAsia="ja-JP"/>
+        </w:rPr>
+        <w:t>有</w:t>
+      </w:r>
+      <w:r>
+        <w:rPr>
+          <w:color w:val="2C3E50"/>
+          <w:lang w:eastAsia="ja-JP"/>
+        </w:rPr>
+        <w:t>)/</w:t>
+      </w:r>
+      <w:r>
+        <w:rPr>
+          <w:color w:val="2C3E50"/>
+          <w:lang w:eastAsia="ja-JP"/>
+        </w:rPr>
+        <w:t>㈲</w:t>
+      </w:r>
+      <w:r>
+        <w:rPr>
+          <w:color w:val="2C3E50"/>
+          <w:lang w:eastAsia="ja-JP"/>
+        </w:rPr>
+        <w:t>→</w:t>
+      </w:r>
+      <w:r>
+        <w:rPr>
+          <w:color w:val="2C3E50"/>
+          <w:lang w:eastAsia="ja-JP"/>
+        </w:rPr>
+        <w:t>有限会社</w:t>
+      </w:r>
+      <w:r>
+        <w:rPr>
+          <w:color w:val="2C3E50"/>
+          <w:lang w:eastAsia="ja-JP"/>
+        </w:rPr>
+        <w:t>)</w:t>
       </w:r>
     </w:p>
     <w:p>
@@ -330,7 +458,71 @@
           <w:color w:val="2C3E50"/>
           <w:lang w:eastAsia="ja-JP"/>
         </w:rPr>
-        <w:t>毎月の集計業務にかかる時間を、大幅に短縮</w:t>
+        <w:t>電話番号の全角</w:t>
+      </w:r>
+      <w:r>
+        <w:rPr>
+          <w:color w:val="2C3E50"/>
+          <w:lang w:eastAsia="ja-JP"/>
+        </w:rPr>
+        <w:t>→</w:t>
+      </w:r>
+      <w:r>
+        <w:rPr>
+          <w:color w:val="2C3E50"/>
+          <w:lang w:eastAsia="ja-JP"/>
+        </w:rPr>
+        <w:t>半角変換</w:t>
+      </w:r>
+    </w:p>
+    <w:p>
+      <w:pPr>
+        <w:pStyle w:val="a0"/>
+        <w:rPr>
+          <w:lang w:eastAsia="ja-JP"/>
+        </w:rPr>
+      </w:pPr>
+      <w:r>
+        <w:rPr>
+          <w:color w:val="2C3E50"/>
+          <w:lang w:eastAsia="ja-JP"/>
+        </w:rPr>
+        <w:t>空白行の削除</w:t>
+      </w:r>
+      <w:r>
+        <w:rPr>
+          <w:color w:val="2C3E50"/>
+          <w:lang w:eastAsia="ja-JP"/>
+        </w:rPr>
+        <w:t>(B</w:t>
+      </w:r>
+      <w:r>
+        <w:rPr>
+          <w:color w:val="2C3E50"/>
+          <w:lang w:eastAsia="ja-JP"/>
+        </w:rPr>
+        <w:t>〜</w:t>
+      </w:r>
+      <w:r>
+        <w:rPr>
+          <w:color w:val="2C3E50"/>
+          <w:lang w:eastAsia="ja-JP"/>
+        </w:rPr>
+        <w:t>E</w:t>
+      </w:r>
+      <w:r>
+        <w:rPr>
+          <w:color w:val="2C3E50"/>
+          <w:lang w:eastAsia="ja-JP"/>
+        </w:rPr>
+        <w:t>列がすべて空の行を判定</w:t>
+      </w:r>
+      <w:r>
+        <w:rPr>
+          <w:color w:val="2C3E50"/>
+          <w:lang w:eastAsia="ja-JP"/>
+        </w:rPr>
+        <w:t>)</w:t>
       </w:r>
     </w:p>
     <w:p>
@@ -469,7 +661,21 @@
                 <w:color w:val="2C3E50"/>
                 <w:sz w:val="19"/>
               </w:rPr>
-              <w:t>所要時間</w:t>
+              <w:t>所要時間（</w:t>
+            </w:r>
+            <w:r>
+              <w:rPr>
+                <w:color w:val="2C3E50"/>
+                <w:sz w:val="19"/>
+              </w:rPr>
+              <w:t>1,000</w:t>
+            </w:r>
+            <w:r>
+              <w:rPr>
+                <w:color w:val="2C3E50"/>
+                <w:sz w:val="19"/>
+              </w:rPr>
+              <w:t>件）</w:t>
             </w:r>
           </w:p>
         </w:tc>
@@ -490,7 +696,14 @@
                 <w:color w:val="2C3E50"/>
                 <w:sz w:val="19"/>
               </w:rPr>
-              <w:t>30</w:t>
+              <w:t>約</w:t>
+            </w:r>
+            <w:r>
+              <w:rPr>
+                <w:color w:val="2C3E50"/>
+                <w:sz w:val="19"/>
+              </w:rPr>
+              <w:t>2</w:t>
             </w:r>
             <w:r>
               <w:rPr>
@@ -504,14 +717,14 @@
                 <w:color w:val="2C3E50"/>
                 <w:sz w:val="19"/>
               </w:rPr>
-              <w:t>60</w:t>
+              <w:t>4</w:t>
             </w:r>
             <w:r>
               <w:rPr>
                 <w:color w:val="2C3E50"/>
                 <w:sz w:val="19"/>
               </w:rPr>
-              <w:t>分／月</w:t>
+              <w:t>時間</w:t>
             </w:r>
           </w:p>
         </w:tc>
@@ -555,7 +768,7 @@
                 <w:color w:val="2C3E50"/>
                 <w:sz w:val="19"/>
               </w:rPr>
-              <w:t>作業内容</w:t>
+              <w:t>重複の見落とし</w:t>
             </w:r>
           </w:p>
         </w:tc>
@@ -571,18 +784,12 @@
             <w:shd w:val="clear" w:color="auto" w:fill="FFFFFF"/>
           </w:tcPr>
           <w:p>
-            <w:pPr>
-              <w:rPr>
-                <w:lang w:eastAsia="ja-JP"/>
-              </w:rPr>
-            </w:pPr>
             <w:r>
               <w:rPr>
                 <w:color w:val="2C3E50"/>
                 <w:sz w:val="19"/>
-                <w:lang w:eastAsia="ja-JP"/>
               </w:rPr>
-              <w:t>シートを順に開き手作業でコピペ</w:t>
+              <w:t>発生しやすい</w:t>
             </w:r>
           </w:p>
         </w:tc>
@@ -598,34 +805,12 @@
             <w:shd w:val="clear" w:color="auto" w:fill="FFFFFF"/>
           </w:tcPr>
           <w:p>
-            <w:pPr>
-              <w:rPr>
-                <w:lang w:eastAsia="ja-JP"/>
-              </w:rPr>
-            </w:pPr>
             <w:r>
               <w:rPr>
                 <w:color w:val="2C3E50"/>
                 <w:sz w:val="19"/>
-                <w:lang w:eastAsia="ja-JP"/>
               </w:rPr>
-              <w:t>「集計実行」ボタンを</w:t>
-            </w:r>
-            <w:r>
-              <w:rPr>
-                <w:color w:val="2C3E50"/>
-                <w:sz w:val="19"/>
-                <w:lang w:eastAsia="ja-JP"/>
-              </w:rPr>
-              <w:t>1</w:t>
-            </w:r>
-            <w:r>
-              <w:rPr>
-                <w:color w:val="2C3E50"/>
-                <w:sz w:val="19"/>
-                <w:lang w:eastAsia="ja-JP"/>
-              </w:rPr>
-              <w:t>回押すだけ</w:t>
+              <w:t>なし</w:t>
             </w:r>
           </w:p>
         </w:tc>
@@ -643,27 +828,12 @@
             <w:shd w:val="clear" w:color="auto" w:fill="F8F9FA"/>
           </w:tcPr>
           <w:p>
-            <w:pPr>
-              <w:rPr>
-                <w:rFonts w:hint="eastAsia"/>
-                <w:lang w:eastAsia="ja-JP"/>
-              </w:rPr>
-            </w:pPr>
-            <w:proofErr w:type="spellStart"/>
             <w:r>
               <w:rPr>
                 <w:color w:val="2C3E50"/>
                 <w:sz w:val="19"/>
               </w:rPr>
-              <w:t>ヒューマンエラ</w:t>
-            </w:r>
-            <w:proofErr w:type="spellEnd"/>
-            <w:r>
-              <w:rPr>
-                <w:color w:val="2C3E50"/>
-                <w:sz w:val="19"/>
-              </w:rPr>
-              <w:t>ー</w:t>
+              <w:t>表記統一の精度</w:t>
             </w:r>
           </w:p>
         </w:tc>
@@ -679,18 +849,12 @@
             <w:shd w:val="clear" w:color="auto" w:fill="F8F9FA"/>
           </w:tcPr>
           <w:p>
-            <w:pPr>
-              <w:rPr>
-                <w:lang w:eastAsia="ja-JP"/>
-              </w:rPr>
-            </w:pPr>
             <w:r>
               <w:rPr>
                 <w:color w:val="2C3E50"/>
                 <w:sz w:val="19"/>
-                <w:lang w:eastAsia="ja-JP"/>
               </w:rPr>
-              <w:t>転記漏れ・行ずれのリスクあり</w:t>
+              <w:t>人によって差</w:t>
             </w:r>
           </w:p>
         </w:tc>
@@ -706,526 +870,19 @@
             <w:shd w:val="clear" w:color="auto" w:fill="F8F9FA"/>
           </w:tcPr>
           <w:p>
-            <w:proofErr w:type="spellStart"/>
             <w:r>
               <w:rPr>
                 <w:color w:val="2C3E50"/>
                 <w:sz w:val="19"/>
               </w:rPr>
-              <w:t>なし</w:t>
+              <w:t>100%</w:t>
             </w:r>
-            <w:proofErr w:type="spellEnd"/>
-          </w:p>
-        </w:tc>
-      </w:tr>
-    </w:tbl>
-    <w:p>
-      <w:pPr>
-        <w:spacing w:after="120"/>
-      </w:pPr>
-    </w:p>
-    <w:p>
-      <w:pPr>
-        <w:spacing w:before="360" w:after="160"/>
-      </w:pPr>
-      <w:r>
-        <w:rPr>
-          <w:b/>
-          <w:color w:val="2C3E50"/>
-          <w:sz w:val="30"/>
-        </w:rPr>
-        <w:t>動作環境</w:t>
-      </w:r>
-    </w:p>
-    <w:p>
-      <w:pPr>
-        <w:pStyle w:val="a0"/>
-      </w:pPr>
-      <w:r>
-        <w:rPr>
-          <w:color w:val="2C3E50"/>
-        </w:rPr>
-        <w:t xml:space="preserve">Microsoft Excel 2013 </w:t>
-      </w:r>
-      <w:r>
-        <w:rPr>
-          <w:color w:val="2C3E50"/>
-        </w:rPr>
-        <w:t>以降（</w:t>
-      </w:r>
-      <w:r>
-        <w:rPr>
-          <w:color w:val="2C3E50"/>
-        </w:rPr>
-        <w:t xml:space="preserve">Windows / Mac </w:t>
-      </w:r>
-      <w:r>
-        <w:rPr>
-          <w:color w:val="2C3E50"/>
-        </w:rPr>
-        <w:t>いずれも対応）</w:t>
-      </w:r>
-    </w:p>
-    <w:p>
-      <w:pPr>
-        <w:pStyle w:val="a0"/>
-        <w:rPr>
-          <w:lang w:eastAsia="ja-JP"/>
-        </w:rPr>
-      </w:pPr>
-      <w:r>
-        <w:rPr>
-          <w:color w:val="2C3E50"/>
-          <w:lang w:eastAsia="ja-JP"/>
-        </w:rPr>
-        <w:t>マクロ有効ブック形式（</w:t>
-      </w:r>
-      <w:r>
-        <w:rPr>
-          <w:color w:val="2C3E50"/>
-          <w:lang w:eastAsia="ja-JP"/>
-        </w:rPr>
-        <w:t>.</w:t>
-      </w:r>
-      <w:proofErr w:type="spellStart"/>
-      <w:r>
-        <w:rPr>
-          <w:color w:val="2C3E50"/>
-          <w:lang w:eastAsia="ja-JP"/>
-        </w:rPr>
-        <w:t>xlsm</w:t>
-      </w:r>
-      <w:proofErr w:type="spellEnd"/>
-      <w:r>
-        <w:rPr>
-          <w:color w:val="2C3E50"/>
-          <w:lang w:eastAsia="ja-JP"/>
-        </w:rPr>
-        <w:t>）として保存</w:t>
-      </w:r>
-    </w:p>
-    <w:p>
-      <w:pPr>
-        <w:rPr>
-          <w:lang w:eastAsia="ja-JP"/>
-        </w:rPr>
-      </w:pPr>
-      <w:r>
-        <w:rPr>
-          <w:lang w:eastAsia="ja-JP"/>
-        </w:rPr>
-        <w:br w:type="page"/>
-      </w:r>
-    </w:p>
-    <w:p>
-      <w:pPr>
-        <w:spacing w:before="480" w:after="240"/>
-        <w:rPr>
-          <w:lang w:eastAsia="ja-JP"/>
-        </w:rPr>
-      </w:pPr>
-      <w:r>
-        <w:rPr>
-          <w:b/>
-          <w:color w:val="2C3E50"/>
-          <w:sz w:val="40"/>
-          <w:lang w:eastAsia="ja-JP"/>
-        </w:rPr>
-        <w:lastRenderedPageBreak/>
-        <w:t>セットアップ手順</w:t>
-      </w:r>
-    </w:p>
-    <w:p>
-      <w:pPr>
-        <w:spacing w:after="120"/>
-        <w:rPr>
-          <w:lang w:eastAsia="ja-JP"/>
-        </w:rPr>
-      </w:pPr>
-      <w:r>
-        <w:rPr>
-          <w:color w:val="2C3E50"/>
-          <w:lang w:eastAsia="ja-JP"/>
-        </w:rPr>
-        <w:t>本マクロを使えるようにするまでの</w:t>
-      </w:r>
-      <w:r>
-        <w:rPr>
-          <w:color w:val="2C3E50"/>
-          <w:lang w:eastAsia="ja-JP"/>
-        </w:rPr>
-        <w:t>4</w:t>
-      </w:r>
-      <w:r>
-        <w:rPr>
-          <w:color w:val="2C3E50"/>
-          <w:lang w:eastAsia="ja-JP"/>
-        </w:rPr>
-        <w:t>ステップです。初回のみ約</w:t>
-      </w:r>
-      <w:r>
-        <w:rPr>
-          <w:color w:val="2C3E50"/>
-          <w:lang w:eastAsia="ja-JP"/>
-        </w:rPr>
-        <w:t>10</w:t>
-      </w:r>
-      <w:r>
-        <w:rPr>
-          <w:color w:val="2C3E50"/>
-          <w:lang w:eastAsia="ja-JP"/>
-        </w:rPr>
-        <w:t>〜</w:t>
-      </w:r>
-      <w:r>
-        <w:rPr>
-          <w:color w:val="2C3E50"/>
-          <w:lang w:eastAsia="ja-JP"/>
-        </w:rPr>
-        <w:t>15</w:t>
-      </w:r>
-      <w:r>
-        <w:rPr>
-          <w:color w:val="2C3E50"/>
-          <w:lang w:eastAsia="ja-JP"/>
-        </w:rPr>
-        <w:t>分で完了します。</w:t>
-      </w:r>
-    </w:p>
-    <w:p>
-      <w:pPr>
-        <w:spacing w:before="360" w:after="160"/>
-        <w:rPr>
-          <w:lang w:eastAsia="ja-JP"/>
-        </w:rPr>
-      </w:pPr>
-      <w:r>
-        <w:rPr>
-          <w:b/>
-          <w:color w:val="2C3E50"/>
-          <w:sz w:val="30"/>
-          <w:lang w:eastAsia="ja-JP"/>
-        </w:rPr>
-        <w:t>STEP 1   Excel</w:t>
-      </w:r>
-      <w:r>
-        <w:rPr>
-          <w:b/>
-          <w:color w:val="2C3E50"/>
-          <w:sz w:val="30"/>
-          <w:lang w:eastAsia="ja-JP"/>
-        </w:rPr>
-        <w:t>ファイルの準備</w:t>
-      </w:r>
-    </w:p>
-    <w:p>
-      <w:pPr>
-        <w:spacing w:after="120"/>
-        <w:rPr>
-          <w:lang w:eastAsia="ja-JP"/>
-        </w:rPr>
-      </w:pPr>
-      <w:r>
-        <w:rPr>
-          <w:color w:val="2C3E50"/>
-          <w:lang w:eastAsia="ja-JP"/>
-        </w:rPr>
-        <w:t>新しい</w:t>
-      </w:r>
-      <w:r>
-        <w:rPr>
-          <w:color w:val="2C3E50"/>
-          <w:lang w:eastAsia="ja-JP"/>
-        </w:rPr>
-        <w:t>Excel</w:t>
-      </w:r>
-      <w:r>
-        <w:rPr>
-          <w:color w:val="2C3E50"/>
-          <w:lang w:eastAsia="ja-JP"/>
-        </w:rPr>
-        <w:t>ブックを作成し、以下の</w:t>
-      </w:r>
-      <w:r>
-        <w:rPr>
-          <w:color w:val="2C3E50"/>
-          <w:lang w:eastAsia="ja-JP"/>
-        </w:rPr>
-        <w:t>4</w:t>
-      </w:r>
-      <w:r>
-        <w:rPr>
-          <w:color w:val="2C3E50"/>
-          <w:lang w:eastAsia="ja-JP"/>
-        </w:rPr>
-        <w:t>つのシートを準備してください。</w:t>
-      </w:r>
-    </w:p>
-    <w:tbl>
-      <w:tblPr>
-        <w:tblW w:w="0" w:type="auto"/>
-        <w:tblLook w:val="04A0" w:firstRow="1" w:lastRow="0" w:firstColumn="1" w:lastColumn="0" w:noHBand="0" w:noVBand="1"/>
-      </w:tblPr>
-      <w:tblGrid>
-        <w:gridCol w:w="4703"/>
-        <w:gridCol w:w="4703"/>
-      </w:tblGrid>
-      <w:tr>
-        <w:tc>
-          <w:tcPr>
-            <w:tcW w:w="4703" w:type="dxa"/>
-            <w:tcBorders>
-              <w:top w:val="single" w:sz="4" w:space="0" w:color="2C3E50"/>
-              <w:left w:val="single" w:sz="4" w:space="0" w:color="2C3E50"/>
-              <w:bottom w:val="single" w:sz="4" w:space="0" w:color="2C3E50"/>
-              <w:right w:val="single" w:sz="4" w:space="0" w:color="2C3E50"/>
-            </w:tcBorders>
-            <w:shd w:val="clear" w:color="auto" w:fill="2C3E50"/>
-          </w:tcPr>
-          <w:p>
-            <w:pPr>
-              <w:jc w:val="center"/>
-            </w:pPr>
-            <w:proofErr w:type="spellStart"/>
-            <w:r>
-              <w:rPr>
-                <w:b/>
-                <w:color w:val="FFFFFF"/>
-                <w:sz w:val="20"/>
-              </w:rPr>
-              <w:t>シート名</w:t>
-            </w:r>
-            <w:proofErr w:type="spellEnd"/>
-          </w:p>
-        </w:tc>
-        <w:tc>
-          <w:tcPr>
-            <w:tcW w:w="4703" w:type="dxa"/>
-            <w:tcBorders>
-              <w:top w:val="single" w:sz="4" w:space="0" w:color="2C3E50"/>
-              <w:left w:val="single" w:sz="4" w:space="0" w:color="2C3E50"/>
-              <w:bottom w:val="single" w:sz="4" w:space="0" w:color="2C3E50"/>
-              <w:right w:val="single" w:sz="4" w:space="0" w:color="2C3E50"/>
-            </w:tcBorders>
-            <w:shd w:val="clear" w:color="auto" w:fill="2C3E50"/>
-          </w:tcPr>
-          <w:p>
-            <w:pPr>
-              <w:jc w:val="center"/>
-            </w:pPr>
-            <w:r>
-              <w:rPr>
-                <w:b/>
-                <w:color w:val="FFFFFF"/>
-                <w:sz w:val="20"/>
-              </w:rPr>
-              <w:t>用途</w:t>
-            </w:r>
-          </w:p>
-        </w:tc>
-      </w:tr>
-      <w:tr>
-        <w:tc>
-          <w:tcPr>
-            <w:tcW w:w="4703" w:type="dxa"/>
-            <w:tcBorders>
-              <w:top w:val="single" w:sz="4" w:space="0" w:color="E0E0E0"/>
-              <w:left w:val="single" w:sz="4" w:space="0" w:color="E0E0E0"/>
-              <w:bottom w:val="single" w:sz="4" w:space="0" w:color="E0E0E0"/>
-              <w:right w:val="single" w:sz="4" w:space="0" w:color="E0E0E0"/>
-            </w:tcBorders>
-            <w:shd w:val="clear" w:color="auto" w:fill="F8F9FA"/>
-          </w:tcPr>
-          <w:p>
             <w:r>
               <w:rPr>
                 <w:color w:val="2C3E50"/>
                 <w:sz w:val="19"/>
               </w:rPr>
-              <w:t>東京店</w:t>
-            </w:r>
-          </w:p>
-        </w:tc>
-        <w:tc>
-          <w:tcPr>
-            <w:tcW w:w="4703" w:type="dxa"/>
-            <w:tcBorders>
-              <w:top w:val="single" w:sz="4" w:space="0" w:color="E0E0E0"/>
-              <w:left w:val="single" w:sz="4" w:space="0" w:color="E0E0E0"/>
-              <w:bottom w:val="single" w:sz="4" w:space="0" w:color="E0E0E0"/>
-              <w:right w:val="single" w:sz="4" w:space="0" w:color="E0E0E0"/>
-            </w:tcBorders>
-            <w:shd w:val="clear" w:color="auto" w:fill="F8F9FA"/>
-          </w:tcPr>
-          <w:p>
-            <w:pPr>
-              <w:rPr>
-                <w:lang w:eastAsia="ja-JP"/>
-              </w:rPr>
-            </w:pPr>
-            <w:r>
-              <w:rPr>
-                <w:color w:val="2C3E50"/>
-                <w:sz w:val="19"/>
-                <w:lang w:eastAsia="ja-JP"/>
-              </w:rPr>
-              <w:t>東京店の売上データを入力</w:t>
-            </w:r>
-          </w:p>
-        </w:tc>
-      </w:tr>
-      <w:tr>
-        <w:tc>
-          <w:tcPr>
-            <w:tcW w:w="4703" w:type="dxa"/>
-            <w:tcBorders>
-              <w:top w:val="single" w:sz="4" w:space="0" w:color="E0E0E0"/>
-              <w:left w:val="single" w:sz="4" w:space="0" w:color="E0E0E0"/>
-              <w:bottom w:val="single" w:sz="4" w:space="0" w:color="E0E0E0"/>
-              <w:right w:val="single" w:sz="4" w:space="0" w:color="E0E0E0"/>
-            </w:tcBorders>
-            <w:shd w:val="clear" w:color="auto" w:fill="FFFFFF"/>
-          </w:tcPr>
-          <w:p>
-            <w:proofErr w:type="spellStart"/>
-            <w:r>
-              <w:rPr>
-                <w:color w:val="2C3E50"/>
-                <w:sz w:val="19"/>
-              </w:rPr>
-              <w:t>大阪店</w:t>
-            </w:r>
-            <w:proofErr w:type="spellEnd"/>
-          </w:p>
-        </w:tc>
-        <w:tc>
-          <w:tcPr>
-            <w:tcW w:w="4703" w:type="dxa"/>
-            <w:tcBorders>
-              <w:top w:val="single" w:sz="4" w:space="0" w:color="E0E0E0"/>
-              <w:left w:val="single" w:sz="4" w:space="0" w:color="E0E0E0"/>
-              <w:bottom w:val="single" w:sz="4" w:space="0" w:color="E0E0E0"/>
-              <w:right w:val="single" w:sz="4" w:space="0" w:color="E0E0E0"/>
-            </w:tcBorders>
-            <w:shd w:val="clear" w:color="auto" w:fill="FFFFFF"/>
-          </w:tcPr>
-          <w:p>
-            <w:pPr>
-              <w:rPr>
-                <w:lang w:eastAsia="ja-JP"/>
-              </w:rPr>
-            </w:pPr>
-            <w:r>
-              <w:rPr>
-                <w:color w:val="2C3E50"/>
-                <w:sz w:val="19"/>
-                <w:lang w:eastAsia="ja-JP"/>
-              </w:rPr>
-              <w:t>大阪店の売上データを入力</w:t>
-            </w:r>
-          </w:p>
-        </w:tc>
-      </w:tr>
-      <w:tr>
-        <w:tc>
-          <w:tcPr>
-            <w:tcW w:w="4703" w:type="dxa"/>
-            <w:tcBorders>
-              <w:top w:val="single" w:sz="4" w:space="0" w:color="E0E0E0"/>
-              <w:left w:val="single" w:sz="4" w:space="0" w:color="E0E0E0"/>
-              <w:bottom w:val="single" w:sz="4" w:space="0" w:color="E0E0E0"/>
-              <w:right w:val="single" w:sz="4" w:space="0" w:color="E0E0E0"/>
-            </w:tcBorders>
-            <w:shd w:val="clear" w:color="auto" w:fill="F8F9FA"/>
-          </w:tcPr>
-          <w:p>
-            <w:proofErr w:type="spellStart"/>
-            <w:r>
-              <w:rPr>
-                <w:color w:val="2C3E50"/>
-                <w:sz w:val="19"/>
-              </w:rPr>
-              <w:t>福岡店</w:t>
-            </w:r>
-            <w:proofErr w:type="spellEnd"/>
-          </w:p>
-        </w:tc>
-        <w:tc>
-          <w:tcPr>
-            <w:tcW w:w="4703" w:type="dxa"/>
-            <w:tcBorders>
-              <w:top w:val="single" w:sz="4" w:space="0" w:color="E0E0E0"/>
-              <w:left w:val="single" w:sz="4" w:space="0" w:color="E0E0E0"/>
-              <w:bottom w:val="single" w:sz="4" w:space="0" w:color="E0E0E0"/>
-              <w:right w:val="single" w:sz="4" w:space="0" w:color="E0E0E0"/>
-            </w:tcBorders>
-            <w:shd w:val="clear" w:color="auto" w:fill="F8F9FA"/>
-          </w:tcPr>
-          <w:p>
-            <w:pPr>
-              <w:rPr>
-                <w:lang w:eastAsia="ja-JP"/>
-              </w:rPr>
-            </w:pPr>
-            <w:r>
-              <w:rPr>
-                <w:color w:val="2C3E50"/>
-                <w:sz w:val="19"/>
-                <w:lang w:eastAsia="ja-JP"/>
-              </w:rPr>
-              <w:t>福岡店の売上データを入力</w:t>
-            </w:r>
-          </w:p>
-        </w:tc>
-      </w:tr>
-      <w:tr>
-        <w:tc>
-          <w:tcPr>
-            <w:tcW w:w="4703" w:type="dxa"/>
-            <w:tcBorders>
-              <w:top w:val="single" w:sz="4" w:space="0" w:color="E0E0E0"/>
-              <w:left w:val="single" w:sz="4" w:space="0" w:color="E0E0E0"/>
-              <w:bottom w:val="single" w:sz="4" w:space="0" w:color="E0E0E0"/>
-              <w:right w:val="single" w:sz="4" w:space="0" w:color="E0E0E0"/>
-            </w:tcBorders>
-            <w:shd w:val="clear" w:color="auto" w:fill="FFFFFF"/>
-          </w:tcPr>
-          <w:p>
-            <w:proofErr w:type="spellStart"/>
-            <w:r>
-              <w:rPr>
-                <w:color w:val="2C3E50"/>
-                <w:sz w:val="19"/>
-              </w:rPr>
-              <w:t>集計</w:t>
-            </w:r>
-            <w:proofErr w:type="spellEnd"/>
-          </w:p>
-        </w:tc>
-        <w:tc>
-          <w:tcPr>
-            <w:tcW w:w="4703" w:type="dxa"/>
-            <w:tcBorders>
-              <w:top w:val="single" w:sz="4" w:space="0" w:color="E0E0E0"/>
-              <w:left w:val="single" w:sz="4" w:space="0" w:color="E0E0E0"/>
-              <w:bottom w:val="single" w:sz="4" w:space="0" w:color="E0E0E0"/>
-              <w:right w:val="single" w:sz="4" w:space="0" w:color="E0E0E0"/>
-            </w:tcBorders>
-            <w:shd w:val="clear" w:color="auto" w:fill="FFFFFF"/>
-          </w:tcPr>
-          <w:p>
-            <w:pPr>
-              <w:rPr>
-                <w:lang w:eastAsia="ja-JP"/>
-              </w:rPr>
-            </w:pPr>
-            <w:r>
-              <w:rPr>
-                <w:color w:val="2C3E50"/>
-                <w:sz w:val="19"/>
-                <w:lang w:eastAsia="ja-JP"/>
-              </w:rPr>
-              <w:t>マクロ実行後、全店舗データが転記される</w:t>
+              <w:t>統一</w:t>
             </w:r>
           </w:p>
         </w:tc>
@@ -1234,45 +891,161 @@
     <w:p>
       <w:pPr>
         <w:spacing w:after="120"/>
-        <w:rPr>
-          <w:lang w:eastAsia="ja-JP"/>
-        </w:rPr>
       </w:pPr>
     </w:p>
     <w:p>
       <w:pPr>
-        <w:spacing w:after="120"/>
-        <w:rPr>
-          <w:lang w:eastAsia="ja-JP"/>
-        </w:rPr>
-      </w:pPr>
-      <w:r>
-        <w:rPr>
-          <w:color w:val="6B655E"/>
-          <w:sz w:val="19"/>
-          <w:lang w:eastAsia="ja-JP"/>
-        </w:rPr>
-        <w:t>シート追加方法：画面下のシートタブを右クリック</w:t>
-      </w:r>
-      <w:r>
-        <w:rPr>
-          <w:color w:val="6B655E"/>
-          <w:sz w:val="19"/>
-          <w:lang w:eastAsia="ja-JP"/>
-        </w:rPr>
-        <w:t xml:space="preserve"> → </w:t>
-      </w:r>
-      <w:r>
-        <w:rPr>
-          <w:color w:val="6B655E"/>
-          <w:sz w:val="19"/>
-          <w:lang w:eastAsia="ja-JP"/>
-        </w:rPr>
-        <w:t>「挿入」または「名前の変更」</w:t>
+        <w:spacing w:before="360" w:after="160"/>
+      </w:pPr>
+      <w:r>
+        <w:rPr>
+          <w:b/>
+          <w:color w:val="2C3E50"/>
+          <w:sz w:val="30"/>
+        </w:rPr>
+        <w:t>動作環境</w:t>
       </w:r>
     </w:p>
     <w:p>
       <w:pPr>
+        <w:pStyle w:val="a0"/>
+      </w:pPr>
+      <w:r>
+        <w:rPr>
+          <w:color w:val="2C3E50"/>
+        </w:rPr>
+        <w:t xml:space="preserve">Microsoft Excel 2013 </w:t>
+      </w:r>
+      <w:r>
+        <w:rPr>
+          <w:color w:val="2C3E50"/>
+        </w:rPr>
+        <w:t>以降</w:t>
+      </w:r>
+    </w:p>
+    <w:p>
+      <w:pPr>
+        <w:pStyle w:val="a0"/>
+      </w:pPr>
+      <w:r>
+        <w:rPr>
+          <w:color w:val="2C3E50"/>
+        </w:rPr>
+        <w:t xml:space="preserve">Windows / Mac </w:t>
+      </w:r>
+      <w:r>
+        <w:rPr>
+          <w:color w:val="2C3E50"/>
+        </w:rPr>
+        <w:t>両対応</w:t>
+      </w:r>
+    </w:p>
+    <w:p>
+      <w:pPr>
+        <w:pStyle w:val="a0"/>
+        <w:rPr>
+          <w:lang w:eastAsia="ja-JP"/>
+        </w:rPr>
+      </w:pPr>
+      <w:r>
+        <w:rPr>
+          <w:color w:val="2C3E50"/>
+          <w:lang w:eastAsia="ja-JP"/>
+        </w:rPr>
+        <w:t>マクロ有効ブック形式（</w:t>
+      </w:r>
+      <w:r>
+        <w:rPr>
+          <w:color w:val="2C3E50"/>
+          <w:lang w:eastAsia="ja-JP"/>
+        </w:rPr>
+        <w:t>.</w:t>
+      </w:r>
+      <w:proofErr w:type="spellStart"/>
+      <w:r>
+        <w:rPr>
+          <w:color w:val="2C3E50"/>
+          <w:lang w:eastAsia="ja-JP"/>
+        </w:rPr>
+        <w:t>xlsm</w:t>
+      </w:r>
+      <w:proofErr w:type="spellEnd"/>
+      <w:r>
+        <w:rPr>
+          <w:color w:val="2C3E50"/>
+          <w:lang w:eastAsia="ja-JP"/>
+        </w:rPr>
+        <w:t>）として保存</w:t>
+      </w:r>
+    </w:p>
+    <w:p>
+      <w:pPr>
+        <w:rPr>
+          <w:lang w:eastAsia="ja-JP"/>
+        </w:rPr>
+      </w:pPr>
+      <w:r>
+        <w:rPr>
+          <w:lang w:eastAsia="ja-JP"/>
+        </w:rPr>
+        <w:br w:type="page"/>
+      </w:r>
+    </w:p>
+    <w:p>
+      <w:pPr>
+        <w:spacing w:before="480" w:after="240"/>
+        <w:rPr>
+          <w:lang w:eastAsia="ja-JP"/>
+        </w:rPr>
+      </w:pPr>
+      <w:r>
+        <w:rPr>
+          <w:b/>
+          <w:color w:val="2C3E50"/>
+          <w:sz w:val="40"/>
+          <w:lang w:eastAsia="ja-JP"/>
+        </w:rPr>
+        <w:lastRenderedPageBreak/>
+        <w:t xml:space="preserve">Before / After </w:t>
+      </w:r>
+      <w:r>
+        <w:rPr>
+          <w:b/>
+          <w:color w:val="2C3E50"/>
+          <w:sz w:val="40"/>
+          <w:lang w:eastAsia="ja-JP"/>
+        </w:rPr>
+        <w:t>のイメージ</w:t>
+      </w:r>
+    </w:p>
+    <w:p>
+      <w:pPr>
+        <w:spacing w:before="360" w:after="160"/>
+        <w:rPr>
+          <w:lang w:eastAsia="ja-JP"/>
+        </w:rPr>
+      </w:pPr>
+      <w:r>
+        <w:rPr>
+          <w:b/>
+          <w:color w:val="2C3E50"/>
+          <w:sz w:val="30"/>
+          <w:lang w:eastAsia="ja-JP"/>
+        </w:rPr>
+        <w:t>Before</w:t>
+      </w:r>
+      <w:r>
+        <w:rPr>
+          <w:b/>
+          <w:color w:val="2C3E50"/>
+          <w:sz w:val="30"/>
+          <w:lang w:eastAsia="ja-JP"/>
+        </w:rPr>
+        <w:t>（汚いリスト）</w:t>
+      </w:r>
+    </w:p>
+    <w:p>
+      <w:pPr>
         <w:spacing w:after="120"/>
         <w:rPr>
           <w:lang w:eastAsia="ja-JP"/>
@@ -1280,14 +1053,123 @@
       </w:pPr>
       <w:r>
         <w:rPr>
+          <w:color w:val="2C3E50"/>
+          <w:lang w:eastAsia="ja-JP"/>
+        </w:rPr>
+        <w:t>以下のような問題を含む顧客リストを想定</w:t>
+      </w:r>
+      <w:r>
+        <w:rPr>
+          <w:color w:val="2C3E50"/>
+          <w:lang w:eastAsia="ja-JP"/>
+        </w:rPr>
+        <w:t>:</w:t>
+      </w:r>
+    </w:p>
+    <w:p>
+      <w:pPr>
+        <w:pStyle w:val="a0"/>
+      </w:pPr>
+      <w:proofErr w:type="spellStart"/>
+      <w:r>
+        <w:rPr>
+          <w:color w:val="2C3E50"/>
+        </w:rPr>
+        <w:t>重複行が混在</w:t>
+      </w:r>
+      <w:proofErr w:type="spellEnd"/>
+    </w:p>
+    <w:p>
+      <w:pPr>
+        <w:pStyle w:val="a0"/>
+      </w:pPr>
+      <w:r>
+        <w:rPr>
+          <w:color w:val="2C3E50"/>
+        </w:rPr>
+        <w:t>余分な空白（前後）</w:t>
+      </w:r>
+    </w:p>
+    <w:p>
+      <w:pPr>
+        <w:pStyle w:val="a0"/>
+        <w:rPr>
+          <w:lang w:eastAsia="ja-JP"/>
+        </w:rPr>
+      </w:pPr>
+      <w:r>
+        <w:rPr>
+          <w:color w:val="2C3E50"/>
+          <w:lang w:eastAsia="ja-JP"/>
+        </w:rPr>
+        <w:t>「</w:t>
+      </w:r>
+      <w:r>
+        <w:rPr>
+          <w:color w:val="2C3E50"/>
+          <w:lang w:eastAsia="ja-JP"/>
+        </w:rPr>
+        <w:t>(</w:t>
+      </w:r>
+      <w:r>
+        <w:rPr>
+          <w:color w:val="2C3E50"/>
+          <w:lang w:eastAsia="ja-JP"/>
+        </w:rPr>
+        <w:t>株</w:t>
+      </w:r>
+      <w:r>
+        <w:rPr>
+          <w:color w:val="2C3E50"/>
+          <w:lang w:eastAsia="ja-JP"/>
+        </w:rPr>
+        <w:t>)</w:t>
+      </w:r>
+      <w:r>
+        <w:rPr>
+          <w:color w:val="2C3E50"/>
+          <w:lang w:eastAsia="ja-JP"/>
+        </w:rPr>
+        <w:t>」「㈱」「株式会社」の表記揺れ</w:t>
+      </w:r>
+    </w:p>
+    <w:p>
+      <w:pPr>
+        <w:pStyle w:val="a0"/>
+      </w:pPr>
+      <w:proofErr w:type="spellStart"/>
+      <w:r>
+        <w:rPr>
+          <w:color w:val="2C3E50"/>
+        </w:rPr>
+        <w:t>全角の電話番号</w:t>
+      </w:r>
+      <w:proofErr w:type="spellEnd"/>
+    </w:p>
+    <w:p>
+      <w:pPr>
+        <w:pStyle w:val="a0"/>
+      </w:pPr>
+      <w:r>
+        <w:rPr>
+          <w:color w:val="2C3E50"/>
+        </w:rPr>
+        <w:t>空白行</w:t>
+      </w:r>
+    </w:p>
+    <w:p>
+      <w:pPr>
+        <w:spacing w:after="120"/>
+      </w:pPr>
+      <w:r>
+        <w:rPr>
           <w:noProof/>
-          <w:lang w:eastAsia="ja-JP"/>
         </w:rPr>
         <w:drawing>
-          <wp:inline distT="0" distB="0" distL="0" distR="0" wp14:anchorId="39392A69" wp14:editId="0C83E265">
-            <wp:extent cx="5897029" cy="814812"/>
+          <wp:inline distT="0" distB="0" distL="0" distR="0" wp14:anchorId="226D242E" wp14:editId="6AA25AC8">
+            <wp:extent cx="6024200" cy="3861995"/>
             <wp:effectExtent l="0" t="0" r="0" b="0"/>
-            <wp:docPr id="730339502" name="図 1"/>
+            <wp:docPr id="1469102328" name="図 1"/>
             <wp:cNvGraphicFramePr>
               <a:graphicFrameLocks xmlns:a="http://schemas.openxmlformats.org/drawingml/2006/main" noChangeAspect="1"/>
             </wp:cNvGraphicFramePr>
@@ -1295,7 +1177,7 @@
               <a:graphicData uri="http://schemas.openxmlformats.org/drawingml/2006/picture">
                 <pic:pic xmlns:pic="http://schemas.openxmlformats.org/drawingml/2006/picture">
                   <pic:nvPicPr>
-                    <pic:cNvPr id="730339502" name="図 730339502"/>
+                    <pic:cNvPr id="1469102328" name="図 1469102328"/>
                     <pic:cNvPicPr/>
                   </pic:nvPicPr>
                   <pic:blipFill>
@@ -1307,7 +1189,7 @@
                   <pic:spPr>
                     <a:xfrm>
                       <a:off x="0" y="0"/>
-                      <a:ext cx="6153074" cy="850191"/>
+                      <a:ext cx="6296585" cy="4036615"/>
                     </a:xfrm>
                     <a:prstGeom prst="rect">
                       <a:avLst/>
@@ -1354,7 +1236,7 @@
           <w:lang w:eastAsia="ja-JP"/>
         </w:rPr>
         <w:lastRenderedPageBreak/>
-        <w:t xml:space="preserve">STEP 2   </w:t>
+        <w:t>After</w:t>
       </w:r>
       <w:r>
         <w:rPr>
@@ -1363,7 +1245,7 @@
           <w:sz w:val="30"/>
           <w:lang w:eastAsia="ja-JP"/>
         </w:rPr>
-        <w:t>見出しとサンプルデータの入力</w:t>
+        <w:t>（クレンジング後）</w:t>
       </w:r>
     </w:p>
     <w:p>
@@ -1378,248 +1260,154 @@
           <w:color w:val="2C3E50"/>
           <w:lang w:eastAsia="ja-JP"/>
         </w:rPr>
-        <w:t>各シートの</w:t>
-      </w:r>
-      <w:r>
-        <w:rPr>
-          <w:color w:val="2C3E50"/>
-          <w:lang w:eastAsia="ja-JP"/>
-        </w:rPr>
-        <w:t>1</w:t>
-      </w:r>
-      <w:r>
-        <w:rPr>
-          <w:color w:val="2C3E50"/>
-          <w:lang w:eastAsia="ja-JP"/>
-        </w:rPr>
-        <w:t>行目に見出しを入力します。</w:t>
+        <w:t>上記の問題がすべて解消された状態</w:t>
+      </w:r>
+      <w:r>
+        <w:rPr>
+          <w:color w:val="2C3E50"/>
+          <w:lang w:eastAsia="ja-JP"/>
+        </w:rPr>
+        <w:t>:</w:t>
       </w:r>
     </w:p>
     <w:p>
       <w:pPr>
-        <w:spacing w:before="240" w:after="120"/>
-        <w:rPr>
-          <w:lang w:eastAsia="ja-JP"/>
-        </w:rPr>
-      </w:pPr>
-      <w:r>
-        <w:rPr>
-          <w:b/>
-          <w:color w:val="2C3E50"/>
-          <w:sz w:val="24"/>
-          <w:lang w:eastAsia="ja-JP"/>
-        </w:rPr>
-        <w:t>東京店・大阪店・福岡店シートの見出し</w:t>
-      </w:r>
-    </w:p>
-    <w:tbl>
-      <w:tblPr>
-        <w:tblW w:w="0" w:type="auto"/>
-        <w:tblLook w:val="04A0" w:firstRow="1" w:lastRow="0" w:firstColumn="1" w:lastColumn="0" w:noHBand="0" w:noVBand="1"/>
-      </w:tblPr>
-      <w:tblGrid>
-        <w:gridCol w:w="2351"/>
-        <w:gridCol w:w="2351"/>
-        <w:gridCol w:w="2351"/>
-        <w:gridCol w:w="2351"/>
-      </w:tblGrid>
-      <w:tr>
-        <w:tc>
-          <w:tcPr>
-            <w:tcW w:w="2351" w:type="dxa"/>
-            <w:tcBorders>
-              <w:top w:val="single" w:sz="4" w:space="0" w:color="2C3E50"/>
-              <w:left w:val="single" w:sz="4" w:space="0" w:color="2C3E50"/>
-              <w:bottom w:val="single" w:sz="4" w:space="0" w:color="2C3E50"/>
-              <w:right w:val="single" w:sz="4" w:space="0" w:color="2C3E50"/>
-            </w:tcBorders>
-            <w:shd w:val="clear" w:color="auto" w:fill="2C3E50"/>
-          </w:tcPr>
-          <w:p>
-            <w:pPr>
-              <w:jc w:val="center"/>
-            </w:pPr>
-            <w:r>
-              <w:rPr>
-                <w:b/>
-                <w:color w:val="FFFFFF"/>
-                <w:sz w:val="20"/>
-              </w:rPr>
-              <w:t>A1</w:t>
-            </w:r>
-          </w:p>
-        </w:tc>
-        <w:tc>
-          <w:tcPr>
-            <w:tcW w:w="2351" w:type="dxa"/>
-            <w:tcBorders>
-              <w:top w:val="single" w:sz="4" w:space="0" w:color="2C3E50"/>
-              <w:left w:val="single" w:sz="4" w:space="0" w:color="2C3E50"/>
-              <w:bottom w:val="single" w:sz="4" w:space="0" w:color="2C3E50"/>
-              <w:right w:val="single" w:sz="4" w:space="0" w:color="2C3E50"/>
-            </w:tcBorders>
-            <w:shd w:val="clear" w:color="auto" w:fill="2C3E50"/>
-          </w:tcPr>
-          <w:p>
-            <w:pPr>
-              <w:jc w:val="center"/>
-            </w:pPr>
-            <w:r>
-              <w:rPr>
-                <w:b/>
-                <w:color w:val="FFFFFF"/>
-                <w:sz w:val="20"/>
-              </w:rPr>
-              <w:t>B1</w:t>
-            </w:r>
-          </w:p>
-        </w:tc>
-        <w:tc>
-          <w:tcPr>
-            <w:tcW w:w="2351" w:type="dxa"/>
-            <w:tcBorders>
-              <w:top w:val="single" w:sz="4" w:space="0" w:color="2C3E50"/>
-              <w:left w:val="single" w:sz="4" w:space="0" w:color="2C3E50"/>
-              <w:bottom w:val="single" w:sz="4" w:space="0" w:color="2C3E50"/>
-              <w:right w:val="single" w:sz="4" w:space="0" w:color="2C3E50"/>
-            </w:tcBorders>
-            <w:shd w:val="clear" w:color="auto" w:fill="2C3E50"/>
-          </w:tcPr>
-          <w:p>
-            <w:pPr>
-              <w:jc w:val="center"/>
-            </w:pPr>
-            <w:r>
-              <w:rPr>
-                <w:b/>
-                <w:color w:val="FFFFFF"/>
-                <w:sz w:val="20"/>
-              </w:rPr>
-              <w:t>C1</w:t>
-            </w:r>
-          </w:p>
-        </w:tc>
-        <w:tc>
-          <w:tcPr>
-            <w:tcW w:w="2351" w:type="dxa"/>
-            <w:tcBorders>
-              <w:top w:val="single" w:sz="4" w:space="0" w:color="2C3E50"/>
-              <w:left w:val="single" w:sz="4" w:space="0" w:color="2C3E50"/>
-              <w:bottom w:val="single" w:sz="4" w:space="0" w:color="2C3E50"/>
-              <w:right w:val="single" w:sz="4" w:space="0" w:color="2C3E50"/>
-            </w:tcBorders>
-            <w:shd w:val="clear" w:color="auto" w:fill="2C3E50"/>
-          </w:tcPr>
-          <w:p>
-            <w:pPr>
-              <w:jc w:val="center"/>
-            </w:pPr>
-            <w:r>
-              <w:rPr>
-                <w:b/>
-                <w:color w:val="FFFFFF"/>
-                <w:sz w:val="20"/>
-              </w:rPr>
-              <w:t>D1</w:t>
-            </w:r>
-          </w:p>
-        </w:tc>
-      </w:tr>
-      <w:tr>
-        <w:tc>
-          <w:tcPr>
-            <w:tcW w:w="2351" w:type="dxa"/>
-            <w:tcBorders>
-              <w:top w:val="single" w:sz="4" w:space="0" w:color="E0E0E0"/>
-              <w:left w:val="single" w:sz="4" w:space="0" w:color="E0E0E0"/>
-              <w:bottom w:val="single" w:sz="4" w:space="0" w:color="E0E0E0"/>
-              <w:right w:val="single" w:sz="4" w:space="0" w:color="E0E0E0"/>
-            </w:tcBorders>
-            <w:shd w:val="clear" w:color="auto" w:fill="F8F9FA"/>
-          </w:tcPr>
-          <w:p>
-            <w:r>
-              <w:rPr>
-                <w:color w:val="2C3E50"/>
-                <w:sz w:val="19"/>
-              </w:rPr>
-              <w:t>日付</w:t>
-            </w:r>
-          </w:p>
-        </w:tc>
-        <w:tc>
-          <w:tcPr>
-            <w:tcW w:w="2351" w:type="dxa"/>
-            <w:tcBorders>
-              <w:top w:val="single" w:sz="4" w:space="0" w:color="E0E0E0"/>
-              <w:left w:val="single" w:sz="4" w:space="0" w:color="E0E0E0"/>
-              <w:bottom w:val="single" w:sz="4" w:space="0" w:color="E0E0E0"/>
-              <w:right w:val="single" w:sz="4" w:space="0" w:color="E0E0E0"/>
-            </w:tcBorders>
-            <w:shd w:val="clear" w:color="auto" w:fill="F8F9FA"/>
-          </w:tcPr>
-          <w:p>
-            <w:r>
-              <w:rPr>
-                <w:color w:val="2C3E50"/>
-                <w:sz w:val="19"/>
-              </w:rPr>
-              <w:t>商品名</w:t>
-            </w:r>
-          </w:p>
-        </w:tc>
-        <w:tc>
-          <w:tcPr>
-            <w:tcW w:w="2351" w:type="dxa"/>
-            <w:tcBorders>
-              <w:top w:val="single" w:sz="4" w:space="0" w:color="E0E0E0"/>
-              <w:left w:val="single" w:sz="4" w:space="0" w:color="E0E0E0"/>
-              <w:bottom w:val="single" w:sz="4" w:space="0" w:color="E0E0E0"/>
-              <w:right w:val="single" w:sz="4" w:space="0" w:color="E0E0E0"/>
-            </w:tcBorders>
-            <w:shd w:val="clear" w:color="auto" w:fill="F8F9FA"/>
-          </w:tcPr>
-          <w:p>
-            <w:r>
-              <w:rPr>
-                <w:color w:val="2C3E50"/>
-                <w:sz w:val="19"/>
-              </w:rPr>
-              <w:t>数量</w:t>
-            </w:r>
-          </w:p>
-        </w:tc>
-        <w:tc>
-          <w:tcPr>
-            <w:tcW w:w="2351" w:type="dxa"/>
-            <w:tcBorders>
-              <w:top w:val="single" w:sz="4" w:space="0" w:color="E0E0E0"/>
-              <w:left w:val="single" w:sz="4" w:space="0" w:color="E0E0E0"/>
-              <w:bottom w:val="single" w:sz="4" w:space="0" w:color="E0E0E0"/>
-              <w:right w:val="single" w:sz="4" w:space="0" w:color="E0E0E0"/>
-            </w:tcBorders>
-            <w:shd w:val="clear" w:color="auto" w:fill="F8F9FA"/>
-          </w:tcPr>
-          <w:p>
-            <w:r>
-              <w:rPr>
-                <w:color w:val="2C3E50"/>
-                <w:sz w:val="19"/>
-              </w:rPr>
-              <w:t>売上</w:t>
-            </w:r>
-          </w:p>
-        </w:tc>
-      </w:tr>
-    </w:tbl>
-    <w:p>
-      <w:pPr>
-        <w:spacing w:after="120"/>
-      </w:pPr>
+        <w:pStyle w:val="a0"/>
+        <w:rPr>
+          <w:lang w:eastAsia="ja-JP"/>
+        </w:rPr>
+      </w:pPr>
+      <w:r>
+        <w:rPr>
+          <w:color w:val="2C3E50"/>
+          <w:lang w:eastAsia="ja-JP"/>
+        </w:rPr>
+        <w:t>重複行が削除されている</w:t>
+      </w:r>
     </w:p>
     <w:p>
       <w:pPr>
-        <w:spacing w:before="240" w:after="120"/>
+        <w:pStyle w:val="a0"/>
+      </w:pPr>
+      <w:proofErr w:type="spellStart"/>
+      <w:r>
+        <w:rPr>
+          <w:color w:val="2C3E50"/>
+        </w:rPr>
+        <w:t>前後の空白がない</w:t>
+      </w:r>
+      <w:proofErr w:type="spellEnd"/>
+    </w:p>
+    <w:p>
+      <w:pPr>
+        <w:pStyle w:val="a0"/>
+        <w:rPr>
+          <w:lang w:eastAsia="ja-JP"/>
+        </w:rPr>
+      </w:pPr>
+      <w:r>
+        <w:rPr>
+          <w:color w:val="2C3E50"/>
+          <w:lang w:eastAsia="ja-JP"/>
+        </w:rPr>
+        <w:t>「株式会社」に統一されている</w:t>
+      </w:r>
+    </w:p>
+    <w:p>
+      <w:pPr>
+        <w:pStyle w:val="a0"/>
+        <w:rPr>
+          <w:lang w:eastAsia="ja-JP"/>
+        </w:rPr>
+      </w:pPr>
+      <w:r>
+        <w:rPr>
+          <w:color w:val="2C3E50"/>
+          <w:lang w:eastAsia="ja-JP"/>
+        </w:rPr>
+        <w:t>電話番号が半角に統一されている</w:t>
+      </w:r>
+    </w:p>
+    <w:p>
+      <w:pPr>
+        <w:pStyle w:val="a0"/>
+        <w:rPr>
+          <w:lang w:eastAsia="ja-JP"/>
+        </w:rPr>
+      </w:pPr>
+      <w:r>
+        <w:rPr>
+          <w:color w:val="2C3E50"/>
+          <w:lang w:eastAsia="ja-JP"/>
+        </w:rPr>
+        <w:t>空白行が削除されている</w:t>
+      </w:r>
+    </w:p>
+    <w:p>
+      <w:pPr>
+        <w:spacing w:after="120"/>
+        <w:rPr>
+          <w:lang w:eastAsia="ja-JP"/>
+        </w:rPr>
+      </w:pPr>
+      <w:r>
+        <w:rPr>
+          <w:noProof/>
+          <w:lang w:eastAsia="ja-JP"/>
+        </w:rPr>
+        <w:drawing>
+          <wp:inline distT="0" distB="0" distL="0" distR="0" wp14:anchorId="2773234D" wp14:editId="78B25F19">
+            <wp:extent cx="5929133" cy="3098202"/>
+            <wp:effectExtent l="0" t="0" r="1905" b="635"/>
+            <wp:docPr id="2021992433" name="図 2"/>
+            <wp:cNvGraphicFramePr>
+              <a:graphicFrameLocks xmlns:a="http://schemas.openxmlformats.org/drawingml/2006/main" noChangeAspect="1"/>
+            </wp:cNvGraphicFramePr>
+            <a:graphic xmlns:a="http://schemas.openxmlformats.org/drawingml/2006/main">
+              <a:graphicData uri="http://schemas.openxmlformats.org/drawingml/2006/picture">
+                <pic:pic xmlns:pic="http://schemas.openxmlformats.org/drawingml/2006/picture">
+                  <pic:nvPicPr>
+                    <pic:cNvPr id="2021992433" name="図 2021992433"/>
+                    <pic:cNvPicPr/>
+                  </pic:nvPicPr>
+                  <pic:blipFill>
+                    <a:blip r:embed="rId7"/>
+                    <a:stretch>
+                      <a:fillRect/>
+                    </a:stretch>
+                  </pic:blipFill>
+                  <pic:spPr>
+                    <a:xfrm>
+                      <a:off x="0" y="0"/>
+                      <a:ext cx="6018593" cy="3144948"/>
+                    </a:xfrm>
+                    <a:prstGeom prst="rect">
+                      <a:avLst/>
+                    </a:prstGeom>
+                  </pic:spPr>
+                </pic:pic>
+              </a:graphicData>
+            </a:graphic>
+          </wp:inline>
+        </w:drawing>
+      </w:r>
+    </w:p>
+    <w:p>
+      <w:pPr>
+        <w:rPr>
+          <w:lang w:eastAsia="ja-JP"/>
+        </w:rPr>
+      </w:pPr>
+      <w:r>
+        <w:rPr>
+          <w:lang w:eastAsia="ja-JP"/>
+        </w:rPr>
+        <w:br w:type="page"/>
+      </w:r>
+    </w:p>
+    <w:p>
+      <w:pPr>
+        <w:spacing w:before="480" w:after="240"/>
         <w:rPr>
           <w:lang w:eastAsia="ja-JP"/>
         </w:rPr>
@@ -1628,28 +1416,166 @@
         <w:rPr>
           <w:b/>
           <w:color w:val="2C3E50"/>
-          <w:sz w:val="24"/>
-          <w:lang w:eastAsia="ja-JP"/>
-        </w:rPr>
-        <w:t>集計シートの見出し（</w:t>
-      </w:r>
+          <w:sz w:val="40"/>
+          <w:lang w:eastAsia="ja-JP"/>
+        </w:rPr>
+        <w:lastRenderedPageBreak/>
+        <w:t>セットアップ手順</w:t>
+      </w:r>
+    </w:p>
+    <w:p>
+      <w:pPr>
+        <w:spacing w:after="120"/>
+        <w:rPr>
+          <w:lang w:eastAsia="ja-JP"/>
+        </w:rPr>
+      </w:pPr>
+      <w:r>
+        <w:rPr>
+          <w:color w:val="2C3E50"/>
+          <w:lang w:eastAsia="ja-JP"/>
+        </w:rPr>
+        <w:t>本マクロを使えるようにするまでの</w:t>
+      </w:r>
+      <w:r>
+        <w:rPr>
+          <w:color w:val="2C3E50"/>
+          <w:lang w:eastAsia="ja-JP"/>
+        </w:rPr>
+        <w:t>3</w:t>
+      </w:r>
+      <w:r>
+        <w:rPr>
+          <w:color w:val="2C3E50"/>
+          <w:lang w:eastAsia="ja-JP"/>
+        </w:rPr>
+        <w:t>ステップです。初回のみ約</w:t>
+      </w:r>
+      <w:r>
+        <w:rPr>
+          <w:color w:val="2C3E50"/>
+          <w:lang w:eastAsia="ja-JP"/>
+        </w:rPr>
+        <w:t>5</w:t>
+      </w:r>
+      <w:r>
+        <w:rPr>
+          <w:color w:val="2C3E50"/>
+          <w:lang w:eastAsia="ja-JP"/>
+        </w:rPr>
+        <w:t>〜</w:t>
+      </w:r>
+      <w:r>
+        <w:rPr>
+          <w:color w:val="2C3E50"/>
+          <w:lang w:eastAsia="ja-JP"/>
+        </w:rPr>
+        <w:t>10</w:t>
+      </w:r>
+      <w:r>
+        <w:rPr>
+          <w:color w:val="2C3E50"/>
+          <w:lang w:eastAsia="ja-JP"/>
+        </w:rPr>
+        <w:t>分で完了します。</w:t>
+      </w:r>
+    </w:p>
+    <w:p>
+      <w:pPr>
+        <w:spacing w:before="360" w:after="160"/>
+        <w:rPr>
+          <w:lang w:eastAsia="ja-JP"/>
+        </w:rPr>
+      </w:pPr>
       <w:r>
         <w:rPr>
           <w:b/>
           <w:color w:val="2C3E50"/>
-          <w:sz w:val="24"/>
+          <w:sz w:val="30"/>
+          <w:lang w:eastAsia="ja-JP"/>
+        </w:rPr>
+        <w:t xml:space="preserve">STEP 1   </w:t>
+      </w:r>
+      <w:r>
+        <w:rPr>
+          <w:b/>
+          <w:color w:val="2C3E50"/>
+          <w:sz w:val="30"/>
+          <w:lang w:eastAsia="ja-JP"/>
+        </w:rPr>
+        <w:t>データの準備</w:t>
+      </w:r>
+    </w:p>
+    <w:p>
+      <w:pPr>
+        <w:spacing w:after="120"/>
+        <w:rPr>
+          <w:lang w:eastAsia="ja-JP"/>
+        </w:rPr>
+      </w:pPr>
+      <w:r>
+        <w:rPr>
+          <w:color w:val="2C3E50"/>
+          <w:lang w:eastAsia="ja-JP"/>
+        </w:rPr>
+        <w:t>クレンジング対象の</w:t>
+      </w:r>
+      <w:r>
+        <w:rPr>
+          <w:color w:val="2C3E50"/>
+          <w:lang w:eastAsia="ja-JP"/>
+        </w:rPr>
+        <w:t>CSV</w:t>
+      </w:r>
+      <w:r>
+        <w:rPr>
+          <w:color w:val="2C3E50"/>
+          <w:lang w:eastAsia="ja-JP"/>
+        </w:rPr>
+        <w:t>を</w:t>
+      </w:r>
+      <w:r>
+        <w:rPr>
+          <w:color w:val="2C3E50"/>
+          <w:lang w:eastAsia="ja-JP"/>
+        </w:rPr>
+        <w:t>Excel</w:t>
+      </w:r>
+      <w:r>
+        <w:rPr>
+          <w:color w:val="2C3E50"/>
+          <w:lang w:eastAsia="ja-JP"/>
+        </w:rPr>
+        <w:t>で開く、またはサンプルデータを貼り付けます。</w:t>
+      </w:r>
+    </w:p>
+    <w:p>
+      <w:pPr>
+        <w:spacing w:after="120"/>
+        <w:rPr>
+          <w:lang w:eastAsia="ja-JP"/>
+        </w:rPr>
+      </w:pPr>
+      <w:r>
+        <w:rPr>
+          <w:color w:val="2C3E50"/>
           <w:lang w:eastAsia="ja-JP"/>
         </w:rPr>
         <w:t>1</w:t>
       </w:r>
       <w:r>
         <w:rPr>
-          <w:b/>
-          <w:color w:val="2C3E50"/>
-          <w:sz w:val="24"/>
-          <w:lang w:eastAsia="ja-JP"/>
-        </w:rPr>
-        <w:t>列多い）</w:t>
+          <w:color w:val="2C3E50"/>
+          <w:lang w:eastAsia="ja-JP"/>
+        </w:rPr>
+        <w:t>行目に以下の見出しがあることを確認</w:t>
+      </w:r>
+      <w:r>
+        <w:rPr>
+          <w:color w:val="2C3E50"/>
+          <w:lang w:eastAsia="ja-JP"/>
+        </w:rPr>
+        <w:t>:</w:t>
       </w:r>
     </w:p>
     <w:tbl>
@@ -1809,7 +1735,7 @@
                 <w:color w:val="2C3E50"/>
                 <w:sz w:val="19"/>
               </w:rPr>
-              <w:t>店舗名</w:t>
+              <w:t>ID</w:t>
             </w:r>
           </w:p>
         </w:tc>
@@ -1830,7 +1756,7 @@
                 <w:color w:val="2C3E50"/>
                 <w:sz w:val="19"/>
               </w:rPr>
-              <w:t>日付</w:t>
+              <w:t>会社名</w:t>
             </w:r>
           </w:p>
         </w:tc>
@@ -1851,7 +1777,7 @@
                 <w:color w:val="2C3E50"/>
                 <w:sz w:val="19"/>
               </w:rPr>
-              <w:t>商品名</w:t>
+              <w:t>担当者名</w:t>
             </w:r>
           </w:p>
         </w:tc>
@@ -1872,7 +1798,7 @@
                 <w:color w:val="2C3E50"/>
                 <w:sz w:val="19"/>
               </w:rPr>
-              <w:t>数量</w:t>
+              <w:t>メールアドレス</w:t>
             </w:r>
           </w:p>
         </w:tc>
@@ -1893,7 +1819,7 @@
                 <w:color w:val="2C3E50"/>
                 <w:sz w:val="19"/>
               </w:rPr>
-              <w:t>売上</w:t>
+              <w:t>電話番号</w:t>
             </w:r>
           </w:p>
         </w:tc>
@@ -1917,7 +1843,7 @@
           <w:sz w:val="20"/>
           <w:lang w:eastAsia="ja-JP"/>
         </w:rPr>
-        <w:t>見出しを入力したら、各店舗シートの</w:t>
+        <w:t>2</w:t>
       </w:r>
       <w:r>
         <w:rPr>
@@ -1925,22 +1851,13 @@
           <w:sz w:val="20"/>
           <w:lang w:eastAsia="ja-JP"/>
         </w:rPr>
-        <w:t>2</w:t>
-      </w:r>
-      <w:r>
-        <w:rPr>
-          <w:color w:val="2C3E50"/>
-          <w:sz w:val="20"/>
-          <w:lang w:eastAsia="ja-JP"/>
-        </w:rPr>
-        <w:t>行目以降にデータを入力してください（手元のデータ、またはサンプルデータをご利用ください）。</w:t>
+        <w:t>行目以降にデータを入力してください。</w:t>
       </w:r>
     </w:p>
     <w:p>
       <w:pPr>
         <w:spacing w:after="120"/>
         <w:rPr>
-          <w:rFonts w:hint="eastAsia"/>
           <w:lang w:eastAsia="ja-JP"/>
         </w:rPr>
       </w:pPr>
@@ -1950,10 +1867,10 @@
           <w:lang w:eastAsia="ja-JP"/>
         </w:rPr>
         <w:drawing>
-          <wp:inline distT="0" distB="0" distL="0" distR="0" wp14:anchorId="0E1B3E9B" wp14:editId="6EE2F318">
-            <wp:extent cx="5864555" cy="3422209"/>
-            <wp:effectExtent l="0" t="0" r="3175" b="0"/>
-            <wp:docPr id="1938289430" name="図 2"/>
+          <wp:inline distT="0" distB="0" distL="0" distR="0" wp14:anchorId="300C3E40" wp14:editId="03B35DBF">
+            <wp:extent cx="5972810" cy="3881120"/>
+            <wp:effectExtent l="0" t="0" r="0" b="5080"/>
+            <wp:docPr id="891132741" name="図 3"/>
             <wp:cNvGraphicFramePr>
               <a:graphicFrameLocks xmlns:a="http://schemas.openxmlformats.org/drawingml/2006/main" noChangeAspect="1"/>
             </wp:cNvGraphicFramePr>
@@ -1961,513 +1878,7 @@
               <a:graphicData uri="http://schemas.openxmlformats.org/drawingml/2006/picture">
                 <pic:pic xmlns:pic="http://schemas.openxmlformats.org/drawingml/2006/picture">
                   <pic:nvPicPr>
-                    <pic:cNvPr id="1938289430" name="図 1938289430"/>
-                    <pic:cNvPicPr/>
-                  </pic:nvPicPr>
-                  <pic:blipFill>
-                    <a:blip r:embed="rId7"/>
-                    <a:stretch>
-                      <a:fillRect/>
-                    </a:stretch>
-                  </pic:blipFill>
-                  <pic:spPr>
-                    <a:xfrm>
-                      <a:off x="0" y="0"/>
-                      <a:ext cx="5927546" cy="3458967"/>
-                    </a:xfrm>
-                    <a:prstGeom prst="rect">
-                      <a:avLst/>
-                    </a:prstGeom>
-                  </pic:spPr>
-                </pic:pic>
-              </a:graphicData>
-            </a:graphic>
-          </wp:inline>
-        </w:drawing>
-      </w:r>
-    </w:p>
-    <w:p>
-      <w:pPr>
-        <w:rPr>
-          <w:b/>
-          <w:color w:val="2C3E50"/>
-          <w:sz w:val="30"/>
-          <w:lang w:eastAsia="ja-JP"/>
-        </w:rPr>
-      </w:pPr>
-      <w:r>
-        <w:rPr>
-          <w:b/>
-          <w:color w:val="2C3E50"/>
-          <w:sz w:val="30"/>
-          <w:lang w:eastAsia="ja-JP"/>
-        </w:rPr>
-        <w:br w:type="page"/>
-      </w:r>
-    </w:p>
-    <w:p>
-      <w:pPr>
-        <w:spacing w:before="360" w:after="160"/>
-        <w:rPr>
-          <w:lang w:eastAsia="ja-JP"/>
-        </w:rPr>
-      </w:pPr>
-      <w:r>
-        <w:rPr>
-          <w:b/>
-          <w:color w:val="2C3E50"/>
-          <w:sz w:val="30"/>
-          <w:lang w:eastAsia="ja-JP"/>
-        </w:rPr>
-        <w:lastRenderedPageBreak/>
-        <w:t>STEP 3   VBA</w:t>
-      </w:r>
-      <w:r>
-        <w:rPr>
-          <w:b/>
-          <w:color w:val="2C3E50"/>
-          <w:sz w:val="30"/>
-          <w:lang w:eastAsia="ja-JP"/>
-        </w:rPr>
-        <w:t>コードの貼り付け</w:t>
-      </w:r>
-    </w:p>
-    <w:p>
-      <w:pPr>
-        <w:spacing w:after="120"/>
-        <w:rPr>
-          <w:lang w:eastAsia="ja-JP"/>
-        </w:rPr>
-      </w:pPr>
-      <w:r>
-        <w:rPr>
-          <w:color w:val="2C3E50"/>
-          <w:lang w:eastAsia="ja-JP"/>
-        </w:rPr>
-        <w:t>Excel</w:t>
-      </w:r>
-      <w:r>
-        <w:rPr>
-          <w:color w:val="2C3E50"/>
-          <w:lang w:eastAsia="ja-JP"/>
-        </w:rPr>
-        <w:t>に付属する</w:t>
-      </w:r>
-      <w:r>
-        <w:rPr>
-          <w:color w:val="2C3E50"/>
-          <w:lang w:eastAsia="ja-JP"/>
-        </w:rPr>
-        <w:t xml:space="preserve"> VBA</w:t>
-      </w:r>
-      <w:r>
-        <w:rPr>
-          <w:color w:val="2C3E50"/>
-          <w:lang w:eastAsia="ja-JP"/>
-        </w:rPr>
-        <w:t>エディタ</w:t>
-      </w:r>
-      <w:r>
-        <w:rPr>
-          <w:color w:val="2C3E50"/>
-          <w:lang w:eastAsia="ja-JP"/>
-        </w:rPr>
-        <w:t xml:space="preserve"> </w:t>
-      </w:r>
-      <w:r>
-        <w:rPr>
-          <w:color w:val="2C3E50"/>
-          <w:lang w:eastAsia="ja-JP"/>
-        </w:rPr>
-        <w:t>を起動し、マクロコードを貼り付けます。</w:t>
-      </w:r>
-    </w:p>
-    <w:p>
-      <w:pPr>
-        <w:spacing w:before="240" w:after="120"/>
-      </w:pPr>
-      <w:proofErr w:type="spellStart"/>
-      <w:r>
-        <w:rPr>
-          <w:b/>
-          <w:color w:val="2C3E50"/>
-          <w:sz w:val="24"/>
-        </w:rPr>
-        <w:t>操作手順</w:t>
-      </w:r>
-      <w:proofErr w:type="spellEnd"/>
-    </w:p>
-    <w:p>
-      <w:pPr>
-        <w:pStyle w:val="a0"/>
-      </w:pPr>
-      <w:r>
-        <w:rPr>
-          <w:color w:val="2C3E50"/>
-        </w:rPr>
-        <w:t>1. Excel</w:t>
-      </w:r>
-      <w:r>
-        <w:rPr>
-          <w:color w:val="2C3E50"/>
-        </w:rPr>
-        <w:t>上で「</w:t>
-      </w:r>
-      <w:r>
-        <w:rPr>
-          <w:color w:val="2C3E50"/>
-        </w:rPr>
-        <w:t>Alt + F11</w:t>
-      </w:r>
-      <w:r>
-        <w:rPr>
-          <w:color w:val="2C3E50"/>
-        </w:rPr>
-        <w:t>」キー（</w:t>
-      </w:r>
-      <w:r>
-        <w:rPr>
-          <w:color w:val="2C3E50"/>
-        </w:rPr>
-        <w:t>Mac: Option + F11</w:t>
-      </w:r>
-      <w:r>
-        <w:rPr>
-          <w:color w:val="2C3E50"/>
-        </w:rPr>
-        <w:t>）を押し、</w:t>
-      </w:r>
-      <w:r>
-        <w:rPr>
-          <w:color w:val="2C3E50"/>
-        </w:rPr>
-        <w:t>VBA</w:t>
-      </w:r>
-      <w:r>
-        <w:rPr>
-          <w:color w:val="2C3E50"/>
-        </w:rPr>
-        <w:t>エディタを起動</w:t>
-      </w:r>
-    </w:p>
-    <w:p>
-      <w:pPr>
-        <w:pStyle w:val="a0"/>
-        <w:rPr>
-          <w:lang w:eastAsia="ja-JP"/>
-        </w:rPr>
-      </w:pPr>
-      <w:r>
-        <w:rPr>
-          <w:color w:val="2C3E50"/>
-          <w:lang w:eastAsia="ja-JP"/>
-        </w:rPr>
-        <w:t xml:space="preserve">2. </w:t>
-      </w:r>
-      <w:r>
-        <w:rPr>
-          <w:color w:val="2C3E50"/>
-          <w:lang w:eastAsia="ja-JP"/>
-        </w:rPr>
-        <w:t>メニュー「挿入」</w:t>
-      </w:r>
-      <w:r>
-        <w:rPr>
-          <w:color w:val="2C3E50"/>
-          <w:lang w:eastAsia="ja-JP"/>
-        </w:rPr>
-        <w:t>→</w:t>
-      </w:r>
-      <w:r>
-        <w:rPr>
-          <w:color w:val="2C3E50"/>
-          <w:lang w:eastAsia="ja-JP"/>
-        </w:rPr>
-        <w:t>「標準モジュール」をクリック（左ペインに「</w:t>
-      </w:r>
-      <w:r>
-        <w:rPr>
-          <w:color w:val="2C3E50"/>
-          <w:lang w:eastAsia="ja-JP"/>
-        </w:rPr>
-        <w:t>Module1</w:t>
-      </w:r>
-      <w:r>
-        <w:rPr>
-          <w:color w:val="2C3E50"/>
-          <w:lang w:eastAsia="ja-JP"/>
-        </w:rPr>
-        <w:t>」が追加されます）</w:t>
-      </w:r>
-    </w:p>
-    <w:p>
-      <w:pPr>
-        <w:pStyle w:val="a0"/>
-        <w:rPr>
-          <w:lang w:eastAsia="ja-JP"/>
-        </w:rPr>
-      </w:pPr>
-      <w:r>
-        <w:rPr>
-          <w:color w:val="2C3E50"/>
-          <w:lang w:eastAsia="ja-JP"/>
-        </w:rPr>
-        <w:t xml:space="preserve">3. </w:t>
-      </w:r>
-      <w:proofErr w:type="spellStart"/>
-      <w:r>
-        <w:rPr>
-          <w:color w:val="2C3E50"/>
-          <w:lang w:eastAsia="ja-JP"/>
-        </w:rPr>
-        <w:t>macro.bas</w:t>
-      </w:r>
-      <w:proofErr w:type="spellEnd"/>
-      <w:r>
-        <w:rPr>
-          <w:color w:val="2C3E50"/>
-          <w:lang w:eastAsia="ja-JP"/>
-        </w:rPr>
-        <w:t xml:space="preserve"> </w:t>
-      </w:r>
-      <w:r>
-        <w:rPr>
-          <w:color w:val="2C3E50"/>
-          <w:lang w:eastAsia="ja-JP"/>
-        </w:rPr>
-        <w:t>ファイルの中身をすべてコピーし、</w:t>
-      </w:r>
-      <w:r>
-        <w:rPr>
-          <w:color w:val="2C3E50"/>
-          <w:lang w:eastAsia="ja-JP"/>
-        </w:rPr>
-        <w:t>Module1</w:t>
-      </w:r>
-      <w:r>
-        <w:rPr>
-          <w:color w:val="2C3E50"/>
-          <w:lang w:eastAsia="ja-JP"/>
-        </w:rPr>
-        <w:t>の編集画面に貼り付け</w:t>
-      </w:r>
-    </w:p>
-    <w:p>
-      <w:pPr>
-        <w:pStyle w:val="a0"/>
-        <w:rPr>
-          <w:lang w:eastAsia="ja-JP"/>
-        </w:rPr>
-      </w:pPr>
-      <w:r>
-        <w:rPr>
-          <w:color w:val="2C3E50"/>
-          <w:lang w:eastAsia="ja-JP"/>
-        </w:rPr>
-        <w:t xml:space="preserve">4. </w:t>
-      </w:r>
-      <w:r>
-        <w:rPr>
-          <w:color w:val="2C3E50"/>
-          <w:lang w:eastAsia="ja-JP"/>
-        </w:rPr>
-        <w:t>「</w:t>
-      </w:r>
-      <w:r>
-        <w:rPr>
-          <w:color w:val="2C3E50"/>
-          <w:lang w:eastAsia="ja-JP"/>
-        </w:rPr>
-        <w:t>Ctrl + S</w:t>
-      </w:r>
-      <w:r>
-        <w:rPr>
-          <w:color w:val="2C3E50"/>
-          <w:lang w:eastAsia="ja-JP"/>
-        </w:rPr>
-        <w:t>」（</w:t>
-      </w:r>
-      <w:r>
-        <w:rPr>
-          <w:color w:val="2C3E50"/>
-          <w:lang w:eastAsia="ja-JP"/>
-        </w:rPr>
-        <w:t xml:space="preserve">Mac: </w:t>
-      </w:r>
-      <w:proofErr w:type="spellStart"/>
-      <w:r>
-        <w:rPr>
-          <w:color w:val="2C3E50"/>
-          <w:lang w:eastAsia="ja-JP"/>
-        </w:rPr>
-        <w:t>Cmd</w:t>
-      </w:r>
-      <w:proofErr w:type="spellEnd"/>
-      <w:r>
-        <w:rPr>
-          <w:color w:val="2C3E50"/>
-          <w:lang w:eastAsia="ja-JP"/>
-        </w:rPr>
-        <w:t xml:space="preserve"> + S</w:t>
-      </w:r>
-      <w:r>
-        <w:rPr>
-          <w:color w:val="2C3E50"/>
-          <w:lang w:eastAsia="ja-JP"/>
-        </w:rPr>
-        <w:t>）で保存。保存形式は「</w:t>
-      </w:r>
-      <w:r>
-        <w:rPr>
-          <w:color w:val="2C3E50"/>
-          <w:lang w:eastAsia="ja-JP"/>
-        </w:rPr>
-        <w:t>Excel</w:t>
-      </w:r>
-      <w:r>
-        <w:rPr>
-          <w:color w:val="2C3E50"/>
-          <w:lang w:eastAsia="ja-JP"/>
-        </w:rPr>
-        <w:t>マクロ有効ブック（</w:t>
-      </w:r>
-      <w:r>
-        <w:rPr>
-          <w:color w:val="2C3E50"/>
-          <w:lang w:eastAsia="ja-JP"/>
-        </w:rPr>
-        <w:t>.</w:t>
-      </w:r>
-      <w:proofErr w:type="spellStart"/>
-      <w:r>
-        <w:rPr>
-          <w:color w:val="2C3E50"/>
-          <w:lang w:eastAsia="ja-JP"/>
-        </w:rPr>
-        <w:t>xlsm</w:t>
-      </w:r>
-      <w:proofErr w:type="spellEnd"/>
-      <w:r>
-        <w:rPr>
-          <w:color w:val="2C3E50"/>
-          <w:lang w:eastAsia="ja-JP"/>
-        </w:rPr>
-        <w:t>）」を選択</w:t>
-      </w:r>
-    </w:p>
-    <w:p>
-      <w:pPr>
-        <w:spacing w:after="120"/>
-        <w:rPr>
-          <w:lang w:eastAsia="ja-JP"/>
-        </w:rPr>
-      </w:pPr>
-    </w:p>
-    <w:p>
-      <w:pPr>
-        <w:rPr>
-          <w:rFonts w:hint="eastAsia"/>
-          <w:lang w:eastAsia="ja-JP"/>
-        </w:rPr>
-      </w:pPr>
-      <w:r>
-        <w:rPr>
-          <w:b/>
-          <w:color w:val="E74C3C"/>
-          <w:lang w:eastAsia="ja-JP"/>
-        </w:rPr>
-        <w:t xml:space="preserve">⚠️ </w:t>
-      </w:r>
-      <w:r>
-        <w:rPr>
-          <w:b/>
-          <w:color w:val="E74C3C"/>
-          <w:lang w:eastAsia="ja-JP"/>
-        </w:rPr>
-        <w:t>重要：</w:t>
-      </w:r>
-      <w:r>
-        <w:rPr>
-          <w:color w:val="2C3E50"/>
-          <w:lang w:eastAsia="ja-JP"/>
-        </w:rPr>
-        <w:t>通常の</w:t>
-      </w:r>
-      <w:r>
-        <w:rPr>
-          <w:color w:val="2C3E50"/>
-          <w:lang w:eastAsia="ja-JP"/>
-        </w:rPr>
-        <w:t xml:space="preserve"> .xlsx </w:t>
-      </w:r>
-      <w:r>
-        <w:rPr>
-          <w:color w:val="2C3E50"/>
-          <w:lang w:eastAsia="ja-JP"/>
-        </w:rPr>
-        <w:t>形式ではマクロが保存されません。必ず</w:t>
-      </w:r>
-      <w:r>
-        <w:rPr>
-          <w:color w:val="2C3E50"/>
-          <w:lang w:eastAsia="ja-JP"/>
-        </w:rPr>
-        <w:t xml:space="preserve"> .</w:t>
-      </w:r>
-      <w:proofErr w:type="spellStart"/>
-      <w:r>
-        <w:rPr>
-          <w:color w:val="2C3E50"/>
-          <w:lang w:eastAsia="ja-JP"/>
-        </w:rPr>
-        <w:t>xlsm</w:t>
-      </w:r>
-      <w:proofErr w:type="spellEnd"/>
-      <w:r>
-        <w:rPr>
-          <w:color w:val="2C3E50"/>
-          <w:lang w:eastAsia="ja-JP"/>
-        </w:rPr>
-        <w:t xml:space="preserve"> </w:t>
-      </w:r>
-      <w:r>
-        <w:rPr>
-          <w:color w:val="2C3E50"/>
-          <w:lang w:eastAsia="ja-JP"/>
-        </w:rPr>
-        <w:t>を選択してください。</w:t>
-      </w:r>
-    </w:p>
-    <w:p>
-      <w:pPr>
-        <w:rPr>
-          <w:b/>
-          <w:color w:val="2C3E50"/>
-          <w:sz w:val="30"/>
-          <w:lang w:eastAsia="ja-JP"/>
-        </w:rPr>
-      </w:pPr>
-      <w:r>
-        <w:rPr>
-          <w:b/>
-          <w:noProof/>
-          <w:color w:val="2C3E50"/>
-          <w:sz w:val="30"/>
-          <w:lang w:eastAsia="ja-JP"/>
-        </w:rPr>
-        <w:drawing>
-          <wp:inline distT="0" distB="0" distL="0" distR="0" wp14:anchorId="3ED5F63D" wp14:editId="1FAFE05B">
-            <wp:extent cx="5972810" cy="4512945"/>
-            <wp:effectExtent l="0" t="0" r="0" b="0"/>
-            <wp:docPr id="1006545810" name="図 3"/>
-            <wp:cNvGraphicFramePr>
-              <a:graphicFrameLocks xmlns:a="http://schemas.openxmlformats.org/drawingml/2006/main" noChangeAspect="1"/>
-            </wp:cNvGraphicFramePr>
-            <a:graphic xmlns:a="http://schemas.openxmlformats.org/drawingml/2006/main">
-              <a:graphicData uri="http://schemas.openxmlformats.org/drawingml/2006/picture">
-                <pic:pic xmlns:pic="http://schemas.openxmlformats.org/drawingml/2006/picture">
-                  <pic:nvPicPr>
-                    <pic:cNvPr id="1006545810" name="図 1006545810"/>
+                    <pic:cNvPr id="891132741" name="図 891132741"/>
                     <pic:cNvPicPr/>
                   </pic:nvPicPr>
                   <pic:blipFill>
@@ -2479,7 +1890,7 @@
                   <pic:spPr>
                     <a:xfrm>
                       <a:off x="0" y="0"/>
-                      <a:ext cx="5972810" cy="4512945"/>
+                      <a:ext cx="5972810" cy="3881120"/>
                     </a:xfrm>
                     <a:prstGeom prst="rect">
                       <a:avLst/>
@@ -2491,33 +1902,16 @@
           </wp:inline>
         </w:drawing>
       </w:r>
-      <w:r>
-        <w:rPr>
-          <w:b/>
-          <w:color w:val="2C3E50"/>
-          <w:sz w:val="30"/>
-          <w:lang w:eastAsia="ja-JP"/>
-        </w:rPr>
-        <w:br w:type="page"/>
-      </w:r>
     </w:p>
     <w:p>
       <w:pPr>
-        <w:spacing w:before="360" w:after="160"/>
-        <w:rPr>
-          <w:lang w:eastAsia="ja-JP"/>
-        </w:rPr>
-      </w:pPr>
-      <w:r>
         <w:rPr>
           <w:b/>
           <w:color w:val="2C3E50"/>
           <w:sz w:val="30"/>
           <w:lang w:eastAsia="ja-JP"/>
         </w:rPr>
-        <w:lastRenderedPageBreak/>
-        <w:t xml:space="preserve">STEP 4   </w:t>
-      </w:r>
+      </w:pPr>
       <w:r>
         <w:rPr>
           <w:b/>
@@ -2525,11 +1919,38 @@
           <w:sz w:val="30"/>
           <w:lang w:eastAsia="ja-JP"/>
         </w:rPr>
-        <w:t>ボタンの設置</w:t>
+        <w:br w:type="page"/>
       </w:r>
     </w:p>
     <w:p>
       <w:pPr>
+        <w:spacing w:before="360" w:after="160"/>
+        <w:rPr>
+          <w:lang w:eastAsia="ja-JP"/>
+        </w:rPr>
+      </w:pPr>
+      <w:r>
+        <w:rPr>
+          <w:b/>
+          <w:color w:val="2C3E50"/>
+          <w:sz w:val="30"/>
+          <w:lang w:eastAsia="ja-JP"/>
+        </w:rPr>
+        <w:lastRenderedPageBreak/>
+        <w:t>STEP 2   VBA</w:t>
+      </w:r>
+      <w:r>
+        <w:rPr>
+          <w:b/>
+          <w:color w:val="2C3E50"/>
+          <w:sz w:val="30"/>
+          <w:lang w:eastAsia="ja-JP"/>
+        </w:rPr>
+        <w:t>コードの貼り付け</w:t>
+      </w:r>
+    </w:p>
+    <w:p>
+      <w:pPr>
         <w:spacing w:after="120"/>
         <w:rPr>
           <w:lang w:eastAsia="ja-JP"/>
@@ -2540,7 +1961,42 @@
           <w:color w:val="2C3E50"/>
           <w:lang w:eastAsia="ja-JP"/>
         </w:rPr>
-        <w:t>マクロを実行するためのボタンをシート上に設置します。</w:t>
+        <w:t>Excel</w:t>
+      </w:r>
+      <w:r>
+        <w:rPr>
+          <w:color w:val="2C3E50"/>
+          <w:lang w:eastAsia="ja-JP"/>
+        </w:rPr>
+        <w:t>に付属する</w:t>
+      </w:r>
+      <w:r>
+        <w:rPr>
+          <w:color w:val="2C3E50"/>
+          <w:lang w:eastAsia="ja-JP"/>
+        </w:rPr>
+        <w:t xml:space="preserve"> VBA</w:t>
+      </w:r>
+      <w:r>
+        <w:rPr>
+          <w:color w:val="2C3E50"/>
+          <w:lang w:eastAsia="ja-JP"/>
+        </w:rPr>
+        <w:t>エディタ</w:t>
+      </w:r>
+      <w:r>
+        <w:rPr>
+          <w:color w:val="2C3E50"/>
+          <w:lang w:eastAsia="ja-JP"/>
+        </w:rPr>
+        <w:t xml:space="preserve"> </w:t>
+      </w:r>
+      <w:r>
+        <w:rPr>
+          <w:color w:val="2C3E50"/>
+          <w:lang w:eastAsia="ja-JP"/>
+        </w:rPr>
+        <w:t>を起動し、マクロコードを貼り付けます。</w:t>
       </w:r>
     </w:p>
     <w:p>
@@ -2566,13 +2022,49 @@
         <w:rPr>
           <w:color w:val="2C3E50"/>
         </w:rPr>
-        <w:t xml:space="preserve">1. </w:t>
-      </w:r>
-      <w:r>
-        <w:rPr>
-          <w:color w:val="2C3E50"/>
-        </w:rPr>
-        <w:t>「集計」シートを開く</w:t>
+        <w:t>1. Excel</w:t>
+      </w:r>
+      <w:r>
+        <w:rPr>
+          <w:color w:val="2C3E50"/>
+        </w:rPr>
+        <w:t>上で「</w:t>
+      </w:r>
+      <w:r>
+        <w:rPr>
+          <w:color w:val="2C3E50"/>
+        </w:rPr>
+        <w:t>Alt + F11</w:t>
+      </w:r>
+      <w:r>
+        <w:rPr>
+          <w:color w:val="2C3E50"/>
+        </w:rPr>
+        <w:t>」キー（</w:t>
+      </w:r>
+      <w:r>
+        <w:rPr>
+          <w:color w:val="2C3E50"/>
+        </w:rPr>
+        <w:t>Mac: Option + F11</w:t>
+      </w:r>
+      <w:r>
+        <w:rPr>
+          <w:color w:val="2C3E50"/>
+        </w:rPr>
+        <w:t>）を押し、</w:t>
+      </w:r>
+      <w:r>
+        <w:rPr>
+          <w:color w:val="2C3E50"/>
+        </w:rPr>
+        <w:t>VBA</w:t>
+      </w:r>
+      <w:r>
+        <w:rPr>
+          <w:color w:val="2C3E50"/>
+        </w:rPr>
+        <w:t>エディタを起動</w:t>
       </w:r>
     </w:p>
     <w:p>
@@ -2594,35 +2086,7 @@
           <w:color w:val="2C3E50"/>
           <w:lang w:eastAsia="ja-JP"/>
         </w:rPr>
-        <w:t>メニューの「開発」タブ</w:t>
-      </w:r>
-      <w:r>
-        <w:rPr>
-          <w:color w:val="2C3E50"/>
-          <w:lang w:eastAsia="ja-JP"/>
-        </w:rPr>
-        <w:t xml:space="preserve"> → </w:t>
-      </w:r>
-      <w:r>
-        <w:rPr>
-          <w:color w:val="2C3E50"/>
-          <w:lang w:eastAsia="ja-JP"/>
-        </w:rPr>
-        <w:t>「挿入」</w:t>
-      </w:r>
-      <w:r>
-        <w:rPr>
-          <w:color w:val="2C3E50"/>
-          <w:lang w:eastAsia="ja-JP"/>
-        </w:rPr>
-        <w:t xml:space="preserve">→ </w:t>
-      </w:r>
-      <w:r>
-        <w:rPr>
-          <w:color w:val="2C3E50"/>
-          <w:lang w:eastAsia="ja-JP"/>
-        </w:rPr>
-        <w:t>「フォームコントロール」</w:t>
+        <w:t>メニュー「挿入」</w:t>
       </w:r>
       <w:r>
         <w:rPr>
@@ -2636,7 +2100,7 @@
           <w:color w:val="2C3E50"/>
           <w:lang w:eastAsia="ja-JP"/>
         </w:rPr>
-        <w:t>「ボタン」をクリック</w:t>
+        <w:t>「標準モジュール」をクリック</w:t>
       </w:r>
     </w:p>
     <w:p>
@@ -2653,12 +2117,42 @@
         </w:rPr>
         <w:t xml:space="preserve">3. </w:t>
       </w:r>
-      <w:r>
-        <w:rPr>
-          <w:color w:val="2C3E50"/>
-          <w:lang w:eastAsia="ja-JP"/>
-        </w:rPr>
-        <w:t>シート上の任意の場所をドラッグして、ボタンを配置</w:t>
+      <w:proofErr w:type="spellStart"/>
+      <w:r>
+        <w:rPr>
+          <w:color w:val="2C3E50"/>
+          <w:lang w:eastAsia="ja-JP"/>
+        </w:rPr>
+        <w:t>macro.bas</w:t>
+      </w:r>
+      <w:proofErr w:type="spellEnd"/>
+      <w:r>
+        <w:rPr>
+          <w:color w:val="2C3E50"/>
+          <w:lang w:eastAsia="ja-JP"/>
+        </w:rPr>
+        <w:t xml:space="preserve"> </w:t>
+      </w:r>
+      <w:r>
+        <w:rPr>
+          <w:color w:val="2C3E50"/>
+          <w:lang w:eastAsia="ja-JP"/>
+        </w:rPr>
+        <w:t>ファイルの中身をすべてコピーし、</w:t>
+      </w:r>
+      <w:r>
+        <w:rPr>
+          <w:color w:val="2C3E50"/>
+          <w:lang w:eastAsia="ja-JP"/>
+        </w:rPr>
+        <w:t>Module1</w:t>
+      </w:r>
+      <w:r>
+        <w:rPr>
+          <w:color w:val="2C3E50"/>
+          <w:lang w:eastAsia="ja-JP"/>
+        </w:rPr>
+        <w:t>の編集画面に貼り付け</w:t>
       </w:r>
     </w:p>
     <w:p>
@@ -2680,7 +2174,7 @@
           <w:color w:val="2C3E50"/>
           <w:lang w:eastAsia="ja-JP"/>
         </w:rPr>
-        <w:t>「マクロの登録」ダイアログが表示されたら、「</w:t>
+        <w:t>「</w:t>
       </w:r>
       <w:proofErr w:type="spellStart"/>
       <w:r>
@@ -2688,7 +2182,7 @@
           <w:color w:val="2C3E50"/>
           <w:lang w:eastAsia="ja-JP"/>
         </w:rPr>
-        <w:t>AggregateData</w:t>
+        <w:t>Cmd</w:t>
       </w:r>
       <w:proofErr w:type="spellEnd"/>
       <w:r>
@@ -2696,73 +2190,148 @@
           <w:color w:val="2C3E50"/>
           <w:lang w:eastAsia="ja-JP"/>
         </w:rPr>
-        <w:t>」を選択</w:t>
-      </w:r>
-      <w:r>
-        <w:rPr>
-          <w:color w:val="2C3E50"/>
-          <w:lang w:eastAsia="ja-JP"/>
-        </w:rPr>
-        <w:t xml:space="preserve"> → OK</w:t>
+        <w:t xml:space="preserve"> + S</w:t>
+      </w:r>
+      <w:r>
+        <w:rPr>
+          <w:color w:val="2C3E50"/>
+          <w:lang w:eastAsia="ja-JP"/>
+        </w:rPr>
+        <w:t>」（</w:t>
+      </w:r>
+      <w:r>
+        <w:rPr>
+          <w:color w:val="2C3E50"/>
+          <w:lang w:eastAsia="ja-JP"/>
+        </w:rPr>
+        <w:t>Win: Ctrl + S</w:t>
+      </w:r>
+      <w:r>
+        <w:rPr>
+          <w:color w:val="2C3E50"/>
+          <w:lang w:eastAsia="ja-JP"/>
+        </w:rPr>
+        <w:t>）で保存。保存形式は「</w:t>
+      </w:r>
+      <w:r>
+        <w:rPr>
+          <w:color w:val="2C3E50"/>
+          <w:lang w:eastAsia="ja-JP"/>
+        </w:rPr>
+        <w:t>Excel</w:t>
+      </w:r>
+      <w:r>
+        <w:rPr>
+          <w:color w:val="2C3E50"/>
+          <w:lang w:eastAsia="ja-JP"/>
+        </w:rPr>
+        <w:t>マクロ有効ブック（</w:t>
+      </w:r>
+      <w:r>
+        <w:rPr>
+          <w:color w:val="2C3E50"/>
+          <w:lang w:eastAsia="ja-JP"/>
+        </w:rPr>
+        <w:t>.</w:t>
+      </w:r>
+      <w:proofErr w:type="spellStart"/>
+      <w:r>
+        <w:rPr>
+          <w:color w:val="2C3E50"/>
+          <w:lang w:eastAsia="ja-JP"/>
+        </w:rPr>
+        <w:t>xlsm</w:t>
+      </w:r>
+      <w:proofErr w:type="spellEnd"/>
+      <w:r>
+        <w:rPr>
+          <w:color w:val="2C3E50"/>
+          <w:lang w:eastAsia="ja-JP"/>
+        </w:rPr>
+        <w:t>）」を選択</w:t>
       </w:r>
     </w:p>
     <w:p>
       <w:pPr>
-        <w:pStyle w:val="a0"/>
-        <w:rPr>
-          <w:lang w:eastAsia="ja-JP"/>
-        </w:rPr>
-      </w:pPr>
-      <w:r>
-        <w:rPr>
-          <w:color w:val="2C3E50"/>
-          <w:lang w:eastAsia="ja-JP"/>
-        </w:rPr>
-        <w:t xml:space="preserve">5. </w:t>
-      </w:r>
-      <w:r>
-        <w:rPr>
-          <w:color w:val="2C3E50"/>
-          <w:lang w:eastAsia="ja-JP"/>
-        </w:rPr>
-        <w:t>配置したボタンを右クリック</w:t>
-      </w:r>
-      <w:r>
-        <w:rPr>
-          <w:color w:val="2C3E50"/>
-          <w:lang w:eastAsia="ja-JP"/>
-        </w:rPr>
-        <w:t xml:space="preserve"> →</w:t>
-      </w:r>
-      <w:r>
-        <w:rPr>
-          <w:color w:val="2C3E50"/>
-          <w:lang w:eastAsia="ja-JP"/>
-        </w:rPr>
-        <w:t>「テキストの編集」</w:t>
-      </w:r>
-      <w:r>
-        <w:rPr>
-          <w:color w:val="2C3E50"/>
-          <w:lang w:eastAsia="ja-JP"/>
-        </w:rPr>
-        <w:t>→</w:t>
-      </w:r>
-      <w:r>
-        <w:rPr>
-          <w:color w:val="2C3E50"/>
-          <w:lang w:eastAsia="ja-JP"/>
-        </w:rPr>
-        <w:t>「集計実行」と入力</w:t>
-      </w:r>
+        <w:spacing w:after="120"/>
+        <w:rPr>
+          <w:lang w:eastAsia="ja-JP"/>
+        </w:rPr>
+      </w:pPr>
     </w:p>
     <w:p>
       <w:pPr>
-        <w:spacing w:after="120"/>
-        <w:rPr>
-          <w:lang w:eastAsia="ja-JP"/>
-        </w:rPr>
-      </w:pPr>
+        <w:rPr>
+          <w:lang w:eastAsia="ja-JP"/>
+        </w:rPr>
+      </w:pPr>
+      <w:r>
+        <w:rPr>
+          <w:b/>
+          <w:color w:val="E74C3C"/>
+          <w:lang w:eastAsia="ja-JP"/>
+        </w:rPr>
+        <w:t xml:space="preserve">⚠️ </w:t>
+      </w:r>
+      <w:r>
+        <w:rPr>
+          <w:b/>
+          <w:color w:val="E74C3C"/>
+          <w:lang w:eastAsia="ja-JP"/>
+        </w:rPr>
+        <w:t>重要：</w:t>
+      </w:r>
+      <w:r>
+        <w:rPr>
+          <w:color w:val="2C3E50"/>
+          <w:lang w:eastAsia="ja-JP"/>
+        </w:rPr>
+        <w:t>通常の</w:t>
+      </w:r>
+      <w:r>
+        <w:rPr>
+          <w:color w:val="2C3E50"/>
+          <w:lang w:eastAsia="ja-JP"/>
+        </w:rPr>
+        <w:t xml:space="preserve"> .xlsx </w:t>
+      </w:r>
+      <w:r>
+        <w:rPr>
+          <w:color w:val="2C3E50"/>
+          <w:lang w:eastAsia="ja-JP"/>
+        </w:rPr>
+        <w:t>形式ではマクロが保存されません。必ず</w:t>
+      </w:r>
+      <w:r>
+        <w:rPr>
+          <w:color w:val="2C3E50"/>
+          <w:lang w:eastAsia="ja-JP"/>
+        </w:rPr>
+        <w:t xml:space="preserve"> .</w:t>
+      </w:r>
+      <w:proofErr w:type="spellStart"/>
+      <w:r>
+        <w:rPr>
+          <w:color w:val="2C3E50"/>
+          <w:lang w:eastAsia="ja-JP"/>
+        </w:rPr>
+        <w:t>xlsm</w:t>
+      </w:r>
+      <w:proofErr w:type="spellEnd"/>
+      <w:r>
+        <w:rPr>
+          <w:color w:val="2C3E50"/>
+          <w:lang w:eastAsia="ja-JP"/>
+        </w:rPr>
+        <w:t xml:space="preserve"> </w:t>
+      </w:r>
+      <w:r>
+        <w:rPr>
+          <w:color w:val="2C3E50"/>
+          <w:lang w:eastAsia="ja-JP"/>
+        </w:rPr>
+        <w:t>を選択してください。</w:t>
+      </w:r>
     </w:p>
     <w:p>
       <w:pPr>
@@ -2773,102 +2342,13 @@
       </w:pPr>
       <w:r>
         <w:rPr>
-          <w:color w:val="6B655E"/>
-          <w:sz w:val="20"/>
-          <w:lang w:eastAsia="ja-JP"/>
-        </w:rPr>
-        <w:t>「開発」タブが表示されない場合：</w:t>
-      </w:r>
-    </w:p>
-    <w:p>
-      <w:pPr>
-        <w:spacing w:after="120"/>
-        <w:rPr>
-          <w:lang w:eastAsia="ja-JP"/>
-        </w:rPr>
-      </w:pPr>
-      <w:r>
-        <w:rPr>
-          <w:color w:val="6B655E"/>
-          <w:sz w:val="20"/>
-          <w:lang w:eastAsia="ja-JP"/>
-        </w:rPr>
-        <w:t>「ファイル」</w:t>
-      </w:r>
-      <w:r>
-        <w:rPr>
-          <w:color w:val="6B655E"/>
-          <w:sz w:val="20"/>
-          <w:lang w:eastAsia="ja-JP"/>
-        </w:rPr>
-        <w:t>→</w:t>
-      </w:r>
-      <w:r>
-        <w:rPr>
-          <w:color w:val="6B655E"/>
-          <w:sz w:val="20"/>
-          <w:lang w:eastAsia="ja-JP"/>
-        </w:rPr>
-        <w:t>「オプション」</w:t>
-      </w:r>
-      <w:r>
-        <w:rPr>
-          <w:color w:val="6B655E"/>
-          <w:sz w:val="20"/>
-          <w:lang w:eastAsia="ja-JP"/>
-        </w:rPr>
-        <w:t>→</w:t>
-      </w:r>
-      <w:r>
-        <w:rPr>
-          <w:color w:val="6B655E"/>
-          <w:sz w:val="20"/>
-          <w:lang w:eastAsia="ja-JP"/>
-        </w:rPr>
-        <w:t>「リボンのユーザー設定」</w:t>
-      </w:r>
-      <w:r>
-        <w:rPr>
-          <w:color w:val="6B655E"/>
-          <w:sz w:val="20"/>
-          <w:lang w:eastAsia="ja-JP"/>
-        </w:rPr>
-        <w:t>→</w:t>
-      </w:r>
-      <w:r>
-        <w:rPr>
-          <w:color w:val="6B655E"/>
-          <w:sz w:val="20"/>
-          <w:lang w:eastAsia="ja-JP"/>
-        </w:rPr>
-        <w:t>「開発」にチェック</w:t>
-      </w:r>
-      <w:r>
-        <w:rPr>
-          <w:color w:val="6B655E"/>
-          <w:sz w:val="20"/>
-          <w:lang w:eastAsia="ja-JP"/>
-        </w:rPr>
-        <w:t xml:space="preserve"> → OK</w:t>
-      </w:r>
-    </w:p>
-    <w:p>
-      <w:pPr>
-        <w:spacing w:after="120"/>
-        <w:rPr>
-          <w:lang w:eastAsia="ja-JP"/>
-        </w:rPr>
-      </w:pPr>
-      <w:r>
-        <w:rPr>
-          <w:noProof/>
           <w:lang w:eastAsia="ja-JP"/>
         </w:rPr>
         <w:drawing>
-          <wp:inline distT="0" distB="0" distL="0" distR="0" wp14:anchorId="64D04BBE" wp14:editId="6C17288B">
-            <wp:extent cx="5972810" cy="1171575"/>
-            <wp:effectExtent l="0" t="0" r="0" b="0"/>
-            <wp:docPr id="1129216306" name="図 4"/>
+          <wp:inline distT="0" distB="0" distL="0" distR="0" wp14:anchorId="0FC67758" wp14:editId="21EAA6D4">
+            <wp:extent cx="5972810" cy="3504565"/>
+            <wp:effectExtent l="0" t="0" r="0" b="635"/>
+            <wp:docPr id="360142050" name="図 1"/>
             <wp:cNvGraphicFramePr>
               <a:graphicFrameLocks xmlns:a="http://schemas.openxmlformats.org/drawingml/2006/main" noChangeAspect="1"/>
             </wp:cNvGraphicFramePr>
@@ -2876,7 +2356,7 @@
               <a:graphicData uri="http://schemas.openxmlformats.org/drawingml/2006/picture">
                 <pic:pic xmlns:pic="http://schemas.openxmlformats.org/drawingml/2006/picture">
                   <pic:nvPicPr>
-                    <pic:cNvPr id="1129216306" name="図 1129216306"/>
+                    <pic:cNvPr id="360142050" name=""/>
                     <pic:cNvPicPr/>
                   </pic:nvPicPr>
                   <pic:blipFill>
@@ -2888,7 +2368,7 @@
                   <pic:spPr>
                     <a:xfrm>
                       <a:off x="0" y="0"/>
-                      <a:ext cx="5972810" cy="1171575"/>
+                      <a:ext cx="5972810" cy="3504565"/>
                     </a:xfrm>
                     <a:prstGeom prst="rect">
                       <a:avLst/>
@@ -2904,180 +2384,273 @@
     <w:p>
       <w:pPr>
         <w:rPr>
-          <w:lang w:eastAsia="ja-JP"/>
-        </w:rPr>
-      </w:pPr>
+          <w:b/>
+          <w:color w:val="2C3E50"/>
+          <w:sz w:val="30"/>
+          <w:lang w:eastAsia="ja-JP"/>
+        </w:rPr>
+      </w:pPr>
+      <w:r>
+        <w:rPr>
+          <w:b/>
+          <w:color w:val="2C3E50"/>
+          <w:sz w:val="30"/>
+          <w:lang w:eastAsia="ja-JP"/>
+        </w:rPr>
+        <w:br w:type="page"/>
+      </w:r>
     </w:p>
     <w:p>
       <w:pPr>
+        <w:spacing w:before="360" w:after="160"/>
+        <w:rPr>
+          <w:lang w:eastAsia="ja-JP"/>
+        </w:rPr>
+      </w:pPr>
+      <w:r>
         <w:rPr>
           <w:b/>
           <w:color w:val="2C3E50"/>
-          <w:sz w:val="40"/>
-          <w:lang w:eastAsia="ja-JP"/>
-        </w:rPr>
-      </w:pPr>
+          <w:sz w:val="30"/>
+          <w:lang w:eastAsia="ja-JP"/>
+        </w:rPr>
+        <w:lastRenderedPageBreak/>
+        <w:t xml:space="preserve">STEP 3   </w:t>
+      </w:r>
       <w:r>
         <w:rPr>
           <w:b/>
           <w:color w:val="2C3E50"/>
-          <w:sz w:val="40"/>
-          <w:lang w:eastAsia="ja-JP"/>
-        </w:rPr>
-        <w:br w:type="page"/>
+          <w:sz w:val="30"/>
+          <w:lang w:eastAsia="ja-JP"/>
+        </w:rPr>
+        <w:t>ボタンの設置</w:t>
       </w:r>
     </w:p>
     <w:p>
       <w:pPr>
-        <w:spacing w:before="480" w:after="240"/>
-        <w:rPr>
-          <w:lang w:eastAsia="ja-JP"/>
-        </w:rPr>
-      </w:pPr>
-      <w:r>
-        <w:rPr>
-          <w:b/>
-          <w:color w:val="2C3E50"/>
-          <w:sz w:val="40"/>
-          <w:lang w:eastAsia="ja-JP"/>
-        </w:rPr>
-        <w:lastRenderedPageBreak/>
-        <w:t>使い方</w:t>
+        <w:spacing w:after="120"/>
+        <w:rPr>
+          <w:lang w:eastAsia="ja-JP"/>
+        </w:rPr>
+      </w:pPr>
+      <w:r>
+        <w:rPr>
+          <w:color w:val="2C3E50"/>
+          <w:lang w:eastAsia="ja-JP"/>
+        </w:rPr>
+        <w:t>マクロを実行するためのボタンをシート上に設置します。</w:t>
       </w:r>
     </w:p>
     <w:p>
       <w:pPr>
-        <w:spacing w:after="120"/>
-        <w:rPr>
-          <w:lang w:eastAsia="ja-JP"/>
-        </w:rPr>
-      </w:pPr>
-      <w:r>
-        <w:rPr>
-          <w:color w:val="2C3E50"/>
-          <w:lang w:eastAsia="ja-JP"/>
-        </w:rPr>
-        <w:t>セットアップが完了したら、以下の</w:t>
-      </w:r>
-      <w:r>
-        <w:rPr>
-          <w:color w:val="2C3E50"/>
-          <w:lang w:eastAsia="ja-JP"/>
-        </w:rPr>
-        <w:t>3</w:t>
-      </w:r>
-      <w:r>
-        <w:rPr>
-          <w:color w:val="2C3E50"/>
-          <w:lang w:eastAsia="ja-JP"/>
-        </w:rPr>
-        <w:t>ステップでマクロを実行できます。</w:t>
-      </w:r>
+        <w:spacing w:before="240" w:after="120"/>
+      </w:pPr>
+      <w:proofErr w:type="spellStart"/>
+      <w:r>
+        <w:rPr>
+          <w:b/>
+          <w:color w:val="2C3E50"/>
+          <w:sz w:val="24"/>
+        </w:rPr>
+        <w:t>操作手順</w:t>
+      </w:r>
+      <w:proofErr w:type="spellEnd"/>
     </w:p>
     <w:p>
       <w:pPr>
-        <w:spacing w:before="360" w:after="160"/>
-        <w:rPr>
-          <w:lang w:eastAsia="ja-JP"/>
-        </w:rPr>
-      </w:pPr>
-      <w:r>
-        <w:rPr>
-          <w:b/>
-          <w:color w:val="2C3E50"/>
-          <w:sz w:val="30"/>
-          <w:lang w:eastAsia="ja-JP"/>
-        </w:rPr>
-        <w:t xml:space="preserve">STEP 1   </w:t>
-      </w:r>
-      <w:r>
-        <w:rPr>
-          <w:b/>
-          <w:color w:val="2C3E50"/>
-          <w:sz w:val="30"/>
-          <w:lang w:eastAsia="ja-JP"/>
-        </w:rPr>
-        <w:t>ボタンをクリック</w:t>
+        <w:pStyle w:val="a0"/>
+      </w:pPr>
+      <w:r>
+        <w:rPr>
+          <w:color w:val="2C3E50"/>
+        </w:rPr>
+        <w:t xml:space="preserve">1. </w:t>
+      </w:r>
+      <w:r>
+        <w:rPr>
+          <w:color w:val="2C3E50"/>
+        </w:rPr>
+        <w:t>任意のシートを開く</w:t>
       </w:r>
     </w:p>
     <w:p>
       <w:pPr>
-        <w:spacing w:after="120"/>
-        <w:rPr>
-          <w:color w:val="2C3E50"/>
-          <w:lang w:eastAsia="ja-JP"/>
-        </w:rPr>
-      </w:pPr>
-      <w:r>
-        <w:rPr>
-          <w:color w:val="2C3E50"/>
-          <w:lang w:eastAsia="ja-JP"/>
-        </w:rPr>
-        <w:t>「集計」シート上の「集計実行」ボタンをクリックします。</w:t>
+        <w:pStyle w:val="a0"/>
+        <w:rPr>
+          <w:lang w:eastAsia="ja-JP"/>
+        </w:rPr>
+      </w:pPr>
+      <w:r>
+        <w:rPr>
+          <w:color w:val="2C3E50"/>
+          <w:lang w:eastAsia="ja-JP"/>
+        </w:rPr>
+        <w:t xml:space="preserve">2. </w:t>
+      </w:r>
+      <w:r>
+        <w:rPr>
+          <w:color w:val="2C3E50"/>
+          <w:lang w:eastAsia="ja-JP"/>
+        </w:rPr>
+        <w:t>メニューの「開発」タブ</w:t>
+      </w:r>
+      <w:r>
+        <w:rPr>
+          <w:color w:val="2C3E50"/>
+          <w:lang w:eastAsia="ja-JP"/>
+        </w:rPr>
+        <w:t xml:space="preserve"> → </w:t>
+      </w:r>
+      <w:r>
+        <w:rPr>
+          <w:color w:val="2C3E50"/>
+          <w:lang w:eastAsia="ja-JP"/>
+        </w:rPr>
+        <w:t>「挿入」</w:t>
+      </w:r>
+      <w:r>
+        <w:rPr>
+          <w:color w:val="2C3E50"/>
+          <w:lang w:eastAsia="ja-JP"/>
+        </w:rPr>
+        <w:t xml:space="preserve">→ </w:t>
+      </w:r>
+      <w:r>
+        <w:rPr>
+          <w:color w:val="2C3E50"/>
+          <w:lang w:eastAsia="ja-JP"/>
+        </w:rPr>
+        <w:t>「フォームコントロール」</w:t>
+      </w:r>
+      <w:r>
+        <w:rPr>
+          <w:color w:val="2C3E50"/>
+          <w:lang w:eastAsia="ja-JP"/>
+        </w:rPr>
+        <w:t>→</w:t>
+      </w:r>
+      <w:r>
+        <w:rPr>
+          <w:color w:val="2C3E50"/>
+          <w:lang w:eastAsia="ja-JP"/>
+        </w:rPr>
+        <w:t>「ボタン」をクリック</w:t>
       </w:r>
     </w:p>
     <w:p>
       <w:pPr>
-        <w:spacing w:after="120"/>
-        <w:rPr>
-          <w:rFonts w:hint="eastAsia"/>
-          <w:lang w:eastAsia="ja-JP"/>
-        </w:rPr>
-      </w:pPr>
+        <w:pStyle w:val="a0"/>
+        <w:rPr>
+          <w:lang w:eastAsia="ja-JP"/>
+        </w:rPr>
+      </w:pPr>
+      <w:r>
+        <w:rPr>
+          <w:color w:val="2C3E50"/>
+          <w:lang w:eastAsia="ja-JP"/>
+        </w:rPr>
+        <w:t xml:space="preserve">3. </w:t>
+      </w:r>
+      <w:r>
+        <w:rPr>
+          <w:color w:val="2C3E50"/>
+          <w:lang w:eastAsia="ja-JP"/>
+        </w:rPr>
+        <w:t>シート上の任意の場所をドラッグして、ボタンを配置</w:t>
+      </w:r>
     </w:p>
     <w:p>
       <w:pPr>
-        <w:spacing w:before="360" w:after="160"/>
-        <w:rPr>
-          <w:lang w:eastAsia="ja-JP"/>
-        </w:rPr>
-      </w:pPr>
-      <w:r>
-        <w:rPr>
-          <w:b/>
-          <w:color w:val="2C3E50"/>
-          <w:sz w:val="30"/>
-          <w:lang w:eastAsia="ja-JP"/>
-        </w:rPr>
-        <w:t xml:space="preserve">STEP 2   </w:t>
-      </w:r>
-      <w:r>
-        <w:rPr>
-          <w:b/>
-          <w:color w:val="2C3E50"/>
-          <w:sz w:val="30"/>
-          <w:lang w:eastAsia="ja-JP"/>
-        </w:rPr>
-        <w:t>完了メッセージを確認</w:t>
+        <w:pStyle w:val="a0"/>
+      </w:pPr>
+      <w:r>
+        <w:rPr>
+          <w:color w:val="2C3E50"/>
+        </w:rPr>
+        <w:t xml:space="preserve">4. </w:t>
+      </w:r>
+      <w:r>
+        <w:rPr>
+          <w:color w:val="2C3E50"/>
+        </w:rPr>
+        <w:t>「</w:t>
+      </w:r>
+      <w:proofErr w:type="spellStart"/>
+      <w:r>
+        <w:rPr>
+          <w:color w:val="2C3E50"/>
+        </w:rPr>
+        <w:t>マクロの登録」ダイアログで「</w:t>
+      </w:r>
+      <w:r>
+        <w:rPr>
+          <w:color w:val="2C3E50"/>
+        </w:rPr>
+        <w:t>CleanseCustomerList</w:t>
+      </w:r>
+      <w:r>
+        <w:rPr>
+          <w:color w:val="2C3E50"/>
+        </w:rPr>
+        <w:t>」を選択</w:t>
+      </w:r>
+      <w:proofErr w:type="spellEnd"/>
+      <w:r>
+        <w:rPr>
+          <w:color w:val="2C3E50"/>
+        </w:rPr>
+        <w:t xml:space="preserve"> → OK</w:t>
       </w:r>
     </w:p>
     <w:p>
       <w:pPr>
-        <w:spacing w:after="120"/>
-        <w:rPr>
-          <w:lang w:eastAsia="ja-JP"/>
-        </w:rPr>
-      </w:pPr>
-      <w:r>
-        <w:rPr>
-          <w:color w:val="2C3E50"/>
-          <w:lang w:eastAsia="ja-JP"/>
-        </w:rPr>
-        <w:t>「集計が完了しました。〇〇件のデータを転記しました。」というメッセージが表示されたら成功です。「</w:t>
-      </w:r>
-      <w:r>
-        <w:rPr>
-          <w:color w:val="2C3E50"/>
-          <w:lang w:eastAsia="ja-JP"/>
-        </w:rPr>
-        <w:t>OK</w:t>
-      </w:r>
-      <w:r>
-        <w:rPr>
-          <w:color w:val="2C3E50"/>
-          <w:lang w:eastAsia="ja-JP"/>
-        </w:rPr>
-        <w:t>」をクリックして閉じてください。</w:t>
+        <w:pStyle w:val="a0"/>
+        <w:rPr>
+          <w:lang w:eastAsia="ja-JP"/>
+        </w:rPr>
+      </w:pPr>
+      <w:r>
+        <w:rPr>
+          <w:color w:val="2C3E50"/>
+          <w:lang w:eastAsia="ja-JP"/>
+        </w:rPr>
+        <w:t xml:space="preserve">5. </w:t>
+      </w:r>
+      <w:r>
+        <w:rPr>
+          <w:color w:val="2C3E50"/>
+          <w:lang w:eastAsia="ja-JP"/>
+        </w:rPr>
+        <w:t>配置したボタンを右クリック</w:t>
+      </w:r>
+      <w:r>
+        <w:rPr>
+          <w:color w:val="2C3E50"/>
+          <w:lang w:eastAsia="ja-JP"/>
+        </w:rPr>
+        <w:t xml:space="preserve"> →</w:t>
+      </w:r>
+      <w:r>
+        <w:rPr>
+          <w:color w:val="2C3E50"/>
+          <w:lang w:eastAsia="ja-JP"/>
+        </w:rPr>
+        <w:t>「テキストの編集」</w:t>
+      </w:r>
+      <w:r>
+        <w:rPr>
+          <w:color w:val="2C3E50"/>
+          <w:lang w:eastAsia="ja-JP"/>
+        </w:rPr>
+        <w:t>→</w:t>
+      </w:r>
+      <w:r>
+        <w:rPr>
+          <w:color w:val="2C3E50"/>
+          <w:lang w:eastAsia="ja-JP"/>
+        </w:rPr>
+        <w:t>「クレンジング実行」と入力</w:t>
       </w:r>
     </w:p>
     <w:p>
@@ -3087,16 +2660,112 @@
           <w:lang w:eastAsia="ja-JP"/>
         </w:rPr>
       </w:pPr>
+    </w:p>
+    <w:p>
+      <w:pPr>
+        <w:spacing w:after="120"/>
+        <w:rPr>
+          <w:lang w:eastAsia="ja-JP"/>
+        </w:rPr>
+      </w:pPr>
+      <w:r>
+        <w:rPr>
+          <w:color w:val="6B655E"/>
+          <w:sz w:val="20"/>
+          <w:lang w:eastAsia="ja-JP"/>
+        </w:rPr>
+        <w:t>「開発」タブが表示されない場合：</w:t>
+      </w:r>
+    </w:p>
+    <w:p>
+      <w:pPr>
+        <w:spacing w:after="120"/>
+        <w:rPr>
+          <w:lang w:eastAsia="ja-JP"/>
+        </w:rPr>
+      </w:pPr>
+      <w:r>
+        <w:rPr>
+          <w:color w:val="6B655E"/>
+          <w:sz w:val="20"/>
+          <w:lang w:eastAsia="ja-JP"/>
+        </w:rPr>
+        <w:t>「ファイル」</w:t>
+      </w:r>
+      <w:r>
+        <w:rPr>
+          <w:color w:val="6B655E"/>
+          <w:sz w:val="20"/>
+          <w:lang w:eastAsia="ja-JP"/>
+        </w:rPr>
+        <w:t>→</w:t>
+      </w:r>
+      <w:r>
+        <w:rPr>
+          <w:color w:val="6B655E"/>
+          <w:sz w:val="20"/>
+          <w:lang w:eastAsia="ja-JP"/>
+        </w:rPr>
+        <w:t>「オプション」</w:t>
+      </w:r>
+      <w:r>
+        <w:rPr>
+          <w:color w:val="6B655E"/>
+          <w:sz w:val="20"/>
+          <w:lang w:eastAsia="ja-JP"/>
+        </w:rPr>
+        <w:t>→</w:t>
+      </w:r>
+      <w:r>
+        <w:rPr>
+          <w:color w:val="6B655E"/>
+          <w:sz w:val="20"/>
+          <w:lang w:eastAsia="ja-JP"/>
+        </w:rPr>
+        <w:t>「リボンのユーザー設定」</w:t>
+      </w:r>
+      <w:r>
+        <w:rPr>
+          <w:color w:val="6B655E"/>
+          <w:sz w:val="20"/>
+          <w:lang w:eastAsia="ja-JP"/>
+        </w:rPr>
+        <w:t>→</w:t>
+      </w:r>
+      <w:r>
+        <w:rPr>
+          <w:color w:val="6B655E"/>
+          <w:sz w:val="20"/>
+          <w:lang w:eastAsia="ja-JP"/>
+        </w:rPr>
+        <w:t>「開発」にチェック</w:t>
+      </w:r>
+      <w:r>
+        <w:rPr>
+          <w:color w:val="6B655E"/>
+          <w:sz w:val="20"/>
+          <w:lang w:eastAsia="ja-JP"/>
+        </w:rPr>
+        <w:t xml:space="preserve"> → OK</w:t>
+      </w:r>
+    </w:p>
+    <w:p>
+      <w:pPr>
+        <w:spacing w:after="120"/>
+        <w:rPr>
+          <w:lang w:eastAsia="ja-JP"/>
+        </w:rPr>
+      </w:pPr>
       <w:r>
         <w:rPr>
           <w:noProof/>
           <w:lang w:eastAsia="ja-JP"/>
         </w:rPr>
         <w:drawing>
-          <wp:inline distT="0" distB="0" distL="0" distR="0" wp14:anchorId="1D46611A" wp14:editId="771347A4">
-            <wp:extent cx="2308634" cy="2108200"/>
-            <wp:effectExtent l="0" t="0" r="3175" b="0"/>
-            <wp:docPr id="1055868413" name="図 5"/>
+          <wp:inline distT="0" distB="0" distL="0" distR="0" wp14:anchorId="790B0CFD" wp14:editId="58857EB6">
+            <wp:extent cx="5972810" cy="2994660"/>
+            <wp:effectExtent l="0" t="0" r="0" b="2540"/>
+            <wp:docPr id="1888544673" name="図 4"/>
             <wp:cNvGraphicFramePr>
               <a:graphicFrameLocks xmlns:a="http://schemas.openxmlformats.org/drawingml/2006/main" noChangeAspect="1"/>
             </wp:cNvGraphicFramePr>
@@ -3104,12 +2773,308 @@
               <a:graphicData uri="http://schemas.openxmlformats.org/drawingml/2006/picture">
                 <pic:pic xmlns:pic="http://schemas.openxmlformats.org/drawingml/2006/picture">
                   <pic:nvPicPr>
-                    <pic:cNvPr id="1055868413" name="図 1055868413"/>
+                    <pic:cNvPr id="1888544673" name="図 1888544673"/>
+                    <pic:cNvPicPr/>
+                  </pic:nvPicPr>
+                  <pic:blipFill>
+                    <a:blip r:embed="rId10"/>
+                    <a:stretch>
+                      <a:fillRect/>
+                    </a:stretch>
+                  </pic:blipFill>
+                  <pic:spPr>
+                    <a:xfrm>
+                      <a:off x="0" y="0"/>
+                      <a:ext cx="5972810" cy="2994660"/>
+                    </a:xfrm>
+                    <a:prstGeom prst="rect">
+                      <a:avLst/>
+                    </a:prstGeom>
+                  </pic:spPr>
+                </pic:pic>
+              </a:graphicData>
+            </a:graphic>
+          </wp:inline>
+        </w:drawing>
+      </w:r>
+    </w:p>
+    <w:p>
+      <w:pPr>
+        <w:rPr>
+          <w:lang w:eastAsia="ja-JP"/>
+        </w:rPr>
+      </w:pPr>
+      <w:r>
+        <w:rPr>
+          <w:lang w:eastAsia="ja-JP"/>
+        </w:rPr>
+        <w:br w:type="page"/>
+      </w:r>
+    </w:p>
+    <w:p>
+      <w:pPr>
+        <w:spacing w:before="480" w:after="240"/>
+        <w:rPr>
+          <w:lang w:eastAsia="ja-JP"/>
+        </w:rPr>
+      </w:pPr>
+      <w:r>
+        <w:rPr>
+          <w:b/>
+          <w:color w:val="2C3E50"/>
+          <w:sz w:val="40"/>
+          <w:lang w:eastAsia="ja-JP"/>
+        </w:rPr>
+        <w:lastRenderedPageBreak/>
+        <w:t>使い方</w:t>
+      </w:r>
+    </w:p>
+    <w:p>
+      <w:pPr>
+        <w:spacing w:after="120"/>
+        <w:rPr>
+          <w:lang w:eastAsia="ja-JP"/>
+        </w:rPr>
+      </w:pPr>
+      <w:r>
+        <w:rPr>
+          <w:color w:val="2C3E50"/>
+          <w:lang w:eastAsia="ja-JP"/>
+        </w:rPr>
+        <w:t>セットアップが完了したら、以下の</w:t>
+      </w:r>
+      <w:r>
+        <w:rPr>
+          <w:color w:val="2C3E50"/>
+          <w:lang w:eastAsia="ja-JP"/>
+        </w:rPr>
+        <w:t>3</w:t>
+      </w:r>
+      <w:r>
+        <w:rPr>
+          <w:color w:val="2C3E50"/>
+          <w:lang w:eastAsia="ja-JP"/>
+        </w:rPr>
+        <w:t>ステップでマクロを実行できます。</w:t>
+      </w:r>
+    </w:p>
+    <w:p>
+      <w:pPr>
+        <w:spacing w:before="160" w:after="240"/>
+        <w:rPr>
+          <w:lang w:eastAsia="ja-JP"/>
+        </w:rPr>
+      </w:pPr>
+      <w:r>
+        <w:rPr>
+          <w:b/>
+          <w:color w:val="E74C3C"/>
+          <w:sz w:val="22"/>
+          <w:lang w:eastAsia="ja-JP"/>
+        </w:rPr>
+        <w:t xml:space="preserve">⚠️ </w:t>
+      </w:r>
+      <w:r>
+        <w:rPr>
+          <w:b/>
+          <w:color w:val="E74C3C"/>
+          <w:sz w:val="22"/>
+          <w:lang w:eastAsia="ja-JP"/>
+        </w:rPr>
+        <w:t>重要：実行前にバックアップを取ってください</w:t>
+      </w:r>
+    </w:p>
+    <w:p>
+      <w:pPr>
+        <w:spacing w:after="120"/>
+        <w:rPr>
+          <w:lang w:eastAsia="ja-JP"/>
+        </w:rPr>
+      </w:pPr>
+      <w:r>
+        <w:rPr>
+          <w:color w:val="2C3E50"/>
+          <w:sz w:val="20"/>
+          <w:lang w:eastAsia="ja-JP"/>
+        </w:rPr>
+        <w:t>マクロ実行後は元に戻せません（</w:t>
+      </w:r>
+      <w:proofErr w:type="spellStart"/>
+      <w:r>
+        <w:rPr>
+          <w:color w:val="2C3E50"/>
+          <w:sz w:val="20"/>
+          <w:lang w:eastAsia="ja-JP"/>
+        </w:rPr>
+        <w:t>Ctrl+Z</w:t>
+      </w:r>
+      <w:proofErr w:type="spellEnd"/>
+      <w:r>
+        <w:rPr>
+          <w:color w:val="2C3E50"/>
+          <w:sz w:val="20"/>
+          <w:lang w:eastAsia="ja-JP"/>
+        </w:rPr>
+        <w:t>でも取り消せません）。ファイル名に日付を付けて保存することをおすすめします（例</w:t>
+      </w:r>
+      <w:r>
+        <w:rPr>
+          <w:color w:val="2C3E50"/>
+          <w:sz w:val="20"/>
+          <w:lang w:eastAsia="ja-JP"/>
+        </w:rPr>
+        <w:t>: customer-list_2026-05-26.xlsm</w:t>
+      </w:r>
+      <w:r>
+        <w:rPr>
+          <w:color w:val="2C3E50"/>
+          <w:sz w:val="20"/>
+          <w:lang w:eastAsia="ja-JP"/>
+        </w:rPr>
+        <w:t>）</w:t>
+      </w:r>
+    </w:p>
+    <w:p>
+      <w:pPr>
+        <w:spacing w:before="360" w:after="160"/>
+        <w:rPr>
+          <w:lang w:eastAsia="ja-JP"/>
+        </w:rPr>
+      </w:pPr>
+      <w:r>
+        <w:rPr>
+          <w:b/>
+          <w:color w:val="2C3E50"/>
+          <w:sz w:val="30"/>
+          <w:lang w:eastAsia="ja-JP"/>
+        </w:rPr>
+        <w:t xml:space="preserve">STEP 1   </w:t>
+      </w:r>
+      <w:r>
+        <w:rPr>
+          <w:b/>
+          <w:color w:val="2C3E50"/>
+          <w:sz w:val="30"/>
+          <w:lang w:eastAsia="ja-JP"/>
+        </w:rPr>
+        <w:t>ボタンをクリック</w:t>
+      </w:r>
+    </w:p>
+    <w:p>
+      <w:pPr>
+        <w:spacing w:after="120"/>
+        <w:rPr>
+          <w:rFonts w:hint="eastAsia"/>
+          <w:lang w:eastAsia="ja-JP"/>
+        </w:rPr>
+      </w:pPr>
+      <w:r>
+        <w:rPr>
+          <w:color w:val="2C3E50"/>
+          <w:lang w:eastAsia="ja-JP"/>
+        </w:rPr>
+        <w:t>シート上の「クレンジング実行」ボタンをクリックします。</w:t>
+      </w:r>
+    </w:p>
+    <w:p>
+      <w:pPr>
+        <w:spacing w:before="360" w:after="160"/>
+        <w:rPr>
+          <w:lang w:eastAsia="ja-JP"/>
+        </w:rPr>
+      </w:pPr>
+      <w:r>
+        <w:rPr>
+          <w:b/>
+          <w:color w:val="2C3E50"/>
+          <w:sz w:val="30"/>
+          <w:lang w:eastAsia="ja-JP"/>
+        </w:rPr>
+        <w:t xml:space="preserve">STEP 2   </w:t>
+      </w:r>
+      <w:r>
+        <w:rPr>
+          <w:b/>
+          <w:color w:val="2C3E50"/>
+          <w:sz w:val="30"/>
+          <w:lang w:eastAsia="ja-JP"/>
+        </w:rPr>
+        <w:t>完了メッセージを確認</w:t>
+      </w:r>
+    </w:p>
+    <w:p>
+      <w:pPr>
+        <w:spacing w:after="120"/>
+        <w:rPr>
+          <w:lang w:eastAsia="ja-JP"/>
+        </w:rPr>
+      </w:pPr>
+      <w:r>
+        <w:rPr>
+          <w:color w:val="2C3E50"/>
+          <w:lang w:eastAsia="ja-JP"/>
+        </w:rPr>
+        <w:t>「クレンジングが完了しました。整形件数</w:t>
+      </w:r>
+      <w:r>
+        <w:rPr>
+          <w:color w:val="2C3E50"/>
+          <w:lang w:eastAsia="ja-JP"/>
+        </w:rPr>
+        <w:t xml:space="preserve"> / </w:t>
+      </w:r>
+      <w:r>
+        <w:rPr>
+          <w:color w:val="2C3E50"/>
+          <w:lang w:eastAsia="ja-JP"/>
+        </w:rPr>
+        <w:t>重複削除</w:t>
+      </w:r>
+      <w:r>
+        <w:rPr>
+          <w:color w:val="2C3E50"/>
+          <w:lang w:eastAsia="ja-JP"/>
+        </w:rPr>
+        <w:t xml:space="preserve"> / </w:t>
+      </w:r>
+      <w:r>
+        <w:rPr>
+          <w:color w:val="2C3E50"/>
+          <w:lang w:eastAsia="ja-JP"/>
+        </w:rPr>
+        <w:t>空白行削除」のメッセージが表示されたら成功です。</w:t>
+      </w:r>
+    </w:p>
+    <w:p>
+      <w:pPr>
+        <w:spacing w:after="120"/>
+        <w:rPr>
+          <w:lang w:eastAsia="ja-JP"/>
+        </w:rPr>
+      </w:pPr>
+      <w:r>
+        <w:rPr>
+          <w:noProof/>
+          <w:lang w:eastAsia="ja-JP"/>
+        </w:rPr>
+        <w:drawing>
+          <wp:inline distT="0" distB="0" distL="0" distR="0" wp14:anchorId="4DEA34DB" wp14:editId="64AB5746">
+            <wp:extent cx="3312160" cy="4044875"/>
+            <wp:effectExtent l="0" t="0" r="2540" b="0"/>
+            <wp:docPr id="147800151" name="図 5"/>
+            <wp:cNvGraphicFramePr>
+              <a:graphicFrameLocks xmlns:a="http://schemas.openxmlformats.org/drawingml/2006/main" noChangeAspect="1"/>
+            </wp:cNvGraphicFramePr>
+            <a:graphic xmlns:a="http://schemas.openxmlformats.org/drawingml/2006/main">
+              <a:graphicData uri="http://schemas.openxmlformats.org/drawingml/2006/picture">
+                <pic:pic xmlns:pic="http://schemas.openxmlformats.org/drawingml/2006/picture">
+                  <pic:nvPicPr>
+                    <pic:cNvPr id="147800151" name="図 147800151"/>
                     <pic:cNvPicPr/>
                   </pic:nvPicPr>
                   <pic:blipFill rotWithShape="1">
-                    <a:blip r:embed="rId10"/>
-                    <a:srcRect l="1880" t="-45" r="2185" b="2467"/>
+                    <a:blip r:embed="rId11"/>
+                    <a:srcRect l="2110" t="2276" r="5046" b="2617"/>
                     <a:stretch>
                       <a:fillRect/>
                     </a:stretch>
@@ -3117,7 +3082,7 @@
                   <pic:spPr bwMode="auto">
                     <a:xfrm>
                       <a:off x="0" y="0"/>
-                      <a:ext cx="2337202" cy="2134288"/>
+                      <a:ext cx="3313337" cy="4046312"/>
                     </a:xfrm>
                     <a:prstGeom prst="rect">
                       <a:avLst/>
@@ -3181,7 +3146,7 @@
           <w:sz w:val="30"/>
           <w:lang w:eastAsia="ja-JP"/>
         </w:rPr>
-        <w:t>集計結果を確認</w:t>
+        <w:t>結果を確認</w:t>
       </w:r>
     </w:p>
     <w:p>
@@ -3196,7 +3161,7 @@
           <w:color w:val="2C3E50"/>
           <w:lang w:eastAsia="ja-JP"/>
         </w:rPr>
-        <w:t>「集計」シートに、全店舗のデータが「店舗名」付きで縦に並んで転記されているはずです。</w:t>
+        <w:t>シートの内容を確認すると、重複行・空白行が削除され、表記が統一されているはずです。</w:t>
       </w:r>
     </w:p>
     <w:p>
@@ -3212,10 +3177,10 @@
           <w:lang w:eastAsia="ja-JP"/>
         </w:rPr>
         <w:drawing>
-          <wp:inline distT="0" distB="0" distL="0" distR="0" wp14:anchorId="4C537031" wp14:editId="4C09D5AF">
-            <wp:extent cx="5972810" cy="4048760"/>
-            <wp:effectExtent l="0" t="0" r="0" b="2540"/>
-            <wp:docPr id="177187408" name="図 6"/>
+          <wp:inline distT="0" distB="0" distL="0" distR="0" wp14:anchorId="25FED547" wp14:editId="4485EEA9">
+            <wp:extent cx="5972810" cy="2592593"/>
+            <wp:effectExtent l="0" t="0" r="0" b="0"/>
+            <wp:docPr id="1902493538" name="図 6"/>
             <wp:cNvGraphicFramePr>
               <a:graphicFrameLocks xmlns:a="http://schemas.openxmlformats.org/drawingml/2006/main" noChangeAspect="1"/>
             </wp:cNvGraphicFramePr>
@@ -3223,11 +3188,11 @@
               <a:graphicData uri="http://schemas.openxmlformats.org/drawingml/2006/picture">
                 <pic:pic xmlns:pic="http://schemas.openxmlformats.org/drawingml/2006/picture">
                   <pic:nvPicPr>
-                    <pic:cNvPr id="177187408" name="図 177187408"/>
+                    <pic:cNvPr id="1902493538" name="図 1902493538"/>
                     <pic:cNvPicPr/>
                   </pic:nvPicPr>
                   <pic:blipFill>
-                    <a:blip r:embed="rId11"/>
+                    <a:blip r:embed="rId12"/>
                     <a:stretch>
                       <a:fillRect/>
                     </a:stretch>
@@ -3235,7 +3200,7 @@
                   <pic:spPr>
                     <a:xfrm>
                       <a:off x="0" y="0"/>
-                      <a:ext cx="5972810" cy="4048760"/>
+                      <a:ext cx="5994035" cy="2601806"/>
                     </a:xfrm>
                     <a:prstGeom prst="rect">
                       <a:avLst/>
@@ -3250,37 +3215,6 @@
     </w:p>
     <w:p>
       <w:pPr>
-        <w:spacing w:before="160"/>
-        <w:rPr>
-          <w:lang w:eastAsia="ja-JP"/>
-        </w:rPr>
-      </w:pPr>
-      <w:r>
-        <w:rPr>
-          <w:b/>
-          <w:color w:val="3D6AC4"/>
-          <w:lang w:eastAsia="ja-JP"/>
-        </w:rPr>
-        <w:t xml:space="preserve">💡 </w:t>
-      </w:r>
-      <w:r>
-        <w:rPr>
-          <w:b/>
-          <w:color w:val="3D6AC4"/>
-          <w:lang w:eastAsia="ja-JP"/>
-        </w:rPr>
-        <w:t>ポイント：</w:t>
-      </w:r>
-      <w:r>
-        <w:rPr>
-          <w:color w:val="2C3E50"/>
-          <w:lang w:eastAsia="ja-JP"/>
-        </w:rPr>
-        <w:t>ボタンをもう一度押すと、既存の集計データがクリアされて再転記されます。データを追加した後は、ボタンを押し直すだけで最新の状態に保てます。</w:t>
-      </w:r>
-    </w:p>
-    <w:p>
-      <w:pPr>
         <w:rPr>
           <w:lang w:eastAsia="ja-JP"/>
         </w:rPr>
@@ -3348,7 +3282,43 @@
           <w:sz w:val="22"/>
           <w:lang w:eastAsia="ja-JP"/>
         </w:rPr>
-        <w:t>「マクロが無効化されました」と表示される</w:t>
+        <w:t>「</w:t>
+      </w:r>
+      <w:r>
+        <w:rPr>
+          <w:b/>
+          <w:color w:val="2C3E50"/>
+          <w:sz w:val="22"/>
+          <w:lang w:eastAsia="ja-JP"/>
+        </w:rPr>
+        <w:t xml:space="preserve">ActiveX </w:t>
+      </w:r>
+      <w:r>
+        <w:rPr>
+          <w:b/>
+          <w:color w:val="2C3E50"/>
+          <w:sz w:val="22"/>
+          <w:lang w:eastAsia="ja-JP"/>
+        </w:rPr>
+        <w:t>コンポーネントはオブジェクトを作成できません」と表示される（</w:t>
+      </w:r>
+      <w:r>
+        <w:rPr>
+          <w:b/>
+          <w:color w:val="2C3E50"/>
+          <w:sz w:val="22"/>
+          <w:lang w:eastAsia="ja-JP"/>
+        </w:rPr>
+        <w:t>Mac</w:t>
+      </w:r>
+      <w:r>
+        <w:rPr>
+          <w:b/>
+          <w:color w:val="2C3E50"/>
+          <w:sz w:val="22"/>
+          <w:lang w:eastAsia="ja-JP"/>
+        </w:rPr>
+        <w:t>）</w:t>
       </w:r>
     </w:p>
     <w:p>
@@ -3371,70 +3341,53 @@
           <w:color w:val="2C3E50"/>
           <w:lang w:eastAsia="ja-JP"/>
         </w:rPr>
-        <w:t>Excel</w:t>
-      </w:r>
-      <w:r>
-        <w:rPr>
-          <w:color w:val="2C3E50"/>
-          <w:lang w:eastAsia="ja-JP"/>
-        </w:rPr>
-        <w:t>の「ファイル」</w:t>
-      </w:r>
-      <w:r>
-        <w:rPr>
-          <w:color w:val="2C3E50"/>
-          <w:lang w:eastAsia="ja-JP"/>
-        </w:rPr>
-        <w:t>→</w:t>
-      </w:r>
-      <w:r>
-        <w:rPr>
-          <w:color w:val="2C3E50"/>
-          <w:lang w:eastAsia="ja-JP"/>
-        </w:rPr>
-        <w:t>「オプション」</w:t>
-      </w:r>
-      <w:r>
-        <w:rPr>
-          <w:color w:val="2C3E50"/>
-          <w:lang w:eastAsia="ja-JP"/>
-        </w:rPr>
-        <w:t>→</w:t>
-      </w:r>
-      <w:r>
-        <w:rPr>
-          <w:color w:val="2C3E50"/>
-          <w:lang w:eastAsia="ja-JP"/>
-        </w:rPr>
-        <w:t>「セキュリティセンター」</w:t>
-      </w:r>
-      <w:r>
-        <w:rPr>
-          <w:color w:val="2C3E50"/>
-          <w:lang w:eastAsia="ja-JP"/>
-        </w:rPr>
-        <w:t>→</w:t>
-      </w:r>
-      <w:r>
-        <w:rPr>
-          <w:color w:val="2C3E50"/>
-          <w:lang w:eastAsia="ja-JP"/>
-        </w:rPr>
-        <w:t>「セキュリティセンターの設定」</w:t>
-      </w:r>
-      <w:r>
-        <w:rPr>
-          <w:color w:val="2C3E50"/>
-          <w:lang w:eastAsia="ja-JP"/>
-        </w:rPr>
-        <w:t>→</w:t>
-      </w:r>
-      <w:r>
-        <w:rPr>
-          <w:color w:val="2C3E50"/>
-          <w:lang w:eastAsia="ja-JP"/>
-        </w:rPr>
-        <w:t>「マクロの設定」で、「すべてのマクロを有効にする」を一時的に選択してください。</w:t>
+        <w:t>本マクロは</w:t>
+      </w:r>
+      <w:r>
+        <w:rPr>
+          <w:color w:val="2C3E50"/>
+          <w:lang w:eastAsia="ja-JP"/>
+        </w:rPr>
+        <w:t>Mac</w:t>
+      </w:r>
+      <w:r>
+        <w:rPr>
+          <w:color w:val="2C3E50"/>
+          <w:lang w:eastAsia="ja-JP"/>
+        </w:rPr>
+        <w:t>対応版なので、通常はこのエラーは発生しません。発生した場合は、コードが古いバージョン（</w:t>
+      </w:r>
+      <w:proofErr w:type="spellStart"/>
+      <w:r>
+        <w:rPr>
+          <w:color w:val="2C3E50"/>
+          <w:lang w:eastAsia="ja-JP"/>
+        </w:rPr>
+        <w:t>Scripting.Dictionary</w:t>
+      </w:r>
+      <w:proofErr w:type="spellEnd"/>
+      <w:r>
+        <w:rPr>
+          <w:color w:val="2C3E50"/>
+          <w:lang w:eastAsia="ja-JP"/>
+        </w:rPr>
+        <w:t>使用）の可能性があります。最新版の</w:t>
+      </w:r>
+      <w:proofErr w:type="spellStart"/>
+      <w:r>
+        <w:rPr>
+          <w:color w:val="2C3E50"/>
+          <w:lang w:eastAsia="ja-JP"/>
+        </w:rPr>
+        <w:t>macro.bas</w:t>
+      </w:r>
+      <w:proofErr w:type="spellEnd"/>
+      <w:r>
+        <w:rPr>
+          <w:color w:val="2C3E50"/>
+          <w:lang w:eastAsia="ja-JP"/>
+        </w:rPr>
+        <w:t>に更新してください。</w:t>
       </w:r>
     </w:p>
     <w:p>
@@ -3460,7 +3413,7 @@
           <w:sz w:val="22"/>
           <w:lang w:eastAsia="ja-JP"/>
         </w:rPr>
-        <w:t>「集計シートが見つかりません」と表示される</w:t>
+        <w:t>「マクロが無効化されました」と表示される</w:t>
       </w:r>
     </w:p>
     <w:p>
@@ -3483,7 +3436,56 @@
           <w:color w:val="2C3E50"/>
           <w:lang w:eastAsia="ja-JP"/>
         </w:rPr>
-        <w:t>シート名が正確に「集計」になっているか確認してください。半角・全角、前後のスペース、カタカナ・ひらがなの違いに注意が必要です。</w:t>
+        <w:t>Excel</w:t>
+      </w:r>
+      <w:r>
+        <w:rPr>
+          <w:color w:val="2C3E50"/>
+          <w:lang w:eastAsia="ja-JP"/>
+        </w:rPr>
+        <w:t>の「ファイル」</w:t>
+      </w:r>
+      <w:r>
+        <w:rPr>
+          <w:color w:val="2C3E50"/>
+          <w:lang w:eastAsia="ja-JP"/>
+        </w:rPr>
+        <w:t>→</w:t>
+      </w:r>
+      <w:r>
+        <w:rPr>
+          <w:color w:val="2C3E50"/>
+          <w:lang w:eastAsia="ja-JP"/>
+        </w:rPr>
+        <w:t>「オプション」</w:t>
+      </w:r>
+      <w:r>
+        <w:rPr>
+          <w:color w:val="2C3E50"/>
+          <w:lang w:eastAsia="ja-JP"/>
+        </w:rPr>
+        <w:t>→</w:t>
+      </w:r>
+      <w:r>
+        <w:rPr>
+          <w:color w:val="2C3E50"/>
+          <w:lang w:eastAsia="ja-JP"/>
+        </w:rPr>
+        <w:t>「セキュリティセンター」</w:t>
+      </w:r>
+      <w:r>
+        <w:rPr>
+          <w:color w:val="2C3E50"/>
+          <w:lang w:eastAsia="ja-JP"/>
+        </w:rPr>
+        <w:t>→</w:t>
+      </w:r>
+      <w:r>
+        <w:rPr>
+          <w:color w:val="2C3E50"/>
+          <w:lang w:eastAsia="ja-JP"/>
+        </w:rPr>
+        <w:t>「マクロの設定」で、「すべてのマクロを有効にする」を一時的に選択してください。</w:t>
       </w:r>
     </w:p>
     <w:p>
@@ -3509,7 +3511,7 @@
           <w:sz w:val="22"/>
           <w:lang w:eastAsia="ja-JP"/>
         </w:rPr>
-        <w:t>一部の店舗データだけ転記されない</w:t>
+        <w:t>「データが見つかりません」と表示される</w:t>
       </w:r>
     </w:p>
     <w:p>
@@ -3532,13 +3534,6 @@
           <w:color w:val="2C3E50"/>
           <w:lang w:eastAsia="ja-JP"/>
         </w:rPr>
-        <w:t>該当の店舗シートにデータが入力されているか、</w:t>
-      </w:r>
-      <w:r>
-        <w:rPr>
-          <w:color w:val="2C3E50"/>
-          <w:lang w:eastAsia="ja-JP"/>
-        </w:rPr>
         <w:t>A</w:t>
       </w:r>
       <w:r>
@@ -3546,7 +3541,21 @@
           <w:color w:val="2C3E50"/>
           <w:lang w:eastAsia="ja-JP"/>
         </w:rPr>
-        <w:t>列（日付欄）が空でないか確認してください。本マクロは</w:t>
+        <w:t>列（</w:t>
+      </w:r>
+      <w:r>
+        <w:rPr>
+          <w:color w:val="2C3E50"/>
+          <w:lang w:eastAsia="ja-JP"/>
+        </w:rPr>
+        <w:t>ID</w:t>
+      </w:r>
+      <w:r>
+        <w:rPr>
+          <w:color w:val="2C3E50"/>
+          <w:lang w:eastAsia="ja-JP"/>
+        </w:rPr>
+        <w:t>列）にデータが入っているか確認してください。本マクロは</w:t>
       </w:r>
       <w:r>
         <w:rPr>
@@ -3560,7 +3569,7 @@
           <w:color w:val="2C3E50"/>
           <w:lang w:eastAsia="ja-JP"/>
         </w:rPr>
-        <w:t>列の最終行を基準に転記範囲を判定しています。</w:t>
+        <w:t>列の最終行を基準にデータ範囲を判定します。</w:t>
       </w:r>
     </w:p>
     <w:p>
@@ -3586,179 +3595,431 @@
           <w:sz w:val="22"/>
           <w:lang w:eastAsia="ja-JP"/>
         </w:rPr>
-        <w:t>店舗を追加したい</w:t>
+        <w:t>列構成が違うので動かない</w:t>
       </w:r>
     </w:p>
     <w:p>
       <w:pPr>
         <w:ind w:left="283"/>
-        <w:rPr>
-          <w:lang w:eastAsia="ja-JP"/>
-        </w:rPr>
       </w:pPr>
       <w:r>
         <w:rPr>
           <w:b/>
           <w:color w:val="27AE60"/>
-          <w:lang w:eastAsia="ja-JP"/>
         </w:rPr>
         <w:t xml:space="preserve">A. </w:t>
       </w:r>
       <w:r>
         <w:rPr>
           <w:color w:val="2C3E50"/>
-          <w:lang w:eastAsia="ja-JP"/>
-        </w:rPr>
-        <w:t>VBA</w:t>
-      </w:r>
-      <w:r>
-        <w:rPr>
-          <w:color w:val="2C3E50"/>
-          <w:lang w:eastAsia="ja-JP"/>
-        </w:rPr>
-        <w:t>エディタを開き、コード内の</w:t>
-      </w:r>
-      <w:r>
-        <w:rPr>
-          <w:color w:val="2C3E50"/>
-          <w:lang w:eastAsia="ja-JP"/>
-        </w:rPr>
-        <w:t xml:space="preserve"> </w:t>
-      </w:r>
-      <w:proofErr w:type="spellStart"/>
-      <w:r>
-        <w:rPr>
-          <w:color w:val="2C3E50"/>
-          <w:lang w:eastAsia="ja-JP"/>
-        </w:rPr>
-        <w:t>sheetNames</w:t>
-      </w:r>
-      <w:proofErr w:type="spellEnd"/>
-      <w:r>
-        <w:rPr>
-          <w:color w:val="2C3E50"/>
-          <w:lang w:eastAsia="ja-JP"/>
-        </w:rPr>
-        <w:t xml:space="preserve"> </w:t>
-      </w:r>
-      <w:r>
-        <w:rPr>
-          <w:color w:val="2C3E50"/>
-          <w:lang w:eastAsia="ja-JP"/>
-        </w:rPr>
-        <w:t>配列を編集してください。例：</w:t>
-      </w:r>
-      <w:proofErr w:type="spellStart"/>
-      <w:r>
-        <w:rPr>
-          <w:color w:val="2C3E50"/>
-          <w:lang w:eastAsia="ja-JP"/>
-        </w:rPr>
-        <w:t>sheetNames</w:t>
-      </w:r>
-      <w:proofErr w:type="spellEnd"/>
-      <w:r>
-        <w:rPr>
-          <w:color w:val="2C3E50"/>
-          <w:lang w:eastAsia="ja-JP"/>
-        </w:rPr>
-        <w:t xml:space="preserve"> = </w:t>
+        </w:rPr>
+        <w:t xml:space="preserve">macro.bas </w:t>
+      </w:r>
+      <w:r>
+        <w:rPr>
+          <w:color w:val="2C3E50"/>
+        </w:rPr>
+        <w:t>の以下の部分を編集してください</w:t>
       </w:r>
       <w:proofErr w:type="gramStart"/>
       <w:r>
         <w:rPr>
           <w:color w:val="2C3E50"/>
-          <w:lang w:eastAsia="ja-JP"/>
-        </w:rPr>
-        <w:t>Array(</w:t>
+        </w:rPr>
+        <w:t>：</w:t>
+      </w:r>
+      <w:r>
+        <w:rPr>
+          <w:color w:val="2C3E50"/>
+        </w:rPr>
+        <w:t>(1)</w:t>
+      </w:r>
+      <w:r>
+        <w:rPr>
+          <w:color w:val="2C3E50"/>
+        </w:rPr>
+        <w:t>各列</w:t>
       </w:r>
       <w:proofErr w:type="gramEnd"/>
       <w:r>
         <w:rPr>
           <w:color w:val="2C3E50"/>
-          <w:lang w:eastAsia="ja-JP"/>
-        </w:rPr>
-        <w:t>"</w:t>
-      </w:r>
-      <w:r>
-        <w:rPr>
-          <w:color w:val="2C3E50"/>
-          <w:lang w:eastAsia="ja-JP"/>
-        </w:rPr>
-        <w:t>東京店</w:t>
-      </w:r>
-      <w:r>
-        <w:rPr>
-          <w:color w:val="2C3E50"/>
-          <w:lang w:eastAsia="ja-JP"/>
-        </w:rPr>
-        <w:t>", "</w:t>
-      </w:r>
-      <w:r>
-        <w:rPr>
-          <w:color w:val="2C3E50"/>
-          <w:lang w:eastAsia="ja-JP"/>
-        </w:rPr>
-        <w:t>大阪店</w:t>
-      </w:r>
-      <w:r>
-        <w:rPr>
-          <w:color w:val="2C3E50"/>
-          <w:lang w:eastAsia="ja-JP"/>
-        </w:rPr>
-        <w:t>", "</w:t>
-      </w:r>
-      <w:r>
-        <w:rPr>
-          <w:color w:val="2C3E50"/>
-          <w:lang w:eastAsia="ja-JP"/>
-        </w:rPr>
-        <w:t>福岡店</w:t>
-      </w:r>
-      <w:r>
-        <w:rPr>
-          <w:color w:val="2C3E50"/>
-          <w:lang w:eastAsia="ja-JP"/>
-        </w:rPr>
-        <w:t>", "</w:t>
-      </w:r>
-      <w:r>
-        <w:rPr>
-          <w:color w:val="2C3E50"/>
-          <w:lang w:eastAsia="ja-JP"/>
-        </w:rPr>
-        <w:t>名古屋店</w:t>
-      </w:r>
-      <w:r>
-        <w:rPr>
-          <w:color w:val="2C3E50"/>
-          <w:lang w:eastAsia="ja-JP"/>
-        </w:rPr>
-        <w:t xml:space="preserve">") </w:t>
-      </w:r>
-      <w:r>
-        <w:rPr>
-          <w:color w:val="2C3E50"/>
-          <w:lang w:eastAsia="ja-JP"/>
-        </w:rPr>
-        <w:t>のように、追加したい店舗名を加えます。事前にその店舗シートを作成しておく必要があります。</w:t>
+        </w:rPr>
+        <w:t>の</w:t>
+      </w:r>
+      <w:r>
+        <w:rPr>
+          <w:color w:val="2C3E50"/>
+        </w:rPr>
+        <w:t xml:space="preserve"> StrongTrim </w:t>
+      </w:r>
+      <w:r>
+        <w:rPr>
+          <w:color w:val="2C3E50"/>
+        </w:rPr>
+        <w:t>処理（</w:t>
+      </w:r>
+      <w:r>
+        <w:rPr>
+          <w:color w:val="2C3E50"/>
+        </w:rPr>
+        <w:t>5</w:t>
+      </w:r>
+      <w:r>
+        <w:rPr>
+          <w:color w:val="2C3E50"/>
+        </w:rPr>
+        <w:t>箇所）</w:t>
+      </w:r>
+      <w:proofErr w:type="gramStart"/>
+      <w:r>
+        <w:rPr>
+          <w:color w:val="2C3E50"/>
+        </w:rPr>
+        <w:t>、</w:t>
+      </w:r>
+      <w:r>
+        <w:rPr>
+          <w:color w:val="2C3E50"/>
+        </w:rPr>
+        <w:t>(2)NormalizeCompany</w:t>
+      </w:r>
+      <w:proofErr w:type="gramEnd"/>
+      <w:r>
+        <w:rPr>
+          <w:color w:val="2C3E50"/>
+        </w:rPr>
+        <w:t xml:space="preserve"> / NormalizePhone </w:t>
+      </w:r>
+      <w:r>
+        <w:rPr>
+          <w:color w:val="2C3E50"/>
+        </w:rPr>
+        <w:t>の呼び出し列</w:t>
+      </w:r>
+      <w:proofErr w:type="gramStart"/>
+      <w:r>
+        <w:rPr>
+          <w:color w:val="2C3E50"/>
+        </w:rPr>
+        <w:t>、</w:t>
+      </w:r>
+      <w:r>
+        <w:rPr>
+          <w:color w:val="2C3E50"/>
+        </w:rPr>
+        <w:t>(3)</w:t>
+      </w:r>
+      <w:r>
+        <w:rPr>
+          <w:color w:val="2C3E50"/>
+        </w:rPr>
+        <w:t>重複判定</w:t>
+      </w:r>
+      <w:proofErr w:type="gramEnd"/>
+      <w:r>
+        <w:rPr>
+          <w:color w:val="2C3E50"/>
+        </w:rPr>
+        <w:t>キー（</w:t>
+      </w:r>
+      <w:r>
+        <w:rPr>
+          <w:color w:val="2C3E50"/>
+        </w:rPr>
+        <w:t>emailKey</w:t>
+      </w:r>
+      <w:r>
+        <w:rPr>
+          <w:color w:val="2C3E50"/>
+        </w:rPr>
+        <w:t>）の取得列</w:t>
       </w:r>
     </w:p>
     <w:p>
       <w:pPr>
-        <w:rPr>
-          <w:lang w:eastAsia="ja-JP"/>
-        </w:rPr>
-      </w:pPr>
-      <w:r>
-        <w:rPr>
-          <w:lang w:eastAsia="ja-JP"/>
-        </w:rPr>
-        <w:br w:type="page"/>
+        <w:spacing w:before="200" w:after="80"/>
+        <w:rPr>
+          <w:lang w:eastAsia="ja-JP"/>
+        </w:rPr>
+      </w:pPr>
+      <w:r>
+        <w:rPr>
+          <w:b/>
+          <w:color w:val="3D6AC4"/>
+          <w:sz w:val="22"/>
+          <w:lang w:eastAsia="ja-JP"/>
+        </w:rPr>
+        <w:t xml:space="preserve">Q. </w:t>
+      </w:r>
+      <w:r>
+        <w:rPr>
+          <w:b/>
+          <w:color w:val="2C3E50"/>
+          <w:sz w:val="22"/>
+          <w:lang w:eastAsia="ja-JP"/>
+        </w:rPr>
+        <w:t>重複判定をメールではなく電話番号でしたい</w:t>
       </w:r>
     </w:p>
     <w:p>
       <w:pPr>
+        <w:ind w:left="283"/>
+      </w:pPr>
+      <w:r>
+        <w:rPr>
+          <w:b/>
+          <w:color w:val="27AE60"/>
+        </w:rPr>
+        <w:t xml:space="preserve">A. </w:t>
+      </w:r>
+      <w:r>
+        <w:rPr>
+          <w:color w:val="2C3E50"/>
+        </w:rPr>
+        <w:t xml:space="preserve">macro.bas </w:t>
+      </w:r>
+      <w:r>
+        <w:rPr>
+          <w:color w:val="2C3E50"/>
+        </w:rPr>
+        <w:t>の</w:t>
+      </w:r>
+      <w:r>
+        <w:rPr>
+          <w:color w:val="2C3E50"/>
+        </w:rPr>
+        <w:t xml:space="preserve"> emailKey </w:t>
+      </w:r>
+      <w:r>
+        <w:rPr>
+          <w:color w:val="2C3E50"/>
+        </w:rPr>
+        <w:t>取得行を以下に変更</w:t>
+      </w:r>
+      <w:r>
+        <w:rPr>
+          <w:color w:val="2C3E50"/>
+        </w:rPr>
+        <w:t xml:space="preserve">: emailKey = </w:t>
+      </w:r>
+      <w:proofErr w:type="gramStart"/>
+      <w:r>
+        <w:rPr>
+          <w:color w:val="2C3E50"/>
+        </w:rPr>
+        <w:t>CStr(ws.Cells</w:t>
+      </w:r>
+      <w:proofErr w:type="gramEnd"/>
+      <w:r>
+        <w:rPr>
+          <w:color w:val="2C3E50"/>
+        </w:rPr>
+        <w:t>(i, 5</w:t>
+      </w:r>
+      <w:proofErr w:type="gramStart"/>
+      <w:r>
+        <w:rPr>
+          <w:color w:val="2C3E50"/>
+        </w:rPr>
+        <w:t>).Value</w:t>
+      </w:r>
+      <w:proofErr w:type="gramEnd"/>
+      <w:r>
+        <w:rPr>
+          <w:color w:val="2C3E50"/>
+        </w:rPr>
+        <w:t>)</w:t>
+      </w:r>
+    </w:p>
+    <w:p>
+      <w:pPr>
+        <w:spacing w:before="200" w:after="80"/>
+      </w:pPr>
+      <w:r>
+        <w:rPr>
+          <w:b/>
+          <w:color w:val="3D6AC4"/>
+          <w:sz w:val="22"/>
+        </w:rPr>
+        <w:t xml:space="preserve">Q. </w:t>
+      </w:r>
+      <w:r>
+        <w:rPr>
+          <w:b/>
+          <w:color w:val="2C3E50"/>
+          <w:sz w:val="22"/>
+        </w:rPr>
+        <w:t>別の表記ゆれパターン</w:t>
+      </w:r>
+      <w:r>
+        <w:rPr>
+          <w:b/>
+          <w:color w:val="2C3E50"/>
+          <w:sz w:val="22"/>
+        </w:rPr>
+        <w:t>(</w:t>
+      </w:r>
+      <w:r>
+        <w:rPr>
+          <w:b/>
+          <w:color w:val="2C3E50"/>
+          <w:sz w:val="22"/>
+        </w:rPr>
+        <w:t>合同会社</w:t>
+      </w:r>
+      <w:r>
+        <w:rPr>
+          <w:b/>
+          <w:color w:val="2C3E50"/>
+          <w:sz w:val="22"/>
+        </w:rPr>
+        <w:t xml:space="preserve"> </w:t>
+      </w:r>
+      <w:r>
+        <w:rPr>
+          <w:b/>
+          <w:color w:val="2C3E50"/>
+          <w:sz w:val="22"/>
+        </w:rPr>
+        <w:t>など</w:t>
+      </w:r>
+      <w:r>
+        <w:rPr>
+          <w:b/>
+          <w:color w:val="2C3E50"/>
+          <w:sz w:val="22"/>
+        </w:rPr>
+        <w:t>)</w:t>
+      </w:r>
+      <w:r>
+        <w:rPr>
+          <w:b/>
+          <w:color w:val="2C3E50"/>
+          <w:sz w:val="22"/>
+        </w:rPr>
+        <w:t>を追加したい</w:t>
+      </w:r>
+    </w:p>
+    <w:p>
+      <w:pPr>
+        <w:ind w:left="283"/>
+        <w:rPr>
+          <w:lang w:eastAsia="ja-JP"/>
+        </w:rPr>
+      </w:pPr>
+      <w:r>
+        <w:rPr>
+          <w:b/>
+          <w:color w:val="27AE60"/>
+          <w:lang w:eastAsia="ja-JP"/>
+        </w:rPr>
+        <w:t xml:space="preserve">A. </w:t>
+      </w:r>
+      <w:proofErr w:type="spellStart"/>
+      <w:r>
+        <w:rPr>
+          <w:color w:val="2C3E50"/>
+          <w:lang w:eastAsia="ja-JP"/>
+        </w:rPr>
+        <w:t>NormalizeCompany</w:t>
+      </w:r>
+      <w:proofErr w:type="spellEnd"/>
+      <w:r>
+        <w:rPr>
+          <w:color w:val="2C3E50"/>
+          <w:lang w:eastAsia="ja-JP"/>
+        </w:rPr>
+        <w:t xml:space="preserve"> </w:t>
+      </w:r>
+      <w:r>
+        <w:rPr>
+          <w:color w:val="2C3E50"/>
+          <w:lang w:eastAsia="ja-JP"/>
+        </w:rPr>
+        <w:t>関数に</w:t>
+      </w:r>
+      <w:r>
+        <w:rPr>
+          <w:color w:val="2C3E50"/>
+          <w:lang w:eastAsia="ja-JP"/>
+        </w:rPr>
+        <w:t xml:space="preserve"> Replace </w:t>
+      </w:r>
+      <w:r>
+        <w:rPr>
+          <w:color w:val="2C3E50"/>
+          <w:lang w:eastAsia="ja-JP"/>
+        </w:rPr>
+        <w:t>行を追加してください。例</w:t>
+      </w:r>
+      <w:r>
+        <w:rPr>
+          <w:color w:val="2C3E50"/>
+          <w:lang w:eastAsia="ja-JP"/>
+        </w:rPr>
+        <w:t xml:space="preserve">: r = </w:t>
+      </w:r>
+      <w:proofErr w:type="gramStart"/>
+      <w:r>
+        <w:rPr>
+          <w:color w:val="2C3E50"/>
+          <w:lang w:eastAsia="ja-JP"/>
+        </w:rPr>
+        <w:t>Replace(</w:t>
+      </w:r>
+      <w:proofErr w:type="gramEnd"/>
+      <w:r>
+        <w:rPr>
+          <w:color w:val="2C3E50"/>
+          <w:lang w:eastAsia="ja-JP"/>
+        </w:rPr>
+        <w:t>r, "(</w:t>
+      </w:r>
+      <w:r>
+        <w:rPr>
+          <w:color w:val="2C3E50"/>
+          <w:lang w:eastAsia="ja-JP"/>
+        </w:rPr>
+        <w:t>合</w:t>
+      </w:r>
+      <w:r>
+        <w:rPr>
+          <w:color w:val="2C3E50"/>
+          <w:lang w:eastAsia="ja-JP"/>
+        </w:rPr>
+        <w:t>)", "</w:t>
+      </w:r>
+      <w:r>
+        <w:rPr>
+          <w:color w:val="2C3E50"/>
+          <w:lang w:eastAsia="ja-JP"/>
+        </w:rPr>
+        <w:t>合同会社</w:t>
+      </w:r>
+      <w:r>
+        <w:rPr>
+          <w:color w:val="2C3E50"/>
+          <w:lang w:eastAsia="ja-JP"/>
+        </w:rPr>
+        <w:t>")</w:t>
+      </w:r>
+    </w:p>
+    <w:p>
+      <w:pPr>
+        <w:rPr>
+          <w:lang w:eastAsia="ja-JP"/>
+        </w:rPr>
+      </w:pPr>
+      <w:r>
+        <w:rPr>
+          <w:lang w:eastAsia="ja-JP"/>
+        </w:rPr>
+        <w:br w:type="page"/>
+      </w:r>
+    </w:p>
+    <w:p>
+      <w:pPr>
         <w:spacing w:before="480" w:after="240"/>
         <w:rPr>
           <w:lang w:eastAsia="ja-JP"/>
@@ -3804,7 +4065,7 @@
           <w:sz w:val="30"/>
           <w:lang w:eastAsia="ja-JP"/>
         </w:rPr>
-        <w:t>対象シート名の変更</w:t>
+        <w:t>対象列の変更</w:t>
       </w:r>
     </w:p>
     <w:p>
@@ -3819,360 +4080,291 @@
           <w:color w:val="2C3E50"/>
           <w:lang w:eastAsia="ja-JP"/>
         </w:rPr>
-        <w:t>コード冒頭付近の</w:t>
-      </w:r>
-      <w:r>
-        <w:rPr>
-          <w:color w:val="2C3E50"/>
-          <w:lang w:eastAsia="ja-JP"/>
-        </w:rPr>
-        <w:t xml:space="preserve"> </w:t>
-      </w:r>
-      <w:proofErr w:type="spellStart"/>
-      <w:r>
-        <w:rPr>
-          <w:color w:val="2C3E50"/>
-          <w:lang w:eastAsia="ja-JP"/>
-        </w:rPr>
-        <w:t>sheetNames</w:t>
-      </w:r>
-      <w:proofErr w:type="spellEnd"/>
-      <w:r>
-        <w:rPr>
-          <w:color w:val="2C3E50"/>
-          <w:lang w:eastAsia="ja-JP"/>
-        </w:rPr>
-        <w:t xml:space="preserve"> </w:t>
-      </w:r>
-      <w:r>
-        <w:rPr>
-          <w:color w:val="2C3E50"/>
-          <w:lang w:eastAsia="ja-JP"/>
-        </w:rPr>
-        <w:t>配列を編集することで、対象シートを変更・追加できます。</w:t>
+        <w:t>現状は</w:t>
+      </w:r>
+      <w:r>
+        <w:rPr>
+          <w:color w:val="2C3E50"/>
+          <w:lang w:eastAsia="ja-JP"/>
+        </w:rPr>
+        <w:t>5</w:t>
+      </w:r>
+      <w:r>
+        <w:rPr>
+          <w:color w:val="2C3E50"/>
+          <w:lang w:eastAsia="ja-JP"/>
+        </w:rPr>
+        <w:t>列（</w:t>
+      </w:r>
+      <w:r>
+        <w:rPr>
+          <w:color w:val="2C3E50"/>
+          <w:lang w:eastAsia="ja-JP"/>
+        </w:rPr>
+        <w:t>ID/</w:t>
+      </w:r>
+      <w:r>
+        <w:rPr>
+          <w:color w:val="2C3E50"/>
+          <w:lang w:eastAsia="ja-JP"/>
+        </w:rPr>
+        <w:t>会社名</w:t>
+      </w:r>
+      <w:r>
+        <w:rPr>
+          <w:color w:val="2C3E50"/>
+          <w:lang w:eastAsia="ja-JP"/>
+        </w:rPr>
+        <w:t>/</w:t>
+      </w:r>
+      <w:r>
+        <w:rPr>
+          <w:color w:val="2C3E50"/>
+          <w:lang w:eastAsia="ja-JP"/>
+        </w:rPr>
+        <w:t>担当者名</w:t>
+      </w:r>
+      <w:r>
+        <w:rPr>
+          <w:color w:val="2C3E50"/>
+          <w:lang w:eastAsia="ja-JP"/>
+        </w:rPr>
+        <w:t>/</w:t>
+      </w:r>
+      <w:r>
+        <w:rPr>
+          <w:color w:val="2C3E50"/>
+          <w:lang w:eastAsia="ja-JP"/>
+        </w:rPr>
+        <w:t>メール</w:t>
+      </w:r>
+      <w:r>
+        <w:rPr>
+          <w:color w:val="2C3E50"/>
+          <w:lang w:eastAsia="ja-JP"/>
+        </w:rPr>
+        <w:t>/</w:t>
+      </w:r>
+      <w:r>
+        <w:rPr>
+          <w:color w:val="2C3E50"/>
+          <w:lang w:eastAsia="ja-JP"/>
+        </w:rPr>
+        <w:t>電話番号）を対象にしていますが、列数や順番を変更可能です。</w:t>
       </w:r>
     </w:p>
     <w:p>
       <w:pPr>
-        <w:spacing w:after="120"/>
-        <w:rPr>
-          <w:lang w:eastAsia="ja-JP"/>
-        </w:rPr>
-      </w:pPr>
-      <w:r>
-        <w:rPr>
-          <w:color w:val="6B655E"/>
-          <w:sz w:val="20"/>
-          <w:lang w:eastAsia="ja-JP"/>
-        </w:rPr>
-        <w:t>例：「営業</w:t>
-      </w:r>
-      <w:r>
-        <w:rPr>
-          <w:color w:val="6B655E"/>
-          <w:sz w:val="20"/>
-          <w:lang w:eastAsia="ja-JP"/>
-        </w:rPr>
-        <w:t>1</w:t>
-      </w:r>
-      <w:r>
-        <w:rPr>
-          <w:color w:val="6B655E"/>
-          <w:sz w:val="20"/>
-          <w:lang w:eastAsia="ja-JP"/>
-        </w:rPr>
-        <w:t>課・営業</w:t>
-      </w:r>
-      <w:r>
-        <w:rPr>
-          <w:color w:val="6B655E"/>
-          <w:sz w:val="20"/>
-          <w:lang w:eastAsia="ja-JP"/>
-        </w:rPr>
-        <w:t>2</w:t>
-      </w:r>
-      <w:r>
-        <w:rPr>
-          <w:color w:val="6B655E"/>
-          <w:sz w:val="20"/>
-          <w:lang w:eastAsia="ja-JP"/>
-        </w:rPr>
-        <w:t>課・営業</w:t>
-      </w:r>
-      <w:r>
-        <w:rPr>
-          <w:color w:val="6B655E"/>
-          <w:sz w:val="20"/>
-          <w:lang w:eastAsia="ja-JP"/>
-        </w:rPr>
-        <w:t>3</w:t>
-      </w:r>
-      <w:r>
-        <w:rPr>
-          <w:color w:val="6B655E"/>
-          <w:sz w:val="20"/>
-          <w:lang w:eastAsia="ja-JP"/>
-        </w:rPr>
-        <w:t>課」を集計したい場合</w:t>
+        <w:pStyle w:val="a0"/>
+      </w:pPr>
+      <w:proofErr w:type="spellStart"/>
+      <w:r>
+        <w:rPr>
+          <w:color w:val="2C3E50"/>
+        </w:rPr>
+        <w:t>StrongTrim</w:t>
+      </w:r>
+      <w:r>
+        <w:rPr>
+          <w:color w:val="2C3E50"/>
+        </w:rPr>
+        <w:t>処理の対象列</w:t>
+      </w:r>
+      <w:proofErr w:type="spellEnd"/>
+      <w:r>
+        <w:rPr>
+          <w:color w:val="2C3E50"/>
+        </w:rPr>
+        <w:t xml:space="preserve">: </w:t>
+      </w:r>
+      <w:r>
+        <w:rPr>
+          <w:color w:val="2C3E50"/>
+        </w:rPr>
+        <w:t>「</w:t>
+      </w:r>
+      <w:r>
+        <w:rPr>
+          <w:color w:val="2C3E50"/>
+        </w:rPr>
+        <w:t>For j = 1 To 5</w:t>
+      </w:r>
+      <w:r>
+        <w:rPr>
+          <w:color w:val="2C3E50"/>
+        </w:rPr>
+        <w:t>」の数字を変更</w:t>
       </w:r>
     </w:p>
     <w:p>
       <w:pPr>
-        <w:ind w:left="283"/>
-      </w:pPr>
-      <w:proofErr w:type="spellStart"/>
-      <w:r>
-        <w:rPr>
-          <w:rFonts w:ascii="Menlo" w:hAnsi="Menlo"/>
-          <w:color w:val="3D6AC4"/>
-          <w:sz w:val="20"/>
-        </w:rPr>
-        <w:t>sheetNames</w:t>
-      </w:r>
-      <w:proofErr w:type="spellEnd"/>
-      <w:r>
-        <w:rPr>
-          <w:rFonts w:ascii="Menlo" w:hAnsi="Menlo"/>
-          <w:color w:val="3D6AC4"/>
-          <w:sz w:val="20"/>
-        </w:rPr>
-        <w:t xml:space="preserve"> = </w:t>
-      </w:r>
-      <w:proofErr w:type="gramStart"/>
-      <w:r>
-        <w:rPr>
-          <w:rFonts w:ascii="Menlo" w:hAnsi="Menlo"/>
-          <w:color w:val="3D6AC4"/>
-          <w:sz w:val="20"/>
-        </w:rPr>
-        <w:t>Array(</w:t>
-      </w:r>
-      <w:proofErr w:type="gramEnd"/>
-      <w:r>
-        <w:rPr>
-          <w:rFonts w:ascii="Menlo" w:hAnsi="Menlo"/>
-          <w:color w:val="3D6AC4"/>
-          <w:sz w:val="20"/>
-        </w:rPr>
-        <w:t>"</w:t>
-      </w:r>
-      <w:r>
-        <w:rPr>
-          <w:rFonts w:ascii="Menlo" w:hAnsi="Menlo"/>
-          <w:color w:val="3D6AC4"/>
-          <w:sz w:val="20"/>
-        </w:rPr>
-        <w:t>営業</w:t>
-      </w:r>
-      <w:r>
-        <w:rPr>
-          <w:rFonts w:ascii="Menlo" w:hAnsi="Menlo"/>
-          <w:color w:val="3D6AC4"/>
-          <w:sz w:val="20"/>
-        </w:rPr>
-        <w:t>1</w:t>
-      </w:r>
-      <w:r>
-        <w:rPr>
-          <w:rFonts w:ascii="Menlo" w:hAnsi="Menlo"/>
-          <w:color w:val="3D6AC4"/>
-          <w:sz w:val="20"/>
-        </w:rPr>
-        <w:t>課</w:t>
-      </w:r>
-      <w:r>
-        <w:rPr>
-          <w:rFonts w:ascii="Menlo" w:hAnsi="Menlo"/>
-          <w:color w:val="3D6AC4"/>
-          <w:sz w:val="20"/>
-        </w:rPr>
-        <w:t>", "</w:t>
-      </w:r>
-      <w:r>
-        <w:rPr>
-          <w:rFonts w:ascii="Menlo" w:hAnsi="Menlo"/>
-          <w:color w:val="3D6AC4"/>
-          <w:sz w:val="20"/>
-        </w:rPr>
-        <w:t>営業</w:t>
-      </w:r>
-      <w:r>
-        <w:rPr>
-          <w:rFonts w:ascii="Menlo" w:hAnsi="Menlo"/>
-          <w:color w:val="3D6AC4"/>
-          <w:sz w:val="20"/>
-        </w:rPr>
-        <w:t>2</w:t>
-      </w:r>
-      <w:r>
-        <w:rPr>
-          <w:rFonts w:ascii="Menlo" w:hAnsi="Menlo"/>
-          <w:color w:val="3D6AC4"/>
-          <w:sz w:val="20"/>
-        </w:rPr>
-        <w:t>課</w:t>
-      </w:r>
-      <w:r>
-        <w:rPr>
-          <w:rFonts w:ascii="Menlo" w:hAnsi="Menlo"/>
-          <w:color w:val="3D6AC4"/>
-          <w:sz w:val="20"/>
-        </w:rPr>
-        <w:t>", "</w:t>
-      </w:r>
-      <w:r>
-        <w:rPr>
-          <w:rFonts w:ascii="Menlo" w:hAnsi="Menlo"/>
-          <w:color w:val="3D6AC4"/>
-          <w:sz w:val="20"/>
-        </w:rPr>
-        <w:t>営業</w:t>
-      </w:r>
-      <w:r>
-        <w:rPr>
-          <w:rFonts w:ascii="Menlo" w:hAnsi="Menlo"/>
-          <w:color w:val="3D6AC4"/>
-          <w:sz w:val="20"/>
-        </w:rPr>
-        <w:t>3</w:t>
-      </w:r>
-      <w:r>
-        <w:rPr>
-          <w:rFonts w:ascii="Menlo" w:hAnsi="Menlo"/>
-          <w:color w:val="3D6AC4"/>
-          <w:sz w:val="20"/>
-        </w:rPr>
-        <w:t>課</w:t>
-      </w:r>
-      <w:r>
-        <w:rPr>
-          <w:rFonts w:ascii="Menlo" w:hAnsi="Menlo"/>
-          <w:color w:val="3D6AC4"/>
-          <w:sz w:val="20"/>
-        </w:rPr>
-        <w:t>")</w:t>
+        <w:pStyle w:val="a0"/>
+      </w:pPr>
+      <w:r>
+        <w:rPr>
+          <w:color w:val="2C3E50"/>
+        </w:rPr>
+        <w:t>重複判定キー</w:t>
+      </w:r>
+      <w:r>
+        <w:rPr>
+          <w:color w:val="2C3E50"/>
+        </w:rPr>
+        <w:t xml:space="preserve">: ws.Cells(i, 4).Value </w:t>
+      </w:r>
+      <w:r>
+        <w:rPr>
+          <w:color w:val="2C3E50"/>
+        </w:rPr>
+        <w:t>の列番号を変更</w:t>
       </w:r>
     </w:p>
     <w:p>
       <w:pPr>
-        <w:spacing w:before="360" w:after="160"/>
-        <w:rPr>
-          <w:lang w:eastAsia="ja-JP"/>
-        </w:rPr>
-      </w:pPr>
-      <w:r>
-        <w:rPr>
-          <w:b/>
-          <w:color w:val="2C3E50"/>
-          <w:sz w:val="30"/>
-          <w:lang w:eastAsia="ja-JP"/>
-        </w:rPr>
-        <w:t>データ項目の追加・変更</w:t>
+        <w:pStyle w:val="a0"/>
+      </w:pPr>
+      <w:r>
+        <w:rPr>
+          <w:color w:val="2C3E50"/>
+        </w:rPr>
+        <w:t>会社名の正規化対象列</w:t>
+      </w:r>
+      <w:r>
+        <w:rPr>
+          <w:color w:val="2C3E50"/>
+        </w:rPr>
+        <w:t xml:space="preserve">: ws.Cells(i, 2) </w:t>
+      </w:r>
+      <w:r>
+        <w:rPr>
+          <w:color w:val="2C3E50"/>
+        </w:rPr>
+        <w:t>の列番号を変更</w:t>
       </w:r>
     </w:p>
     <w:p>
       <w:pPr>
-        <w:spacing w:after="120"/>
-        <w:rPr>
-          <w:lang w:eastAsia="ja-JP"/>
-        </w:rPr>
-      </w:pPr>
-      <w:r>
-        <w:rPr>
-          <w:color w:val="2C3E50"/>
-          <w:lang w:eastAsia="ja-JP"/>
-        </w:rPr>
-        <w:t>現状は「日付・商品名・数量・売上」の</w:t>
-      </w:r>
-      <w:r>
-        <w:rPr>
-          <w:color w:val="2C3E50"/>
-          <w:lang w:eastAsia="ja-JP"/>
-        </w:rPr>
-        <w:t>4</w:t>
-      </w:r>
-      <w:r>
-        <w:rPr>
-          <w:color w:val="2C3E50"/>
-          <w:lang w:eastAsia="ja-JP"/>
-        </w:rPr>
-        <w:t>項目を転記していますが、項目を増やしたい場合や、項目名を変更したい場合は、コード内の以下の部分を編集することで対応できます。</w:t>
+        <w:pStyle w:val="a0"/>
+      </w:pPr>
+      <w:r>
+        <w:rPr>
+          <w:color w:val="2C3E50"/>
+        </w:rPr>
+        <w:t>電話番号の正規化対象列</w:t>
+      </w:r>
+      <w:r>
+        <w:rPr>
+          <w:color w:val="2C3E50"/>
+        </w:rPr>
+        <w:t xml:space="preserve">: ws.Cells(i, 5) </w:t>
+      </w:r>
+      <w:r>
+        <w:rPr>
+          <w:color w:val="2C3E50"/>
+        </w:rPr>
+        <w:t>の列番号を変更</w:t>
       </w:r>
     </w:p>
     <w:p>
       <w:pPr>
-        <w:pStyle w:val="a0"/>
+        <w:spacing w:before="360" w:after="160"/>
+        <w:rPr>
+          <w:lang w:eastAsia="ja-JP"/>
+        </w:rPr>
+      </w:pPr>
+      <w:r>
+        <w:rPr>
+          <w:b/>
+          <w:color w:val="2C3E50"/>
+          <w:sz w:val="30"/>
+          <w:lang w:eastAsia="ja-JP"/>
+        </w:rPr>
+        <w:t>重複削除の優先ルールを変更</w:t>
+      </w:r>
+    </w:p>
+    <w:p>
+      <w:pPr>
+        <w:spacing w:after="120"/>
+        <w:rPr>
+          <w:lang w:eastAsia="ja-JP"/>
+        </w:rPr>
+      </w:pPr>
+      <w:r>
+        <w:rPr>
+          <w:color w:val="2C3E50"/>
+          <w:lang w:eastAsia="ja-JP"/>
+        </w:rPr>
+        <w:t>現状は「最初の行を残す」仕様。「最後の行を残す」に変更したい場合は、第</w:t>
+      </w:r>
+      <w:r>
+        <w:rPr>
+          <w:color w:val="2C3E50"/>
+          <w:lang w:eastAsia="ja-JP"/>
+        </w:rPr>
+        <w:t>1</w:t>
+      </w:r>
+      <w:r>
+        <w:rPr>
+          <w:color w:val="2C3E50"/>
+          <w:lang w:eastAsia="ja-JP"/>
+        </w:rPr>
+        <w:t>パスのループ方向を反転してください。</w:t>
+      </w:r>
+    </w:p>
+    <w:p>
+      <w:pPr>
+        <w:spacing w:before="360" w:after="160"/>
       </w:pPr>
       <w:proofErr w:type="spellStart"/>
       <w:r>
         <w:rPr>
-          <w:color w:val="2C3E50"/>
-        </w:rPr>
-        <w:t>転記する列数を変更：</w:t>
-      </w:r>
-      <w:r>
-        <w:rPr>
-          <w:color w:val="2C3E50"/>
-        </w:rPr>
-        <w:t>sourceRow</w:t>
-      </w:r>
-      <w:proofErr w:type="spellEnd"/>
-      <w:r>
-        <w:rPr>
-          <w:color w:val="2C3E50"/>
-        </w:rPr>
-        <w:t xml:space="preserve"> </w:t>
-      </w:r>
-      <w:proofErr w:type="spellStart"/>
-      <w:r>
-        <w:rPr>
-          <w:color w:val="2C3E50"/>
-        </w:rPr>
-        <w:t>ループ内の</w:t>
-      </w:r>
-      <w:proofErr w:type="spellEnd"/>
-      <w:r>
-        <w:rPr>
-          <w:color w:val="2C3E50"/>
-        </w:rPr>
-        <w:t xml:space="preserve"> Value </w:t>
-      </w:r>
-      <w:proofErr w:type="spellStart"/>
-      <w:r>
-        <w:rPr>
-          <w:color w:val="2C3E50"/>
-        </w:rPr>
-        <w:t>代入行を増減</w:t>
+          <w:b/>
+          <w:color w:val="2C3E50"/>
+          <w:sz w:val="30"/>
+        </w:rPr>
+        <w:t>正規化ルールの追加</w:t>
       </w:r>
       <w:proofErr w:type="spellEnd"/>
     </w:p>
     <w:p>
       <w:pPr>
-        <w:pStyle w:val="a0"/>
-        <w:rPr>
-          <w:lang w:eastAsia="ja-JP"/>
-        </w:rPr>
-      </w:pPr>
-      <w:r>
-        <w:rPr>
-          <w:color w:val="2C3E50"/>
-          <w:lang w:eastAsia="ja-JP"/>
-        </w:rPr>
-        <w:t>集計シートのクリア範囲を変更：「</w:t>
-      </w:r>
-      <w:r>
-        <w:rPr>
-          <w:color w:val="2C3E50"/>
-          <w:lang w:eastAsia="ja-JP"/>
-        </w:rPr>
-        <w:t>A2:E10000</w:t>
-      </w:r>
-      <w:r>
-        <w:rPr>
-          <w:color w:val="2C3E50"/>
-          <w:lang w:eastAsia="ja-JP"/>
-        </w:rPr>
-        <w:t>」の部分を実際の列数に合わせる</w:t>
+        <w:spacing w:after="120"/>
+      </w:pPr>
+      <w:r>
+        <w:rPr>
+          <w:color w:val="2C3E50"/>
+        </w:rPr>
+        <w:t xml:space="preserve">NormalizeCompany </w:t>
+      </w:r>
+      <w:r>
+        <w:rPr>
+          <w:color w:val="2C3E50"/>
+        </w:rPr>
+        <w:t>と</w:t>
+      </w:r>
+      <w:r>
+        <w:rPr>
+          <w:color w:val="2C3E50"/>
+        </w:rPr>
+        <w:t xml:space="preserve"> NormalizePhone </w:t>
+      </w:r>
+      <w:r>
+        <w:rPr>
+          <w:color w:val="2C3E50"/>
+        </w:rPr>
+        <w:t>の関数に</w:t>
+      </w:r>
+      <w:r>
+        <w:rPr>
+          <w:color w:val="2C3E50"/>
+        </w:rPr>
+        <w:t xml:space="preserve"> Replace </w:t>
+      </w:r>
+      <w:r>
+        <w:rPr>
+          <w:color w:val="2C3E50"/>
+        </w:rPr>
+        <w:t>行を追加することで、新しい表記ゆれパターンに対応可能です。</w:t>
       </w:r>
     </w:p>
     <w:p>
@@ -4219,12 +4411,11 @@
       <w:pPr>
         <w:spacing w:before="240"/>
         <w:rPr>
-          <w:b/>
+          <w:bCs/>
           <w:i/>
           <w:iCs/>
           <w:sz w:val="26"/>
           <w:szCs w:val="26"/>
-          <w:u w:val="single"/>
           <w:lang w:eastAsia="ja-JP"/>
         </w:rPr>
       </w:pPr>
@@ -4762,31 +4953,31 @@
       </w:rPr>
     </w:lvl>
   </w:abstractNum>
-  <w:num w:numId="1" w16cid:durableId="183786676">
+  <w:num w:numId="1" w16cid:durableId="839975357">
     <w:abstractNumId w:val="8"/>
   </w:num>
-  <w:num w:numId="2" w16cid:durableId="1433277115">
+  <w:num w:numId="2" w16cid:durableId="1325010576">
     <w:abstractNumId w:val="6"/>
   </w:num>
-  <w:num w:numId="3" w16cid:durableId="749036252">
+  <w:num w:numId="3" w16cid:durableId="1664164955">
     <w:abstractNumId w:val="5"/>
   </w:num>
-  <w:num w:numId="4" w16cid:durableId="850217278">
+  <w:num w:numId="4" w16cid:durableId="415715614">
     <w:abstractNumId w:val="4"/>
   </w:num>
-  <w:num w:numId="5" w16cid:durableId="200284299">
+  <w:num w:numId="5" w16cid:durableId="2116826983">
     <w:abstractNumId w:val="7"/>
   </w:num>
-  <w:num w:numId="6" w16cid:durableId="335038785">
+  <w:num w:numId="6" w16cid:durableId="1139421880">
     <w:abstractNumId w:val="3"/>
   </w:num>
-  <w:num w:numId="7" w16cid:durableId="558832943">
+  <w:num w:numId="7" w16cid:durableId="532352843">
     <w:abstractNumId w:val="2"/>
   </w:num>
-  <w:num w:numId="8" w16cid:durableId="1415198993">
+  <w:num w:numId="8" w16cid:durableId="1620527674">
     <w:abstractNumId w:val="1"/>
   </w:num>
-  <w:num w:numId="9" w16cid:durableId="1908108942">
+  <w:num w:numId="9" w16cid:durableId="166755145">
     <w:abstractNumId w:val="0"/>
   </w:num>
 </w:numbering>

--- a/operation-manual.docx
+++ b/operation-manual.docx
@@ -17,10 +17,10 @@
         <w:rPr>
           <w:b/>
           <w:color w:val="2C3E50"/>
-          <w:sz w:val="56"/>
-          <w:lang w:eastAsia="ja-JP"/>
-        </w:rPr>
-        <w:t>顧客リストクレンジングマクロ</w:t>
+          <w:sz w:val="64"/>
+          <w:lang w:eastAsia="ja-JP"/>
+        </w:rPr>
+        <w:t>複数シート自動集計マクロ</w:t>
       </w:r>
     </w:p>
     <w:p>
@@ -63,7 +63,7 @@
         <w:rPr>
           <w:i/>
           <w:color w:val="6B655E"/>
-          <w:sz w:val="24"/>
+          <w:sz w:val="26"/>
           <w:lang w:eastAsia="ja-JP"/>
         </w:rPr>
         <w:t>Excel VBA</w:t>
@@ -72,10 +72,10 @@
         <w:rPr>
           <w:i/>
           <w:color w:val="6B655E"/>
-          <w:sz w:val="24"/>
-          <w:lang w:eastAsia="ja-JP"/>
-        </w:rPr>
-        <w:t>で顧客リストの重複削除・表記揺れ統一・全角半角変換を自動化</w:t>
+          <w:sz w:val="26"/>
+          <w:lang w:eastAsia="ja-JP"/>
+        </w:rPr>
+        <w:t>で店舗別売上を自動集計</w:t>
       </w:r>
     </w:p>
     <w:p>
@@ -129,53 +129,72 @@
     </w:p>
     <w:p>
       <w:pPr>
-        <w:jc w:val="center"/>
-      </w:pPr>
-      <w:r>
-        <w:rPr>
-          <w:b/>
-          <w:color w:val="27AE60"/>
-          <w:sz w:val="22"/>
-        </w:rPr>
-        <w:t xml:space="preserve">✅ Windows / Mac </w:t>
-      </w:r>
-      <w:r>
-        <w:rPr>
-          <w:b/>
-          <w:color w:val="27AE60"/>
-          <w:sz w:val="22"/>
-        </w:rPr>
-        <w:t>両対応</w:t>
-      </w:r>
-    </w:p>
-    <w:p/>
-    <w:p>
-      <w:pPr>
-        <w:jc w:val="center"/>
-      </w:pPr>
-      <w:r>
-        <w:rPr>
-          <w:b/>
-          <w:color w:val="2C3E50"/>
-          <w:sz w:val="24"/>
-        </w:rPr>
-        <w:t>Waki Studio</w:t>
-      </w:r>
+        <w:rPr>
+          <w:lang w:eastAsia="ja-JP"/>
+        </w:rPr>
+      </w:pPr>
     </w:p>
     <w:p>
       <w:pPr>
         <w:jc w:val="center"/>
+        <w:rPr>
+          <w:lang w:eastAsia="ja-JP"/>
+        </w:rPr>
+      </w:pPr>
+      <w:r>
+        <w:rPr>
+          <w:b/>
+          <w:color w:val="2C3E50"/>
+          <w:sz w:val="24"/>
+          <w:lang w:eastAsia="ja-JP"/>
+        </w:rPr>
+        <w:t>Waki Studio</w:t>
+      </w:r>
+    </w:p>
+    <w:p>
+      <w:pPr>
+        <w:jc w:val="center"/>
+        <w:rPr>
+          <w:lang w:eastAsia="ja-JP"/>
+        </w:rPr>
       </w:pPr>
       <w:r>
         <w:rPr>
           <w:color w:val="6B655E"/>
           <w:sz w:val="20"/>
-        </w:rPr>
-        <w:t>Version 1.0  /  2026</w:t>
+          <w:lang w:eastAsia="ja-JP"/>
+        </w:rPr>
+        <w:t xml:space="preserve">Version </w:t>
+      </w:r>
+      <w:proofErr w:type="gramStart"/>
+      <w:r>
+        <w:rPr>
+          <w:color w:val="6B655E"/>
+          <w:sz w:val="20"/>
+          <w:lang w:eastAsia="ja-JP"/>
+        </w:rPr>
+        <w:t>1.0  /</w:t>
+      </w:r>
+      <w:proofErr w:type="gramEnd"/>
+      <w:r>
+        <w:rPr>
+          <w:color w:val="6B655E"/>
+          <w:sz w:val="20"/>
+          <w:lang w:eastAsia="ja-JP"/>
+        </w:rPr>
+        <w:t xml:space="preserve">  2026</w:t>
       </w:r>
     </w:p>
     <w:p>
-      <w:r>
+      <w:pPr>
+        <w:rPr>
+          <w:lang w:eastAsia="ja-JP"/>
+        </w:rPr>
+      </w:pPr>
+      <w:r>
+        <w:rPr>
+          <w:lang w:eastAsia="ja-JP"/>
+        </w:rPr>
         <w:br w:type="page"/>
       </w:r>
     </w:p>
@@ -223,7 +242,7 @@
           <w:color w:val="2C3E50"/>
           <w:lang w:eastAsia="ja-JP"/>
         </w:rPr>
-        <w:t>上で顧客リストや名簿データを自動的にクレンジングする</w:t>
+        <w:t>上で複数シートのデータを自動集計する</w:t>
       </w:r>
       <w:r>
         <w:rPr>
@@ -237,43 +256,23 @@
           <w:color w:val="2C3E50"/>
           <w:lang w:eastAsia="ja-JP"/>
         </w:rPr>
-        <w:t>マクロ「顧客リストクレンジングマクロ」のセットアップ・操作方法を解説するためのものです。</w:t>
+        <w:t>マクロ「複数シート自動集計マクロ」のセットアップ・操作方法を解説するためのものです。</w:t>
       </w:r>
     </w:p>
     <w:p>
       <w:pPr>
         <w:spacing w:before="360" w:after="160"/>
-        <w:rPr>
-          <w:lang w:eastAsia="ja-JP"/>
-        </w:rPr>
-      </w:pPr>
+      </w:pPr>
+      <w:proofErr w:type="spellStart"/>
       <w:r>
         <w:rPr>
           <w:b/>
           <w:color w:val="2C3E50"/>
           <w:sz w:val="30"/>
-          <w:lang w:eastAsia="ja-JP"/>
-        </w:rPr>
-        <w:t>本ツールでできること（</w:t>
-      </w:r>
-      <w:r>
-        <w:rPr>
-          <w:b/>
-          <w:color w:val="2C3E50"/>
-          <w:sz w:val="30"/>
-          <w:lang w:eastAsia="ja-JP"/>
-        </w:rPr>
-        <w:t>5</w:t>
-      </w:r>
-      <w:r>
-        <w:rPr>
-          <w:b/>
-          <w:color w:val="2C3E50"/>
-          <w:sz w:val="30"/>
-          <w:lang w:eastAsia="ja-JP"/>
-        </w:rPr>
-        <w:t>つの機能）</w:t>
-      </w:r>
+        </w:rPr>
+        <w:t>本ツールでできること</w:t>
+      </w:r>
+      <w:proofErr w:type="spellEnd"/>
     </w:p>
     <w:p>
       <w:pPr>
@@ -287,7 +286,21 @@
           <w:color w:val="2C3E50"/>
           <w:lang w:eastAsia="ja-JP"/>
         </w:rPr>
-        <w:t>重複行の削除（メールアドレス基準、最初の行を残す）</w:t>
+        <w:t>複数の店舗別シート（東京店・大阪店・福岡店など）に分散したデータを、ボタン</w:t>
+      </w:r>
+      <w:r>
+        <w:rPr>
+          <w:color w:val="2C3E50"/>
+          <w:lang w:eastAsia="ja-JP"/>
+        </w:rPr>
+        <w:t>1</w:t>
+      </w:r>
+      <w:r>
+        <w:rPr>
+          <w:color w:val="2C3E50"/>
+          <w:lang w:eastAsia="ja-JP"/>
+        </w:rPr>
+        <w:t>つで「集計」シートに自動転記</w:t>
       </w:r>
     </w:p>
     <w:p>
@@ -302,42 +315,7 @@
           <w:color w:val="2C3E50"/>
           <w:lang w:eastAsia="ja-JP"/>
         </w:rPr>
-        <w:t>前後の空白除去</w:t>
-      </w:r>
-      <w:r>
-        <w:rPr>
-          <w:color w:val="2C3E50"/>
-          <w:lang w:eastAsia="ja-JP"/>
-        </w:rPr>
-        <w:t>(</w:t>
-      </w:r>
-      <w:r>
-        <w:rPr>
-          <w:color w:val="2C3E50"/>
-          <w:lang w:eastAsia="ja-JP"/>
-        </w:rPr>
-        <w:t>半角・全角・</w:t>
-      </w:r>
-      <w:r>
-        <w:rPr>
-          <w:color w:val="2C3E50"/>
-          <w:lang w:eastAsia="ja-JP"/>
-        </w:rPr>
-        <w:t>NBSP</w:t>
-      </w:r>
-      <w:r>
-        <w:rPr>
-          <w:color w:val="2C3E50"/>
-          <w:lang w:eastAsia="ja-JP"/>
-        </w:rPr>
-        <w:t>対応</w:t>
-      </w:r>
-      <w:r>
-        <w:rPr>
-          <w:color w:val="2C3E50"/>
-          <w:lang w:eastAsia="ja-JP"/>
-        </w:rPr>
-        <w:t>)</w:t>
+        <w:t>店舗名を自動付与し、全店舗のデータを一覧化</w:t>
       </w:r>
     </w:p>
     <w:p>
@@ -352,177 +330,7 @@
           <w:color w:val="2C3E50"/>
           <w:lang w:eastAsia="ja-JP"/>
         </w:rPr>
-        <w:t>会社名の表記ゆれ統一</w:t>
-      </w:r>
-      <w:r>
-        <w:rPr>
-          <w:color w:val="2C3E50"/>
-          <w:lang w:eastAsia="ja-JP"/>
-        </w:rPr>
-        <w:t>((</w:t>
-      </w:r>
-      <w:r>
-        <w:rPr>
-          <w:color w:val="2C3E50"/>
-          <w:lang w:eastAsia="ja-JP"/>
-        </w:rPr>
-        <w:t>株</w:t>
-      </w:r>
-      <w:r>
-        <w:rPr>
-          <w:color w:val="2C3E50"/>
-          <w:lang w:eastAsia="ja-JP"/>
-        </w:rPr>
-        <w:t>)/</w:t>
-      </w:r>
-      <w:r>
-        <w:rPr>
-          <w:color w:val="2C3E50"/>
-          <w:lang w:eastAsia="ja-JP"/>
-        </w:rPr>
-        <w:t>㈱</w:t>
-      </w:r>
-      <w:r>
-        <w:rPr>
-          <w:color w:val="2C3E50"/>
-          <w:lang w:eastAsia="ja-JP"/>
-        </w:rPr>
-        <w:t>→</w:t>
-      </w:r>
-      <w:r>
-        <w:rPr>
-          <w:color w:val="2C3E50"/>
-          <w:lang w:eastAsia="ja-JP"/>
-        </w:rPr>
-        <w:t>株式会社、</w:t>
-      </w:r>
-      <w:r>
-        <w:rPr>
-          <w:color w:val="2C3E50"/>
-          <w:lang w:eastAsia="ja-JP"/>
-        </w:rPr>
-        <w:t>(</w:t>
-      </w:r>
-      <w:r>
-        <w:rPr>
-          <w:color w:val="2C3E50"/>
-          <w:lang w:eastAsia="ja-JP"/>
-        </w:rPr>
-        <w:t>有</w:t>
-      </w:r>
-      <w:r>
-        <w:rPr>
-          <w:color w:val="2C3E50"/>
-          <w:lang w:eastAsia="ja-JP"/>
-        </w:rPr>
-        <w:t>)/</w:t>
-      </w:r>
-      <w:r>
-        <w:rPr>
-          <w:color w:val="2C3E50"/>
-          <w:lang w:eastAsia="ja-JP"/>
-        </w:rPr>
-        <w:t>㈲</w:t>
-      </w:r>
-      <w:r>
-        <w:rPr>
-          <w:color w:val="2C3E50"/>
-          <w:lang w:eastAsia="ja-JP"/>
-        </w:rPr>
-        <w:t>→</w:t>
-      </w:r>
-      <w:r>
-        <w:rPr>
-          <w:color w:val="2C3E50"/>
-          <w:lang w:eastAsia="ja-JP"/>
-        </w:rPr>
-        <w:t>有限会社</w:t>
-      </w:r>
-      <w:r>
-        <w:rPr>
-          <w:color w:val="2C3E50"/>
-          <w:lang w:eastAsia="ja-JP"/>
-        </w:rPr>
-        <w:t>)</w:t>
-      </w:r>
-    </w:p>
-    <w:p>
-      <w:pPr>
-        <w:pStyle w:val="a0"/>
-        <w:rPr>
-          <w:lang w:eastAsia="ja-JP"/>
-        </w:rPr>
-      </w:pPr>
-      <w:r>
-        <w:rPr>
-          <w:color w:val="2C3E50"/>
-          <w:lang w:eastAsia="ja-JP"/>
-        </w:rPr>
-        <w:t>電話番号の全角</w:t>
-      </w:r>
-      <w:r>
-        <w:rPr>
-          <w:color w:val="2C3E50"/>
-          <w:lang w:eastAsia="ja-JP"/>
-        </w:rPr>
-        <w:t>→</w:t>
-      </w:r>
-      <w:r>
-        <w:rPr>
-          <w:color w:val="2C3E50"/>
-          <w:lang w:eastAsia="ja-JP"/>
-        </w:rPr>
-        <w:t>半角変換</w:t>
-      </w:r>
-    </w:p>
-    <w:p>
-      <w:pPr>
-        <w:pStyle w:val="a0"/>
-        <w:rPr>
-          <w:lang w:eastAsia="ja-JP"/>
-        </w:rPr>
-      </w:pPr>
-      <w:r>
-        <w:rPr>
-          <w:color w:val="2C3E50"/>
-          <w:lang w:eastAsia="ja-JP"/>
-        </w:rPr>
-        <w:t>空白行の削除</w:t>
-      </w:r>
-      <w:r>
-        <w:rPr>
-          <w:color w:val="2C3E50"/>
-          <w:lang w:eastAsia="ja-JP"/>
-        </w:rPr>
-        <w:t>(B</w:t>
-      </w:r>
-      <w:r>
-        <w:rPr>
-          <w:color w:val="2C3E50"/>
-          <w:lang w:eastAsia="ja-JP"/>
-        </w:rPr>
-        <w:t>〜</w:t>
-      </w:r>
-      <w:r>
-        <w:rPr>
-          <w:color w:val="2C3E50"/>
-          <w:lang w:eastAsia="ja-JP"/>
-        </w:rPr>
-        <w:t>E</w:t>
-      </w:r>
-      <w:r>
-        <w:rPr>
-          <w:color w:val="2C3E50"/>
-          <w:lang w:eastAsia="ja-JP"/>
-        </w:rPr>
-        <w:t>列がすべて空の行を判定</w:t>
-      </w:r>
-      <w:r>
-        <w:rPr>
-          <w:color w:val="2C3E50"/>
-          <w:lang w:eastAsia="ja-JP"/>
-        </w:rPr>
-        <w:t>)</w:t>
+        <w:t>毎月の集計業務にかかる時間を、大幅に短縮</w:t>
       </w:r>
     </w:p>
     <w:p>
@@ -661,21 +469,7 @@
                 <w:color w:val="2C3E50"/>
                 <w:sz w:val="19"/>
               </w:rPr>
-              <w:t>所要時間（</w:t>
-            </w:r>
-            <w:r>
-              <w:rPr>
-                <w:color w:val="2C3E50"/>
-                <w:sz w:val="19"/>
-              </w:rPr>
-              <w:t>1,000</w:t>
-            </w:r>
-            <w:r>
-              <w:rPr>
-                <w:color w:val="2C3E50"/>
-                <w:sz w:val="19"/>
-              </w:rPr>
-              <w:t>件）</w:t>
+              <w:t>所要時間</w:t>
             </w:r>
           </w:p>
         </w:tc>
@@ -696,14 +490,7 @@
                 <w:color w:val="2C3E50"/>
                 <w:sz w:val="19"/>
               </w:rPr>
-              <w:t>約</w:t>
-            </w:r>
-            <w:r>
-              <w:rPr>
-                <w:color w:val="2C3E50"/>
-                <w:sz w:val="19"/>
-              </w:rPr>
-              <w:t>2</w:t>
+              <w:t>30</w:t>
             </w:r>
             <w:r>
               <w:rPr>
@@ -717,14 +504,14 @@
                 <w:color w:val="2C3E50"/>
                 <w:sz w:val="19"/>
               </w:rPr>
-              <w:t>4</w:t>
+              <w:t>60</w:t>
             </w:r>
             <w:r>
               <w:rPr>
                 <w:color w:val="2C3E50"/>
                 <w:sz w:val="19"/>
               </w:rPr>
-              <w:t>時間</w:t>
+              <w:t>分／月</w:t>
             </w:r>
           </w:p>
         </w:tc>
@@ -768,7 +555,7 @@
                 <w:color w:val="2C3E50"/>
                 <w:sz w:val="19"/>
               </w:rPr>
-              <w:t>重複の見落とし</w:t>
+              <w:t>作業内容</w:t>
             </w:r>
           </w:p>
         </w:tc>
@@ -784,12 +571,18 @@
             <w:shd w:val="clear" w:color="auto" w:fill="FFFFFF"/>
           </w:tcPr>
           <w:p>
+            <w:pPr>
+              <w:rPr>
+                <w:lang w:eastAsia="ja-JP"/>
+              </w:rPr>
+            </w:pPr>
             <w:r>
               <w:rPr>
                 <w:color w:val="2C3E50"/>
                 <w:sz w:val="19"/>
+                <w:lang w:eastAsia="ja-JP"/>
               </w:rPr>
-              <w:t>発生しやすい</w:t>
+              <w:t>シートを順に開き手作業でコピペ</w:t>
             </w:r>
           </w:p>
         </w:tc>
@@ -805,12 +598,34 @@
             <w:shd w:val="clear" w:color="auto" w:fill="FFFFFF"/>
           </w:tcPr>
           <w:p>
+            <w:pPr>
+              <w:rPr>
+                <w:lang w:eastAsia="ja-JP"/>
+              </w:rPr>
+            </w:pPr>
             <w:r>
               <w:rPr>
                 <w:color w:val="2C3E50"/>
                 <w:sz w:val="19"/>
+                <w:lang w:eastAsia="ja-JP"/>
               </w:rPr>
-              <w:t>なし</w:t>
+              <w:t>「集計実行」ボタンを</w:t>
+            </w:r>
+            <w:r>
+              <w:rPr>
+                <w:color w:val="2C3E50"/>
+                <w:sz w:val="19"/>
+                <w:lang w:eastAsia="ja-JP"/>
+              </w:rPr>
+              <w:t>1</w:t>
+            </w:r>
+            <w:r>
+              <w:rPr>
+                <w:color w:val="2C3E50"/>
+                <w:sz w:val="19"/>
+                <w:lang w:eastAsia="ja-JP"/>
+              </w:rPr>
+              <w:t>回押すだけ</w:t>
             </w:r>
           </w:p>
         </w:tc>
@@ -828,12 +643,27 @@
             <w:shd w:val="clear" w:color="auto" w:fill="F8F9FA"/>
           </w:tcPr>
           <w:p>
+            <w:pPr>
+              <w:rPr>
+                <w:rFonts w:hint="eastAsia"/>
+                <w:lang w:eastAsia="ja-JP"/>
+              </w:rPr>
+            </w:pPr>
+            <w:proofErr w:type="spellStart"/>
             <w:r>
               <w:rPr>
                 <w:color w:val="2C3E50"/>
                 <w:sz w:val="19"/>
               </w:rPr>
-              <w:t>表記統一の精度</w:t>
+              <w:t>ヒューマンエラ</w:t>
+            </w:r>
+            <w:proofErr w:type="spellEnd"/>
+            <w:r>
+              <w:rPr>
+                <w:color w:val="2C3E50"/>
+                <w:sz w:val="19"/>
+              </w:rPr>
+              <w:t>ー</w:t>
             </w:r>
           </w:p>
         </w:tc>
@@ -849,12 +679,18 @@
             <w:shd w:val="clear" w:color="auto" w:fill="F8F9FA"/>
           </w:tcPr>
           <w:p>
+            <w:pPr>
+              <w:rPr>
+                <w:lang w:eastAsia="ja-JP"/>
+              </w:rPr>
+            </w:pPr>
             <w:r>
               <w:rPr>
                 <w:color w:val="2C3E50"/>
                 <w:sz w:val="19"/>
+                <w:lang w:eastAsia="ja-JP"/>
               </w:rPr>
-              <w:t>人によって差</w:t>
+              <w:t>転記漏れ・行ずれのリスクあり</w:t>
             </w:r>
           </w:p>
         </w:tc>
@@ -870,19 +706,526 @@
             <w:shd w:val="clear" w:color="auto" w:fill="F8F9FA"/>
           </w:tcPr>
           <w:p>
+            <w:proofErr w:type="spellStart"/>
             <w:r>
               <w:rPr>
                 <w:color w:val="2C3E50"/>
                 <w:sz w:val="19"/>
               </w:rPr>
-              <w:t>100%</w:t>
+              <w:t>なし</w:t>
             </w:r>
+            <w:proofErr w:type="spellEnd"/>
+          </w:p>
+        </w:tc>
+      </w:tr>
+    </w:tbl>
+    <w:p>
+      <w:pPr>
+        <w:spacing w:after="120"/>
+      </w:pPr>
+    </w:p>
+    <w:p>
+      <w:pPr>
+        <w:spacing w:before="360" w:after="160"/>
+      </w:pPr>
+      <w:r>
+        <w:rPr>
+          <w:b/>
+          <w:color w:val="2C3E50"/>
+          <w:sz w:val="30"/>
+        </w:rPr>
+        <w:t>動作環境</w:t>
+      </w:r>
+    </w:p>
+    <w:p>
+      <w:pPr>
+        <w:pStyle w:val="a0"/>
+      </w:pPr>
+      <w:r>
+        <w:rPr>
+          <w:color w:val="2C3E50"/>
+        </w:rPr>
+        <w:t xml:space="preserve">Microsoft Excel 2013 </w:t>
+      </w:r>
+      <w:r>
+        <w:rPr>
+          <w:color w:val="2C3E50"/>
+        </w:rPr>
+        <w:t>以降（</w:t>
+      </w:r>
+      <w:r>
+        <w:rPr>
+          <w:color w:val="2C3E50"/>
+        </w:rPr>
+        <w:t xml:space="preserve">Windows / Mac </w:t>
+      </w:r>
+      <w:r>
+        <w:rPr>
+          <w:color w:val="2C3E50"/>
+        </w:rPr>
+        <w:t>いずれも対応）</w:t>
+      </w:r>
+    </w:p>
+    <w:p>
+      <w:pPr>
+        <w:pStyle w:val="a0"/>
+        <w:rPr>
+          <w:lang w:eastAsia="ja-JP"/>
+        </w:rPr>
+      </w:pPr>
+      <w:r>
+        <w:rPr>
+          <w:color w:val="2C3E50"/>
+          <w:lang w:eastAsia="ja-JP"/>
+        </w:rPr>
+        <w:t>マクロ有効ブック形式（</w:t>
+      </w:r>
+      <w:r>
+        <w:rPr>
+          <w:color w:val="2C3E50"/>
+          <w:lang w:eastAsia="ja-JP"/>
+        </w:rPr>
+        <w:t>.</w:t>
+      </w:r>
+      <w:proofErr w:type="spellStart"/>
+      <w:r>
+        <w:rPr>
+          <w:color w:val="2C3E50"/>
+          <w:lang w:eastAsia="ja-JP"/>
+        </w:rPr>
+        <w:t>xlsm</w:t>
+      </w:r>
+      <w:proofErr w:type="spellEnd"/>
+      <w:r>
+        <w:rPr>
+          <w:color w:val="2C3E50"/>
+          <w:lang w:eastAsia="ja-JP"/>
+        </w:rPr>
+        <w:t>）として保存</w:t>
+      </w:r>
+    </w:p>
+    <w:p>
+      <w:pPr>
+        <w:rPr>
+          <w:lang w:eastAsia="ja-JP"/>
+        </w:rPr>
+      </w:pPr>
+      <w:r>
+        <w:rPr>
+          <w:lang w:eastAsia="ja-JP"/>
+        </w:rPr>
+        <w:br w:type="page"/>
+      </w:r>
+    </w:p>
+    <w:p>
+      <w:pPr>
+        <w:spacing w:before="480" w:after="240"/>
+        <w:rPr>
+          <w:lang w:eastAsia="ja-JP"/>
+        </w:rPr>
+      </w:pPr>
+      <w:r>
+        <w:rPr>
+          <w:b/>
+          <w:color w:val="2C3E50"/>
+          <w:sz w:val="40"/>
+          <w:lang w:eastAsia="ja-JP"/>
+        </w:rPr>
+        <w:lastRenderedPageBreak/>
+        <w:t>セットアップ手順</w:t>
+      </w:r>
+    </w:p>
+    <w:p>
+      <w:pPr>
+        <w:spacing w:after="120"/>
+        <w:rPr>
+          <w:lang w:eastAsia="ja-JP"/>
+        </w:rPr>
+      </w:pPr>
+      <w:r>
+        <w:rPr>
+          <w:color w:val="2C3E50"/>
+          <w:lang w:eastAsia="ja-JP"/>
+        </w:rPr>
+        <w:t>本マクロを使えるようにするまでの</w:t>
+      </w:r>
+      <w:r>
+        <w:rPr>
+          <w:color w:val="2C3E50"/>
+          <w:lang w:eastAsia="ja-JP"/>
+        </w:rPr>
+        <w:t>4</w:t>
+      </w:r>
+      <w:r>
+        <w:rPr>
+          <w:color w:val="2C3E50"/>
+          <w:lang w:eastAsia="ja-JP"/>
+        </w:rPr>
+        <w:t>ステップです。初回のみ約</w:t>
+      </w:r>
+      <w:r>
+        <w:rPr>
+          <w:color w:val="2C3E50"/>
+          <w:lang w:eastAsia="ja-JP"/>
+        </w:rPr>
+        <w:t>10</w:t>
+      </w:r>
+      <w:r>
+        <w:rPr>
+          <w:color w:val="2C3E50"/>
+          <w:lang w:eastAsia="ja-JP"/>
+        </w:rPr>
+        <w:t>〜</w:t>
+      </w:r>
+      <w:r>
+        <w:rPr>
+          <w:color w:val="2C3E50"/>
+          <w:lang w:eastAsia="ja-JP"/>
+        </w:rPr>
+        <w:t>15</w:t>
+      </w:r>
+      <w:r>
+        <w:rPr>
+          <w:color w:val="2C3E50"/>
+          <w:lang w:eastAsia="ja-JP"/>
+        </w:rPr>
+        <w:t>分で完了します。</w:t>
+      </w:r>
+    </w:p>
+    <w:p>
+      <w:pPr>
+        <w:spacing w:before="360" w:after="160"/>
+        <w:rPr>
+          <w:lang w:eastAsia="ja-JP"/>
+        </w:rPr>
+      </w:pPr>
+      <w:r>
+        <w:rPr>
+          <w:b/>
+          <w:color w:val="2C3E50"/>
+          <w:sz w:val="30"/>
+          <w:lang w:eastAsia="ja-JP"/>
+        </w:rPr>
+        <w:t>STEP 1   Excel</w:t>
+      </w:r>
+      <w:r>
+        <w:rPr>
+          <w:b/>
+          <w:color w:val="2C3E50"/>
+          <w:sz w:val="30"/>
+          <w:lang w:eastAsia="ja-JP"/>
+        </w:rPr>
+        <w:t>ファイルの準備</w:t>
+      </w:r>
+    </w:p>
+    <w:p>
+      <w:pPr>
+        <w:spacing w:after="120"/>
+        <w:rPr>
+          <w:lang w:eastAsia="ja-JP"/>
+        </w:rPr>
+      </w:pPr>
+      <w:r>
+        <w:rPr>
+          <w:color w:val="2C3E50"/>
+          <w:lang w:eastAsia="ja-JP"/>
+        </w:rPr>
+        <w:t>新しい</w:t>
+      </w:r>
+      <w:r>
+        <w:rPr>
+          <w:color w:val="2C3E50"/>
+          <w:lang w:eastAsia="ja-JP"/>
+        </w:rPr>
+        <w:t>Excel</w:t>
+      </w:r>
+      <w:r>
+        <w:rPr>
+          <w:color w:val="2C3E50"/>
+          <w:lang w:eastAsia="ja-JP"/>
+        </w:rPr>
+        <w:t>ブックを作成し、以下の</w:t>
+      </w:r>
+      <w:r>
+        <w:rPr>
+          <w:color w:val="2C3E50"/>
+          <w:lang w:eastAsia="ja-JP"/>
+        </w:rPr>
+        <w:t>4</w:t>
+      </w:r>
+      <w:r>
+        <w:rPr>
+          <w:color w:val="2C3E50"/>
+          <w:lang w:eastAsia="ja-JP"/>
+        </w:rPr>
+        <w:t>つのシートを準備してください。</w:t>
+      </w:r>
+    </w:p>
+    <w:tbl>
+      <w:tblPr>
+        <w:tblW w:w="0" w:type="auto"/>
+        <w:tblLook w:val="04A0" w:firstRow="1" w:lastRow="0" w:firstColumn="1" w:lastColumn="0" w:noHBand="0" w:noVBand="1"/>
+      </w:tblPr>
+      <w:tblGrid>
+        <w:gridCol w:w="4703"/>
+        <w:gridCol w:w="4703"/>
+      </w:tblGrid>
+      <w:tr>
+        <w:tc>
+          <w:tcPr>
+            <w:tcW w:w="4703" w:type="dxa"/>
+            <w:tcBorders>
+              <w:top w:val="single" w:sz="4" w:space="0" w:color="2C3E50"/>
+              <w:left w:val="single" w:sz="4" w:space="0" w:color="2C3E50"/>
+              <w:bottom w:val="single" w:sz="4" w:space="0" w:color="2C3E50"/>
+              <w:right w:val="single" w:sz="4" w:space="0" w:color="2C3E50"/>
+            </w:tcBorders>
+            <w:shd w:val="clear" w:color="auto" w:fill="2C3E50"/>
+          </w:tcPr>
+          <w:p>
+            <w:pPr>
+              <w:jc w:val="center"/>
+            </w:pPr>
+            <w:proofErr w:type="spellStart"/>
+            <w:r>
+              <w:rPr>
+                <w:b/>
+                <w:color w:val="FFFFFF"/>
+                <w:sz w:val="20"/>
+              </w:rPr>
+              <w:t>シート名</w:t>
+            </w:r>
+            <w:proofErr w:type="spellEnd"/>
+          </w:p>
+        </w:tc>
+        <w:tc>
+          <w:tcPr>
+            <w:tcW w:w="4703" w:type="dxa"/>
+            <w:tcBorders>
+              <w:top w:val="single" w:sz="4" w:space="0" w:color="2C3E50"/>
+              <w:left w:val="single" w:sz="4" w:space="0" w:color="2C3E50"/>
+              <w:bottom w:val="single" w:sz="4" w:space="0" w:color="2C3E50"/>
+              <w:right w:val="single" w:sz="4" w:space="0" w:color="2C3E50"/>
+            </w:tcBorders>
+            <w:shd w:val="clear" w:color="auto" w:fill="2C3E50"/>
+          </w:tcPr>
+          <w:p>
+            <w:pPr>
+              <w:jc w:val="center"/>
+            </w:pPr>
+            <w:r>
+              <w:rPr>
+                <w:b/>
+                <w:color w:val="FFFFFF"/>
+                <w:sz w:val="20"/>
+              </w:rPr>
+              <w:t>用途</w:t>
+            </w:r>
+          </w:p>
+        </w:tc>
+      </w:tr>
+      <w:tr>
+        <w:tc>
+          <w:tcPr>
+            <w:tcW w:w="4703" w:type="dxa"/>
+            <w:tcBorders>
+              <w:top w:val="single" w:sz="4" w:space="0" w:color="E0E0E0"/>
+              <w:left w:val="single" w:sz="4" w:space="0" w:color="E0E0E0"/>
+              <w:bottom w:val="single" w:sz="4" w:space="0" w:color="E0E0E0"/>
+              <w:right w:val="single" w:sz="4" w:space="0" w:color="E0E0E0"/>
+            </w:tcBorders>
+            <w:shd w:val="clear" w:color="auto" w:fill="F8F9FA"/>
+          </w:tcPr>
+          <w:p>
             <w:r>
               <w:rPr>
                 <w:color w:val="2C3E50"/>
                 <w:sz w:val="19"/>
               </w:rPr>
-              <w:t>統一</w:t>
+              <w:t>東京店</w:t>
+            </w:r>
+          </w:p>
+        </w:tc>
+        <w:tc>
+          <w:tcPr>
+            <w:tcW w:w="4703" w:type="dxa"/>
+            <w:tcBorders>
+              <w:top w:val="single" w:sz="4" w:space="0" w:color="E0E0E0"/>
+              <w:left w:val="single" w:sz="4" w:space="0" w:color="E0E0E0"/>
+              <w:bottom w:val="single" w:sz="4" w:space="0" w:color="E0E0E0"/>
+              <w:right w:val="single" w:sz="4" w:space="0" w:color="E0E0E0"/>
+            </w:tcBorders>
+            <w:shd w:val="clear" w:color="auto" w:fill="F8F9FA"/>
+          </w:tcPr>
+          <w:p>
+            <w:pPr>
+              <w:rPr>
+                <w:lang w:eastAsia="ja-JP"/>
+              </w:rPr>
+            </w:pPr>
+            <w:r>
+              <w:rPr>
+                <w:color w:val="2C3E50"/>
+                <w:sz w:val="19"/>
+                <w:lang w:eastAsia="ja-JP"/>
+              </w:rPr>
+              <w:t>東京店の売上データを入力</w:t>
+            </w:r>
+          </w:p>
+        </w:tc>
+      </w:tr>
+      <w:tr>
+        <w:tc>
+          <w:tcPr>
+            <w:tcW w:w="4703" w:type="dxa"/>
+            <w:tcBorders>
+              <w:top w:val="single" w:sz="4" w:space="0" w:color="E0E0E0"/>
+              <w:left w:val="single" w:sz="4" w:space="0" w:color="E0E0E0"/>
+              <w:bottom w:val="single" w:sz="4" w:space="0" w:color="E0E0E0"/>
+              <w:right w:val="single" w:sz="4" w:space="0" w:color="E0E0E0"/>
+            </w:tcBorders>
+            <w:shd w:val="clear" w:color="auto" w:fill="FFFFFF"/>
+          </w:tcPr>
+          <w:p>
+            <w:proofErr w:type="spellStart"/>
+            <w:r>
+              <w:rPr>
+                <w:color w:val="2C3E50"/>
+                <w:sz w:val="19"/>
+              </w:rPr>
+              <w:t>大阪店</w:t>
+            </w:r>
+            <w:proofErr w:type="spellEnd"/>
+          </w:p>
+        </w:tc>
+        <w:tc>
+          <w:tcPr>
+            <w:tcW w:w="4703" w:type="dxa"/>
+            <w:tcBorders>
+              <w:top w:val="single" w:sz="4" w:space="0" w:color="E0E0E0"/>
+              <w:left w:val="single" w:sz="4" w:space="0" w:color="E0E0E0"/>
+              <w:bottom w:val="single" w:sz="4" w:space="0" w:color="E0E0E0"/>
+              <w:right w:val="single" w:sz="4" w:space="0" w:color="E0E0E0"/>
+            </w:tcBorders>
+            <w:shd w:val="clear" w:color="auto" w:fill="FFFFFF"/>
+          </w:tcPr>
+          <w:p>
+            <w:pPr>
+              <w:rPr>
+                <w:lang w:eastAsia="ja-JP"/>
+              </w:rPr>
+            </w:pPr>
+            <w:r>
+              <w:rPr>
+                <w:color w:val="2C3E50"/>
+                <w:sz w:val="19"/>
+                <w:lang w:eastAsia="ja-JP"/>
+              </w:rPr>
+              <w:t>大阪店の売上データを入力</w:t>
+            </w:r>
+          </w:p>
+        </w:tc>
+      </w:tr>
+      <w:tr>
+        <w:tc>
+          <w:tcPr>
+            <w:tcW w:w="4703" w:type="dxa"/>
+            <w:tcBorders>
+              <w:top w:val="single" w:sz="4" w:space="0" w:color="E0E0E0"/>
+              <w:left w:val="single" w:sz="4" w:space="0" w:color="E0E0E0"/>
+              <w:bottom w:val="single" w:sz="4" w:space="0" w:color="E0E0E0"/>
+              <w:right w:val="single" w:sz="4" w:space="0" w:color="E0E0E0"/>
+            </w:tcBorders>
+            <w:shd w:val="clear" w:color="auto" w:fill="F8F9FA"/>
+          </w:tcPr>
+          <w:p>
+            <w:proofErr w:type="spellStart"/>
+            <w:r>
+              <w:rPr>
+                <w:color w:val="2C3E50"/>
+                <w:sz w:val="19"/>
+              </w:rPr>
+              <w:t>福岡店</w:t>
+            </w:r>
+            <w:proofErr w:type="spellEnd"/>
+          </w:p>
+        </w:tc>
+        <w:tc>
+          <w:tcPr>
+            <w:tcW w:w="4703" w:type="dxa"/>
+            <w:tcBorders>
+              <w:top w:val="single" w:sz="4" w:space="0" w:color="E0E0E0"/>
+              <w:left w:val="single" w:sz="4" w:space="0" w:color="E0E0E0"/>
+              <w:bottom w:val="single" w:sz="4" w:space="0" w:color="E0E0E0"/>
+              <w:right w:val="single" w:sz="4" w:space="0" w:color="E0E0E0"/>
+            </w:tcBorders>
+            <w:shd w:val="clear" w:color="auto" w:fill="F8F9FA"/>
+          </w:tcPr>
+          <w:p>
+            <w:pPr>
+              <w:rPr>
+                <w:lang w:eastAsia="ja-JP"/>
+              </w:rPr>
+            </w:pPr>
+            <w:r>
+              <w:rPr>
+                <w:color w:val="2C3E50"/>
+                <w:sz w:val="19"/>
+                <w:lang w:eastAsia="ja-JP"/>
+              </w:rPr>
+              <w:t>福岡店の売上データを入力</w:t>
+            </w:r>
+          </w:p>
+        </w:tc>
+      </w:tr>
+      <w:tr>
+        <w:tc>
+          <w:tcPr>
+            <w:tcW w:w="4703" w:type="dxa"/>
+            <w:tcBorders>
+              <w:top w:val="single" w:sz="4" w:space="0" w:color="E0E0E0"/>
+              <w:left w:val="single" w:sz="4" w:space="0" w:color="E0E0E0"/>
+              <w:bottom w:val="single" w:sz="4" w:space="0" w:color="E0E0E0"/>
+              <w:right w:val="single" w:sz="4" w:space="0" w:color="E0E0E0"/>
+            </w:tcBorders>
+            <w:shd w:val="clear" w:color="auto" w:fill="FFFFFF"/>
+          </w:tcPr>
+          <w:p>
+            <w:proofErr w:type="spellStart"/>
+            <w:r>
+              <w:rPr>
+                <w:color w:val="2C3E50"/>
+                <w:sz w:val="19"/>
+              </w:rPr>
+              <w:t>集計</w:t>
+            </w:r>
+            <w:proofErr w:type="spellEnd"/>
+          </w:p>
+        </w:tc>
+        <w:tc>
+          <w:tcPr>
+            <w:tcW w:w="4703" w:type="dxa"/>
+            <w:tcBorders>
+              <w:top w:val="single" w:sz="4" w:space="0" w:color="E0E0E0"/>
+              <w:left w:val="single" w:sz="4" w:space="0" w:color="E0E0E0"/>
+              <w:bottom w:val="single" w:sz="4" w:space="0" w:color="E0E0E0"/>
+              <w:right w:val="single" w:sz="4" w:space="0" w:color="E0E0E0"/>
+            </w:tcBorders>
+            <w:shd w:val="clear" w:color="auto" w:fill="FFFFFF"/>
+          </w:tcPr>
+          <w:p>
+            <w:pPr>
+              <w:rPr>
+                <w:lang w:eastAsia="ja-JP"/>
+              </w:rPr>
+            </w:pPr>
+            <w:r>
+              <w:rPr>
+                <w:color w:val="2C3E50"/>
+                <w:sz w:val="19"/>
+                <w:lang w:eastAsia="ja-JP"/>
+              </w:rPr>
+              <w:t>マクロ実行後、全店舗データが転記される</w:t>
             </w:r>
           </w:p>
         </w:tc>
@@ -891,161 +1234,45 @@
     <w:p>
       <w:pPr>
         <w:spacing w:after="120"/>
+        <w:rPr>
+          <w:lang w:eastAsia="ja-JP"/>
+        </w:rPr>
       </w:pPr>
     </w:p>
     <w:p>
       <w:pPr>
-        <w:spacing w:before="360" w:after="160"/>
-      </w:pPr>
-      <w:r>
-        <w:rPr>
-          <w:b/>
-          <w:color w:val="2C3E50"/>
-          <w:sz w:val="30"/>
-        </w:rPr>
-        <w:t>動作環境</w:t>
+        <w:spacing w:after="120"/>
+        <w:rPr>
+          <w:lang w:eastAsia="ja-JP"/>
+        </w:rPr>
+      </w:pPr>
+      <w:r>
+        <w:rPr>
+          <w:color w:val="6B655E"/>
+          <w:sz w:val="19"/>
+          <w:lang w:eastAsia="ja-JP"/>
+        </w:rPr>
+        <w:t>シート追加方法：画面下のシートタブを右クリック</w:t>
+      </w:r>
+      <w:r>
+        <w:rPr>
+          <w:color w:val="6B655E"/>
+          <w:sz w:val="19"/>
+          <w:lang w:eastAsia="ja-JP"/>
+        </w:rPr>
+        <w:t xml:space="preserve"> → </w:t>
+      </w:r>
+      <w:r>
+        <w:rPr>
+          <w:color w:val="6B655E"/>
+          <w:sz w:val="19"/>
+          <w:lang w:eastAsia="ja-JP"/>
+        </w:rPr>
+        <w:t>「挿入」または「名前の変更」</w:t>
       </w:r>
     </w:p>
     <w:p>
       <w:pPr>
-        <w:pStyle w:val="a0"/>
-      </w:pPr>
-      <w:r>
-        <w:rPr>
-          <w:color w:val="2C3E50"/>
-        </w:rPr>
-        <w:t xml:space="preserve">Microsoft Excel 2013 </w:t>
-      </w:r>
-      <w:r>
-        <w:rPr>
-          <w:color w:val="2C3E50"/>
-        </w:rPr>
-        <w:t>以降</w:t>
-      </w:r>
-    </w:p>
-    <w:p>
-      <w:pPr>
-        <w:pStyle w:val="a0"/>
-      </w:pPr>
-      <w:r>
-        <w:rPr>
-          <w:color w:val="2C3E50"/>
-        </w:rPr>
-        <w:t xml:space="preserve">Windows / Mac </w:t>
-      </w:r>
-      <w:r>
-        <w:rPr>
-          <w:color w:val="2C3E50"/>
-        </w:rPr>
-        <w:t>両対応</w:t>
-      </w:r>
-    </w:p>
-    <w:p>
-      <w:pPr>
-        <w:pStyle w:val="a0"/>
-        <w:rPr>
-          <w:lang w:eastAsia="ja-JP"/>
-        </w:rPr>
-      </w:pPr>
-      <w:r>
-        <w:rPr>
-          <w:color w:val="2C3E50"/>
-          <w:lang w:eastAsia="ja-JP"/>
-        </w:rPr>
-        <w:t>マクロ有効ブック形式（</w:t>
-      </w:r>
-      <w:r>
-        <w:rPr>
-          <w:color w:val="2C3E50"/>
-          <w:lang w:eastAsia="ja-JP"/>
-        </w:rPr>
-        <w:t>.</w:t>
-      </w:r>
-      <w:proofErr w:type="spellStart"/>
-      <w:r>
-        <w:rPr>
-          <w:color w:val="2C3E50"/>
-          <w:lang w:eastAsia="ja-JP"/>
-        </w:rPr>
-        <w:t>xlsm</w:t>
-      </w:r>
-      <w:proofErr w:type="spellEnd"/>
-      <w:r>
-        <w:rPr>
-          <w:color w:val="2C3E50"/>
-          <w:lang w:eastAsia="ja-JP"/>
-        </w:rPr>
-        <w:t>）として保存</w:t>
-      </w:r>
-    </w:p>
-    <w:p>
-      <w:pPr>
-        <w:rPr>
-          <w:lang w:eastAsia="ja-JP"/>
-        </w:rPr>
-      </w:pPr>
-      <w:r>
-        <w:rPr>
-          <w:lang w:eastAsia="ja-JP"/>
-        </w:rPr>
-        <w:br w:type="page"/>
-      </w:r>
-    </w:p>
-    <w:p>
-      <w:pPr>
-        <w:spacing w:before="480" w:after="240"/>
-        <w:rPr>
-          <w:lang w:eastAsia="ja-JP"/>
-        </w:rPr>
-      </w:pPr>
-      <w:r>
-        <w:rPr>
-          <w:b/>
-          <w:color w:val="2C3E50"/>
-          <w:sz w:val="40"/>
-          <w:lang w:eastAsia="ja-JP"/>
-        </w:rPr>
-        <w:lastRenderedPageBreak/>
-        <w:t xml:space="preserve">Before / After </w:t>
-      </w:r>
-      <w:r>
-        <w:rPr>
-          <w:b/>
-          <w:color w:val="2C3E50"/>
-          <w:sz w:val="40"/>
-          <w:lang w:eastAsia="ja-JP"/>
-        </w:rPr>
-        <w:t>のイメージ</w:t>
-      </w:r>
-    </w:p>
-    <w:p>
-      <w:pPr>
-        <w:spacing w:before="360" w:after="160"/>
-        <w:rPr>
-          <w:lang w:eastAsia="ja-JP"/>
-        </w:rPr>
-      </w:pPr>
-      <w:r>
-        <w:rPr>
-          <w:b/>
-          <w:color w:val="2C3E50"/>
-          <w:sz w:val="30"/>
-          <w:lang w:eastAsia="ja-JP"/>
-        </w:rPr>
-        <w:t>Before</w:t>
-      </w:r>
-      <w:r>
-        <w:rPr>
-          <w:b/>
-          <w:color w:val="2C3E50"/>
-          <w:sz w:val="30"/>
-          <w:lang w:eastAsia="ja-JP"/>
-        </w:rPr>
-        <w:t>（汚いリスト）</w:t>
-      </w:r>
-    </w:p>
-    <w:p>
-      <w:pPr>
         <w:spacing w:after="120"/>
         <w:rPr>
           <w:lang w:eastAsia="ja-JP"/>
@@ -1053,123 +1280,14 @@
       </w:pPr>
       <w:r>
         <w:rPr>
-          <w:color w:val="2C3E50"/>
-          <w:lang w:eastAsia="ja-JP"/>
-        </w:rPr>
-        <w:t>以下のような問題を含む顧客リストを想定</w:t>
-      </w:r>
-      <w:r>
-        <w:rPr>
-          <w:color w:val="2C3E50"/>
-          <w:lang w:eastAsia="ja-JP"/>
-        </w:rPr>
-        <w:t>:</w:t>
-      </w:r>
-    </w:p>
-    <w:p>
-      <w:pPr>
-        <w:pStyle w:val="a0"/>
-      </w:pPr>
-      <w:proofErr w:type="spellStart"/>
-      <w:r>
-        <w:rPr>
-          <w:color w:val="2C3E50"/>
-        </w:rPr>
-        <w:t>重複行が混在</w:t>
-      </w:r>
-      <w:proofErr w:type="spellEnd"/>
-    </w:p>
-    <w:p>
-      <w:pPr>
-        <w:pStyle w:val="a0"/>
-      </w:pPr>
-      <w:r>
-        <w:rPr>
-          <w:color w:val="2C3E50"/>
-        </w:rPr>
-        <w:t>余分な空白（前後）</w:t>
-      </w:r>
-    </w:p>
-    <w:p>
-      <w:pPr>
-        <w:pStyle w:val="a0"/>
-        <w:rPr>
-          <w:lang w:eastAsia="ja-JP"/>
-        </w:rPr>
-      </w:pPr>
-      <w:r>
-        <w:rPr>
-          <w:color w:val="2C3E50"/>
-          <w:lang w:eastAsia="ja-JP"/>
-        </w:rPr>
-        <w:t>「</w:t>
-      </w:r>
-      <w:r>
-        <w:rPr>
-          <w:color w:val="2C3E50"/>
-          <w:lang w:eastAsia="ja-JP"/>
-        </w:rPr>
-        <w:t>(</w:t>
-      </w:r>
-      <w:r>
-        <w:rPr>
-          <w:color w:val="2C3E50"/>
-          <w:lang w:eastAsia="ja-JP"/>
-        </w:rPr>
-        <w:t>株</w:t>
-      </w:r>
-      <w:r>
-        <w:rPr>
-          <w:color w:val="2C3E50"/>
-          <w:lang w:eastAsia="ja-JP"/>
-        </w:rPr>
-        <w:t>)</w:t>
-      </w:r>
-      <w:r>
-        <w:rPr>
-          <w:color w:val="2C3E50"/>
-          <w:lang w:eastAsia="ja-JP"/>
-        </w:rPr>
-        <w:t>」「㈱」「株式会社」の表記揺れ</w:t>
-      </w:r>
-    </w:p>
-    <w:p>
-      <w:pPr>
-        <w:pStyle w:val="a0"/>
-      </w:pPr>
-      <w:proofErr w:type="spellStart"/>
-      <w:r>
-        <w:rPr>
-          <w:color w:val="2C3E50"/>
-        </w:rPr>
-        <w:t>全角の電話番号</w:t>
-      </w:r>
-      <w:proofErr w:type="spellEnd"/>
-    </w:p>
-    <w:p>
-      <w:pPr>
-        <w:pStyle w:val="a0"/>
-      </w:pPr>
-      <w:r>
-        <w:rPr>
-          <w:color w:val="2C3E50"/>
-        </w:rPr>
-        <w:t>空白行</w:t>
-      </w:r>
-    </w:p>
-    <w:p>
-      <w:pPr>
-        <w:spacing w:after="120"/>
-      </w:pPr>
-      <w:r>
-        <w:rPr>
           <w:noProof/>
+          <w:lang w:eastAsia="ja-JP"/>
         </w:rPr>
         <w:drawing>
-          <wp:inline distT="0" distB="0" distL="0" distR="0" wp14:anchorId="226D242E" wp14:editId="6AA25AC8">
-            <wp:extent cx="6024200" cy="3861995"/>
+          <wp:inline distT="0" distB="0" distL="0" distR="0" wp14:anchorId="39392A69" wp14:editId="0C83E265">
+            <wp:extent cx="5897029" cy="814812"/>
             <wp:effectExtent l="0" t="0" r="0" b="0"/>
-            <wp:docPr id="1469102328" name="図 1"/>
+            <wp:docPr id="730339502" name="図 1"/>
             <wp:cNvGraphicFramePr>
               <a:graphicFrameLocks xmlns:a="http://schemas.openxmlformats.org/drawingml/2006/main" noChangeAspect="1"/>
             </wp:cNvGraphicFramePr>
@@ -1177,7 +1295,7 @@
               <a:graphicData uri="http://schemas.openxmlformats.org/drawingml/2006/picture">
                 <pic:pic xmlns:pic="http://schemas.openxmlformats.org/drawingml/2006/picture">
                   <pic:nvPicPr>
-                    <pic:cNvPr id="1469102328" name="図 1469102328"/>
+                    <pic:cNvPr id="730339502" name="図 730339502"/>
                     <pic:cNvPicPr/>
                   </pic:nvPicPr>
                   <pic:blipFill>
@@ -1189,7 +1307,7 @@
                   <pic:spPr>
                     <a:xfrm>
                       <a:off x="0" y="0"/>
-                      <a:ext cx="6296585" cy="4036615"/>
+                      <a:ext cx="6153074" cy="850191"/>
                     </a:xfrm>
                     <a:prstGeom prst="rect">
                       <a:avLst/>
@@ -1236,7 +1354,7 @@
           <w:lang w:eastAsia="ja-JP"/>
         </w:rPr>
         <w:lastRenderedPageBreak/>
-        <w:t>After</w:t>
+        <w:t xml:space="preserve">STEP 2   </w:t>
       </w:r>
       <w:r>
         <w:rPr>
@@ -1245,7 +1363,7 @@
           <w:sz w:val="30"/>
           <w:lang w:eastAsia="ja-JP"/>
         </w:rPr>
-        <w:t>（クレンジング後）</w:t>
+        <w:t>見出しとサンプルデータの入力</w:t>
       </w:r>
     </w:p>
     <w:p>
@@ -1260,154 +1378,248 @@
           <w:color w:val="2C3E50"/>
           <w:lang w:eastAsia="ja-JP"/>
         </w:rPr>
-        <w:t>上記の問題がすべて解消された状態</w:t>
-      </w:r>
-      <w:r>
-        <w:rPr>
-          <w:color w:val="2C3E50"/>
-          <w:lang w:eastAsia="ja-JP"/>
-        </w:rPr>
-        <w:t>:</w:t>
+        <w:t>各シートの</w:t>
+      </w:r>
+      <w:r>
+        <w:rPr>
+          <w:color w:val="2C3E50"/>
+          <w:lang w:eastAsia="ja-JP"/>
+        </w:rPr>
+        <w:t>1</w:t>
+      </w:r>
+      <w:r>
+        <w:rPr>
+          <w:color w:val="2C3E50"/>
+          <w:lang w:eastAsia="ja-JP"/>
+        </w:rPr>
+        <w:t>行目に見出しを入力します。</w:t>
       </w:r>
     </w:p>
     <w:p>
       <w:pPr>
-        <w:pStyle w:val="a0"/>
-        <w:rPr>
-          <w:lang w:eastAsia="ja-JP"/>
-        </w:rPr>
-      </w:pPr>
-      <w:r>
-        <w:rPr>
-          <w:color w:val="2C3E50"/>
-          <w:lang w:eastAsia="ja-JP"/>
-        </w:rPr>
-        <w:t>重複行が削除されている</w:t>
-      </w:r>
+        <w:spacing w:before="240" w:after="120"/>
+        <w:rPr>
+          <w:lang w:eastAsia="ja-JP"/>
+        </w:rPr>
+      </w:pPr>
+      <w:r>
+        <w:rPr>
+          <w:b/>
+          <w:color w:val="2C3E50"/>
+          <w:sz w:val="24"/>
+          <w:lang w:eastAsia="ja-JP"/>
+        </w:rPr>
+        <w:t>東京店・大阪店・福岡店シートの見出し</w:t>
+      </w:r>
+    </w:p>
+    <w:tbl>
+      <w:tblPr>
+        <w:tblW w:w="0" w:type="auto"/>
+        <w:tblLook w:val="04A0" w:firstRow="1" w:lastRow="0" w:firstColumn="1" w:lastColumn="0" w:noHBand="0" w:noVBand="1"/>
+      </w:tblPr>
+      <w:tblGrid>
+        <w:gridCol w:w="2351"/>
+        <w:gridCol w:w="2351"/>
+        <w:gridCol w:w="2351"/>
+        <w:gridCol w:w="2351"/>
+      </w:tblGrid>
+      <w:tr>
+        <w:tc>
+          <w:tcPr>
+            <w:tcW w:w="2351" w:type="dxa"/>
+            <w:tcBorders>
+              <w:top w:val="single" w:sz="4" w:space="0" w:color="2C3E50"/>
+              <w:left w:val="single" w:sz="4" w:space="0" w:color="2C3E50"/>
+              <w:bottom w:val="single" w:sz="4" w:space="0" w:color="2C3E50"/>
+              <w:right w:val="single" w:sz="4" w:space="0" w:color="2C3E50"/>
+            </w:tcBorders>
+            <w:shd w:val="clear" w:color="auto" w:fill="2C3E50"/>
+          </w:tcPr>
+          <w:p>
+            <w:pPr>
+              <w:jc w:val="center"/>
+            </w:pPr>
+            <w:r>
+              <w:rPr>
+                <w:b/>
+                <w:color w:val="FFFFFF"/>
+                <w:sz w:val="20"/>
+              </w:rPr>
+              <w:t>A1</w:t>
+            </w:r>
+          </w:p>
+        </w:tc>
+        <w:tc>
+          <w:tcPr>
+            <w:tcW w:w="2351" w:type="dxa"/>
+            <w:tcBorders>
+              <w:top w:val="single" w:sz="4" w:space="0" w:color="2C3E50"/>
+              <w:left w:val="single" w:sz="4" w:space="0" w:color="2C3E50"/>
+              <w:bottom w:val="single" w:sz="4" w:space="0" w:color="2C3E50"/>
+              <w:right w:val="single" w:sz="4" w:space="0" w:color="2C3E50"/>
+            </w:tcBorders>
+            <w:shd w:val="clear" w:color="auto" w:fill="2C3E50"/>
+          </w:tcPr>
+          <w:p>
+            <w:pPr>
+              <w:jc w:val="center"/>
+            </w:pPr>
+            <w:r>
+              <w:rPr>
+                <w:b/>
+                <w:color w:val="FFFFFF"/>
+                <w:sz w:val="20"/>
+              </w:rPr>
+              <w:t>B1</w:t>
+            </w:r>
+          </w:p>
+        </w:tc>
+        <w:tc>
+          <w:tcPr>
+            <w:tcW w:w="2351" w:type="dxa"/>
+            <w:tcBorders>
+              <w:top w:val="single" w:sz="4" w:space="0" w:color="2C3E50"/>
+              <w:left w:val="single" w:sz="4" w:space="0" w:color="2C3E50"/>
+              <w:bottom w:val="single" w:sz="4" w:space="0" w:color="2C3E50"/>
+              <w:right w:val="single" w:sz="4" w:space="0" w:color="2C3E50"/>
+            </w:tcBorders>
+            <w:shd w:val="clear" w:color="auto" w:fill="2C3E50"/>
+          </w:tcPr>
+          <w:p>
+            <w:pPr>
+              <w:jc w:val="center"/>
+            </w:pPr>
+            <w:r>
+              <w:rPr>
+                <w:b/>
+                <w:color w:val="FFFFFF"/>
+                <w:sz w:val="20"/>
+              </w:rPr>
+              <w:t>C1</w:t>
+            </w:r>
+          </w:p>
+        </w:tc>
+        <w:tc>
+          <w:tcPr>
+            <w:tcW w:w="2351" w:type="dxa"/>
+            <w:tcBorders>
+              <w:top w:val="single" w:sz="4" w:space="0" w:color="2C3E50"/>
+              <w:left w:val="single" w:sz="4" w:space="0" w:color="2C3E50"/>
+              <w:bottom w:val="single" w:sz="4" w:space="0" w:color="2C3E50"/>
+              <w:right w:val="single" w:sz="4" w:space="0" w:color="2C3E50"/>
+            </w:tcBorders>
+            <w:shd w:val="clear" w:color="auto" w:fill="2C3E50"/>
+          </w:tcPr>
+          <w:p>
+            <w:pPr>
+              <w:jc w:val="center"/>
+            </w:pPr>
+            <w:r>
+              <w:rPr>
+                <w:b/>
+                <w:color w:val="FFFFFF"/>
+                <w:sz w:val="20"/>
+              </w:rPr>
+              <w:t>D1</w:t>
+            </w:r>
+          </w:p>
+        </w:tc>
+      </w:tr>
+      <w:tr>
+        <w:tc>
+          <w:tcPr>
+            <w:tcW w:w="2351" w:type="dxa"/>
+            <w:tcBorders>
+              <w:top w:val="single" w:sz="4" w:space="0" w:color="E0E0E0"/>
+              <w:left w:val="single" w:sz="4" w:space="0" w:color="E0E0E0"/>
+              <w:bottom w:val="single" w:sz="4" w:space="0" w:color="E0E0E0"/>
+              <w:right w:val="single" w:sz="4" w:space="0" w:color="E0E0E0"/>
+            </w:tcBorders>
+            <w:shd w:val="clear" w:color="auto" w:fill="F8F9FA"/>
+          </w:tcPr>
+          <w:p>
+            <w:r>
+              <w:rPr>
+                <w:color w:val="2C3E50"/>
+                <w:sz w:val="19"/>
+              </w:rPr>
+              <w:t>日付</w:t>
+            </w:r>
+          </w:p>
+        </w:tc>
+        <w:tc>
+          <w:tcPr>
+            <w:tcW w:w="2351" w:type="dxa"/>
+            <w:tcBorders>
+              <w:top w:val="single" w:sz="4" w:space="0" w:color="E0E0E0"/>
+              <w:left w:val="single" w:sz="4" w:space="0" w:color="E0E0E0"/>
+              <w:bottom w:val="single" w:sz="4" w:space="0" w:color="E0E0E0"/>
+              <w:right w:val="single" w:sz="4" w:space="0" w:color="E0E0E0"/>
+            </w:tcBorders>
+            <w:shd w:val="clear" w:color="auto" w:fill="F8F9FA"/>
+          </w:tcPr>
+          <w:p>
+            <w:r>
+              <w:rPr>
+                <w:color w:val="2C3E50"/>
+                <w:sz w:val="19"/>
+              </w:rPr>
+              <w:t>商品名</w:t>
+            </w:r>
+          </w:p>
+        </w:tc>
+        <w:tc>
+          <w:tcPr>
+            <w:tcW w:w="2351" w:type="dxa"/>
+            <w:tcBorders>
+              <w:top w:val="single" w:sz="4" w:space="0" w:color="E0E0E0"/>
+              <w:left w:val="single" w:sz="4" w:space="0" w:color="E0E0E0"/>
+              <w:bottom w:val="single" w:sz="4" w:space="0" w:color="E0E0E0"/>
+              <w:right w:val="single" w:sz="4" w:space="0" w:color="E0E0E0"/>
+            </w:tcBorders>
+            <w:shd w:val="clear" w:color="auto" w:fill="F8F9FA"/>
+          </w:tcPr>
+          <w:p>
+            <w:r>
+              <w:rPr>
+                <w:color w:val="2C3E50"/>
+                <w:sz w:val="19"/>
+              </w:rPr>
+              <w:t>数量</w:t>
+            </w:r>
+          </w:p>
+        </w:tc>
+        <w:tc>
+          <w:tcPr>
+            <w:tcW w:w="2351" w:type="dxa"/>
+            <w:tcBorders>
+              <w:top w:val="single" w:sz="4" w:space="0" w:color="E0E0E0"/>
+              <w:left w:val="single" w:sz="4" w:space="0" w:color="E0E0E0"/>
+              <w:bottom w:val="single" w:sz="4" w:space="0" w:color="E0E0E0"/>
+              <w:right w:val="single" w:sz="4" w:space="0" w:color="E0E0E0"/>
+            </w:tcBorders>
+            <w:shd w:val="clear" w:color="auto" w:fill="F8F9FA"/>
+          </w:tcPr>
+          <w:p>
+            <w:r>
+              <w:rPr>
+                <w:color w:val="2C3E50"/>
+                <w:sz w:val="19"/>
+              </w:rPr>
+              <w:t>売上</w:t>
+            </w:r>
+          </w:p>
+        </w:tc>
+      </w:tr>
+    </w:tbl>
+    <w:p>
+      <w:pPr>
+        <w:spacing w:after="120"/>
+      </w:pPr>
     </w:p>
     <w:p>
       <w:pPr>
-        <w:pStyle w:val="a0"/>
-      </w:pPr>
-      <w:proofErr w:type="spellStart"/>
-      <w:r>
-        <w:rPr>
-          <w:color w:val="2C3E50"/>
-        </w:rPr>
-        <w:t>前後の空白がない</w:t>
-      </w:r>
-      <w:proofErr w:type="spellEnd"/>
-    </w:p>
-    <w:p>
-      <w:pPr>
-        <w:pStyle w:val="a0"/>
-        <w:rPr>
-          <w:lang w:eastAsia="ja-JP"/>
-        </w:rPr>
-      </w:pPr>
-      <w:r>
-        <w:rPr>
-          <w:color w:val="2C3E50"/>
-          <w:lang w:eastAsia="ja-JP"/>
-        </w:rPr>
-        <w:t>「株式会社」に統一されている</w:t>
-      </w:r>
-    </w:p>
-    <w:p>
-      <w:pPr>
-        <w:pStyle w:val="a0"/>
-        <w:rPr>
-          <w:lang w:eastAsia="ja-JP"/>
-        </w:rPr>
-      </w:pPr>
-      <w:r>
-        <w:rPr>
-          <w:color w:val="2C3E50"/>
-          <w:lang w:eastAsia="ja-JP"/>
-        </w:rPr>
-        <w:t>電話番号が半角に統一されている</w:t>
-      </w:r>
-    </w:p>
-    <w:p>
-      <w:pPr>
-        <w:pStyle w:val="a0"/>
-        <w:rPr>
-          <w:lang w:eastAsia="ja-JP"/>
-        </w:rPr>
-      </w:pPr>
-      <w:r>
-        <w:rPr>
-          <w:color w:val="2C3E50"/>
-          <w:lang w:eastAsia="ja-JP"/>
-        </w:rPr>
-        <w:t>空白行が削除されている</w:t>
-      </w:r>
-    </w:p>
-    <w:p>
-      <w:pPr>
-        <w:spacing w:after="120"/>
-        <w:rPr>
-          <w:lang w:eastAsia="ja-JP"/>
-        </w:rPr>
-      </w:pPr>
-      <w:r>
-        <w:rPr>
-          <w:noProof/>
-          <w:lang w:eastAsia="ja-JP"/>
-        </w:rPr>
-        <w:drawing>
-          <wp:inline distT="0" distB="0" distL="0" distR="0" wp14:anchorId="2773234D" wp14:editId="78B25F19">
-            <wp:extent cx="5929133" cy="3098202"/>
-            <wp:effectExtent l="0" t="0" r="1905" b="635"/>
-            <wp:docPr id="2021992433" name="図 2"/>
-            <wp:cNvGraphicFramePr>
-              <a:graphicFrameLocks xmlns:a="http://schemas.openxmlformats.org/drawingml/2006/main" noChangeAspect="1"/>
-            </wp:cNvGraphicFramePr>
-            <a:graphic xmlns:a="http://schemas.openxmlformats.org/drawingml/2006/main">
-              <a:graphicData uri="http://schemas.openxmlformats.org/drawingml/2006/picture">
-                <pic:pic xmlns:pic="http://schemas.openxmlformats.org/drawingml/2006/picture">
-                  <pic:nvPicPr>
-                    <pic:cNvPr id="2021992433" name="図 2021992433"/>
-                    <pic:cNvPicPr/>
-                  </pic:nvPicPr>
-                  <pic:blipFill>
-                    <a:blip r:embed="rId7"/>
-                    <a:stretch>
-                      <a:fillRect/>
-                    </a:stretch>
-                  </pic:blipFill>
-                  <pic:spPr>
-                    <a:xfrm>
-                      <a:off x="0" y="0"/>
-                      <a:ext cx="6018593" cy="3144948"/>
-                    </a:xfrm>
-                    <a:prstGeom prst="rect">
-                      <a:avLst/>
-                    </a:prstGeom>
-                  </pic:spPr>
-                </pic:pic>
-              </a:graphicData>
-            </a:graphic>
-          </wp:inline>
-        </w:drawing>
-      </w:r>
-    </w:p>
-    <w:p>
-      <w:pPr>
-        <w:rPr>
-          <w:lang w:eastAsia="ja-JP"/>
-        </w:rPr>
-      </w:pPr>
-      <w:r>
-        <w:rPr>
-          <w:lang w:eastAsia="ja-JP"/>
-        </w:rPr>
-        <w:br w:type="page"/>
-      </w:r>
-    </w:p>
-    <w:p>
-      <w:pPr>
-        <w:spacing w:before="480" w:after="240"/>
+        <w:spacing w:before="240" w:after="120"/>
         <w:rPr>
           <w:lang w:eastAsia="ja-JP"/>
         </w:rPr>
@@ -1416,166 +1628,28 @@
         <w:rPr>
           <w:b/>
           <w:color w:val="2C3E50"/>
-          <w:sz w:val="40"/>
-          <w:lang w:eastAsia="ja-JP"/>
-        </w:rPr>
-        <w:lastRenderedPageBreak/>
-        <w:t>セットアップ手順</w:t>
-      </w:r>
-    </w:p>
-    <w:p>
-      <w:pPr>
-        <w:spacing w:after="120"/>
-        <w:rPr>
-          <w:lang w:eastAsia="ja-JP"/>
-        </w:rPr>
-      </w:pPr>
-      <w:r>
-        <w:rPr>
-          <w:color w:val="2C3E50"/>
-          <w:lang w:eastAsia="ja-JP"/>
-        </w:rPr>
-        <w:t>本マクロを使えるようにするまでの</w:t>
-      </w:r>
-      <w:r>
-        <w:rPr>
-          <w:color w:val="2C3E50"/>
-          <w:lang w:eastAsia="ja-JP"/>
-        </w:rPr>
-        <w:t>3</w:t>
-      </w:r>
-      <w:r>
-        <w:rPr>
-          <w:color w:val="2C3E50"/>
-          <w:lang w:eastAsia="ja-JP"/>
-        </w:rPr>
-        <w:t>ステップです。初回のみ約</w:t>
-      </w:r>
-      <w:r>
-        <w:rPr>
-          <w:color w:val="2C3E50"/>
-          <w:lang w:eastAsia="ja-JP"/>
-        </w:rPr>
-        <w:t>5</w:t>
-      </w:r>
-      <w:r>
-        <w:rPr>
-          <w:color w:val="2C3E50"/>
-          <w:lang w:eastAsia="ja-JP"/>
-        </w:rPr>
-        <w:t>〜</w:t>
-      </w:r>
-      <w:r>
-        <w:rPr>
-          <w:color w:val="2C3E50"/>
-          <w:lang w:eastAsia="ja-JP"/>
-        </w:rPr>
-        <w:t>10</w:t>
-      </w:r>
-      <w:r>
-        <w:rPr>
-          <w:color w:val="2C3E50"/>
-          <w:lang w:eastAsia="ja-JP"/>
-        </w:rPr>
-        <w:t>分で完了します。</w:t>
-      </w:r>
-    </w:p>
-    <w:p>
-      <w:pPr>
-        <w:spacing w:before="360" w:after="160"/>
-        <w:rPr>
-          <w:lang w:eastAsia="ja-JP"/>
-        </w:rPr>
-      </w:pPr>
+          <w:sz w:val="24"/>
+          <w:lang w:eastAsia="ja-JP"/>
+        </w:rPr>
+        <w:t>集計シートの見出し（</w:t>
+      </w:r>
       <w:r>
         <w:rPr>
           <w:b/>
           <w:color w:val="2C3E50"/>
-          <w:sz w:val="30"/>
-          <w:lang w:eastAsia="ja-JP"/>
-        </w:rPr>
-        <w:t xml:space="preserve">STEP 1   </w:t>
+          <w:sz w:val="24"/>
+          <w:lang w:eastAsia="ja-JP"/>
+        </w:rPr>
+        <w:t>1</w:t>
       </w:r>
       <w:r>
         <w:rPr>
           <w:b/>
           <w:color w:val="2C3E50"/>
-          <w:sz w:val="30"/>
-          <w:lang w:eastAsia="ja-JP"/>
-        </w:rPr>
-        <w:t>データの準備</w:t>
-      </w:r>
-    </w:p>
-    <w:p>
-      <w:pPr>
-        <w:spacing w:after="120"/>
-        <w:rPr>
-          <w:lang w:eastAsia="ja-JP"/>
-        </w:rPr>
-      </w:pPr>
-      <w:r>
-        <w:rPr>
-          <w:color w:val="2C3E50"/>
-          <w:lang w:eastAsia="ja-JP"/>
-        </w:rPr>
-        <w:t>クレンジング対象の</w:t>
-      </w:r>
-      <w:r>
-        <w:rPr>
-          <w:color w:val="2C3E50"/>
-          <w:lang w:eastAsia="ja-JP"/>
-        </w:rPr>
-        <w:t>CSV</w:t>
-      </w:r>
-      <w:r>
-        <w:rPr>
-          <w:color w:val="2C3E50"/>
-          <w:lang w:eastAsia="ja-JP"/>
-        </w:rPr>
-        <w:t>を</w:t>
-      </w:r>
-      <w:r>
-        <w:rPr>
-          <w:color w:val="2C3E50"/>
-          <w:lang w:eastAsia="ja-JP"/>
-        </w:rPr>
-        <w:t>Excel</w:t>
-      </w:r>
-      <w:r>
-        <w:rPr>
-          <w:color w:val="2C3E50"/>
-          <w:lang w:eastAsia="ja-JP"/>
-        </w:rPr>
-        <w:t>で開く、またはサンプルデータを貼り付けます。</w:t>
-      </w:r>
-    </w:p>
-    <w:p>
-      <w:pPr>
-        <w:spacing w:after="120"/>
-        <w:rPr>
-          <w:lang w:eastAsia="ja-JP"/>
-        </w:rPr>
-      </w:pPr>
-      <w:r>
-        <w:rPr>
-          <w:color w:val="2C3E50"/>
-          <w:lang w:eastAsia="ja-JP"/>
-        </w:rPr>
-        <w:t>1</w:t>
-      </w:r>
-      <w:r>
-        <w:rPr>
-          <w:color w:val="2C3E50"/>
-          <w:lang w:eastAsia="ja-JP"/>
-        </w:rPr>
-        <w:t>行目に以下の見出しがあることを確認</w:t>
-      </w:r>
-      <w:r>
-        <w:rPr>
-          <w:color w:val="2C3E50"/>
-          <w:lang w:eastAsia="ja-JP"/>
-        </w:rPr>
-        <w:t>:</w:t>
+          <w:sz w:val="24"/>
+          <w:lang w:eastAsia="ja-JP"/>
+        </w:rPr>
+        <w:t>列多い）</w:t>
       </w:r>
     </w:p>
     <w:tbl>
@@ -1735,7 +1809,7 @@
                 <w:color w:val="2C3E50"/>
                 <w:sz w:val="19"/>
               </w:rPr>
-              <w:t>ID</w:t>
+              <w:t>店舗名</w:t>
             </w:r>
           </w:p>
         </w:tc>
@@ -1756,7 +1830,7 @@
                 <w:color w:val="2C3E50"/>
                 <w:sz w:val="19"/>
               </w:rPr>
-              <w:t>会社名</w:t>
+              <w:t>日付</w:t>
             </w:r>
           </w:p>
         </w:tc>
@@ -1777,7 +1851,7 @@
                 <w:color w:val="2C3E50"/>
                 <w:sz w:val="19"/>
               </w:rPr>
-              <w:t>担当者名</w:t>
+              <w:t>商品名</w:t>
             </w:r>
           </w:p>
         </w:tc>
@@ -1798,7 +1872,7 @@
                 <w:color w:val="2C3E50"/>
                 <w:sz w:val="19"/>
               </w:rPr>
-              <w:t>メールアドレス</w:t>
+              <w:t>数量</w:t>
             </w:r>
           </w:p>
         </w:tc>
@@ -1819,7 +1893,7 @@
                 <w:color w:val="2C3E50"/>
                 <w:sz w:val="19"/>
               </w:rPr>
-              <w:t>電話番号</w:t>
+              <w:t>売上</w:t>
             </w:r>
           </w:p>
         </w:tc>
@@ -1843,6 +1917,14 @@
           <w:sz w:val="20"/>
           <w:lang w:eastAsia="ja-JP"/>
         </w:rPr>
+        <w:t>見出しを入力したら、各店舗シートの</w:t>
+      </w:r>
+      <w:r>
+        <w:rPr>
+          <w:color w:val="2C3E50"/>
+          <w:sz w:val="20"/>
+          <w:lang w:eastAsia="ja-JP"/>
+        </w:rPr>
         <w:t>2</w:t>
       </w:r>
       <w:r>
@@ -1851,13 +1933,14 @@
           <w:sz w:val="20"/>
           <w:lang w:eastAsia="ja-JP"/>
         </w:rPr>
-        <w:t>行目以降にデータを入力してください。</w:t>
+        <w:t>行目以降にデータを入力してください（手元のデータ、またはサンプルデータをご利用ください）。</w:t>
       </w:r>
     </w:p>
     <w:p>
       <w:pPr>
         <w:spacing w:after="120"/>
         <w:rPr>
+          <w:rFonts w:hint="eastAsia"/>
           <w:lang w:eastAsia="ja-JP"/>
         </w:rPr>
       </w:pPr>
@@ -1867,10 +1950,10 @@
           <w:lang w:eastAsia="ja-JP"/>
         </w:rPr>
         <w:drawing>
-          <wp:inline distT="0" distB="0" distL="0" distR="0" wp14:anchorId="300C3E40" wp14:editId="03B35DBF">
-            <wp:extent cx="5972810" cy="3881120"/>
-            <wp:effectExtent l="0" t="0" r="0" b="5080"/>
-            <wp:docPr id="891132741" name="図 3"/>
+          <wp:inline distT="0" distB="0" distL="0" distR="0" wp14:anchorId="0E1B3E9B" wp14:editId="6EE2F318">
+            <wp:extent cx="5864555" cy="3422209"/>
+            <wp:effectExtent l="0" t="0" r="3175" b="0"/>
+            <wp:docPr id="1938289430" name="図 2"/>
             <wp:cNvGraphicFramePr>
               <a:graphicFrameLocks xmlns:a="http://schemas.openxmlformats.org/drawingml/2006/main" noChangeAspect="1"/>
             </wp:cNvGraphicFramePr>
@@ -1878,7 +1961,513 @@
               <a:graphicData uri="http://schemas.openxmlformats.org/drawingml/2006/picture">
                 <pic:pic xmlns:pic="http://schemas.openxmlformats.org/drawingml/2006/picture">
                   <pic:nvPicPr>
-                    <pic:cNvPr id="891132741" name="図 891132741"/>
+                    <pic:cNvPr id="1938289430" name="図 1938289430"/>
+                    <pic:cNvPicPr/>
+                  </pic:nvPicPr>
+                  <pic:blipFill>
+                    <a:blip r:embed="rId7"/>
+                    <a:stretch>
+                      <a:fillRect/>
+                    </a:stretch>
+                  </pic:blipFill>
+                  <pic:spPr>
+                    <a:xfrm>
+                      <a:off x="0" y="0"/>
+                      <a:ext cx="5927546" cy="3458967"/>
+                    </a:xfrm>
+                    <a:prstGeom prst="rect">
+                      <a:avLst/>
+                    </a:prstGeom>
+                  </pic:spPr>
+                </pic:pic>
+              </a:graphicData>
+            </a:graphic>
+          </wp:inline>
+        </w:drawing>
+      </w:r>
+    </w:p>
+    <w:p>
+      <w:pPr>
+        <w:rPr>
+          <w:b/>
+          <w:color w:val="2C3E50"/>
+          <w:sz w:val="30"/>
+          <w:lang w:eastAsia="ja-JP"/>
+        </w:rPr>
+      </w:pPr>
+      <w:r>
+        <w:rPr>
+          <w:b/>
+          <w:color w:val="2C3E50"/>
+          <w:sz w:val="30"/>
+          <w:lang w:eastAsia="ja-JP"/>
+        </w:rPr>
+        <w:br w:type="page"/>
+      </w:r>
+    </w:p>
+    <w:p>
+      <w:pPr>
+        <w:spacing w:before="360" w:after="160"/>
+        <w:rPr>
+          <w:lang w:eastAsia="ja-JP"/>
+        </w:rPr>
+      </w:pPr>
+      <w:r>
+        <w:rPr>
+          <w:b/>
+          <w:color w:val="2C3E50"/>
+          <w:sz w:val="30"/>
+          <w:lang w:eastAsia="ja-JP"/>
+        </w:rPr>
+        <w:lastRenderedPageBreak/>
+        <w:t>STEP 3   VBA</w:t>
+      </w:r>
+      <w:r>
+        <w:rPr>
+          <w:b/>
+          <w:color w:val="2C3E50"/>
+          <w:sz w:val="30"/>
+          <w:lang w:eastAsia="ja-JP"/>
+        </w:rPr>
+        <w:t>コードの貼り付け</w:t>
+      </w:r>
+    </w:p>
+    <w:p>
+      <w:pPr>
+        <w:spacing w:after="120"/>
+        <w:rPr>
+          <w:lang w:eastAsia="ja-JP"/>
+        </w:rPr>
+      </w:pPr>
+      <w:r>
+        <w:rPr>
+          <w:color w:val="2C3E50"/>
+          <w:lang w:eastAsia="ja-JP"/>
+        </w:rPr>
+        <w:t>Excel</w:t>
+      </w:r>
+      <w:r>
+        <w:rPr>
+          <w:color w:val="2C3E50"/>
+          <w:lang w:eastAsia="ja-JP"/>
+        </w:rPr>
+        <w:t>に付属する</w:t>
+      </w:r>
+      <w:r>
+        <w:rPr>
+          <w:color w:val="2C3E50"/>
+          <w:lang w:eastAsia="ja-JP"/>
+        </w:rPr>
+        <w:t xml:space="preserve"> VBA</w:t>
+      </w:r>
+      <w:r>
+        <w:rPr>
+          <w:color w:val="2C3E50"/>
+          <w:lang w:eastAsia="ja-JP"/>
+        </w:rPr>
+        <w:t>エディタ</w:t>
+      </w:r>
+      <w:r>
+        <w:rPr>
+          <w:color w:val="2C3E50"/>
+          <w:lang w:eastAsia="ja-JP"/>
+        </w:rPr>
+        <w:t xml:space="preserve"> </w:t>
+      </w:r>
+      <w:r>
+        <w:rPr>
+          <w:color w:val="2C3E50"/>
+          <w:lang w:eastAsia="ja-JP"/>
+        </w:rPr>
+        <w:t>を起動し、マクロコードを貼り付けます。</w:t>
+      </w:r>
+    </w:p>
+    <w:p>
+      <w:pPr>
+        <w:spacing w:before="240" w:after="120"/>
+      </w:pPr>
+      <w:proofErr w:type="spellStart"/>
+      <w:r>
+        <w:rPr>
+          <w:b/>
+          <w:color w:val="2C3E50"/>
+          <w:sz w:val="24"/>
+        </w:rPr>
+        <w:t>操作手順</w:t>
+      </w:r>
+      <w:proofErr w:type="spellEnd"/>
+    </w:p>
+    <w:p>
+      <w:pPr>
+        <w:pStyle w:val="a0"/>
+      </w:pPr>
+      <w:r>
+        <w:rPr>
+          <w:color w:val="2C3E50"/>
+        </w:rPr>
+        <w:t>1. Excel</w:t>
+      </w:r>
+      <w:r>
+        <w:rPr>
+          <w:color w:val="2C3E50"/>
+        </w:rPr>
+        <w:t>上で「</w:t>
+      </w:r>
+      <w:r>
+        <w:rPr>
+          <w:color w:val="2C3E50"/>
+        </w:rPr>
+        <w:t>Alt + F11</w:t>
+      </w:r>
+      <w:r>
+        <w:rPr>
+          <w:color w:val="2C3E50"/>
+        </w:rPr>
+        <w:t>」キー（</w:t>
+      </w:r>
+      <w:r>
+        <w:rPr>
+          <w:color w:val="2C3E50"/>
+        </w:rPr>
+        <w:t>Mac: Option + F11</w:t>
+      </w:r>
+      <w:r>
+        <w:rPr>
+          <w:color w:val="2C3E50"/>
+        </w:rPr>
+        <w:t>）を押し、</w:t>
+      </w:r>
+      <w:r>
+        <w:rPr>
+          <w:color w:val="2C3E50"/>
+        </w:rPr>
+        <w:t>VBA</w:t>
+      </w:r>
+      <w:r>
+        <w:rPr>
+          <w:color w:val="2C3E50"/>
+        </w:rPr>
+        <w:t>エディタを起動</w:t>
+      </w:r>
+    </w:p>
+    <w:p>
+      <w:pPr>
+        <w:pStyle w:val="a0"/>
+        <w:rPr>
+          <w:lang w:eastAsia="ja-JP"/>
+        </w:rPr>
+      </w:pPr>
+      <w:r>
+        <w:rPr>
+          <w:color w:val="2C3E50"/>
+          <w:lang w:eastAsia="ja-JP"/>
+        </w:rPr>
+        <w:t xml:space="preserve">2. </w:t>
+      </w:r>
+      <w:r>
+        <w:rPr>
+          <w:color w:val="2C3E50"/>
+          <w:lang w:eastAsia="ja-JP"/>
+        </w:rPr>
+        <w:t>メニュー「挿入」</w:t>
+      </w:r>
+      <w:r>
+        <w:rPr>
+          <w:color w:val="2C3E50"/>
+          <w:lang w:eastAsia="ja-JP"/>
+        </w:rPr>
+        <w:t>→</w:t>
+      </w:r>
+      <w:r>
+        <w:rPr>
+          <w:color w:val="2C3E50"/>
+          <w:lang w:eastAsia="ja-JP"/>
+        </w:rPr>
+        <w:t>「標準モジュール」をクリック（左ペインに「</w:t>
+      </w:r>
+      <w:r>
+        <w:rPr>
+          <w:color w:val="2C3E50"/>
+          <w:lang w:eastAsia="ja-JP"/>
+        </w:rPr>
+        <w:t>Module1</w:t>
+      </w:r>
+      <w:r>
+        <w:rPr>
+          <w:color w:val="2C3E50"/>
+          <w:lang w:eastAsia="ja-JP"/>
+        </w:rPr>
+        <w:t>」が追加されます）</w:t>
+      </w:r>
+    </w:p>
+    <w:p>
+      <w:pPr>
+        <w:pStyle w:val="a0"/>
+        <w:rPr>
+          <w:lang w:eastAsia="ja-JP"/>
+        </w:rPr>
+      </w:pPr>
+      <w:r>
+        <w:rPr>
+          <w:color w:val="2C3E50"/>
+          <w:lang w:eastAsia="ja-JP"/>
+        </w:rPr>
+        <w:t xml:space="preserve">3. </w:t>
+      </w:r>
+      <w:proofErr w:type="spellStart"/>
+      <w:r>
+        <w:rPr>
+          <w:color w:val="2C3E50"/>
+          <w:lang w:eastAsia="ja-JP"/>
+        </w:rPr>
+        <w:t>macro.bas</w:t>
+      </w:r>
+      <w:proofErr w:type="spellEnd"/>
+      <w:r>
+        <w:rPr>
+          <w:color w:val="2C3E50"/>
+          <w:lang w:eastAsia="ja-JP"/>
+        </w:rPr>
+        <w:t xml:space="preserve"> </w:t>
+      </w:r>
+      <w:r>
+        <w:rPr>
+          <w:color w:val="2C3E50"/>
+          <w:lang w:eastAsia="ja-JP"/>
+        </w:rPr>
+        <w:t>ファイルの中身をすべてコピーし、</w:t>
+      </w:r>
+      <w:r>
+        <w:rPr>
+          <w:color w:val="2C3E50"/>
+          <w:lang w:eastAsia="ja-JP"/>
+        </w:rPr>
+        <w:t>Module1</w:t>
+      </w:r>
+      <w:r>
+        <w:rPr>
+          <w:color w:val="2C3E50"/>
+          <w:lang w:eastAsia="ja-JP"/>
+        </w:rPr>
+        <w:t>の編集画面に貼り付け</w:t>
+      </w:r>
+    </w:p>
+    <w:p>
+      <w:pPr>
+        <w:pStyle w:val="a0"/>
+        <w:rPr>
+          <w:lang w:eastAsia="ja-JP"/>
+        </w:rPr>
+      </w:pPr>
+      <w:r>
+        <w:rPr>
+          <w:color w:val="2C3E50"/>
+          <w:lang w:eastAsia="ja-JP"/>
+        </w:rPr>
+        <w:t xml:space="preserve">4. </w:t>
+      </w:r>
+      <w:r>
+        <w:rPr>
+          <w:color w:val="2C3E50"/>
+          <w:lang w:eastAsia="ja-JP"/>
+        </w:rPr>
+        <w:t>「</w:t>
+      </w:r>
+      <w:r>
+        <w:rPr>
+          <w:color w:val="2C3E50"/>
+          <w:lang w:eastAsia="ja-JP"/>
+        </w:rPr>
+        <w:t>Ctrl + S</w:t>
+      </w:r>
+      <w:r>
+        <w:rPr>
+          <w:color w:val="2C3E50"/>
+          <w:lang w:eastAsia="ja-JP"/>
+        </w:rPr>
+        <w:t>」（</w:t>
+      </w:r>
+      <w:r>
+        <w:rPr>
+          <w:color w:val="2C3E50"/>
+          <w:lang w:eastAsia="ja-JP"/>
+        </w:rPr>
+        <w:t xml:space="preserve">Mac: </w:t>
+      </w:r>
+      <w:proofErr w:type="spellStart"/>
+      <w:r>
+        <w:rPr>
+          <w:color w:val="2C3E50"/>
+          <w:lang w:eastAsia="ja-JP"/>
+        </w:rPr>
+        <w:t>Cmd</w:t>
+      </w:r>
+      <w:proofErr w:type="spellEnd"/>
+      <w:r>
+        <w:rPr>
+          <w:color w:val="2C3E50"/>
+          <w:lang w:eastAsia="ja-JP"/>
+        </w:rPr>
+        <w:t xml:space="preserve"> + S</w:t>
+      </w:r>
+      <w:r>
+        <w:rPr>
+          <w:color w:val="2C3E50"/>
+          <w:lang w:eastAsia="ja-JP"/>
+        </w:rPr>
+        <w:t>）で保存。保存形式は「</w:t>
+      </w:r>
+      <w:r>
+        <w:rPr>
+          <w:color w:val="2C3E50"/>
+          <w:lang w:eastAsia="ja-JP"/>
+        </w:rPr>
+        <w:t>Excel</w:t>
+      </w:r>
+      <w:r>
+        <w:rPr>
+          <w:color w:val="2C3E50"/>
+          <w:lang w:eastAsia="ja-JP"/>
+        </w:rPr>
+        <w:t>マクロ有効ブック（</w:t>
+      </w:r>
+      <w:r>
+        <w:rPr>
+          <w:color w:val="2C3E50"/>
+          <w:lang w:eastAsia="ja-JP"/>
+        </w:rPr>
+        <w:t>.</w:t>
+      </w:r>
+      <w:proofErr w:type="spellStart"/>
+      <w:r>
+        <w:rPr>
+          <w:color w:val="2C3E50"/>
+          <w:lang w:eastAsia="ja-JP"/>
+        </w:rPr>
+        <w:t>xlsm</w:t>
+      </w:r>
+      <w:proofErr w:type="spellEnd"/>
+      <w:r>
+        <w:rPr>
+          <w:color w:val="2C3E50"/>
+          <w:lang w:eastAsia="ja-JP"/>
+        </w:rPr>
+        <w:t>）」を選択</w:t>
+      </w:r>
+    </w:p>
+    <w:p>
+      <w:pPr>
+        <w:spacing w:after="120"/>
+        <w:rPr>
+          <w:lang w:eastAsia="ja-JP"/>
+        </w:rPr>
+      </w:pPr>
+    </w:p>
+    <w:p>
+      <w:pPr>
+        <w:rPr>
+          <w:rFonts w:hint="eastAsia"/>
+          <w:lang w:eastAsia="ja-JP"/>
+        </w:rPr>
+      </w:pPr>
+      <w:r>
+        <w:rPr>
+          <w:b/>
+          <w:color w:val="E74C3C"/>
+          <w:lang w:eastAsia="ja-JP"/>
+        </w:rPr>
+        <w:t xml:space="preserve">⚠️ </w:t>
+      </w:r>
+      <w:r>
+        <w:rPr>
+          <w:b/>
+          <w:color w:val="E74C3C"/>
+          <w:lang w:eastAsia="ja-JP"/>
+        </w:rPr>
+        <w:t>重要：</w:t>
+      </w:r>
+      <w:r>
+        <w:rPr>
+          <w:color w:val="2C3E50"/>
+          <w:lang w:eastAsia="ja-JP"/>
+        </w:rPr>
+        <w:t>通常の</w:t>
+      </w:r>
+      <w:r>
+        <w:rPr>
+          <w:color w:val="2C3E50"/>
+          <w:lang w:eastAsia="ja-JP"/>
+        </w:rPr>
+        <w:t xml:space="preserve"> .xlsx </w:t>
+      </w:r>
+      <w:r>
+        <w:rPr>
+          <w:color w:val="2C3E50"/>
+          <w:lang w:eastAsia="ja-JP"/>
+        </w:rPr>
+        <w:t>形式ではマクロが保存されません。必ず</w:t>
+      </w:r>
+      <w:r>
+        <w:rPr>
+          <w:color w:val="2C3E50"/>
+          <w:lang w:eastAsia="ja-JP"/>
+        </w:rPr>
+        <w:t xml:space="preserve"> .</w:t>
+      </w:r>
+      <w:proofErr w:type="spellStart"/>
+      <w:r>
+        <w:rPr>
+          <w:color w:val="2C3E50"/>
+          <w:lang w:eastAsia="ja-JP"/>
+        </w:rPr>
+        <w:t>xlsm</w:t>
+      </w:r>
+      <w:proofErr w:type="spellEnd"/>
+      <w:r>
+        <w:rPr>
+          <w:color w:val="2C3E50"/>
+          <w:lang w:eastAsia="ja-JP"/>
+        </w:rPr>
+        <w:t xml:space="preserve"> </w:t>
+      </w:r>
+      <w:r>
+        <w:rPr>
+          <w:color w:val="2C3E50"/>
+          <w:lang w:eastAsia="ja-JP"/>
+        </w:rPr>
+        <w:t>を選択してください。</w:t>
+      </w:r>
+    </w:p>
+    <w:p>
+      <w:pPr>
+        <w:rPr>
+          <w:b/>
+          <w:color w:val="2C3E50"/>
+          <w:sz w:val="30"/>
+          <w:lang w:eastAsia="ja-JP"/>
+        </w:rPr>
+      </w:pPr>
+      <w:r>
+        <w:rPr>
+          <w:b/>
+          <w:noProof/>
+          <w:color w:val="2C3E50"/>
+          <w:sz w:val="30"/>
+          <w:lang w:eastAsia="ja-JP"/>
+        </w:rPr>
+        <w:drawing>
+          <wp:inline distT="0" distB="0" distL="0" distR="0" wp14:anchorId="3ED5F63D" wp14:editId="1FAFE05B">
+            <wp:extent cx="5972810" cy="4512945"/>
+            <wp:effectExtent l="0" t="0" r="0" b="0"/>
+            <wp:docPr id="1006545810" name="図 3"/>
+            <wp:cNvGraphicFramePr>
+              <a:graphicFrameLocks xmlns:a="http://schemas.openxmlformats.org/drawingml/2006/main" noChangeAspect="1"/>
+            </wp:cNvGraphicFramePr>
+            <a:graphic xmlns:a="http://schemas.openxmlformats.org/drawingml/2006/main">
+              <a:graphicData uri="http://schemas.openxmlformats.org/drawingml/2006/picture">
+                <pic:pic xmlns:pic="http://schemas.openxmlformats.org/drawingml/2006/picture">
+                  <pic:nvPicPr>
+                    <pic:cNvPr id="1006545810" name="図 1006545810"/>
                     <pic:cNvPicPr/>
                   </pic:nvPicPr>
                   <pic:blipFill>
@@ -1890,7 +2479,7 @@
                   <pic:spPr>
                     <a:xfrm>
                       <a:off x="0" y="0"/>
-                      <a:ext cx="5972810" cy="3881120"/>
+                      <a:ext cx="5972810" cy="4512945"/>
                     </a:xfrm>
                     <a:prstGeom prst="rect">
                       <a:avLst/>
@@ -1902,16 +2491,33 @@
           </wp:inline>
         </w:drawing>
       </w:r>
+      <w:r>
+        <w:rPr>
+          <w:b/>
+          <w:color w:val="2C3E50"/>
+          <w:sz w:val="30"/>
+          <w:lang w:eastAsia="ja-JP"/>
+        </w:rPr>
+        <w:br w:type="page"/>
+      </w:r>
     </w:p>
     <w:p>
       <w:pPr>
+        <w:spacing w:before="360" w:after="160"/>
+        <w:rPr>
+          <w:lang w:eastAsia="ja-JP"/>
+        </w:rPr>
+      </w:pPr>
+      <w:r>
         <w:rPr>
           <w:b/>
           <w:color w:val="2C3E50"/>
           <w:sz w:val="30"/>
           <w:lang w:eastAsia="ja-JP"/>
         </w:rPr>
-      </w:pPr>
+        <w:lastRenderedPageBreak/>
+        <w:t xml:space="preserve">STEP 4   </w:t>
+      </w:r>
       <w:r>
         <w:rPr>
           <w:b/>
@@ -1919,38 +2525,11 @@
           <w:sz w:val="30"/>
           <w:lang w:eastAsia="ja-JP"/>
         </w:rPr>
-        <w:br w:type="page"/>
+        <w:t>ボタンの設置</w:t>
       </w:r>
     </w:p>
     <w:p>
       <w:pPr>
-        <w:spacing w:before="360" w:after="160"/>
-        <w:rPr>
-          <w:lang w:eastAsia="ja-JP"/>
-        </w:rPr>
-      </w:pPr>
-      <w:r>
-        <w:rPr>
-          <w:b/>
-          <w:color w:val="2C3E50"/>
-          <w:sz w:val="30"/>
-          <w:lang w:eastAsia="ja-JP"/>
-        </w:rPr>
-        <w:lastRenderedPageBreak/>
-        <w:t>STEP 2   VBA</w:t>
-      </w:r>
-      <w:r>
-        <w:rPr>
-          <w:b/>
-          <w:color w:val="2C3E50"/>
-          <w:sz w:val="30"/>
-          <w:lang w:eastAsia="ja-JP"/>
-        </w:rPr>
-        <w:t>コードの貼り付け</w:t>
-      </w:r>
-    </w:p>
-    <w:p>
-      <w:pPr>
         <w:spacing w:after="120"/>
         <w:rPr>
           <w:lang w:eastAsia="ja-JP"/>
@@ -1961,42 +2540,7 @@
           <w:color w:val="2C3E50"/>
           <w:lang w:eastAsia="ja-JP"/>
         </w:rPr>
-        <w:t>Excel</w:t>
-      </w:r>
-      <w:r>
-        <w:rPr>
-          <w:color w:val="2C3E50"/>
-          <w:lang w:eastAsia="ja-JP"/>
-        </w:rPr>
-        <w:t>に付属する</w:t>
-      </w:r>
-      <w:r>
-        <w:rPr>
-          <w:color w:val="2C3E50"/>
-          <w:lang w:eastAsia="ja-JP"/>
-        </w:rPr>
-        <w:t xml:space="preserve"> VBA</w:t>
-      </w:r>
-      <w:r>
-        <w:rPr>
-          <w:color w:val="2C3E50"/>
-          <w:lang w:eastAsia="ja-JP"/>
-        </w:rPr>
-        <w:t>エディタ</w:t>
-      </w:r>
-      <w:r>
-        <w:rPr>
-          <w:color w:val="2C3E50"/>
-          <w:lang w:eastAsia="ja-JP"/>
-        </w:rPr>
-        <w:t xml:space="preserve"> </w:t>
-      </w:r>
-      <w:r>
-        <w:rPr>
-          <w:color w:val="2C3E50"/>
-          <w:lang w:eastAsia="ja-JP"/>
-        </w:rPr>
-        <w:t>を起動し、マクロコードを貼り付けます。</w:t>
+        <w:t>マクロを実行するためのボタンをシート上に設置します。</w:t>
       </w:r>
     </w:p>
     <w:p>
@@ -2022,49 +2566,13 @@
         <w:rPr>
           <w:color w:val="2C3E50"/>
         </w:rPr>
-        <w:t>1. Excel</w:t>
-      </w:r>
-      <w:r>
-        <w:rPr>
-          <w:color w:val="2C3E50"/>
-        </w:rPr>
-        <w:t>上で「</w:t>
-      </w:r>
-      <w:r>
-        <w:rPr>
-          <w:color w:val="2C3E50"/>
-        </w:rPr>
-        <w:t>Alt + F11</w:t>
-      </w:r>
-      <w:r>
-        <w:rPr>
-          <w:color w:val="2C3E50"/>
-        </w:rPr>
-        <w:t>」キー（</w:t>
-      </w:r>
-      <w:r>
-        <w:rPr>
-          <w:color w:val="2C3E50"/>
-        </w:rPr>
-        <w:t>Mac: Option + F11</w:t>
-      </w:r>
-      <w:r>
-        <w:rPr>
-          <w:color w:val="2C3E50"/>
-        </w:rPr>
-        <w:t>）を押し、</w:t>
-      </w:r>
-      <w:r>
-        <w:rPr>
-          <w:color w:val="2C3E50"/>
-        </w:rPr>
-        <w:t>VBA</w:t>
-      </w:r>
-      <w:r>
-        <w:rPr>
-          <w:color w:val="2C3E50"/>
-        </w:rPr>
-        <w:t>エディタを起動</w:t>
+        <w:t xml:space="preserve">1. </w:t>
+      </w:r>
+      <w:r>
+        <w:rPr>
+          <w:color w:val="2C3E50"/>
+        </w:rPr>
+        <w:t>「集計」シートを開く</w:t>
       </w:r>
     </w:p>
     <w:p>
@@ -2086,7 +2594,35 @@
           <w:color w:val="2C3E50"/>
           <w:lang w:eastAsia="ja-JP"/>
         </w:rPr>
-        <w:t>メニュー「挿入」</w:t>
+        <w:t>メニューの「開発」タブ</w:t>
+      </w:r>
+      <w:r>
+        <w:rPr>
+          <w:color w:val="2C3E50"/>
+          <w:lang w:eastAsia="ja-JP"/>
+        </w:rPr>
+        <w:t xml:space="preserve"> → </w:t>
+      </w:r>
+      <w:r>
+        <w:rPr>
+          <w:color w:val="2C3E50"/>
+          <w:lang w:eastAsia="ja-JP"/>
+        </w:rPr>
+        <w:t>「挿入」</w:t>
+      </w:r>
+      <w:r>
+        <w:rPr>
+          <w:color w:val="2C3E50"/>
+          <w:lang w:eastAsia="ja-JP"/>
+        </w:rPr>
+        <w:t xml:space="preserve">→ </w:t>
+      </w:r>
+      <w:r>
+        <w:rPr>
+          <w:color w:val="2C3E50"/>
+          <w:lang w:eastAsia="ja-JP"/>
+        </w:rPr>
+        <w:t>「フォームコントロール」</w:t>
       </w:r>
       <w:r>
         <w:rPr>
@@ -2100,7 +2636,7 @@
           <w:color w:val="2C3E50"/>
           <w:lang w:eastAsia="ja-JP"/>
         </w:rPr>
-        <w:t>「標準モジュール」をクリック</w:t>
+        <w:t>「ボタン」をクリック</w:t>
       </w:r>
     </w:p>
     <w:p>
@@ -2117,42 +2653,12 @@
         </w:rPr>
         <w:t xml:space="preserve">3. </w:t>
       </w:r>
-      <w:proofErr w:type="spellStart"/>
-      <w:r>
-        <w:rPr>
-          <w:color w:val="2C3E50"/>
-          <w:lang w:eastAsia="ja-JP"/>
-        </w:rPr>
-        <w:t>macro.bas</w:t>
-      </w:r>
-      <w:proofErr w:type="spellEnd"/>
-      <w:r>
-        <w:rPr>
-          <w:color w:val="2C3E50"/>
-          <w:lang w:eastAsia="ja-JP"/>
-        </w:rPr>
-        <w:t xml:space="preserve"> </w:t>
-      </w:r>
-      <w:r>
-        <w:rPr>
-          <w:color w:val="2C3E50"/>
-          <w:lang w:eastAsia="ja-JP"/>
-        </w:rPr>
-        <w:t>ファイルの中身をすべてコピーし、</w:t>
-      </w:r>
-      <w:r>
-        <w:rPr>
-          <w:color w:val="2C3E50"/>
-          <w:lang w:eastAsia="ja-JP"/>
-        </w:rPr>
-        <w:t>Module1</w:t>
-      </w:r>
-      <w:r>
-        <w:rPr>
-          <w:color w:val="2C3E50"/>
-          <w:lang w:eastAsia="ja-JP"/>
-        </w:rPr>
-        <w:t>の編集画面に貼り付け</w:t>
+      <w:r>
+        <w:rPr>
+          <w:color w:val="2C3E50"/>
+          <w:lang w:eastAsia="ja-JP"/>
+        </w:rPr>
+        <w:t>シート上の任意の場所をドラッグして、ボタンを配置</w:t>
       </w:r>
     </w:p>
     <w:p>
@@ -2174,7 +2680,7 @@
           <w:color w:val="2C3E50"/>
           <w:lang w:eastAsia="ja-JP"/>
         </w:rPr>
-        <w:t>「</w:t>
+        <w:t>「マクロの登録」ダイアログが表示されたら、「</w:t>
       </w:r>
       <w:proofErr w:type="spellStart"/>
       <w:r>
@@ -2182,7 +2688,7 @@
           <w:color w:val="2C3E50"/>
           <w:lang w:eastAsia="ja-JP"/>
         </w:rPr>
-        <w:t>Cmd</w:t>
+        <w:t>AggregateData</w:t>
       </w:r>
       <w:proofErr w:type="spellEnd"/>
       <w:r>
@@ -2190,148 +2696,73 @@
           <w:color w:val="2C3E50"/>
           <w:lang w:eastAsia="ja-JP"/>
         </w:rPr>
-        <w:t xml:space="preserve"> + S</w:t>
-      </w:r>
-      <w:r>
-        <w:rPr>
-          <w:color w:val="2C3E50"/>
-          <w:lang w:eastAsia="ja-JP"/>
-        </w:rPr>
-        <w:t>」（</w:t>
-      </w:r>
-      <w:r>
-        <w:rPr>
-          <w:color w:val="2C3E50"/>
-          <w:lang w:eastAsia="ja-JP"/>
-        </w:rPr>
-        <w:t>Win: Ctrl + S</w:t>
-      </w:r>
-      <w:r>
-        <w:rPr>
-          <w:color w:val="2C3E50"/>
-          <w:lang w:eastAsia="ja-JP"/>
-        </w:rPr>
-        <w:t>）で保存。保存形式は「</w:t>
-      </w:r>
-      <w:r>
-        <w:rPr>
-          <w:color w:val="2C3E50"/>
-          <w:lang w:eastAsia="ja-JP"/>
-        </w:rPr>
-        <w:t>Excel</w:t>
-      </w:r>
-      <w:r>
-        <w:rPr>
-          <w:color w:val="2C3E50"/>
-          <w:lang w:eastAsia="ja-JP"/>
-        </w:rPr>
-        <w:t>マクロ有効ブック（</w:t>
-      </w:r>
-      <w:r>
-        <w:rPr>
-          <w:color w:val="2C3E50"/>
-          <w:lang w:eastAsia="ja-JP"/>
-        </w:rPr>
-        <w:t>.</w:t>
-      </w:r>
-      <w:proofErr w:type="spellStart"/>
-      <w:r>
-        <w:rPr>
-          <w:color w:val="2C3E50"/>
-          <w:lang w:eastAsia="ja-JP"/>
-        </w:rPr>
-        <w:t>xlsm</w:t>
-      </w:r>
-      <w:proofErr w:type="spellEnd"/>
-      <w:r>
-        <w:rPr>
-          <w:color w:val="2C3E50"/>
-          <w:lang w:eastAsia="ja-JP"/>
-        </w:rPr>
-        <w:t>）」を選択</w:t>
+        <w:t>」を選択</w:t>
+      </w:r>
+      <w:r>
+        <w:rPr>
+          <w:color w:val="2C3E50"/>
+          <w:lang w:eastAsia="ja-JP"/>
+        </w:rPr>
+        <w:t xml:space="preserve"> → OK</w:t>
       </w:r>
     </w:p>
     <w:p>
       <w:pPr>
-        <w:spacing w:after="120"/>
-        <w:rPr>
-          <w:lang w:eastAsia="ja-JP"/>
-        </w:rPr>
-      </w:pPr>
+        <w:pStyle w:val="a0"/>
+        <w:rPr>
+          <w:lang w:eastAsia="ja-JP"/>
+        </w:rPr>
+      </w:pPr>
+      <w:r>
+        <w:rPr>
+          <w:color w:val="2C3E50"/>
+          <w:lang w:eastAsia="ja-JP"/>
+        </w:rPr>
+        <w:t xml:space="preserve">5. </w:t>
+      </w:r>
+      <w:r>
+        <w:rPr>
+          <w:color w:val="2C3E50"/>
+          <w:lang w:eastAsia="ja-JP"/>
+        </w:rPr>
+        <w:t>配置したボタンを右クリック</w:t>
+      </w:r>
+      <w:r>
+        <w:rPr>
+          <w:color w:val="2C3E50"/>
+          <w:lang w:eastAsia="ja-JP"/>
+        </w:rPr>
+        <w:t xml:space="preserve"> →</w:t>
+      </w:r>
+      <w:r>
+        <w:rPr>
+          <w:color w:val="2C3E50"/>
+          <w:lang w:eastAsia="ja-JP"/>
+        </w:rPr>
+        <w:t>「テキストの編集」</w:t>
+      </w:r>
+      <w:r>
+        <w:rPr>
+          <w:color w:val="2C3E50"/>
+          <w:lang w:eastAsia="ja-JP"/>
+        </w:rPr>
+        <w:t>→</w:t>
+      </w:r>
+      <w:r>
+        <w:rPr>
+          <w:color w:val="2C3E50"/>
+          <w:lang w:eastAsia="ja-JP"/>
+        </w:rPr>
+        <w:t>「集計実行」と入力</w:t>
+      </w:r>
     </w:p>
     <w:p>
       <w:pPr>
-        <w:rPr>
-          <w:lang w:eastAsia="ja-JP"/>
-        </w:rPr>
-      </w:pPr>
-      <w:r>
-        <w:rPr>
-          <w:b/>
-          <w:color w:val="E74C3C"/>
-          <w:lang w:eastAsia="ja-JP"/>
-        </w:rPr>
-        <w:t xml:space="preserve">⚠️ </w:t>
-      </w:r>
-      <w:r>
-        <w:rPr>
-          <w:b/>
-          <w:color w:val="E74C3C"/>
-          <w:lang w:eastAsia="ja-JP"/>
-        </w:rPr>
-        <w:t>重要：</w:t>
-      </w:r>
-      <w:r>
-        <w:rPr>
-          <w:color w:val="2C3E50"/>
-          <w:lang w:eastAsia="ja-JP"/>
-        </w:rPr>
-        <w:t>通常の</w:t>
-      </w:r>
-      <w:r>
-        <w:rPr>
-          <w:color w:val="2C3E50"/>
-          <w:lang w:eastAsia="ja-JP"/>
-        </w:rPr>
-        <w:t xml:space="preserve"> .xlsx </w:t>
-      </w:r>
-      <w:r>
-        <w:rPr>
-          <w:color w:val="2C3E50"/>
-          <w:lang w:eastAsia="ja-JP"/>
-        </w:rPr>
-        <w:t>形式ではマクロが保存されません。必ず</w:t>
-      </w:r>
-      <w:r>
-        <w:rPr>
-          <w:color w:val="2C3E50"/>
-          <w:lang w:eastAsia="ja-JP"/>
-        </w:rPr>
-        <w:t xml:space="preserve"> .</w:t>
-      </w:r>
-      <w:proofErr w:type="spellStart"/>
-      <w:r>
-        <w:rPr>
-          <w:color w:val="2C3E50"/>
-          <w:lang w:eastAsia="ja-JP"/>
-        </w:rPr>
-        <w:t>xlsm</w:t>
-      </w:r>
-      <w:proofErr w:type="spellEnd"/>
-      <w:r>
-        <w:rPr>
-          <w:color w:val="2C3E50"/>
-          <w:lang w:eastAsia="ja-JP"/>
-        </w:rPr>
-        <w:t xml:space="preserve"> </w:t>
-      </w:r>
-      <w:r>
-        <w:rPr>
-          <w:color w:val="2C3E50"/>
-          <w:lang w:eastAsia="ja-JP"/>
-        </w:rPr>
-        <w:t>を選択してください。</w:t>
-      </w:r>
+        <w:spacing w:after="120"/>
+        <w:rPr>
+          <w:lang w:eastAsia="ja-JP"/>
+        </w:rPr>
+      </w:pPr>
     </w:p>
     <w:p>
       <w:pPr>
@@ -2342,13 +2773,102 @@
       </w:pPr>
       <w:r>
         <w:rPr>
+          <w:color w:val="6B655E"/>
+          <w:sz w:val="20"/>
+          <w:lang w:eastAsia="ja-JP"/>
+        </w:rPr>
+        <w:t>「開発」タブが表示されない場合：</w:t>
+      </w:r>
+    </w:p>
+    <w:p>
+      <w:pPr>
+        <w:spacing w:after="120"/>
+        <w:rPr>
+          <w:lang w:eastAsia="ja-JP"/>
+        </w:rPr>
+      </w:pPr>
+      <w:r>
+        <w:rPr>
+          <w:color w:val="6B655E"/>
+          <w:sz w:val="20"/>
+          <w:lang w:eastAsia="ja-JP"/>
+        </w:rPr>
+        <w:t>「ファイル」</w:t>
+      </w:r>
+      <w:r>
+        <w:rPr>
+          <w:color w:val="6B655E"/>
+          <w:sz w:val="20"/>
+          <w:lang w:eastAsia="ja-JP"/>
+        </w:rPr>
+        <w:t>→</w:t>
+      </w:r>
+      <w:r>
+        <w:rPr>
+          <w:color w:val="6B655E"/>
+          <w:sz w:val="20"/>
+          <w:lang w:eastAsia="ja-JP"/>
+        </w:rPr>
+        <w:t>「オプション」</w:t>
+      </w:r>
+      <w:r>
+        <w:rPr>
+          <w:color w:val="6B655E"/>
+          <w:sz w:val="20"/>
+          <w:lang w:eastAsia="ja-JP"/>
+        </w:rPr>
+        <w:t>→</w:t>
+      </w:r>
+      <w:r>
+        <w:rPr>
+          <w:color w:val="6B655E"/>
+          <w:sz w:val="20"/>
+          <w:lang w:eastAsia="ja-JP"/>
+        </w:rPr>
+        <w:t>「リボンのユーザー設定」</w:t>
+      </w:r>
+      <w:r>
+        <w:rPr>
+          <w:color w:val="6B655E"/>
+          <w:sz w:val="20"/>
+          <w:lang w:eastAsia="ja-JP"/>
+        </w:rPr>
+        <w:t>→</w:t>
+      </w:r>
+      <w:r>
+        <w:rPr>
+          <w:color w:val="6B655E"/>
+          <w:sz w:val="20"/>
+          <w:lang w:eastAsia="ja-JP"/>
+        </w:rPr>
+        <w:t>「開発」にチェック</w:t>
+      </w:r>
+      <w:r>
+        <w:rPr>
+          <w:color w:val="6B655E"/>
+          <w:sz w:val="20"/>
+          <w:lang w:eastAsia="ja-JP"/>
+        </w:rPr>
+        <w:t xml:space="preserve"> → OK</w:t>
+      </w:r>
+    </w:p>
+    <w:p>
+      <w:pPr>
+        <w:spacing w:after="120"/>
+        <w:rPr>
+          <w:lang w:eastAsia="ja-JP"/>
+        </w:rPr>
+      </w:pPr>
+      <w:r>
+        <w:rPr>
+          <w:noProof/>
           <w:lang w:eastAsia="ja-JP"/>
         </w:rPr>
         <w:drawing>
-          <wp:inline distT="0" distB="0" distL="0" distR="0" wp14:anchorId="0FC67758" wp14:editId="21EAA6D4">
-            <wp:extent cx="5972810" cy="3504565"/>
-            <wp:effectExtent l="0" t="0" r="0" b="635"/>
-            <wp:docPr id="360142050" name="図 1"/>
+          <wp:inline distT="0" distB="0" distL="0" distR="0" wp14:anchorId="64D04BBE" wp14:editId="6C17288B">
+            <wp:extent cx="5972810" cy="1171575"/>
+            <wp:effectExtent l="0" t="0" r="0" b="0"/>
+            <wp:docPr id="1129216306" name="図 4"/>
             <wp:cNvGraphicFramePr>
               <a:graphicFrameLocks xmlns:a="http://schemas.openxmlformats.org/drawingml/2006/main" noChangeAspect="1"/>
             </wp:cNvGraphicFramePr>
@@ -2356,7 +2876,7 @@
               <a:graphicData uri="http://schemas.openxmlformats.org/drawingml/2006/picture">
                 <pic:pic xmlns:pic="http://schemas.openxmlformats.org/drawingml/2006/picture">
                   <pic:nvPicPr>
-                    <pic:cNvPr id="360142050" name=""/>
+                    <pic:cNvPr id="1129216306" name="図 1129216306"/>
                     <pic:cNvPicPr/>
                   </pic:nvPicPr>
                   <pic:blipFill>
@@ -2368,7 +2888,7 @@
                   <pic:spPr>
                     <a:xfrm>
                       <a:off x="0" y="0"/>
-                      <a:ext cx="5972810" cy="3504565"/>
+                      <a:ext cx="5972810" cy="1171575"/>
                     </a:xfrm>
                     <a:prstGeom prst="rect">
                       <a:avLst/>
@@ -2384,273 +2904,180 @@
     <w:p>
       <w:pPr>
         <w:rPr>
-          <w:b/>
-          <w:color w:val="2C3E50"/>
-          <w:sz w:val="30"/>
-          <w:lang w:eastAsia="ja-JP"/>
-        </w:rPr>
-      </w:pPr>
-      <w:r>
-        <w:rPr>
-          <w:b/>
-          <w:color w:val="2C3E50"/>
-          <w:sz w:val="30"/>
-          <w:lang w:eastAsia="ja-JP"/>
-        </w:rPr>
-        <w:br w:type="page"/>
-      </w:r>
+          <w:lang w:eastAsia="ja-JP"/>
+        </w:rPr>
+      </w:pPr>
     </w:p>
     <w:p>
       <w:pPr>
-        <w:spacing w:before="360" w:after="160"/>
-        <w:rPr>
-          <w:lang w:eastAsia="ja-JP"/>
-        </w:rPr>
-      </w:pPr>
-      <w:r>
         <w:rPr>
           <w:b/>
           <w:color w:val="2C3E50"/>
-          <w:sz w:val="30"/>
-          <w:lang w:eastAsia="ja-JP"/>
-        </w:rPr>
-        <w:lastRenderedPageBreak/>
-        <w:t xml:space="preserve">STEP 3   </w:t>
-      </w:r>
+          <w:sz w:val="40"/>
+          <w:lang w:eastAsia="ja-JP"/>
+        </w:rPr>
+      </w:pPr>
       <w:r>
         <w:rPr>
           <w:b/>
           <w:color w:val="2C3E50"/>
-          <w:sz w:val="30"/>
-          <w:lang w:eastAsia="ja-JP"/>
-        </w:rPr>
-        <w:t>ボタンの設置</w:t>
+          <w:sz w:val="40"/>
+          <w:lang w:eastAsia="ja-JP"/>
+        </w:rPr>
+        <w:br w:type="page"/>
       </w:r>
     </w:p>
     <w:p>
       <w:pPr>
-        <w:spacing w:after="120"/>
-        <w:rPr>
-          <w:lang w:eastAsia="ja-JP"/>
-        </w:rPr>
-      </w:pPr>
-      <w:r>
-        <w:rPr>
-          <w:color w:val="2C3E50"/>
-          <w:lang w:eastAsia="ja-JP"/>
-        </w:rPr>
-        <w:t>マクロを実行するためのボタンをシート上に設置します。</w:t>
+        <w:spacing w:before="480" w:after="240"/>
+        <w:rPr>
+          <w:lang w:eastAsia="ja-JP"/>
+        </w:rPr>
+      </w:pPr>
+      <w:r>
+        <w:rPr>
+          <w:b/>
+          <w:color w:val="2C3E50"/>
+          <w:sz w:val="40"/>
+          <w:lang w:eastAsia="ja-JP"/>
+        </w:rPr>
+        <w:lastRenderedPageBreak/>
+        <w:t>使い方</w:t>
       </w:r>
     </w:p>
     <w:p>
       <w:pPr>
-        <w:spacing w:before="240" w:after="120"/>
-      </w:pPr>
-      <w:proofErr w:type="spellStart"/>
-      <w:r>
-        <w:rPr>
-          <w:b/>
-          <w:color w:val="2C3E50"/>
-          <w:sz w:val="24"/>
-        </w:rPr>
-        <w:t>操作手順</w:t>
-      </w:r>
-      <w:proofErr w:type="spellEnd"/>
+        <w:spacing w:after="120"/>
+        <w:rPr>
+          <w:lang w:eastAsia="ja-JP"/>
+        </w:rPr>
+      </w:pPr>
+      <w:r>
+        <w:rPr>
+          <w:color w:val="2C3E50"/>
+          <w:lang w:eastAsia="ja-JP"/>
+        </w:rPr>
+        <w:t>セットアップが完了したら、以下の</w:t>
+      </w:r>
+      <w:r>
+        <w:rPr>
+          <w:color w:val="2C3E50"/>
+          <w:lang w:eastAsia="ja-JP"/>
+        </w:rPr>
+        <w:t>3</w:t>
+      </w:r>
+      <w:r>
+        <w:rPr>
+          <w:color w:val="2C3E50"/>
+          <w:lang w:eastAsia="ja-JP"/>
+        </w:rPr>
+        <w:t>ステップでマクロを実行できます。</w:t>
+      </w:r>
     </w:p>
     <w:p>
       <w:pPr>
-        <w:pStyle w:val="a0"/>
-      </w:pPr>
-      <w:r>
-        <w:rPr>
-          <w:color w:val="2C3E50"/>
-        </w:rPr>
-        <w:t xml:space="preserve">1. </w:t>
-      </w:r>
-      <w:r>
-        <w:rPr>
-          <w:color w:val="2C3E50"/>
-        </w:rPr>
-        <w:t>任意のシートを開く</w:t>
+        <w:spacing w:before="360" w:after="160"/>
+        <w:rPr>
+          <w:lang w:eastAsia="ja-JP"/>
+        </w:rPr>
+      </w:pPr>
+      <w:r>
+        <w:rPr>
+          <w:b/>
+          <w:color w:val="2C3E50"/>
+          <w:sz w:val="30"/>
+          <w:lang w:eastAsia="ja-JP"/>
+        </w:rPr>
+        <w:t xml:space="preserve">STEP 1   </w:t>
+      </w:r>
+      <w:r>
+        <w:rPr>
+          <w:b/>
+          <w:color w:val="2C3E50"/>
+          <w:sz w:val="30"/>
+          <w:lang w:eastAsia="ja-JP"/>
+        </w:rPr>
+        <w:t>ボタンをクリック</w:t>
       </w:r>
     </w:p>
     <w:p>
       <w:pPr>
-        <w:pStyle w:val="a0"/>
-        <w:rPr>
-          <w:lang w:eastAsia="ja-JP"/>
-        </w:rPr>
-      </w:pPr>
-      <w:r>
-        <w:rPr>
-          <w:color w:val="2C3E50"/>
-          <w:lang w:eastAsia="ja-JP"/>
-        </w:rPr>
-        <w:t xml:space="preserve">2. </w:t>
-      </w:r>
-      <w:r>
-        <w:rPr>
-          <w:color w:val="2C3E50"/>
-          <w:lang w:eastAsia="ja-JP"/>
-        </w:rPr>
-        <w:t>メニューの「開発」タブ</w:t>
-      </w:r>
-      <w:r>
-        <w:rPr>
-          <w:color w:val="2C3E50"/>
-          <w:lang w:eastAsia="ja-JP"/>
-        </w:rPr>
-        <w:t xml:space="preserve"> → </w:t>
-      </w:r>
-      <w:r>
-        <w:rPr>
-          <w:color w:val="2C3E50"/>
-          <w:lang w:eastAsia="ja-JP"/>
-        </w:rPr>
-        <w:t>「挿入」</w:t>
-      </w:r>
-      <w:r>
-        <w:rPr>
-          <w:color w:val="2C3E50"/>
-          <w:lang w:eastAsia="ja-JP"/>
-        </w:rPr>
-        <w:t xml:space="preserve">→ </w:t>
-      </w:r>
-      <w:r>
-        <w:rPr>
-          <w:color w:val="2C3E50"/>
-          <w:lang w:eastAsia="ja-JP"/>
-        </w:rPr>
-        <w:t>「フォームコントロール」</w:t>
-      </w:r>
-      <w:r>
-        <w:rPr>
-          <w:color w:val="2C3E50"/>
-          <w:lang w:eastAsia="ja-JP"/>
-        </w:rPr>
-        <w:t>→</w:t>
-      </w:r>
-      <w:r>
-        <w:rPr>
-          <w:color w:val="2C3E50"/>
-          <w:lang w:eastAsia="ja-JP"/>
-        </w:rPr>
-        <w:t>「ボタン」をクリック</w:t>
+        <w:spacing w:after="120"/>
+        <w:rPr>
+          <w:color w:val="2C3E50"/>
+          <w:lang w:eastAsia="ja-JP"/>
+        </w:rPr>
+      </w:pPr>
+      <w:r>
+        <w:rPr>
+          <w:color w:val="2C3E50"/>
+          <w:lang w:eastAsia="ja-JP"/>
+        </w:rPr>
+        <w:t>「集計」シート上の「集計実行」ボタンをクリックします。</w:t>
       </w:r>
     </w:p>
     <w:p>
       <w:pPr>
-        <w:pStyle w:val="a0"/>
-        <w:rPr>
-          <w:lang w:eastAsia="ja-JP"/>
-        </w:rPr>
-      </w:pPr>
-      <w:r>
-        <w:rPr>
-          <w:color w:val="2C3E50"/>
-          <w:lang w:eastAsia="ja-JP"/>
-        </w:rPr>
-        <w:t xml:space="preserve">3. </w:t>
-      </w:r>
-      <w:r>
-        <w:rPr>
-          <w:color w:val="2C3E50"/>
-          <w:lang w:eastAsia="ja-JP"/>
-        </w:rPr>
-        <w:t>シート上の任意の場所をドラッグして、ボタンを配置</w:t>
-      </w:r>
+        <w:spacing w:after="120"/>
+        <w:rPr>
+          <w:rFonts w:hint="eastAsia"/>
+          <w:lang w:eastAsia="ja-JP"/>
+        </w:rPr>
+      </w:pPr>
     </w:p>
     <w:p>
       <w:pPr>
-        <w:pStyle w:val="a0"/>
-      </w:pPr>
-      <w:r>
-        <w:rPr>
-          <w:color w:val="2C3E50"/>
-        </w:rPr>
-        <w:t xml:space="preserve">4. </w:t>
-      </w:r>
-      <w:r>
-        <w:rPr>
-          <w:color w:val="2C3E50"/>
-        </w:rPr>
-        <w:t>「</w:t>
-      </w:r>
-      <w:proofErr w:type="spellStart"/>
-      <w:r>
-        <w:rPr>
-          <w:color w:val="2C3E50"/>
-        </w:rPr>
-        <w:t>マクロの登録」ダイアログで「</w:t>
-      </w:r>
-      <w:r>
-        <w:rPr>
-          <w:color w:val="2C3E50"/>
-        </w:rPr>
-        <w:t>CleanseCustomerList</w:t>
-      </w:r>
-      <w:r>
-        <w:rPr>
-          <w:color w:val="2C3E50"/>
-        </w:rPr>
-        <w:t>」を選択</w:t>
-      </w:r>
-      <w:proofErr w:type="spellEnd"/>
-      <w:r>
-        <w:rPr>
-          <w:color w:val="2C3E50"/>
-        </w:rPr>
-        <w:t xml:space="preserve"> → OK</w:t>
+        <w:spacing w:before="360" w:after="160"/>
+        <w:rPr>
+          <w:lang w:eastAsia="ja-JP"/>
+        </w:rPr>
+      </w:pPr>
+      <w:r>
+        <w:rPr>
+          <w:b/>
+          <w:color w:val="2C3E50"/>
+          <w:sz w:val="30"/>
+          <w:lang w:eastAsia="ja-JP"/>
+        </w:rPr>
+        <w:t xml:space="preserve">STEP 2   </w:t>
+      </w:r>
+      <w:r>
+        <w:rPr>
+          <w:b/>
+          <w:color w:val="2C3E50"/>
+          <w:sz w:val="30"/>
+          <w:lang w:eastAsia="ja-JP"/>
+        </w:rPr>
+        <w:t>完了メッセージを確認</w:t>
       </w:r>
     </w:p>
     <w:p>
       <w:pPr>
-        <w:pStyle w:val="a0"/>
-        <w:rPr>
-          <w:lang w:eastAsia="ja-JP"/>
-        </w:rPr>
-      </w:pPr>
-      <w:r>
-        <w:rPr>
-          <w:color w:val="2C3E50"/>
-          <w:lang w:eastAsia="ja-JP"/>
-        </w:rPr>
-        <w:t xml:space="preserve">5. </w:t>
-      </w:r>
-      <w:r>
-        <w:rPr>
-          <w:color w:val="2C3E50"/>
-          <w:lang w:eastAsia="ja-JP"/>
-        </w:rPr>
-        <w:t>配置したボタンを右クリック</w:t>
-      </w:r>
-      <w:r>
-        <w:rPr>
-          <w:color w:val="2C3E50"/>
-          <w:lang w:eastAsia="ja-JP"/>
-        </w:rPr>
-        <w:t xml:space="preserve"> →</w:t>
-      </w:r>
-      <w:r>
-        <w:rPr>
-          <w:color w:val="2C3E50"/>
-          <w:lang w:eastAsia="ja-JP"/>
-        </w:rPr>
-        <w:t>「テキストの編集」</w:t>
-      </w:r>
-      <w:r>
-        <w:rPr>
-          <w:color w:val="2C3E50"/>
-          <w:lang w:eastAsia="ja-JP"/>
-        </w:rPr>
-        <w:t>→</w:t>
-      </w:r>
-      <w:r>
-        <w:rPr>
-          <w:color w:val="2C3E50"/>
-          <w:lang w:eastAsia="ja-JP"/>
-        </w:rPr>
-        <w:t>「クレンジング実行」と入力</w:t>
+        <w:spacing w:after="120"/>
+        <w:rPr>
+          <w:lang w:eastAsia="ja-JP"/>
+        </w:rPr>
+      </w:pPr>
+      <w:r>
+        <w:rPr>
+          <w:color w:val="2C3E50"/>
+          <w:lang w:eastAsia="ja-JP"/>
+        </w:rPr>
+        <w:t>「集計が完了しました。〇〇件のデータを転記しました。」というメッセージが表示されたら成功です。「</w:t>
+      </w:r>
+      <w:r>
+        <w:rPr>
+          <w:color w:val="2C3E50"/>
+          <w:lang w:eastAsia="ja-JP"/>
+        </w:rPr>
+        <w:t>OK</w:t>
+      </w:r>
+      <w:r>
+        <w:rPr>
+          <w:color w:val="2C3E50"/>
+          <w:lang w:eastAsia="ja-JP"/>
+        </w:rPr>
+        <w:t>」をクリックして閉じてください。</w:t>
       </w:r>
     </w:p>
     <w:p>
@@ -2660,112 +3087,16 @@
           <w:lang w:eastAsia="ja-JP"/>
         </w:rPr>
       </w:pPr>
-    </w:p>
-    <w:p>
-      <w:pPr>
-        <w:spacing w:after="120"/>
-        <w:rPr>
-          <w:lang w:eastAsia="ja-JP"/>
-        </w:rPr>
-      </w:pPr>
-      <w:r>
-        <w:rPr>
-          <w:color w:val="6B655E"/>
-          <w:sz w:val="20"/>
-          <w:lang w:eastAsia="ja-JP"/>
-        </w:rPr>
-        <w:t>「開発」タブが表示されない場合：</w:t>
-      </w:r>
-    </w:p>
-    <w:p>
-      <w:pPr>
-        <w:spacing w:after="120"/>
-        <w:rPr>
-          <w:lang w:eastAsia="ja-JP"/>
-        </w:rPr>
-      </w:pPr>
-      <w:r>
-        <w:rPr>
-          <w:color w:val="6B655E"/>
-          <w:sz w:val="20"/>
-          <w:lang w:eastAsia="ja-JP"/>
-        </w:rPr>
-        <w:t>「ファイル」</w:t>
-      </w:r>
-      <w:r>
-        <w:rPr>
-          <w:color w:val="6B655E"/>
-          <w:sz w:val="20"/>
-          <w:lang w:eastAsia="ja-JP"/>
-        </w:rPr>
-        <w:t>→</w:t>
-      </w:r>
-      <w:r>
-        <w:rPr>
-          <w:color w:val="6B655E"/>
-          <w:sz w:val="20"/>
-          <w:lang w:eastAsia="ja-JP"/>
-        </w:rPr>
-        <w:t>「オプション」</w:t>
-      </w:r>
-      <w:r>
-        <w:rPr>
-          <w:color w:val="6B655E"/>
-          <w:sz w:val="20"/>
-          <w:lang w:eastAsia="ja-JP"/>
-        </w:rPr>
-        <w:t>→</w:t>
-      </w:r>
-      <w:r>
-        <w:rPr>
-          <w:color w:val="6B655E"/>
-          <w:sz w:val="20"/>
-          <w:lang w:eastAsia="ja-JP"/>
-        </w:rPr>
-        <w:t>「リボンのユーザー設定」</w:t>
-      </w:r>
-      <w:r>
-        <w:rPr>
-          <w:color w:val="6B655E"/>
-          <w:sz w:val="20"/>
-          <w:lang w:eastAsia="ja-JP"/>
-        </w:rPr>
-        <w:t>→</w:t>
-      </w:r>
-      <w:r>
-        <w:rPr>
-          <w:color w:val="6B655E"/>
-          <w:sz w:val="20"/>
-          <w:lang w:eastAsia="ja-JP"/>
-        </w:rPr>
-        <w:t>「開発」にチェック</w:t>
-      </w:r>
-      <w:r>
-        <w:rPr>
-          <w:color w:val="6B655E"/>
-          <w:sz w:val="20"/>
-          <w:lang w:eastAsia="ja-JP"/>
-        </w:rPr>
-        <w:t xml:space="preserve"> → OK</w:t>
-      </w:r>
-    </w:p>
-    <w:p>
-      <w:pPr>
-        <w:spacing w:after="120"/>
-        <w:rPr>
-          <w:lang w:eastAsia="ja-JP"/>
-        </w:rPr>
-      </w:pPr>
       <w:r>
         <w:rPr>
           <w:noProof/>
           <w:lang w:eastAsia="ja-JP"/>
         </w:rPr>
         <w:drawing>
-          <wp:inline distT="0" distB="0" distL="0" distR="0" wp14:anchorId="790B0CFD" wp14:editId="58857EB6">
-            <wp:extent cx="5972810" cy="2994660"/>
-            <wp:effectExtent l="0" t="0" r="0" b="2540"/>
-            <wp:docPr id="1888544673" name="図 4"/>
+          <wp:inline distT="0" distB="0" distL="0" distR="0" wp14:anchorId="1D46611A" wp14:editId="771347A4">
+            <wp:extent cx="2308634" cy="2108200"/>
+            <wp:effectExtent l="0" t="0" r="3175" b="0"/>
+            <wp:docPr id="1055868413" name="図 5"/>
             <wp:cNvGraphicFramePr>
               <a:graphicFrameLocks xmlns:a="http://schemas.openxmlformats.org/drawingml/2006/main" noChangeAspect="1"/>
             </wp:cNvGraphicFramePr>
@@ -2773,308 +3104,12 @@
               <a:graphicData uri="http://schemas.openxmlformats.org/drawingml/2006/picture">
                 <pic:pic xmlns:pic="http://schemas.openxmlformats.org/drawingml/2006/picture">
                   <pic:nvPicPr>
-                    <pic:cNvPr id="1888544673" name="図 1888544673"/>
-                    <pic:cNvPicPr/>
-                  </pic:nvPicPr>
-                  <pic:blipFill>
-                    <a:blip r:embed="rId10"/>
-                    <a:stretch>
-                      <a:fillRect/>
-                    </a:stretch>
-                  </pic:blipFill>
-                  <pic:spPr>
-                    <a:xfrm>
-                      <a:off x="0" y="0"/>
-                      <a:ext cx="5972810" cy="2994660"/>
-                    </a:xfrm>
-                    <a:prstGeom prst="rect">
-                      <a:avLst/>
-                    </a:prstGeom>
-                  </pic:spPr>
-                </pic:pic>
-              </a:graphicData>
-            </a:graphic>
-          </wp:inline>
-        </w:drawing>
-      </w:r>
-    </w:p>
-    <w:p>
-      <w:pPr>
-        <w:rPr>
-          <w:lang w:eastAsia="ja-JP"/>
-        </w:rPr>
-      </w:pPr>
-      <w:r>
-        <w:rPr>
-          <w:lang w:eastAsia="ja-JP"/>
-        </w:rPr>
-        <w:br w:type="page"/>
-      </w:r>
-    </w:p>
-    <w:p>
-      <w:pPr>
-        <w:spacing w:before="480" w:after="240"/>
-        <w:rPr>
-          <w:lang w:eastAsia="ja-JP"/>
-        </w:rPr>
-      </w:pPr>
-      <w:r>
-        <w:rPr>
-          <w:b/>
-          <w:color w:val="2C3E50"/>
-          <w:sz w:val="40"/>
-          <w:lang w:eastAsia="ja-JP"/>
-        </w:rPr>
-        <w:lastRenderedPageBreak/>
-        <w:t>使い方</w:t>
-      </w:r>
-    </w:p>
-    <w:p>
-      <w:pPr>
-        <w:spacing w:after="120"/>
-        <w:rPr>
-          <w:lang w:eastAsia="ja-JP"/>
-        </w:rPr>
-      </w:pPr>
-      <w:r>
-        <w:rPr>
-          <w:color w:val="2C3E50"/>
-          <w:lang w:eastAsia="ja-JP"/>
-        </w:rPr>
-        <w:t>セットアップが完了したら、以下の</w:t>
-      </w:r>
-      <w:r>
-        <w:rPr>
-          <w:color w:val="2C3E50"/>
-          <w:lang w:eastAsia="ja-JP"/>
-        </w:rPr>
-        <w:t>3</w:t>
-      </w:r>
-      <w:r>
-        <w:rPr>
-          <w:color w:val="2C3E50"/>
-          <w:lang w:eastAsia="ja-JP"/>
-        </w:rPr>
-        <w:t>ステップでマクロを実行できます。</w:t>
-      </w:r>
-    </w:p>
-    <w:p>
-      <w:pPr>
-        <w:spacing w:before="160" w:after="240"/>
-        <w:rPr>
-          <w:lang w:eastAsia="ja-JP"/>
-        </w:rPr>
-      </w:pPr>
-      <w:r>
-        <w:rPr>
-          <w:b/>
-          <w:color w:val="E74C3C"/>
-          <w:sz w:val="22"/>
-          <w:lang w:eastAsia="ja-JP"/>
-        </w:rPr>
-        <w:t xml:space="preserve">⚠️ </w:t>
-      </w:r>
-      <w:r>
-        <w:rPr>
-          <w:b/>
-          <w:color w:val="E74C3C"/>
-          <w:sz w:val="22"/>
-          <w:lang w:eastAsia="ja-JP"/>
-        </w:rPr>
-        <w:t>重要：実行前にバックアップを取ってください</w:t>
-      </w:r>
-    </w:p>
-    <w:p>
-      <w:pPr>
-        <w:spacing w:after="120"/>
-        <w:rPr>
-          <w:lang w:eastAsia="ja-JP"/>
-        </w:rPr>
-      </w:pPr>
-      <w:r>
-        <w:rPr>
-          <w:color w:val="2C3E50"/>
-          <w:sz w:val="20"/>
-          <w:lang w:eastAsia="ja-JP"/>
-        </w:rPr>
-        <w:t>マクロ実行後は元に戻せません（</w:t>
-      </w:r>
-      <w:proofErr w:type="spellStart"/>
-      <w:r>
-        <w:rPr>
-          <w:color w:val="2C3E50"/>
-          <w:sz w:val="20"/>
-          <w:lang w:eastAsia="ja-JP"/>
-        </w:rPr>
-        <w:t>Ctrl+Z</w:t>
-      </w:r>
-      <w:proofErr w:type="spellEnd"/>
-      <w:r>
-        <w:rPr>
-          <w:color w:val="2C3E50"/>
-          <w:sz w:val="20"/>
-          <w:lang w:eastAsia="ja-JP"/>
-        </w:rPr>
-        <w:t>でも取り消せません）。ファイル名に日付を付けて保存することをおすすめします（例</w:t>
-      </w:r>
-      <w:r>
-        <w:rPr>
-          <w:color w:val="2C3E50"/>
-          <w:sz w:val="20"/>
-          <w:lang w:eastAsia="ja-JP"/>
-        </w:rPr>
-        <w:t>: customer-list_2026-05-26.xlsm</w:t>
-      </w:r>
-      <w:r>
-        <w:rPr>
-          <w:color w:val="2C3E50"/>
-          <w:sz w:val="20"/>
-          <w:lang w:eastAsia="ja-JP"/>
-        </w:rPr>
-        <w:t>）</w:t>
-      </w:r>
-    </w:p>
-    <w:p>
-      <w:pPr>
-        <w:spacing w:before="360" w:after="160"/>
-        <w:rPr>
-          <w:lang w:eastAsia="ja-JP"/>
-        </w:rPr>
-      </w:pPr>
-      <w:r>
-        <w:rPr>
-          <w:b/>
-          <w:color w:val="2C3E50"/>
-          <w:sz w:val="30"/>
-          <w:lang w:eastAsia="ja-JP"/>
-        </w:rPr>
-        <w:t xml:space="preserve">STEP 1   </w:t>
-      </w:r>
-      <w:r>
-        <w:rPr>
-          <w:b/>
-          <w:color w:val="2C3E50"/>
-          <w:sz w:val="30"/>
-          <w:lang w:eastAsia="ja-JP"/>
-        </w:rPr>
-        <w:t>ボタンをクリック</w:t>
-      </w:r>
-    </w:p>
-    <w:p>
-      <w:pPr>
-        <w:spacing w:after="120"/>
-        <w:rPr>
-          <w:rFonts w:hint="eastAsia"/>
-          <w:lang w:eastAsia="ja-JP"/>
-        </w:rPr>
-      </w:pPr>
-      <w:r>
-        <w:rPr>
-          <w:color w:val="2C3E50"/>
-          <w:lang w:eastAsia="ja-JP"/>
-        </w:rPr>
-        <w:t>シート上の「クレンジング実行」ボタンをクリックします。</w:t>
-      </w:r>
-    </w:p>
-    <w:p>
-      <w:pPr>
-        <w:spacing w:before="360" w:after="160"/>
-        <w:rPr>
-          <w:lang w:eastAsia="ja-JP"/>
-        </w:rPr>
-      </w:pPr>
-      <w:r>
-        <w:rPr>
-          <w:b/>
-          <w:color w:val="2C3E50"/>
-          <w:sz w:val="30"/>
-          <w:lang w:eastAsia="ja-JP"/>
-        </w:rPr>
-        <w:t xml:space="preserve">STEP 2   </w:t>
-      </w:r>
-      <w:r>
-        <w:rPr>
-          <w:b/>
-          <w:color w:val="2C3E50"/>
-          <w:sz w:val="30"/>
-          <w:lang w:eastAsia="ja-JP"/>
-        </w:rPr>
-        <w:t>完了メッセージを確認</w:t>
-      </w:r>
-    </w:p>
-    <w:p>
-      <w:pPr>
-        <w:spacing w:after="120"/>
-        <w:rPr>
-          <w:lang w:eastAsia="ja-JP"/>
-        </w:rPr>
-      </w:pPr>
-      <w:r>
-        <w:rPr>
-          <w:color w:val="2C3E50"/>
-          <w:lang w:eastAsia="ja-JP"/>
-        </w:rPr>
-        <w:t>「クレンジングが完了しました。整形件数</w:t>
-      </w:r>
-      <w:r>
-        <w:rPr>
-          <w:color w:val="2C3E50"/>
-          <w:lang w:eastAsia="ja-JP"/>
-        </w:rPr>
-        <w:t xml:space="preserve"> / </w:t>
-      </w:r>
-      <w:r>
-        <w:rPr>
-          <w:color w:val="2C3E50"/>
-          <w:lang w:eastAsia="ja-JP"/>
-        </w:rPr>
-        <w:t>重複削除</w:t>
-      </w:r>
-      <w:r>
-        <w:rPr>
-          <w:color w:val="2C3E50"/>
-          <w:lang w:eastAsia="ja-JP"/>
-        </w:rPr>
-        <w:t xml:space="preserve"> / </w:t>
-      </w:r>
-      <w:r>
-        <w:rPr>
-          <w:color w:val="2C3E50"/>
-          <w:lang w:eastAsia="ja-JP"/>
-        </w:rPr>
-        <w:t>空白行削除」のメッセージが表示されたら成功です。</w:t>
-      </w:r>
-    </w:p>
-    <w:p>
-      <w:pPr>
-        <w:spacing w:after="120"/>
-        <w:rPr>
-          <w:lang w:eastAsia="ja-JP"/>
-        </w:rPr>
-      </w:pPr>
-      <w:r>
-        <w:rPr>
-          <w:noProof/>
-          <w:lang w:eastAsia="ja-JP"/>
-        </w:rPr>
-        <w:drawing>
-          <wp:inline distT="0" distB="0" distL="0" distR="0" wp14:anchorId="4DEA34DB" wp14:editId="64AB5746">
-            <wp:extent cx="3312160" cy="4044875"/>
-            <wp:effectExtent l="0" t="0" r="2540" b="0"/>
-            <wp:docPr id="147800151" name="図 5"/>
-            <wp:cNvGraphicFramePr>
-              <a:graphicFrameLocks xmlns:a="http://schemas.openxmlformats.org/drawingml/2006/main" noChangeAspect="1"/>
-            </wp:cNvGraphicFramePr>
-            <a:graphic xmlns:a="http://schemas.openxmlformats.org/drawingml/2006/main">
-              <a:graphicData uri="http://schemas.openxmlformats.org/drawingml/2006/picture">
-                <pic:pic xmlns:pic="http://schemas.openxmlformats.org/drawingml/2006/picture">
-                  <pic:nvPicPr>
-                    <pic:cNvPr id="147800151" name="図 147800151"/>
+                    <pic:cNvPr id="1055868413" name="図 1055868413"/>
                     <pic:cNvPicPr/>
                   </pic:nvPicPr>
                   <pic:blipFill rotWithShape="1">
-                    <a:blip r:embed="rId11"/>
-                    <a:srcRect l="2110" t="2276" r="5046" b="2617"/>
+                    <a:blip r:embed="rId10"/>
+                    <a:srcRect l="1880" t="-45" r="2185" b="2467"/>
                     <a:stretch>
                       <a:fillRect/>
                     </a:stretch>
@@ -3082,7 +3117,7 @@
                   <pic:spPr bwMode="auto">
                     <a:xfrm>
                       <a:off x="0" y="0"/>
-                      <a:ext cx="3313337" cy="4046312"/>
+                      <a:ext cx="2337202" cy="2134288"/>
                     </a:xfrm>
                     <a:prstGeom prst="rect">
                       <a:avLst/>
@@ -3146,7 +3181,7 @@
           <w:sz w:val="30"/>
           <w:lang w:eastAsia="ja-JP"/>
         </w:rPr>
-        <w:t>結果を確認</w:t>
+        <w:t>集計結果を確認</w:t>
       </w:r>
     </w:p>
     <w:p>
@@ -3161,7 +3196,7 @@
           <w:color w:val="2C3E50"/>
           <w:lang w:eastAsia="ja-JP"/>
         </w:rPr>
-        <w:t>シートの内容を確認すると、重複行・空白行が削除され、表記が統一されているはずです。</w:t>
+        <w:t>「集計」シートに、全店舗のデータが「店舗名」付きで縦に並んで転記されているはずです。</w:t>
       </w:r>
     </w:p>
     <w:p>
@@ -3177,10 +3212,10 @@
           <w:lang w:eastAsia="ja-JP"/>
         </w:rPr>
         <w:drawing>
-          <wp:inline distT="0" distB="0" distL="0" distR="0" wp14:anchorId="25FED547" wp14:editId="4485EEA9">
-            <wp:extent cx="5972810" cy="2592593"/>
-            <wp:effectExtent l="0" t="0" r="0" b="0"/>
-            <wp:docPr id="1902493538" name="図 6"/>
+          <wp:inline distT="0" distB="0" distL="0" distR="0" wp14:anchorId="4C537031" wp14:editId="4C09D5AF">
+            <wp:extent cx="5972810" cy="4048760"/>
+            <wp:effectExtent l="0" t="0" r="0" b="2540"/>
+            <wp:docPr id="177187408" name="図 6"/>
             <wp:cNvGraphicFramePr>
               <a:graphicFrameLocks xmlns:a="http://schemas.openxmlformats.org/drawingml/2006/main" noChangeAspect="1"/>
             </wp:cNvGraphicFramePr>
@@ -3188,11 +3223,11 @@
               <a:graphicData uri="http://schemas.openxmlformats.org/drawingml/2006/picture">
                 <pic:pic xmlns:pic="http://schemas.openxmlformats.org/drawingml/2006/picture">
                   <pic:nvPicPr>
-                    <pic:cNvPr id="1902493538" name="図 1902493538"/>
+                    <pic:cNvPr id="177187408" name="図 177187408"/>
                     <pic:cNvPicPr/>
                   </pic:nvPicPr>
                   <pic:blipFill>
-                    <a:blip r:embed="rId12"/>
+                    <a:blip r:embed="rId11"/>
                     <a:stretch>
                       <a:fillRect/>
                     </a:stretch>
@@ -3200,7 +3235,7 @@
                   <pic:spPr>
                     <a:xfrm>
                       <a:off x="0" y="0"/>
-                      <a:ext cx="5994035" cy="2601806"/>
+                      <a:ext cx="5972810" cy="4048760"/>
                     </a:xfrm>
                     <a:prstGeom prst="rect">
                       <a:avLst/>
@@ -3215,6 +3250,37 @@
     </w:p>
     <w:p>
       <w:pPr>
+        <w:spacing w:before="160"/>
+        <w:rPr>
+          <w:lang w:eastAsia="ja-JP"/>
+        </w:rPr>
+      </w:pPr>
+      <w:r>
+        <w:rPr>
+          <w:b/>
+          <w:color w:val="3D6AC4"/>
+          <w:lang w:eastAsia="ja-JP"/>
+        </w:rPr>
+        <w:t xml:space="preserve">💡 </w:t>
+      </w:r>
+      <w:r>
+        <w:rPr>
+          <w:b/>
+          <w:color w:val="3D6AC4"/>
+          <w:lang w:eastAsia="ja-JP"/>
+        </w:rPr>
+        <w:t>ポイント：</w:t>
+      </w:r>
+      <w:r>
+        <w:rPr>
+          <w:color w:val="2C3E50"/>
+          <w:lang w:eastAsia="ja-JP"/>
+        </w:rPr>
+        <w:t>ボタンをもう一度押すと、既存の集計データがクリアされて再転記されます。データを追加した後は、ボタンを押し直すだけで最新の状態に保てます。</w:t>
+      </w:r>
+    </w:p>
+    <w:p>
+      <w:pPr>
         <w:rPr>
           <w:lang w:eastAsia="ja-JP"/>
         </w:rPr>
@@ -3282,43 +3348,7 @@
           <w:sz w:val="22"/>
           <w:lang w:eastAsia="ja-JP"/>
         </w:rPr>
-        <w:t>「</w:t>
-      </w:r>
-      <w:r>
-        <w:rPr>
-          <w:b/>
-          <w:color w:val="2C3E50"/>
-          <w:sz w:val="22"/>
-          <w:lang w:eastAsia="ja-JP"/>
-        </w:rPr>
-        <w:t xml:space="preserve">ActiveX </w:t>
-      </w:r>
-      <w:r>
-        <w:rPr>
-          <w:b/>
-          <w:color w:val="2C3E50"/>
-          <w:sz w:val="22"/>
-          <w:lang w:eastAsia="ja-JP"/>
-        </w:rPr>
-        <w:t>コンポーネントはオブジェクトを作成できません」と表示される（</w:t>
-      </w:r>
-      <w:r>
-        <w:rPr>
-          <w:b/>
-          <w:color w:val="2C3E50"/>
-          <w:sz w:val="22"/>
-          <w:lang w:eastAsia="ja-JP"/>
-        </w:rPr>
-        <w:t>Mac</w:t>
-      </w:r>
-      <w:r>
-        <w:rPr>
-          <w:b/>
-          <w:color w:val="2C3E50"/>
-          <w:sz w:val="22"/>
-          <w:lang w:eastAsia="ja-JP"/>
-        </w:rPr>
-        <w:t>）</w:t>
+        <w:t>「マクロが無効化されました」と表示される</w:t>
       </w:r>
     </w:p>
     <w:p>
@@ -3341,53 +3371,70 @@
           <w:color w:val="2C3E50"/>
           <w:lang w:eastAsia="ja-JP"/>
         </w:rPr>
-        <w:t>本マクロは</w:t>
-      </w:r>
-      <w:r>
-        <w:rPr>
-          <w:color w:val="2C3E50"/>
-          <w:lang w:eastAsia="ja-JP"/>
-        </w:rPr>
-        <w:t>Mac</w:t>
-      </w:r>
-      <w:r>
-        <w:rPr>
-          <w:color w:val="2C3E50"/>
-          <w:lang w:eastAsia="ja-JP"/>
-        </w:rPr>
-        <w:t>対応版なので、通常はこのエラーは発生しません。発生した場合は、コードが古いバージョン（</w:t>
-      </w:r>
-      <w:proofErr w:type="spellStart"/>
-      <w:r>
-        <w:rPr>
-          <w:color w:val="2C3E50"/>
-          <w:lang w:eastAsia="ja-JP"/>
-        </w:rPr>
-        <w:t>Scripting.Dictionary</w:t>
-      </w:r>
-      <w:proofErr w:type="spellEnd"/>
-      <w:r>
-        <w:rPr>
-          <w:color w:val="2C3E50"/>
-          <w:lang w:eastAsia="ja-JP"/>
-        </w:rPr>
-        <w:t>使用）の可能性があります。最新版の</w:t>
-      </w:r>
-      <w:proofErr w:type="spellStart"/>
-      <w:r>
-        <w:rPr>
-          <w:color w:val="2C3E50"/>
-          <w:lang w:eastAsia="ja-JP"/>
-        </w:rPr>
-        <w:t>macro.bas</w:t>
-      </w:r>
-      <w:proofErr w:type="spellEnd"/>
-      <w:r>
-        <w:rPr>
-          <w:color w:val="2C3E50"/>
-          <w:lang w:eastAsia="ja-JP"/>
-        </w:rPr>
-        <w:t>に更新してください。</w:t>
+        <w:t>Excel</w:t>
+      </w:r>
+      <w:r>
+        <w:rPr>
+          <w:color w:val="2C3E50"/>
+          <w:lang w:eastAsia="ja-JP"/>
+        </w:rPr>
+        <w:t>の「ファイル」</w:t>
+      </w:r>
+      <w:r>
+        <w:rPr>
+          <w:color w:val="2C3E50"/>
+          <w:lang w:eastAsia="ja-JP"/>
+        </w:rPr>
+        <w:t>→</w:t>
+      </w:r>
+      <w:r>
+        <w:rPr>
+          <w:color w:val="2C3E50"/>
+          <w:lang w:eastAsia="ja-JP"/>
+        </w:rPr>
+        <w:t>「オプション」</w:t>
+      </w:r>
+      <w:r>
+        <w:rPr>
+          <w:color w:val="2C3E50"/>
+          <w:lang w:eastAsia="ja-JP"/>
+        </w:rPr>
+        <w:t>→</w:t>
+      </w:r>
+      <w:r>
+        <w:rPr>
+          <w:color w:val="2C3E50"/>
+          <w:lang w:eastAsia="ja-JP"/>
+        </w:rPr>
+        <w:t>「セキュリティセンター」</w:t>
+      </w:r>
+      <w:r>
+        <w:rPr>
+          <w:color w:val="2C3E50"/>
+          <w:lang w:eastAsia="ja-JP"/>
+        </w:rPr>
+        <w:t>→</w:t>
+      </w:r>
+      <w:r>
+        <w:rPr>
+          <w:color w:val="2C3E50"/>
+          <w:lang w:eastAsia="ja-JP"/>
+        </w:rPr>
+        <w:t>「セキュリティセンターの設定」</w:t>
+      </w:r>
+      <w:r>
+        <w:rPr>
+          <w:color w:val="2C3E50"/>
+          <w:lang w:eastAsia="ja-JP"/>
+        </w:rPr>
+        <w:t>→</w:t>
+      </w:r>
+      <w:r>
+        <w:rPr>
+          <w:color w:val="2C3E50"/>
+          <w:lang w:eastAsia="ja-JP"/>
+        </w:rPr>
+        <w:t>「マクロの設定」で、「すべてのマクロを有効にする」を一時的に選択してください。</w:t>
       </w:r>
     </w:p>
     <w:p>
@@ -3413,7 +3460,7 @@
           <w:sz w:val="22"/>
           <w:lang w:eastAsia="ja-JP"/>
         </w:rPr>
-        <w:t>「マクロが無効化されました」と表示される</w:t>
+        <w:t>「集計シートが見つかりません」と表示される</w:t>
       </w:r>
     </w:p>
     <w:p>
@@ -3436,56 +3483,7 @@
           <w:color w:val="2C3E50"/>
           <w:lang w:eastAsia="ja-JP"/>
         </w:rPr>
-        <w:t>Excel</w:t>
-      </w:r>
-      <w:r>
-        <w:rPr>
-          <w:color w:val="2C3E50"/>
-          <w:lang w:eastAsia="ja-JP"/>
-        </w:rPr>
-        <w:t>の「ファイル」</w:t>
-      </w:r>
-      <w:r>
-        <w:rPr>
-          <w:color w:val="2C3E50"/>
-          <w:lang w:eastAsia="ja-JP"/>
-        </w:rPr>
-        <w:t>→</w:t>
-      </w:r>
-      <w:r>
-        <w:rPr>
-          <w:color w:val="2C3E50"/>
-          <w:lang w:eastAsia="ja-JP"/>
-        </w:rPr>
-        <w:t>「オプション」</w:t>
-      </w:r>
-      <w:r>
-        <w:rPr>
-          <w:color w:val="2C3E50"/>
-          <w:lang w:eastAsia="ja-JP"/>
-        </w:rPr>
-        <w:t>→</w:t>
-      </w:r>
-      <w:r>
-        <w:rPr>
-          <w:color w:val="2C3E50"/>
-          <w:lang w:eastAsia="ja-JP"/>
-        </w:rPr>
-        <w:t>「セキュリティセンター」</w:t>
-      </w:r>
-      <w:r>
-        <w:rPr>
-          <w:color w:val="2C3E50"/>
-          <w:lang w:eastAsia="ja-JP"/>
-        </w:rPr>
-        <w:t>→</w:t>
-      </w:r>
-      <w:r>
-        <w:rPr>
-          <w:color w:val="2C3E50"/>
-          <w:lang w:eastAsia="ja-JP"/>
-        </w:rPr>
-        <w:t>「マクロの設定」で、「すべてのマクロを有効にする」を一時的に選択してください。</w:t>
+        <w:t>シート名が正確に「集計」になっているか確認してください。半角・全角、前後のスペース、カタカナ・ひらがなの違いに注意が必要です。</w:t>
       </w:r>
     </w:p>
     <w:p>
@@ -3511,7 +3509,7 @@
           <w:sz w:val="22"/>
           <w:lang w:eastAsia="ja-JP"/>
         </w:rPr>
-        <w:t>「データが見つかりません」と表示される</w:t>
+        <w:t>一部の店舗データだけ転記されない</w:t>
       </w:r>
     </w:p>
     <w:p>
@@ -3534,6 +3532,13 @@
           <w:color w:val="2C3E50"/>
           <w:lang w:eastAsia="ja-JP"/>
         </w:rPr>
+        <w:t>該当の店舗シートにデータが入力されているか、</w:t>
+      </w:r>
+      <w:r>
+        <w:rPr>
+          <w:color w:val="2C3E50"/>
+          <w:lang w:eastAsia="ja-JP"/>
+        </w:rPr>
         <w:t>A</w:t>
       </w:r>
       <w:r>
@@ -3541,21 +3546,7 @@
           <w:color w:val="2C3E50"/>
           <w:lang w:eastAsia="ja-JP"/>
         </w:rPr>
-        <w:t>列（</w:t>
-      </w:r>
-      <w:r>
-        <w:rPr>
-          <w:color w:val="2C3E50"/>
-          <w:lang w:eastAsia="ja-JP"/>
-        </w:rPr>
-        <w:t>ID</w:t>
-      </w:r>
-      <w:r>
-        <w:rPr>
-          <w:color w:val="2C3E50"/>
-          <w:lang w:eastAsia="ja-JP"/>
-        </w:rPr>
-        <w:t>列）にデータが入っているか確認してください。本マクロは</w:t>
+        <w:t>列（日付欄）が空でないか確認してください。本マクロは</w:t>
       </w:r>
       <w:r>
         <w:rPr>
@@ -3569,7 +3560,7 @@
           <w:color w:val="2C3E50"/>
           <w:lang w:eastAsia="ja-JP"/>
         </w:rPr>
-        <w:t>列の最終行を基準にデータ範囲を判定します。</w:t>
+        <w:t>列の最終行を基準に転記範囲を判定しています。</w:t>
       </w:r>
     </w:p>
     <w:p>
@@ -3595,315 +3586,213 @@
           <w:sz w:val="22"/>
           <w:lang w:eastAsia="ja-JP"/>
         </w:rPr>
-        <w:t>列構成が違うので動かない</w:t>
+        <w:t>店舗を追加したい</w:t>
       </w:r>
     </w:p>
     <w:p>
       <w:pPr>
         <w:ind w:left="283"/>
+        <w:rPr>
+          <w:lang w:eastAsia="ja-JP"/>
+        </w:rPr>
       </w:pPr>
       <w:r>
         <w:rPr>
           <w:b/>
           <w:color w:val="27AE60"/>
+          <w:lang w:eastAsia="ja-JP"/>
         </w:rPr>
         <w:t xml:space="preserve">A. </w:t>
       </w:r>
       <w:r>
         <w:rPr>
           <w:color w:val="2C3E50"/>
-        </w:rPr>
-        <w:t xml:space="preserve">macro.bas </w:t>
-      </w:r>
-      <w:r>
-        <w:rPr>
-          <w:color w:val="2C3E50"/>
-        </w:rPr>
-        <w:t>の以下の部分を編集してください</w:t>
+          <w:lang w:eastAsia="ja-JP"/>
+        </w:rPr>
+        <w:t>VBA</w:t>
+      </w:r>
+      <w:r>
+        <w:rPr>
+          <w:color w:val="2C3E50"/>
+          <w:lang w:eastAsia="ja-JP"/>
+        </w:rPr>
+        <w:t>エディタを開き、コード内の</w:t>
+      </w:r>
+      <w:r>
+        <w:rPr>
+          <w:color w:val="2C3E50"/>
+          <w:lang w:eastAsia="ja-JP"/>
+        </w:rPr>
+        <w:t xml:space="preserve"> </w:t>
+      </w:r>
+      <w:proofErr w:type="spellStart"/>
+      <w:r>
+        <w:rPr>
+          <w:color w:val="2C3E50"/>
+          <w:lang w:eastAsia="ja-JP"/>
+        </w:rPr>
+        <w:t>sheetNames</w:t>
+      </w:r>
+      <w:proofErr w:type="spellEnd"/>
+      <w:r>
+        <w:rPr>
+          <w:color w:val="2C3E50"/>
+          <w:lang w:eastAsia="ja-JP"/>
+        </w:rPr>
+        <w:t xml:space="preserve"> </w:t>
+      </w:r>
+      <w:r>
+        <w:rPr>
+          <w:color w:val="2C3E50"/>
+          <w:lang w:eastAsia="ja-JP"/>
+        </w:rPr>
+        <w:t>配列を編集してください。例：</w:t>
+      </w:r>
+      <w:proofErr w:type="spellStart"/>
+      <w:r>
+        <w:rPr>
+          <w:color w:val="2C3E50"/>
+          <w:lang w:eastAsia="ja-JP"/>
+        </w:rPr>
+        <w:t>sheetNames</w:t>
+      </w:r>
+      <w:proofErr w:type="spellEnd"/>
+      <w:r>
+        <w:rPr>
+          <w:color w:val="2C3E50"/>
+          <w:lang w:eastAsia="ja-JP"/>
+        </w:rPr>
+        <w:t xml:space="preserve"> = </w:t>
       </w:r>
       <w:proofErr w:type="gramStart"/>
       <w:r>
         <w:rPr>
           <w:color w:val="2C3E50"/>
-        </w:rPr>
-        <w:t>：</w:t>
-      </w:r>
-      <w:r>
-        <w:rPr>
-          <w:color w:val="2C3E50"/>
-        </w:rPr>
-        <w:t>(1)</w:t>
-      </w:r>
-      <w:r>
-        <w:rPr>
-          <w:color w:val="2C3E50"/>
-        </w:rPr>
-        <w:t>各列</w:t>
+          <w:lang w:eastAsia="ja-JP"/>
+        </w:rPr>
+        <w:t>Array(</w:t>
       </w:r>
       <w:proofErr w:type="gramEnd"/>
       <w:r>
         <w:rPr>
           <w:color w:val="2C3E50"/>
-        </w:rPr>
-        <w:t>の</w:t>
-      </w:r>
-      <w:r>
-        <w:rPr>
-          <w:color w:val="2C3E50"/>
-        </w:rPr>
-        <w:t xml:space="preserve"> StrongTrim </w:t>
-      </w:r>
-      <w:r>
-        <w:rPr>
-          <w:color w:val="2C3E50"/>
-        </w:rPr>
-        <w:t>処理（</w:t>
-      </w:r>
-      <w:r>
-        <w:rPr>
-          <w:color w:val="2C3E50"/>
-        </w:rPr>
-        <w:t>5</w:t>
-      </w:r>
-      <w:r>
-        <w:rPr>
-          <w:color w:val="2C3E50"/>
-        </w:rPr>
-        <w:t>箇所）</w:t>
-      </w:r>
-      <w:proofErr w:type="gramStart"/>
-      <w:r>
-        <w:rPr>
-          <w:color w:val="2C3E50"/>
-        </w:rPr>
-        <w:t>、</w:t>
-      </w:r>
-      <w:r>
-        <w:rPr>
-          <w:color w:val="2C3E50"/>
-        </w:rPr>
-        <w:t>(2)NormalizeCompany</w:t>
-      </w:r>
-      <w:proofErr w:type="gramEnd"/>
-      <w:r>
-        <w:rPr>
-          <w:color w:val="2C3E50"/>
-        </w:rPr>
-        <w:t xml:space="preserve"> / NormalizePhone </w:t>
-      </w:r>
-      <w:r>
-        <w:rPr>
-          <w:color w:val="2C3E50"/>
-        </w:rPr>
-        <w:t>の呼び出し列</w:t>
-      </w:r>
-      <w:proofErr w:type="gramStart"/>
-      <w:r>
-        <w:rPr>
-          <w:color w:val="2C3E50"/>
-        </w:rPr>
-        <w:t>、</w:t>
-      </w:r>
-      <w:r>
-        <w:rPr>
-          <w:color w:val="2C3E50"/>
-        </w:rPr>
-        <w:t>(3)</w:t>
-      </w:r>
-      <w:r>
-        <w:rPr>
-          <w:color w:val="2C3E50"/>
-        </w:rPr>
-        <w:t>重複判定</w:t>
-      </w:r>
-      <w:proofErr w:type="gramEnd"/>
-      <w:r>
-        <w:rPr>
-          <w:color w:val="2C3E50"/>
-        </w:rPr>
-        <w:t>キー（</w:t>
-      </w:r>
-      <w:r>
-        <w:rPr>
-          <w:color w:val="2C3E50"/>
-        </w:rPr>
-        <w:t>emailKey</w:t>
-      </w:r>
-      <w:r>
-        <w:rPr>
-          <w:color w:val="2C3E50"/>
-        </w:rPr>
-        <w:t>）の取得列</w:t>
+          <w:lang w:eastAsia="ja-JP"/>
+        </w:rPr>
+        <w:t>"</w:t>
+      </w:r>
+      <w:r>
+        <w:rPr>
+          <w:color w:val="2C3E50"/>
+          <w:lang w:eastAsia="ja-JP"/>
+        </w:rPr>
+        <w:t>東京店</w:t>
+      </w:r>
+      <w:r>
+        <w:rPr>
+          <w:color w:val="2C3E50"/>
+          <w:lang w:eastAsia="ja-JP"/>
+        </w:rPr>
+        <w:t>", "</w:t>
+      </w:r>
+      <w:r>
+        <w:rPr>
+          <w:color w:val="2C3E50"/>
+          <w:lang w:eastAsia="ja-JP"/>
+        </w:rPr>
+        <w:t>大阪店</w:t>
+      </w:r>
+      <w:r>
+        <w:rPr>
+          <w:color w:val="2C3E50"/>
+          <w:lang w:eastAsia="ja-JP"/>
+        </w:rPr>
+        <w:t>", "</w:t>
+      </w:r>
+      <w:r>
+        <w:rPr>
+          <w:color w:val="2C3E50"/>
+          <w:lang w:eastAsia="ja-JP"/>
+        </w:rPr>
+        <w:t>福岡店</w:t>
+      </w:r>
+      <w:r>
+        <w:rPr>
+          <w:color w:val="2C3E50"/>
+          <w:lang w:eastAsia="ja-JP"/>
+        </w:rPr>
+        <w:t>", "</w:t>
+      </w:r>
+      <w:r>
+        <w:rPr>
+          <w:color w:val="2C3E50"/>
+          <w:lang w:eastAsia="ja-JP"/>
+        </w:rPr>
+        <w:t>名古屋店</w:t>
+      </w:r>
+      <w:r>
+        <w:rPr>
+          <w:color w:val="2C3E50"/>
+          <w:lang w:eastAsia="ja-JP"/>
+        </w:rPr>
+        <w:t xml:space="preserve">") </w:t>
+      </w:r>
+      <w:r>
+        <w:rPr>
+          <w:color w:val="2C3E50"/>
+          <w:lang w:eastAsia="ja-JP"/>
+        </w:rPr>
+        <w:t>のように、追加したい店舗名を加えます。事前にその店舗シートを作成しておく必要があります。</w:t>
       </w:r>
     </w:p>
     <w:p>
       <w:pPr>
-        <w:spacing w:before="200" w:after="80"/>
-        <w:rPr>
-          <w:lang w:eastAsia="ja-JP"/>
-        </w:rPr>
-      </w:pPr>
-      <w:r>
-        <w:rPr>
-          <w:b/>
-          <w:color w:val="3D6AC4"/>
-          <w:sz w:val="22"/>
-          <w:lang w:eastAsia="ja-JP"/>
-        </w:rPr>
-        <w:t xml:space="preserve">Q. </w:t>
-      </w:r>
-      <w:r>
-        <w:rPr>
-          <w:b/>
-          <w:color w:val="2C3E50"/>
-          <w:sz w:val="22"/>
-          <w:lang w:eastAsia="ja-JP"/>
-        </w:rPr>
-        <w:t>重複判定をメールではなく電話番号でしたい</w:t>
+        <w:rPr>
+          <w:lang w:eastAsia="ja-JP"/>
+        </w:rPr>
+      </w:pPr>
+      <w:r>
+        <w:rPr>
+          <w:lang w:eastAsia="ja-JP"/>
+        </w:rPr>
+        <w:br w:type="page"/>
       </w:r>
     </w:p>
     <w:p>
       <w:pPr>
-        <w:ind w:left="283"/>
+        <w:spacing w:before="480" w:after="240"/>
+        <w:rPr>
+          <w:lang w:eastAsia="ja-JP"/>
+        </w:rPr>
       </w:pPr>
       <w:r>
         <w:rPr>
           <w:b/>
-          <w:color w:val="27AE60"/>
-        </w:rPr>
-        <w:t xml:space="preserve">A. </w:t>
-      </w:r>
-      <w:r>
-        <w:rPr>
-          <w:color w:val="2C3E50"/>
-        </w:rPr>
-        <w:t xml:space="preserve">macro.bas </w:t>
-      </w:r>
-      <w:r>
-        <w:rPr>
-          <w:color w:val="2C3E50"/>
-        </w:rPr>
-        <w:t>の</w:t>
-      </w:r>
-      <w:r>
-        <w:rPr>
-          <w:color w:val="2C3E50"/>
-        </w:rPr>
-        <w:t xml:space="preserve"> emailKey </w:t>
-      </w:r>
-      <w:r>
-        <w:rPr>
-          <w:color w:val="2C3E50"/>
-        </w:rPr>
-        <w:t>取得行を以下に変更</w:t>
-      </w:r>
-      <w:r>
-        <w:rPr>
-          <w:color w:val="2C3E50"/>
-        </w:rPr>
-        <w:t xml:space="preserve">: emailKey = </w:t>
-      </w:r>
-      <w:proofErr w:type="gramStart"/>
-      <w:r>
-        <w:rPr>
-          <w:color w:val="2C3E50"/>
-        </w:rPr>
-        <w:t>CStr(ws.Cells</w:t>
-      </w:r>
-      <w:proofErr w:type="gramEnd"/>
-      <w:r>
-        <w:rPr>
-          <w:color w:val="2C3E50"/>
-        </w:rPr>
-        <w:t>(i, 5</w:t>
-      </w:r>
-      <w:proofErr w:type="gramStart"/>
-      <w:r>
-        <w:rPr>
-          <w:color w:val="2C3E50"/>
-        </w:rPr>
-        <w:t>).Value</w:t>
-      </w:r>
-      <w:proofErr w:type="gramEnd"/>
-      <w:r>
-        <w:rPr>
-          <w:color w:val="2C3E50"/>
-        </w:rPr>
-        <w:t>)</w:t>
+          <w:color w:val="2C3E50"/>
+          <w:sz w:val="40"/>
+          <w:lang w:eastAsia="ja-JP"/>
+        </w:rPr>
+        <w:lastRenderedPageBreak/>
+        <w:t>カスタマイズ</w:t>
       </w:r>
     </w:p>
     <w:p>
       <w:pPr>
-        <w:spacing w:before="200" w:after="80"/>
-      </w:pPr>
-      <w:r>
-        <w:rPr>
-          <w:b/>
-          <w:color w:val="3D6AC4"/>
-          <w:sz w:val="22"/>
-        </w:rPr>
-        <w:t xml:space="preserve">Q. </w:t>
-      </w:r>
-      <w:r>
-        <w:rPr>
-          <w:b/>
-          <w:color w:val="2C3E50"/>
-          <w:sz w:val="22"/>
-        </w:rPr>
-        <w:t>別の表記ゆれパターン</w:t>
-      </w:r>
-      <w:r>
-        <w:rPr>
-          <w:b/>
-          <w:color w:val="2C3E50"/>
-          <w:sz w:val="22"/>
-        </w:rPr>
-        <w:t>(</w:t>
-      </w:r>
-      <w:r>
-        <w:rPr>
-          <w:b/>
-          <w:color w:val="2C3E50"/>
-          <w:sz w:val="22"/>
-        </w:rPr>
-        <w:t>合同会社</w:t>
-      </w:r>
-      <w:r>
-        <w:rPr>
-          <w:b/>
-          <w:color w:val="2C3E50"/>
-          <w:sz w:val="22"/>
-        </w:rPr>
-        <w:t xml:space="preserve"> </w:t>
-      </w:r>
-      <w:r>
-        <w:rPr>
-          <w:b/>
-          <w:color w:val="2C3E50"/>
-          <w:sz w:val="22"/>
-        </w:rPr>
-        <w:t>など</w:t>
-      </w:r>
-      <w:r>
-        <w:rPr>
-          <w:b/>
-          <w:color w:val="2C3E50"/>
-          <w:sz w:val="22"/>
-        </w:rPr>
-        <w:t>)</w:t>
-      </w:r>
-      <w:r>
-        <w:rPr>
-          <w:b/>
-          <w:color w:val="2C3E50"/>
-          <w:sz w:val="22"/>
-        </w:rPr>
-        <w:t>を追加したい</w:t>
+        <w:spacing w:after="120"/>
+        <w:rPr>
+          <w:lang w:eastAsia="ja-JP"/>
+        </w:rPr>
+      </w:pPr>
+      <w:r>
+        <w:rPr>
+          <w:color w:val="2C3E50"/>
+          <w:lang w:eastAsia="ja-JP"/>
+        </w:rPr>
+        <w:t>本マクロは、用途に応じてコードを少し編集することで、さまざまな業務に応用できます。</w:t>
       </w:r>
     </w:p>
     <w:p>
       <w:pPr>
-        <w:ind w:left="283"/>
+        <w:spacing w:before="360" w:after="160"/>
         <w:rPr>
           <w:lang w:eastAsia="ja-JP"/>
         </w:rPr>
@@ -3911,144 +3800,257 @@
       <w:r>
         <w:rPr>
           <w:b/>
-          <w:color w:val="27AE60"/>
-          <w:lang w:eastAsia="ja-JP"/>
-        </w:rPr>
-        <w:t xml:space="preserve">A. </w:t>
-      </w:r>
-      <w:proofErr w:type="spellStart"/>
-      <w:r>
-        <w:rPr>
-          <w:color w:val="2C3E50"/>
-          <w:lang w:eastAsia="ja-JP"/>
-        </w:rPr>
-        <w:t>NormalizeCompany</w:t>
-      </w:r>
-      <w:proofErr w:type="spellEnd"/>
-      <w:r>
-        <w:rPr>
-          <w:color w:val="2C3E50"/>
-          <w:lang w:eastAsia="ja-JP"/>
-        </w:rPr>
-        <w:t xml:space="preserve"> </w:t>
-      </w:r>
-      <w:r>
-        <w:rPr>
-          <w:color w:val="2C3E50"/>
-          <w:lang w:eastAsia="ja-JP"/>
-        </w:rPr>
-        <w:t>関数に</w:t>
-      </w:r>
-      <w:r>
-        <w:rPr>
-          <w:color w:val="2C3E50"/>
-          <w:lang w:eastAsia="ja-JP"/>
-        </w:rPr>
-        <w:t xml:space="preserve"> Replace </w:t>
-      </w:r>
-      <w:r>
-        <w:rPr>
-          <w:color w:val="2C3E50"/>
-          <w:lang w:eastAsia="ja-JP"/>
-        </w:rPr>
-        <w:t>行を追加してください。例</w:t>
-      </w:r>
-      <w:r>
-        <w:rPr>
-          <w:color w:val="2C3E50"/>
-          <w:lang w:eastAsia="ja-JP"/>
-        </w:rPr>
-        <w:t xml:space="preserve">: r = </w:t>
-      </w:r>
-      <w:proofErr w:type="gramStart"/>
-      <w:r>
-        <w:rPr>
-          <w:color w:val="2C3E50"/>
-          <w:lang w:eastAsia="ja-JP"/>
-        </w:rPr>
-        <w:t>Replace(</w:t>
-      </w:r>
-      <w:proofErr w:type="gramEnd"/>
-      <w:r>
-        <w:rPr>
-          <w:color w:val="2C3E50"/>
-          <w:lang w:eastAsia="ja-JP"/>
-        </w:rPr>
-        <w:t>r, "(</w:t>
-      </w:r>
-      <w:r>
-        <w:rPr>
-          <w:color w:val="2C3E50"/>
-          <w:lang w:eastAsia="ja-JP"/>
-        </w:rPr>
-        <w:t>合</w:t>
-      </w:r>
-      <w:r>
-        <w:rPr>
-          <w:color w:val="2C3E50"/>
-          <w:lang w:eastAsia="ja-JP"/>
-        </w:rPr>
-        <w:t>)", "</w:t>
-      </w:r>
-      <w:r>
-        <w:rPr>
-          <w:color w:val="2C3E50"/>
-          <w:lang w:eastAsia="ja-JP"/>
-        </w:rPr>
-        <w:t>合同会社</w:t>
-      </w:r>
-      <w:r>
-        <w:rPr>
-          <w:color w:val="2C3E50"/>
-          <w:lang w:eastAsia="ja-JP"/>
-        </w:rPr>
-        <w:t>")</w:t>
+          <w:color w:val="2C3E50"/>
+          <w:sz w:val="30"/>
+          <w:lang w:eastAsia="ja-JP"/>
+        </w:rPr>
+        <w:t>対象シート名の変更</w:t>
       </w:r>
     </w:p>
     <w:p>
       <w:pPr>
-        <w:rPr>
-          <w:lang w:eastAsia="ja-JP"/>
-        </w:rPr>
-      </w:pPr>
-      <w:r>
-        <w:rPr>
-          <w:lang w:eastAsia="ja-JP"/>
-        </w:rPr>
-        <w:br w:type="page"/>
+        <w:spacing w:after="120"/>
+        <w:rPr>
+          <w:lang w:eastAsia="ja-JP"/>
+        </w:rPr>
+      </w:pPr>
+      <w:r>
+        <w:rPr>
+          <w:color w:val="2C3E50"/>
+          <w:lang w:eastAsia="ja-JP"/>
+        </w:rPr>
+        <w:t>コード冒頭付近の</w:t>
+      </w:r>
+      <w:r>
+        <w:rPr>
+          <w:color w:val="2C3E50"/>
+          <w:lang w:eastAsia="ja-JP"/>
+        </w:rPr>
+        <w:t xml:space="preserve"> </w:t>
+      </w:r>
+      <w:proofErr w:type="spellStart"/>
+      <w:r>
+        <w:rPr>
+          <w:color w:val="2C3E50"/>
+          <w:lang w:eastAsia="ja-JP"/>
+        </w:rPr>
+        <w:t>sheetNames</w:t>
+      </w:r>
+      <w:proofErr w:type="spellEnd"/>
+      <w:r>
+        <w:rPr>
+          <w:color w:val="2C3E50"/>
+          <w:lang w:eastAsia="ja-JP"/>
+        </w:rPr>
+        <w:t xml:space="preserve"> </w:t>
+      </w:r>
+      <w:r>
+        <w:rPr>
+          <w:color w:val="2C3E50"/>
+          <w:lang w:eastAsia="ja-JP"/>
+        </w:rPr>
+        <w:t>配列を編集することで、対象シートを変更・追加できます。</w:t>
       </w:r>
     </w:p>
     <w:p>
       <w:pPr>
-        <w:spacing w:before="480" w:after="240"/>
-        <w:rPr>
-          <w:lang w:eastAsia="ja-JP"/>
-        </w:rPr>
-      </w:pPr>
-      <w:r>
-        <w:rPr>
-          <w:b/>
-          <w:color w:val="2C3E50"/>
-          <w:sz w:val="40"/>
-          <w:lang w:eastAsia="ja-JP"/>
-        </w:rPr>
-        <w:lastRenderedPageBreak/>
-        <w:t>カスタマイズ</w:t>
+        <w:spacing w:after="120"/>
+        <w:rPr>
+          <w:lang w:eastAsia="ja-JP"/>
+        </w:rPr>
+      </w:pPr>
+      <w:r>
+        <w:rPr>
+          <w:color w:val="6B655E"/>
+          <w:sz w:val="20"/>
+          <w:lang w:eastAsia="ja-JP"/>
+        </w:rPr>
+        <w:t>例：「営業</w:t>
+      </w:r>
+      <w:r>
+        <w:rPr>
+          <w:color w:val="6B655E"/>
+          <w:sz w:val="20"/>
+          <w:lang w:eastAsia="ja-JP"/>
+        </w:rPr>
+        <w:t>1</w:t>
+      </w:r>
+      <w:r>
+        <w:rPr>
+          <w:color w:val="6B655E"/>
+          <w:sz w:val="20"/>
+          <w:lang w:eastAsia="ja-JP"/>
+        </w:rPr>
+        <w:t>課・営業</w:t>
+      </w:r>
+      <w:r>
+        <w:rPr>
+          <w:color w:val="6B655E"/>
+          <w:sz w:val="20"/>
+          <w:lang w:eastAsia="ja-JP"/>
+        </w:rPr>
+        <w:t>2</w:t>
+      </w:r>
+      <w:r>
+        <w:rPr>
+          <w:color w:val="6B655E"/>
+          <w:sz w:val="20"/>
+          <w:lang w:eastAsia="ja-JP"/>
+        </w:rPr>
+        <w:t>課・営業</w:t>
+      </w:r>
+      <w:r>
+        <w:rPr>
+          <w:color w:val="6B655E"/>
+          <w:sz w:val="20"/>
+          <w:lang w:eastAsia="ja-JP"/>
+        </w:rPr>
+        <w:t>3</w:t>
+      </w:r>
+      <w:r>
+        <w:rPr>
+          <w:color w:val="6B655E"/>
+          <w:sz w:val="20"/>
+          <w:lang w:eastAsia="ja-JP"/>
+        </w:rPr>
+        <w:t>課」を集計したい場合</w:t>
       </w:r>
     </w:p>
     <w:p>
       <w:pPr>
-        <w:spacing w:after="120"/>
-        <w:rPr>
-          <w:lang w:eastAsia="ja-JP"/>
-        </w:rPr>
-      </w:pPr>
-      <w:r>
-        <w:rPr>
-          <w:color w:val="2C3E50"/>
-          <w:lang w:eastAsia="ja-JP"/>
-        </w:rPr>
-        <w:t>本マクロは、用途に応じてコードを少し編集することで、さまざまな業務に応用できます。</w:t>
+        <w:ind w:left="283"/>
+      </w:pPr>
+      <w:proofErr w:type="spellStart"/>
+      <w:r>
+        <w:rPr>
+          <w:rFonts w:ascii="Menlo" w:hAnsi="Menlo"/>
+          <w:color w:val="3D6AC4"/>
+          <w:sz w:val="20"/>
+        </w:rPr>
+        <w:t>sheetNames</w:t>
+      </w:r>
+      <w:proofErr w:type="spellEnd"/>
+      <w:r>
+        <w:rPr>
+          <w:rFonts w:ascii="Menlo" w:hAnsi="Menlo"/>
+          <w:color w:val="3D6AC4"/>
+          <w:sz w:val="20"/>
+        </w:rPr>
+        <w:t xml:space="preserve"> = </w:t>
+      </w:r>
+      <w:proofErr w:type="gramStart"/>
+      <w:r>
+        <w:rPr>
+          <w:rFonts w:ascii="Menlo" w:hAnsi="Menlo"/>
+          <w:color w:val="3D6AC4"/>
+          <w:sz w:val="20"/>
+        </w:rPr>
+        <w:t>Array(</w:t>
+      </w:r>
+      <w:proofErr w:type="gramEnd"/>
+      <w:r>
+        <w:rPr>
+          <w:rFonts w:ascii="Menlo" w:hAnsi="Menlo"/>
+          <w:color w:val="3D6AC4"/>
+          <w:sz w:val="20"/>
+        </w:rPr>
+        <w:t>"</w:t>
+      </w:r>
+      <w:r>
+        <w:rPr>
+          <w:rFonts w:ascii="Menlo" w:hAnsi="Menlo"/>
+          <w:color w:val="3D6AC4"/>
+          <w:sz w:val="20"/>
+        </w:rPr>
+        <w:t>営業</w:t>
+      </w:r>
+      <w:r>
+        <w:rPr>
+          <w:rFonts w:ascii="Menlo" w:hAnsi="Menlo"/>
+          <w:color w:val="3D6AC4"/>
+          <w:sz w:val="20"/>
+        </w:rPr>
+        <w:t>1</w:t>
+      </w:r>
+      <w:r>
+        <w:rPr>
+          <w:rFonts w:ascii="Menlo" w:hAnsi="Menlo"/>
+          <w:color w:val="3D6AC4"/>
+          <w:sz w:val="20"/>
+        </w:rPr>
+        <w:t>課</w:t>
+      </w:r>
+      <w:r>
+        <w:rPr>
+          <w:rFonts w:ascii="Menlo" w:hAnsi="Menlo"/>
+          <w:color w:val="3D6AC4"/>
+          <w:sz w:val="20"/>
+        </w:rPr>
+        <w:t>", "</w:t>
+      </w:r>
+      <w:r>
+        <w:rPr>
+          <w:rFonts w:ascii="Menlo" w:hAnsi="Menlo"/>
+          <w:color w:val="3D6AC4"/>
+          <w:sz w:val="20"/>
+        </w:rPr>
+        <w:t>営業</w:t>
+      </w:r>
+      <w:r>
+        <w:rPr>
+          <w:rFonts w:ascii="Menlo" w:hAnsi="Menlo"/>
+          <w:color w:val="3D6AC4"/>
+          <w:sz w:val="20"/>
+        </w:rPr>
+        <w:t>2</w:t>
+      </w:r>
+      <w:r>
+        <w:rPr>
+          <w:rFonts w:ascii="Menlo" w:hAnsi="Menlo"/>
+          <w:color w:val="3D6AC4"/>
+          <w:sz w:val="20"/>
+        </w:rPr>
+        <w:t>課</w:t>
+      </w:r>
+      <w:r>
+        <w:rPr>
+          <w:rFonts w:ascii="Menlo" w:hAnsi="Menlo"/>
+          <w:color w:val="3D6AC4"/>
+          <w:sz w:val="20"/>
+        </w:rPr>
+        <w:t>", "</w:t>
+      </w:r>
+      <w:r>
+        <w:rPr>
+          <w:rFonts w:ascii="Menlo" w:hAnsi="Menlo"/>
+          <w:color w:val="3D6AC4"/>
+          <w:sz w:val="20"/>
+        </w:rPr>
+        <w:t>営業</w:t>
+      </w:r>
+      <w:r>
+        <w:rPr>
+          <w:rFonts w:ascii="Menlo" w:hAnsi="Menlo"/>
+          <w:color w:val="3D6AC4"/>
+          <w:sz w:val="20"/>
+        </w:rPr>
+        <w:t>3</w:t>
+      </w:r>
+      <w:r>
+        <w:rPr>
+          <w:rFonts w:ascii="Menlo" w:hAnsi="Menlo"/>
+          <w:color w:val="3D6AC4"/>
+          <w:sz w:val="20"/>
+        </w:rPr>
+        <w:t>課</w:t>
+      </w:r>
+      <w:r>
+        <w:rPr>
+          <w:rFonts w:ascii="Menlo" w:hAnsi="Menlo"/>
+          <w:color w:val="3D6AC4"/>
+          <w:sz w:val="20"/>
+        </w:rPr>
+        <w:t>")</w:t>
       </w:r>
     </w:p>
     <w:p>
@@ -4065,7 +4067,7 @@
           <w:sz w:val="30"/>
           <w:lang w:eastAsia="ja-JP"/>
         </w:rPr>
-        <w:t>対象列の変更</w:t>
+        <w:t>データ項目の追加・変更</w:t>
       </w:r>
     </w:p>
     <w:p>
@@ -4080,77 +4082,21 @@
           <w:color w:val="2C3E50"/>
           <w:lang w:eastAsia="ja-JP"/>
         </w:rPr>
-        <w:t>現状は</w:t>
-      </w:r>
-      <w:r>
-        <w:rPr>
-          <w:color w:val="2C3E50"/>
-          <w:lang w:eastAsia="ja-JP"/>
-        </w:rPr>
-        <w:t>5</w:t>
-      </w:r>
-      <w:r>
-        <w:rPr>
-          <w:color w:val="2C3E50"/>
-          <w:lang w:eastAsia="ja-JP"/>
-        </w:rPr>
-        <w:t>列（</w:t>
-      </w:r>
-      <w:r>
-        <w:rPr>
-          <w:color w:val="2C3E50"/>
-          <w:lang w:eastAsia="ja-JP"/>
-        </w:rPr>
-        <w:t>ID/</w:t>
-      </w:r>
-      <w:r>
-        <w:rPr>
-          <w:color w:val="2C3E50"/>
-          <w:lang w:eastAsia="ja-JP"/>
-        </w:rPr>
-        <w:t>会社名</w:t>
-      </w:r>
-      <w:r>
-        <w:rPr>
-          <w:color w:val="2C3E50"/>
-          <w:lang w:eastAsia="ja-JP"/>
-        </w:rPr>
-        <w:t>/</w:t>
-      </w:r>
-      <w:r>
-        <w:rPr>
-          <w:color w:val="2C3E50"/>
-          <w:lang w:eastAsia="ja-JP"/>
-        </w:rPr>
-        <w:t>担当者名</w:t>
-      </w:r>
-      <w:r>
-        <w:rPr>
-          <w:color w:val="2C3E50"/>
-          <w:lang w:eastAsia="ja-JP"/>
-        </w:rPr>
-        <w:t>/</w:t>
-      </w:r>
-      <w:r>
-        <w:rPr>
-          <w:color w:val="2C3E50"/>
-          <w:lang w:eastAsia="ja-JP"/>
-        </w:rPr>
-        <w:t>メール</w:t>
-      </w:r>
-      <w:r>
-        <w:rPr>
-          <w:color w:val="2C3E50"/>
-          <w:lang w:eastAsia="ja-JP"/>
-        </w:rPr>
-        <w:t>/</w:t>
-      </w:r>
-      <w:r>
-        <w:rPr>
-          <w:color w:val="2C3E50"/>
-          <w:lang w:eastAsia="ja-JP"/>
-        </w:rPr>
-        <w:t>電話番号）を対象にしていますが、列数や順番を変更可能です。</w:t>
+        <w:t>現状は「日付・商品名・数量・売上」の</w:t>
+      </w:r>
+      <w:r>
+        <w:rPr>
+          <w:color w:val="2C3E50"/>
+          <w:lang w:eastAsia="ja-JP"/>
+        </w:rPr>
+        <w:t>4</w:t>
+      </w:r>
+      <w:r>
+        <w:rPr>
+          <w:color w:val="2C3E50"/>
+          <w:lang w:eastAsia="ja-JP"/>
+        </w:rPr>
+        <w:t>項目を転記していますが、項目を増やしたい場合や、項目名を変更したい場合は、コード内の以下の部分を編集することで対応できます。</w:t>
       </w:r>
     </w:p>
     <w:p>
@@ -4162,209 +4108,71 @@
         <w:rPr>
           <w:color w:val="2C3E50"/>
         </w:rPr>
-        <w:t>StrongTrim</w:t>
-      </w:r>
-      <w:r>
-        <w:rPr>
-          <w:color w:val="2C3E50"/>
-        </w:rPr>
-        <w:t>処理の対象列</w:t>
+        <w:t>転記する列数を変更：</w:t>
+      </w:r>
+      <w:r>
+        <w:rPr>
+          <w:color w:val="2C3E50"/>
+        </w:rPr>
+        <w:t>sourceRow</w:t>
       </w:r>
       <w:proofErr w:type="spellEnd"/>
       <w:r>
         <w:rPr>
           <w:color w:val="2C3E50"/>
         </w:rPr>
-        <w:t xml:space="preserve">: </w:t>
-      </w:r>
-      <w:r>
-        <w:rPr>
-          <w:color w:val="2C3E50"/>
-        </w:rPr>
-        <w:t>「</w:t>
-      </w:r>
-      <w:r>
-        <w:rPr>
-          <w:color w:val="2C3E50"/>
-        </w:rPr>
-        <w:t>For j = 1 To 5</w:t>
-      </w:r>
-      <w:r>
-        <w:rPr>
-          <w:color w:val="2C3E50"/>
-        </w:rPr>
-        <w:t>」の数字を変更</w:t>
-      </w:r>
-    </w:p>
-    <w:p>
-      <w:pPr>
-        <w:pStyle w:val="a0"/>
-      </w:pPr>
-      <w:r>
-        <w:rPr>
-          <w:color w:val="2C3E50"/>
-        </w:rPr>
-        <w:t>重複判定キー</w:t>
-      </w:r>
-      <w:r>
-        <w:rPr>
-          <w:color w:val="2C3E50"/>
-        </w:rPr>
-        <w:t xml:space="preserve">: ws.Cells(i, 4).Value </w:t>
-      </w:r>
-      <w:r>
-        <w:rPr>
-          <w:color w:val="2C3E50"/>
-        </w:rPr>
-        <w:t>の列番号を変更</w:t>
-      </w:r>
-    </w:p>
-    <w:p>
-      <w:pPr>
-        <w:pStyle w:val="a0"/>
-      </w:pPr>
-      <w:r>
-        <w:rPr>
-          <w:color w:val="2C3E50"/>
-        </w:rPr>
-        <w:t>会社名の正規化対象列</w:t>
-      </w:r>
-      <w:r>
-        <w:rPr>
-          <w:color w:val="2C3E50"/>
-        </w:rPr>
-        <w:t xml:space="preserve">: ws.Cells(i, 2) </w:t>
-      </w:r>
-      <w:r>
-        <w:rPr>
-          <w:color w:val="2C3E50"/>
-        </w:rPr>
-        <w:t>の列番号を変更</w:t>
-      </w:r>
-    </w:p>
-    <w:p>
-      <w:pPr>
-        <w:pStyle w:val="a0"/>
-      </w:pPr>
-      <w:r>
-        <w:rPr>
-          <w:color w:val="2C3E50"/>
-        </w:rPr>
-        <w:t>電話番号の正規化対象列</w:t>
-      </w:r>
-      <w:r>
-        <w:rPr>
-          <w:color w:val="2C3E50"/>
-        </w:rPr>
-        <w:t xml:space="preserve">: ws.Cells(i, 5) </w:t>
-      </w:r>
-      <w:r>
-        <w:rPr>
-          <w:color w:val="2C3E50"/>
-        </w:rPr>
-        <w:t>の列番号を変更</w:t>
-      </w:r>
-    </w:p>
-    <w:p>
-      <w:pPr>
-        <w:spacing w:before="360" w:after="160"/>
-        <w:rPr>
-          <w:lang w:eastAsia="ja-JP"/>
-        </w:rPr>
-      </w:pPr>
-      <w:r>
-        <w:rPr>
-          <w:b/>
-          <w:color w:val="2C3E50"/>
-          <w:sz w:val="30"/>
-          <w:lang w:eastAsia="ja-JP"/>
-        </w:rPr>
-        <w:t>重複削除の優先ルールを変更</w:t>
-      </w:r>
-    </w:p>
-    <w:p>
-      <w:pPr>
-        <w:spacing w:after="120"/>
-        <w:rPr>
-          <w:lang w:eastAsia="ja-JP"/>
-        </w:rPr>
-      </w:pPr>
-      <w:r>
-        <w:rPr>
-          <w:color w:val="2C3E50"/>
-          <w:lang w:eastAsia="ja-JP"/>
-        </w:rPr>
-        <w:t>現状は「最初の行を残す」仕様。「最後の行を残す」に変更したい場合は、第</w:t>
-      </w:r>
-      <w:r>
-        <w:rPr>
-          <w:color w:val="2C3E50"/>
-          <w:lang w:eastAsia="ja-JP"/>
-        </w:rPr>
-        <w:t>1</w:t>
-      </w:r>
-      <w:r>
-        <w:rPr>
-          <w:color w:val="2C3E50"/>
-          <w:lang w:eastAsia="ja-JP"/>
-        </w:rPr>
-        <w:t>パスのループ方向を反転してください。</w:t>
-      </w:r>
-    </w:p>
-    <w:p>
-      <w:pPr>
-        <w:spacing w:before="360" w:after="160"/>
-      </w:pPr>
+        <w:t xml:space="preserve"> </w:t>
+      </w:r>
       <w:proofErr w:type="spellStart"/>
       <w:r>
         <w:rPr>
-          <w:b/>
-          <w:color w:val="2C3E50"/>
-          <w:sz w:val="30"/>
-        </w:rPr>
-        <w:t>正規化ルールの追加</w:t>
+          <w:color w:val="2C3E50"/>
+        </w:rPr>
+        <w:t>ループ内の</w:t>
+      </w:r>
+      <w:proofErr w:type="spellEnd"/>
+      <w:r>
+        <w:rPr>
+          <w:color w:val="2C3E50"/>
+        </w:rPr>
+        <w:t xml:space="preserve"> Value </w:t>
+      </w:r>
+      <w:proofErr w:type="spellStart"/>
+      <w:r>
+        <w:rPr>
+          <w:color w:val="2C3E50"/>
+        </w:rPr>
+        <w:t>代入行を増減</w:t>
       </w:r>
       <w:proofErr w:type="spellEnd"/>
     </w:p>
     <w:p>
       <w:pPr>
-        <w:spacing w:after="120"/>
-      </w:pPr>
-      <w:r>
-        <w:rPr>
-          <w:color w:val="2C3E50"/>
-        </w:rPr>
-        <w:t xml:space="preserve">NormalizeCompany </w:t>
-      </w:r>
-      <w:r>
-        <w:rPr>
-          <w:color w:val="2C3E50"/>
-        </w:rPr>
-        <w:t>と</w:t>
-      </w:r>
-      <w:r>
-        <w:rPr>
-          <w:color w:val="2C3E50"/>
-        </w:rPr>
-        <w:t xml:space="preserve"> NormalizePhone </w:t>
-      </w:r>
-      <w:r>
-        <w:rPr>
-          <w:color w:val="2C3E50"/>
-        </w:rPr>
-        <w:t>の関数に</w:t>
-      </w:r>
-      <w:r>
-        <w:rPr>
-          <w:color w:val="2C3E50"/>
-        </w:rPr>
-        <w:t xml:space="preserve"> Replace </w:t>
-      </w:r>
-      <w:r>
-        <w:rPr>
-          <w:color w:val="2C3E50"/>
-        </w:rPr>
-        <w:t>行を追加することで、新しい表記ゆれパターンに対応可能です。</w:t>
+        <w:pStyle w:val="a0"/>
+        <w:rPr>
+          <w:lang w:eastAsia="ja-JP"/>
+        </w:rPr>
+      </w:pPr>
+      <w:r>
+        <w:rPr>
+          <w:color w:val="2C3E50"/>
+          <w:lang w:eastAsia="ja-JP"/>
+        </w:rPr>
+        <w:t>集計シートのクリア範囲を変更：「</w:t>
+      </w:r>
+      <w:r>
+        <w:rPr>
+          <w:color w:val="2C3E50"/>
+          <w:lang w:eastAsia="ja-JP"/>
+        </w:rPr>
+        <w:t>A2:E10000</w:t>
+      </w:r>
+      <w:r>
+        <w:rPr>
+          <w:color w:val="2C3E50"/>
+          <w:lang w:eastAsia="ja-JP"/>
+        </w:rPr>
+        <w:t>」の部分を実際の列数に合わせる</w:t>
       </w:r>
     </w:p>
     <w:p>
@@ -4411,11 +4219,12 @@
       <w:pPr>
         <w:spacing w:before="240"/>
         <w:rPr>
-          <w:bCs/>
+          <w:b/>
           <w:i/>
           <w:iCs/>
           <w:sz w:val="26"/>
           <w:szCs w:val="26"/>
+          <w:u w:val="single"/>
           <w:lang w:eastAsia="ja-JP"/>
         </w:rPr>
       </w:pPr>
@@ -4953,31 +4762,31 @@
       </w:rPr>
     </w:lvl>
   </w:abstractNum>
-  <w:num w:numId="1" w16cid:durableId="839975357">
+  <w:num w:numId="1" w16cid:durableId="183786676">
     <w:abstractNumId w:val="8"/>
   </w:num>
-  <w:num w:numId="2" w16cid:durableId="1325010576">
+  <w:num w:numId="2" w16cid:durableId="1433277115">
     <w:abstractNumId w:val="6"/>
   </w:num>
-  <w:num w:numId="3" w16cid:durableId="1664164955">
+  <w:num w:numId="3" w16cid:durableId="749036252">
     <w:abstractNumId w:val="5"/>
   </w:num>
-  <w:num w:numId="4" w16cid:durableId="415715614">
+  <w:num w:numId="4" w16cid:durableId="850217278">
     <w:abstractNumId w:val="4"/>
   </w:num>
-  <w:num w:numId="5" w16cid:durableId="2116826983">
+  <w:num w:numId="5" w16cid:durableId="200284299">
     <w:abstractNumId w:val="7"/>
   </w:num>
-  <w:num w:numId="6" w16cid:durableId="1139421880">
+  <w:num w:numId="6" w16cid:durableId="335038785">
     <w:abstractNumId w:val="3"/>
   </w:num>
-  <w:num w:numId="7" w16cid:durableId="532352843">
+  <w:num w:numId="7" w16cid:durableId="558832943">
     <w:abstractNumId w:val="2"/>
   </w:num>
-  <w:num w:numId="8" w16cid:durableId="1620527674">
+  <w:num w:numId="8" w16cid:durableId="1415198993">
     <w:abstractNumId w:val="1"/>
   </w:num>
-  <w:num w:numId="9" w16cid:durableId="166755145">
+  <w:num w:numId="9" w16cid:durableId="1908108942">
     <w:abstractNumId w:val="0"/>
   </w:num>
 </w:numbering>
